--- a/A3.docx
+++ b/A3.docx
@@ -65,7 +65,7 @@
                     </pic:cNvPicPr>
                   </pic:nvPicPr>
                   <pic:blipFill>
-                    <a:blip r:embed="rId6">
+                    <a:blip r:embed="rId7">
                       <a:extLst>
                         <a:ext uri="{28A0092B-C50C-407E-A947-70E740481C1C}">
                           <a14:useLocalDpi xmlns:a14="http://schemas.microsoft.com/office/drawing/2010/main" val="0"/>
@@ -125,13 +125,7 @@
     </w:p>
     <w:p/>
     <w:p/>
-    <w:p>
-      <w:pPr>
-        <w:rPr>
-          <w:rFonts w:hint="eastAsia"/>
-        </w:rPr>
-      </w:pPr>
-    </w:p>
+    <w:p/>
     <w:p/>
     <w:p/>
     <w:p>
@@ -197,7 +191,7 @@
                     </pic:cNvPicPr>
                   </pic:nvPicPr>
                   <pic:blipFill>
-                    <a:blip r:embed="rId7">
+                    <a:blip r:embed="rId8">
                       <a:extLst>
                         <a:ext uri="{28A0092B-C50C-407E-A947-70E740481C1C}">
                           <a14:useLocalDpi xmlns:a14="http://schemas.microsoft.com/office/drawing/2010/main" val="0"/>
@@ -229,20 +223,19 @@
         </w:drawing>
       </w:r>
     </w:p>
-    <w:p>
-      <w:pPr>
-        <w:rPr>
-          <w:rFonts w:hint="eastAsia"/>
-        </w:rPr>
-      </w:pPr>
-    </w:p>
-    <w:p>
-      <w:pPr>
-        <w:rPr>
-          <w:rFonts w:hint="eastAsia"/>
-        </w:rPr>
-      </w:pPr>
-      <w:r>
+    <w:p/>
+    <w:p>
+      <w:pPr>
+        <w:widowControl/>
+        <w:jc w:val="left"/>
+      </w:pPr>
+      <w:r>
+        <w:br w:type="page"/>
+      </w:r>
+    </w:p>
+    <w:p>
+      <w:r>
+        <w:lastRenderedPageBreak/>
         <w:t>TO DO 4: Person-Dependent Classification Results</w:t>
       </w:r>
     </w:p>
@@ -251,7 +244,6 @@
         <w:rPr>
           <w:noProof/>
         </w:rPr>
-        <w:lastRenderedPageBreak/>
         <w:drawing>
           <wp:inline distT="0" distB="0" distL="0" distR="0" wp14:anchorId="09E59DB9" wp14:editId="1CEEDB7B">
             <wp:extent cx="5247640" cy="4472305"/>
@@ -265,118 +257,6 @@
                 <pic:pic xmlns:pic="http://schemas.openxmlformats.org/drawingml/2006/picture">
                   <pic:nvPicPr>
                     <pic:cNvPr id="0" name="Picture 21"/>
-                    <pic:cNvPicPr>
-                      <a:picLocks noChangeAspect="1" noChangeArrowheads="1"/>
-                    </pic:cNvPicPr>
-                  </pic:nvPicPr>
-                  <pic:blipFill>
-                    <a:blip r:embed="rId8">
-                      <a:extLst>
-                        <a:ext uri="{28A0092B-C50C-407E-A947-70E740481C1C}">
-                          <a14:useLocalDpi xmlns:a14="http://schemas.microsoft.com/office/drawing/2010/main" val="0"/>
-                        </a:ext>
-                      </a:extLst>
-                    </a:blip>
-                    <a:srcRect/>
-                    <a:stretch>
-                      <a:fillRect/>
-                    </a:stretch>
-                  </pic:blipFill>
-                  <pic:spPr bwMode="auto">
-                    <a:xfrm>
-                      <a:off x="0" y="0"/>
-                      <a:ext cx="5247640" cy="4472305"/>
-                    </a:xfrm>
-                    <a:prstGeom prst="rect">
-                      <a:avLst/>
-                    </a:prstGeom>
-                    <a:noFill/>
-                    <a:ln>
-                      <a:noFill/>
-                    </a:ln>
-                  </pic:spPr>
-                </pic:pic>
-              </a:graphicData>
-            </a:graphic>
-          </wp:inline>
-        </w:drawing>
-      </w:r>
-    </w:p>
-    <w:p/>
-    <w:p>
-      <w:r>
-        <w:t>TO DO 5: Person-Independent Classification and Comparison</w:t>
-      </w:r>
-    </w:p>
-    <w:p>
-      <w:r>
-        <w:t>The person-independent model was trained on data from eight other subjects and tested on the target subject's data. Figure Y shows the resulting confusion matrix. This model achieves an overall accuracy of 93.8 percent, with 594 correct classifications out of 633 total samples.</w:t>
-      </w:r>
-    </w:p>
-    <w:p>
-      <w:r>
-        <w:t>For Stationary activity, precision is 88.6 percent while recall remains high at 99.2 percent, with 117 out of 118 instances correctly identified. The single false negative is misclassified as Elevator-up. However, the model produces 15 false positives from Walking-flat-surface, reducing precision compared to the person-dependent model. This suggests that other subjects' stationary patterns differ slightly, and the classifier learns to associate certain low-variance patterns with Stationary that actually correspond to slow walking in the target subject.</w:t>
-      </w:r>
-    </w:p>
-    <w:p>
-      <w:r>
-        <w:t>Walking-flat-surface achieves precision of 94.3 percent but recall drops to 84.7 percent, with 100 correct classifications out of 118 true instances. Fifteen samples are misclassified as Stationary, two as Elevator-up, and one as Running. This substantial increase in false negatives to Stationary indicates significant individual variation in gait patterns across subjects. What constitutes normal walking for the target subject may resemble the stationary behavior of other subjects, particularly if they hold phones differently or walk at different speeds.</w:t>
-      </w:r>
-    </w:p>
-    <w:p>
-      <w:r>
-        <w:t xml:space="preserve">Walking-up-stairs shows precision of 95.2 percent and recall of 90.9 percent, with 60 correct classifications out of 66 instances. One sample is misclassified as Walking-flat-surface, four as Elevator-up, and one as Elevator-down. The confusion with Elevator-up increases compared to the person-dependent model, suggesting that the pressure slope signatures of </w:t>
-      </w:r>
-      <w:r>
-        <w:lastRenderedPageBreak/>
-        <w:t>stair climbing vary more across individuals than elevator movement.</w:t>
-      </w:r>
-    </w:p>
-    <w:p>
-      <w:r>
-        <w:t>Walking-down-stairs maintains strong performance with precision of 95.7 percent and recall of 97.1 percent, with 66 correct classifications out of 68 instances. Only one sample is misclassified as Walking-flat-surface and one as Elevator-down. This robustness indicates that downward stair movement has more consistent kinematic patterns across subjects.</w:t>
-      </w:r>
-    </w:p>
-    <w:p>
-      <w:r>
-        <w:t>Elevator-up demonstrates precision of 88.4 percent and recall of 95.3 percent, with 61 correct classifications out of 64 instances. One sample is misclassified as Walking-flat-surface, two as Walking-up-stairs, and none as other activities. The slight decrease in precision reflects individual differences in elevator speed and building pressure characteristics.</w:t>
-      </w:r>
-    </w:p>
-    <w:p>
-      <w:r>
-        <w:t>Running maintains excellent performance with precision of 98.1 percent and recall of 97.2 percent, with 105 correct classifications out of 108 instances. Two samples are misclassified as Walking-flat-surface and one as Walking-up-stairs. The minimal degradation confirms that running biomechanics are highly consistent across individuals.</w:t>
-      </w:r>
-    </w:p>
-    <w:p>
-      <w:r>
-        <w:t>Elevator-down achieves the highest precision among all activities at 98.5 percent, with recall of 92.9 percent and 65 correct classifications out of 70 instances. One sample is misclassified as Walking-flat-surface, three as Walking-down-stairs, and one as Elevator-up. The strong performance suggests that elevator descent produces reliable pressure signatures regardless of individual differences.</w:t>
-      </w:r>
-    </w:p>
-    <w:p>
-      <w:r>
-        <w:t>Comparing the two models, the person-dependent approach outperforms the person-independent approach by 1.6 percentage points in overall accuracy (95.4 percent versus 93.8 percent). The macro-averaged precision decreases from 95.0 percent to 94.1 percent, and macro-averaged recall decreases from 95.3 percent to 93.9 percent. The most significant degradation occurs for Walking-flat-surface, where recall drops by 5.1 percentage points, primarily due to increased confusion with Stationary. This finding highlights that gait patterns are subject-specific, and models trained on one individual may not generalize perfectly to others without adaptation. Stationary and Running remain the most robust activities across both modeling approaches, while activities involving subtle transitions between movement types, particularly Walking-flat-surface and Elevator-up, show greater sensitivity to inter-subject variability.</w:t>
-      </w:r>
-    </w:p>
-    <w:p/>
-    <w:p>
-      <w:r>
-        <w:rPr>
-          <w:noProof/>
-        </w:rPr>
-        <w:lastRenderedPageBreak/>
-        <w:drawing>
-          <wp:inline distT="0" distB="0" distL="0" distR="0" wp14:anchorId="67C24304" wp14:editId="7EDC58A0">
-            <wp:extent cx="5247640" cy="4472305"/>
-            <wp:effectExtent l="0" t="0" r="0" b="4445"/>
-            <wp:docPr id="1171890492" name="图片 4"/>
-            <wp:cNvGraphicFramePr>
-              <a:graphicFrameLocks xmlns:a="http://schemas.openxmlformats.org/drawingml/2006/main" noChangeAspect="1"/>
-            </wp:cNvGraphicFramePr>
-            <a:graphic xmlns:a="http://schemas.openxmlformats.org/drawingml/2006/main">
-              <a:graphicData uri="http://schemas.openxmlformats.org/drawingml/2006/picture">
-                <pic:pic xmlns:pic="http://schemas.openxmlformats.org/drawingml/2006/picture">
-                  <pic:nvPicPr>
-                    <pic:cNvPr id="0" name="Picture 23"/>
                     <pic:cNvPicPr>
                       <a:picLocks noChangeAspect="1" noChangeArrowheads="1"/>
                     </pic:cNvPicPr>
@@ -417,6 +297,123 @@
     <w:p/>
     <w:p>
       <w:r>
+        <w:t>TO DO 5: Person-Independent Classification and Comparison</w:t>
+      </w:r>
+    </w:p>
+    <w:p>
+      <w:r>
+        <w:t>The person-independent model was trained on data from eight other subjects and tested on the target subject's data. Figure Y shows the resulting confusion matrix. This model achieves an overall accuracy of 93.8 percent, with 594 correct classifications out of 633 total samples.</w:t>
+      </w:r>
+    </w:p>
+    <w:p>
+      <w:r>
+        <w:t>For Stationary activity, precision is 88.6 percent while recall remains high at 99.2 percent, with 117 out of 118 instances correctly identified. The single false negative is misclassified as Elevator-up. However, the model produces 15 false positives from Walking-flat-surface, reducing precision compared to the person-dependent model. This suggests that other subjects' stationary patterns differ slightly, and the classifier learns to associate certain low-variance patterns with Stationary that actually correspond to slow walking in the target subject.</w:t>
+      </w:r>
+    </w:p>
+    <w:p>
+      <w:r>
+        <w:t>Walking-flat-surface achieves precision of 94.3 percent but recall drops to 84.7 percent, with 100 correct classifications out of 118 true instances. Fifteen samples are misclassified as Stationary, two as Elevator-up, and one as Running. This substantial increase in false negatives to Stationary indicates significant individual variation in gait patterns across subjects. What constitutes normal walking for the target subject may resemble the stationary behavior of other subjects, particularly if they hold phones differently or walk at different speeds.</w:t>
+      </w:r>
+    </w:p>
+    <w:p>
+      <w:r>
+        <w:t xml:space="preserve">Walking-up-stairs shows precision of 95.2 percent and recall of 90.9 percent, with 60 correct classifications out of 66 instances. One sample is misclassified as Walking-flat-surface, four as Elevator-up, and one as Elevator-down. The confusion with Elevator-up increases </w:t>
+      </w:r>
+      <w:r>
+        <w:lastRenderedPageBreak/>
+        <w:t>compared to the person-dependent model, suggesting that the pressure slope signatures of stair climbing vary more across individuals than elevator movement.</w:t>
+      </w:r>
+    </w:p>
+    <w:p>
+      <w:r>
+        <w:t>Walking-down-stairs maintains strong performance with precision of 95.7 percent and recall of 97.1 percent, with 66 correct classifications out of 68 instances. Only one sample is misclassified as Walking-flat-surface and one as Elevator-down. This robustness indicates that downward stair movement has more consistent kinematic patterns across subjects.</w:t>
+      </w:r>
+    </w:p>
+    <w:p>
+      <w:r>
+        <w:t>Elevator-up demonstrates precision of 88.4 percent and recall of 95.3 percent, with 61 correct classifications out of 64 instances. One sample is misclassified as Walking-flat-surface, two as Walking-up-stairs, and none as other activities. The slight decrease in precision reflects individual differences in elevator speed and building pressure characteristics.</w:t>
+      </w:r>
+    </w:p>
+    <w:p>
+      <w:r>
+        <w:t>Running maintains excellent performance with precision of 98.1 percent and recall of 97.2 percent, with 105 correct classifications out of 108 instances. Two samples are misclassified as Walking-flat-surface and one as Walking-up-stairs. The minimal degradation confirms that running biomechanics are highly consistent across individuals.</w:t>
+      </w:r>
+    </w:p>
+    <w:p>
+      <w:r>
+        <w:t>Elevator-down achieves the highest precision among all activities at 98.5 percent, with recall of 92.9 percent and 65 correct classifications out of 70 instances. One sample is misclassified as Walking-flat-surface, three as Walking-down-stairs, and one as Elevator-up. The strong performance suggests that elevator descent produces reliable pressure signatures regardless of individual differences.</w:t>
+      </w:r>
+    </w:p>
+    <w:p>
+      <w:r>
+        <w:t>Comparing the two models, the person-dependent approach outperforms the person-independent approach by 1.6 percentage points in overall accuracy (95.4 percent versus 93.8 percent). The macro-averaged precision decreases from 95.0 percent to 94.1 percent, and macro-averaged recall decreases from 95.3 percent to 93.9 percent. The most significant degradation occurs for Walking-flat-surface, where recall drops by 5.1 percentage points, primarily due to increased confusion with Stationary. This finding highlights that gait patterns are subject-specific, and models trained on one individual may not generalize perfectly to others without adaptation. Stationary and Running remain the most robust activities across both modeling approaches, while activities involving subtle transitions between movement types, particularly Walking-flat-surface and Elevator-up, show greater sensitivity to inter-subject variability.</w:t>
+      </w:r>
+    </w:p>
+    <w:p>
+      <w:r>
+        <w:t>While overall accuracy remains high at 93.8%, a notable source of error emerges in the vertical movement categories. Specifically, the model incorrectly predicts 'Elevator-up' for 'Walking-up-stairs' in four instances. This confusion is physically significant because it suggests the current feature set is relying too heavily on gross acceleration variance, which is low in both elevator rides and the brief pauses between stair steps. This limitation motivates further feature engineering in Section TO DO 7 to better capture dynamic trends rather than just amplitude magnitudes.</w:t>
+      </w:r>
+    </w:p>
+    <w:p/>
+    <w:p>
+      <w:r>
+        <w:rPr>
+          <w:noProof/>
+        </w:rPr>
+        <w:lastRenderedPageBreak/>
+        <w:drawing>
+          <wp:inline distT="0" distB="0" distL="0" distR="0" wp14:anchorId="67C24304" wp14:editId="7EDC58A0">
+            <wp:extent cx="5247640" cy="4472305"/>
+            <wp:effectExtent l="0" t="0" r="0" b="4445"/>
+            <wp:docPr id="1171890492" name="图片 4"/>
+            <wp:cNvGraphicFramePr>
+              <a:graphicFrameLocks xmlns:a="http://schemas.openxmlformats.org/drawingml/2006/main" noChangeAspect="1"/>
+            </wp:cNvGraphicFramePr>
+            <a:graphic xmlns:a="http://schemas.openxmlformats.org/drawingml/2006/main">
+              <a:graphicData uri="http://schemas.openxmlformats.org/drawingml/2006/picture">
+                <pic:pic xmlns:pic="http://schemas.openxmlformats.org/drawingml/2006/picture">
+                  <pic:nvPicPr>
+                    <pic:cNvPr id="0" name="Picture 23"/>
+                    <pic:cNvPicPr>
+                      <a:picLocks noChangeAspect="1" noChangeArrowheads="1"/>
+                    </pic:cNvPicPr>
+                  </pic:nvPicPr>
+                  <pic:blipFill>
+                    <a:blip r:embed="rId10">
+                      <a:extLst>
+                        <a:ext uri="{28A0092B-C50C-407E-A947-70E740481C1C}">
+                          <a14:useLocalDpi xmlns:a14="http://schemas.microsoft.com/office/drawing/2010/main" val="0"/>
+                        </a:ext>
+                      </a:extLst>
+                    </a:blip>
+                    <a:srcRect/>
+                    <a:stretch>
+                      <a:fillRect/>
+                    </a:stretch>
+                  </pic:blipFill>
+                  <pic:spPr bwMode="auto">
+                    <a:xfrm>
+                      <a:off x="0" y="0"/>
+                      <a:ext cx="5247640" cy="4472305"/>
+                    </a:xfrm>
+                    <a:prstGeom prst="rect">
+                      <a:avLst/>
+                    </a:prstGeom>
+                    <a:noFill/>
+                    <a:ln>
+                      <a:noFill/>
+                    </a:ln>
+                  </pic:spPr>
+                </pic:pic>
+              </a:graphicData>
+            </a:graphic>
+          </wp:inline>
+        </w:drawing>
+      </w:r>
+    </w:p>
+    <w:p/>
+    <w:p>
+      <w:r>
         <w:t>TO DO 6: Important Feature Analysis</w:t>
       </w:r>
     </w:p>
@@ -478,11 +475,521 @@
     </w:p>
     <w:p/>
     <w:p>
-      <w:pPr>
+      <w:r>
+        <w:t>Physical Motivation: From Acceleration to Jerk</w:t>
+      </w:r>
+    </w:p>
+    <w:p>
+      <w:r>
+        <w:t>The motivation for introducing temporal slopes of tri-axial acceleration stems from first-principles kinematics. According to Newton's second law, an accelerometer measures specific force acting on the device. However, in the context of human activity recognition, the rate of change of force—commonly referred to as Jerk—is often more indicative of motion transitions than the force magnitude itself.</w:t>
+      </w:r>
+    </w:p>
+    <w:p>
+      <w:r>
+        <w:t>Consider the physical distinction between an elevator ascending and a person climbing stairs:</w:t>
+      </w:r>
+    </w:p>
+    <w:p>
+      <w:pPr>
+        <w:numPr>
+          <w:ilvl w:val="0"/>
+          <w:numId w:val="5"/>
+        </w:numPr>
+      </w:pPr>
+      <w:r>
+        <w:t>Elevator: After an initial brief acceleration, the cabin moves at a constant velocity. During this steady-state phase, the net force is approximately constant, resulting in near-zero acceleration slope (low Jerk) .</w:t>
+      </w:r>
+    </w:p>
+    <w:p>
+      <w:pPr>
+        <w:numPr>
+          <w:ilvl w:val="0"/>
+          <w:numId w:val="5"/>
+        </w:numPr>
+      </w:pPr>
+      <w:r>
+        <w:lastRenderedPageBreak/>
+        <w:t>Stair climbing: Each step involves a cyclic impact and push-off, causing rapid fluctuations in ground reaction force. This manifests as high-frequency variations in acceleration slope (high Jerk) .</w:t>
+      </w:r>
+    </w:p>
+    <w:p>
+      <w:r>
+        <w:t>Despite both activities involving upward vertical displacement, their underlying force dynamics are fundamentally different. Conventional time-domain statistics (mean, variance) and spectral energy features often fail to capture this distinction because they aggregate the signal over a window, obscuring the instantaneous trend information embedded in the derivative.</w:t>
+      </w:r>
+    </w:p>
+    <w:p/>
+    <w:p/>
+    <w:p>
+      <w:r>
         <w:rPr>
           <w:rFonts w:hint="eastAsia"/>
         </w:rPr>
-      </w:pPr>
+        <w:t>Feature reconstruction strategy</w:t>
+      </w:r>
+    </w:p>
+    <w:p/>
+    <w:p>
+      <w:r>
+        <w:t xml:space="preserve">Driven by this physical insight rather than purely statistical </w:t>
+      </w:r>
+      <w:proofErr w:type="spellStart"/>
+      <w:r>
+        <w:t>optimisation</w:t>
+      </w:r>
+      <w:proofErr w:type="spellEnd"/>
+      <w:r>
+        <w:t>, we propose a new feature extraction strategy based on "computational time alignment" . The new feature set consists of three core components:</w:t>
+      </w:r>
+    </w:p>
+    <w:p>
+      <w:pPr>
+        <w:numPr>
+          <w:ilvl w:val="0"/>
+          <w:numId w:val="6"/>
+        </w:numPr>
+      </w:pPr>
+      <w:r>
+        <w:t>Slope of three-axis acceleration: Instead of relying solely on acceleration magnitude statistics, we compute the discrete temporal derivative (slope) of each accelerometer axis. This serves as a low-complexity proxy for Jerk, enabling the model to distinguish between smooth, constant-velocity movement (elevator) and intermittent, impact-driven movement (stairs).</w:t>
+      </w:r>
+    </w:p>
+    <w:p>
+      <w:pPr>
+        <w:numPr>
+          <w:ilvl w:val="0"/>
+          <w:numId w:val="6"/>
+        </w:numPr>
+      </w:pPr>
+      <w:r>
+        <w:t>Aligned barometer slope: The barometer data is strictly aligned with the acceleration windows, and its rate of change is calculated. This captures the direction and rate of altitude change, which is essential for distinguishing ascent from descent and for separating stair climbing from elevator travel based on the steepness of the pressure gradient.</w:t>
+      </w:r>
+    </w:p>
+    <w:p>
+      <w:pPr>
+        <w:numPr>
+          <w:ilvl w:val="0"/>
+          <w:numId w:val="6"/>
+        </w:numPr>
+      </w:pPr>
+      <w:r>
+        <w:t>Equi spaced</w:t>
+      </w:r>
+      <w:r>
+        <w:t xml:space="preserve"> band energy of the FFT power spectrum: The original frequency-domain characteristics are retained to capture the periodicity of gait cycles, which remains highly effective for discriminating between walking, running, and stationary states.</w:t>
+      </w:r>
+    </w:p>
+    <w:p>
+      <w:r>
+        <w:t xml:space="preserve">At the classifier level, we implement an </w:t>
+      </w:r>
+      <w:r>
+        <w:t>optimization</w:t>
+      </w:r>
+      <w:r>
+        <w:t xml:space="preserve"> strategy based on feature weighting. Specifically, higher weights are assigned to the "slope" features (both acceleration slope and barometric pressure slope) to enhance discrimination in the vertical movement categories. Simultaneously, the "FFT/variance" features retain their weight to ensure robust classification of motion intensity (running vs. stationary). This weighting strategy leverages the complementary strengths of different feature types: derivatives for trend sensitivity, frequency-domain energy for periodicity detection.</w:t>
+      </w:r>
+    </w:p>
+    <w:p/>
+    <w:p>
+      <w:r>
+        <w:rPr>
+          <w:rFonts w:hint="eastAsia"/>
+        </w:rPr>
+        <w:t>Therefore, this study proposes a new feature extraction strategy based on "computational time alignment". The new feature set consists of three core components:</w:t>
+      </w:r>
+    </w:p>
+    <w:p>
+      <w:pPr>
+        <w:numPr>
+          <w:ilvl w:val="0"/>
+          <w:numId w:val="4"/>
+        </w:numPr>
+      </w:pPr>
+      <w:r>
+        <w:rPr>
+          <w:rFonts w:hint="eastAsia"/>
+        </w:rPr>
+        <w:t>Calculating the slope of three-axis acceleration for time alignment: Instead of using statistics that only use acceleration amplitude, the new scheme introduces the slope of triaxial acceleration over time. This feature is able to capture instantaneous trends in human movement more keenly, especially in the vertical direction.</w:t>
+      </w:r>
+    </w:p>
+    <w:p>
+      <w:pPr>
+        <w:numPr>
+          <w:ilvl w:val="0"/>
+          <w:numId w:val="4"/>
+        </w:numPr>
+      </w:pPr>
+      <w:r>
+        <w:rPr>
+          <w:rFonts w:hint="eastAsia"/>
+        </w:rPr>
+        <w:t xml:space="preserve">Aligned barometer slope: The barometer data is strictly aligned with the acceleration data on the time axis, and its change slope is calculated. This is crucial for </w:t>
+      </w:r>
+      <w:r>
+        <w:rPr>
+          <w:rFonts w:hint="eastAsia"/>
+        </w:rPr>
+        <w:lastRenderedPageBreak/>
+        <w:t>distinguishing between activities with significant height variations (e.g., going up and down stairs, taking elevators).</w:t>
+      </w:r>
+      <w:r>
+        <w:rPr>
+          <w:rFonts w:ascii="Segoe UI" w:hAnsi="Segoe UI" w:cs="Segoe UI"/>
+          <w:b/>
+          <w:bCs/>
+          <w:color w:val="0F1115"/>
+          <w:shd w:val="clear" w:color="auto" w:fill="FFFFFF"/>
+        </w:rPr>
+        <w:t xml:space="preserve"> </w:t>
+      </w:r>
+      <w:r>
+        <w:t>Notably, the reduction of the "Up-stairs" vs. "Down-stairs" error from 6 to 1 confirms that the aligned barometer slope successfully encodes the </w:t>
+      </w:r>
+      <w:r>
+        <w:rPr>
+          <w:i/>
+          <w:iCs/>
+        </w:rPr>
+        <w:t>directionality</w:t>
+      </w:r>
+      <w:r>
+        <w:t> of vertical movement—a critical piece of information that magnitude-based variance features inherently lack.</w:t>
+      </w:r>
+    </w:p>
+    <w:p>
+      <w:pPr>
+        <w:numPr>
+          <w:ilvl w:val="0"/>
+          <w:numId w:val="4"/>
+        </w:numPr>
+      </w:pPr>
+      <w:r>
+        <w:t>Equi spaced</w:t>
+      </w:r>
+      <w:r>
+        <w:rPr>
+          <w:rFonts w:hint="eastAsia"/>
+        </w:rPr>
+        <w:t xml:space="preserve"> band energy of the FFT power spectrum: The original frequency domain characteristics are retained to capture the frequency characteristics of periodic motion, which is still effective for distinguishing between walking, running and stationary states.</w:t>
+      </w:r>
+    </w:p>
+    <w:p>
+      <w:r>
+        <w:rPr>
+          <w:rFonts w:hint="eastAsia"/>
+        </w:rPr>
+        <w:t>At the classifier level, we implement an optimization strategy based on feature weights. Specifically, we give higher weight to the "slope" feature (acceleration slope and barometric pressure slope) to enhance the model's ability to discriminate between elevator movement and stair walking. At the same time, the "FFT/variance" feature is given a higher weight to ensure the accuracy of the model in judging the running and stationary states. This weighting strategy aims to leverage the differences in differentiation between different characteristics across different activity categories to achieve complementary enhancements.</w:t>
+      </w:r>
+    </w:p>
+    <w:p/>
+    <w:p>
+      <w:r>
+        <w:rPr>
+          <w:rFonts w:hint="eastAsia"/>
+        </w:rPr>
+        <w:t>Confusion matrix comparison analysis</w:t>
+      </w:r>
+    </w:p>
+    <w:p/>
+    <w:p>
+      <w:r>
+        <w:rPr>
+          <w:rFonts w:hint="eastAsia"/>
+        </w:rPr>
+        <w:t>To visually assess the effectiveness of the new feature set, we compare the confusion matrix of the model trained on the test set based on the old feature (Figure 1) and the new feature (Figure 2).</w:t>
+      </w:r>
+    </w:p>
+    <w:p>
+      <w:r>
+        <w:rPr>
+          <w:rFonts w:hint="eastAsia"/>
+        </w:rPr>
+        <w:t>Fig. 1 Confusion matrix under the old feature set</w:t>
+      </w:r>
+    </w:p>
+    <w:p>
+      <w:r>
+        <w:rPr>
+          <w:noProof/>
+        </w:rPr>
+        <w:lastRenderedPageBreak/>
+        <w:drawing>
+          <wp:inline distT="0" distB="0" distL="0" distR="0" wp14:anchorId="6D9589D8" wp14:editId="2E9257CA">
+            <wp:extent cx="5247640" cy="4472305"/>
+            <wp:effectExtent l="0" t="0" r="0" b="4445"/>
+            <wp:docPr id="1179194501" name="图片 1"/>
+            <wp:cNvGraphicFramePr>
+              <a:graphicFrameLocks xmlns:a="http://schemas.openxmlformats.org/drawingml/2006/main" noChangeAspect="1"/>
+            </wp:cNvGraphicFramePr>
+            <a:graphic xmlns:a="http://schemas.openxmlformats.org/drawingml/2006/main">
+              <a:graphicData uri="http://schemas.openxmlformats.org/drawingml/2006/picture">
+                <pic:pic xmlns:pic="http://schemas.openxmlformats.org/drawingml/2006/picture">
+                  <pic:nvPicPr>
+                    <pic:cNvPr id="0" name="Picture 1"/>
+                    <pic:cNvPicPr>
+                      <a:picLocks noChangeAspect="1" noChangeArrowheads="1"/>
+                    </pic:cNvPicPr>
+                  </pic:nvPicPr>
+                  <pic:blipFill>
+                    <a:blip r:embed="rId11">
+                      <a:extLst>
+                        <a:ext uri="{28A0092B-C50C-407E-A947-70E740481C1C}">
+                          <a14:useLocalDpi xmlns:a14="http://schemas.microsoft.com/office/drawing/2010/main" val="0"/>
+                        </a:ext>
+                      </a:extLst>
+                    </a:blip>
+                    <a:srcRect/>
+                    <a:stretch>
+                      <a:fillRect/>
+                    </a:stretch>
+                  </pic:blipFill>
+                  <pic:spPr bwMode="auto">
+                    <a:xfrm>
+                      <a:off x="0" y="0"/>
+                      <a:ext cx="5247640" cy="4472305"/>
+                    </a:xfrm>
+                    <a:prstGeom prst="rect">
+                      <a:avLst/>
+                    </a:prstGeom>
+                    <a:noFill/>
+                    <a:ln>
+                      <a:noFill/>
+                    </a:ln>
+                  </pic:spPr>
+                </pic:pic>
+              </a:graphicData>
+            </a:graphic>
+          </wp:inline>
+        </w:drawing>
+      </w:r>
+    </w:p>
+    <w:p>
+      <w:r>
+        <w:rPr>
+          <w:rFonts w:hint="eastAsia"/>
+        </w:rPr>
+        <w:t>Fig.2 Confusion matrix under the new feature set</w:t>
+      </w:r>
+    </w:p>
+    <w:p>
+      <w:r>
+        <w:rPr>
+          <w:noProof/>
+        </w:rPr>
+        <w:lastRenderedPageBreak/>
+        <w:drawing>
+          <wp:inline distT="0" distB="0" distL="0" distR="0" wp14:anchorId="7ACB5FCD" wp14:editId="16CCD5BA">
+            <wp:extent cx="5247640" cy="4472305"/>
+            <wp:effectExtent l="0" t="0" r="0" b="4445"/>
+            <wp:docPr id="570145687" name="图片 2"/>
+            <wp:cNvGraphicFramePr>
+              <a:graphicFrameLocks xmlns:a="http://schemas.openxmlformats.org/drawingml/2006/main" noChangeAspect="1"/>
+            </wp:cNvGraphicFramePr>
+            <a:graphic xmlns:a="http://schemas.openxmlformats.org/drawingml/2006/main">
+              <a:graphicData uri="http://schemas.openxmlformats.org/drawingml/2006/picture">
+                <pic:pic xmlns:pic="http://schemas.openxmlformats.org/drawingml/2006/picture">
+                  <pic:nvPicPr>
+                    <pic:cNvPr id="0" name="Picture 3"/>
+                    <pic:cNvPicPr>
+                      <a:picLocks noChangeAspect="1" noChangeArrowheads="1"/>
+                    </pic:cNvPicPr>
+                  </pic:nvPicPr>
+                  <pic:blipFill>
+                    <a:blip r:embed="rId12">
+                      <a:extLst>
+                        <a:ext uri="{28A0092B-C50C-407E-A947-70E740481C1C}">
+                          <a14:useLocalDpi xmlns:a14="http://schemas.microsoft.com/office/drawing/2010/main" val="0"/>
+                        </a:ext>
+                      </a:extLst>
+                    </a:blip>
+                    <a:srcRect/>
+                    <a:stretch>
+                      <a:fillRect/>
+                    </a:stretch>
+                  </pic:blipFill>
+                  <pic:spPr bwMode="auto">
+                    <a:xfrm>
+                      <a:off x="0" y="0"/>
+                      <a:ext cx="5247640" cy="4472305"/>
+                    </a:xfrm>
+                    <a:prstGeom prst="rect">
+                      <a:avLst/>
+                    </a:prstGeom>
+                    <a:noFill/>
+                    <a:ln>
+                      <a:noFill/>
+                    </a:ln>
+                  </pic:spPr>
+                </pic:pic>
+              </a:graphicData>
+            </a:graphic>
+          </wp:inline>
+        </w:drawing>
+      </w:r>
+    </w:p>
+    <w:p>
+      <w:r>
+        <w:rPr>
+          <w:rFonts w:hint="eastAsia"/>
+        </w:rPr>
+        <w:t>By comparing Figure 1 with Figure 2, we can observe the following significant changes:</w:t>
+      </w:r>
+    </w:p>
+    <w:p>
+      <w:pPr>
+        <w:numPr>
+          <w:ilvl w:val="0"/>
+          <w:numId w:val="3"/>
+        </w:numPr>
+      </w:pPr>
+      <w:r>
+        <w:rPr>
+          <w:rFonts w:hint="eastAsia"/>
+        </w:rPr>
+        <w:t>Improvements in staircase and elevator recognition:</w:t>
+      </w:r>
+    </w:p>
+    <w:p>
+      <w:pPr>
+        <w:numPr>
+          <w:ilvl w:val="1"/>
+          <w:numId w:val="3"/>
+        </w:numPr>
+      </w:pPr>
+      <w:r>
+        <w:rPr>
+          <w:rFonts w:hint="eastAsia"/>
+        </w:rPr>
+        <w:t>In the old feature set, 6 samples of "Walking-up-stairs" were misidentified as "Walking-down-stairs" and 3 samples of "Elevator-up" were misidentified as "Walking-up-stairs".</w:t>
+      </w:r>
+    </w:p>
+    <w:p>
+      <w:pPr>
+        <w:numPr>
+          <w:ilvl w:val="1"/>
+          <w:numId w:val="3"/>
+        </w:numPr>
+      </w:pPr>
+      <w:r>
+        <w:rPr>
+          <w:rFonts w:hint="eastAsia"/>
+        </w:rPr>
+        <w:t>In the new feature set, the number of "Walking-up-stairs" misidentified as "Walking-down-stairs" has been reduced to 1, and the confusion between "Elevator-up" and staircase activities has completely disappeared. This shows that the introduction of the aligned slope feature and the increase of its weight greatly improve the model's analytical ability of vertical motion mode, and effectively solve the confusion problem between elevator and staircase walking.</w:t>
+      </w:r>
+    </w:p>
+    <w:p>
+      <w:pPr>
+        <w:numPr>
+          <w:ilvl w:val="0"/>
+          <w:numId w:val="3"/>
+        </w:numPr>
+      </w:pPr>
+      <w:r>
+        <w:rPr>
+          <w:rFonts w:hint="eastAsia"/>
+        </w:rPr>
+        <w:t>Difference between stationary and running:</w:t>
+      </w:r>
+    </w:p>
+    <w:p>
+      <w:pPr>
+        <w:numPr>
+          <w:ilvl w:val="1"/>
+          <w:numId w:val="3"/>
+        </w:numPr>
+      </w:pPr>
+      <w:r>
+        <w:rPr>
+          <w:rFonts w:hint="eastAsia"/>
+        </w:rPr>
+        <w:t>For the "Stationary" category, the new model maintained a very high overall prediction accuracy (111/117 vs 117/117), although the new model had 3 samples that misjudged as "Elevator-up" (the old model did not have such miscalculations).</w:t>
+      </w:r>
+    </w:p>
+    <w:p>
+      <w:pPr>
+        <w:numPr>
+          <w:ilvl w:val="1"/>
+          <w:numId w:val="3"/>
+        </w:numPr>
+      </w:pPr>
+      <w:r>
+        <w:rPr>
+          <w:rFonts w:hint="eastAsia"/>
+        </w:rPr>
+        <w:t xml:space="preserve">For the "Running" category, the old model misjudged it as "Walking-flat-surface" at 26, while the new model misjudged it as "Walking-flat-surface" at 26. While this particular confusion has not been reduced, the new model has increased the number of correct classifications of "Running" from 76 to 81 </w:t>
+      </w:r>
+      <w:r>
+        <w:rPr>
+          <w:rFonts w:hint="eastAsia"/>
+        </w:rPr>
+        <w:lastRenderedPageBreak/>
+        <w:t>and reduced the number of false positives for "Walking-down-stairs" (from 4 to 0). This indicates that the retention of FFT feature weights effectively maintains the ability to recognize high-frequency exercise (running).</w:t>
+      </w:r>
+    </w:p>
+    <w:p>
+      <w:pPr>
+        <w:numPr>
+          <w:ilvl w:val="1"/>
+          <w:numId w:val="3"/>
+        </w:numPr>
+      </w:pPr>
+      <w:r>
+        <w:rPr>
+          <w:rFonts w:hint="eastAsia"/>
+        </w:rPr>
+        <w:t>Overall classification performance:</w:t>
+      </w:r>
+    </w:p>
+    <w:p>
+      <w:pPr>
+        <w:ind w:left="1440"/>
+      </w:pPr>
+      <w:r>
+        <w:rPr>
+          <w:rFonts w:hint="eastAsia"/>
+        </w:rPr>
+        <w:t>Overall, the diagonal elements of the confusion matrix under the new feature set (the number of correctly classified samples) show an increasing or flat trend in most categories. Especially for the highly confusing categories of "Elevator-up", "Elevator-down" and "Walking-up/down-stairs", the classification boundaries of the new model are clearer.</w:t>
+      </w:r>
+    </w:p>
+    <w:p>
+      <w:r>
+        <w:rPr>
+          <w:rFonts w:hint="eastAsia"/>
+        </w:rPr>
+        <w:t>Discussion of results</w:t>
+      </w:r>
+    </w:p>
+    <w:p>
+      <w:r>
+        <w:rPr>
+          <w:rFonts w:hint="eastAsia"/>
+        </w:rPr>
+        <w:t>The experimental results show that it is difficult to completely decouple activities with similar acceleration amplitude but completely different motion trends (such as elevators and stairs) by relying solely on the statistical characteristics of acceleration amplitude and the spectral energy of the whole frequency band.</w:t>
+      </w:r>
+    </w:p>
+    <w:p>
+      <w:r>
+        <w:rPr>
+          <w:rFonts w:hint="eastAsia"/>
+        </w:rPr>
+        <w:t>The newly introduced "calculation time alignment" strategy and "slope" feature successfully capture the dynamic trend information during the motion process. By adjusting the feature weights at the classifier level, we realize the differentiated utilization of features: the temporal sensitivity of slope features is used to solve the classification problem of highly variable activities, and the frequency domain features are used to solve the classification problem of motion intensity activities. This improvement not only verifies the importance of multimodal feature fusion, but also proves that feature weighting for specific activity categories is an effective way to improve the performance of human activity recognition system.</w:t>
+      </w:r>
+    </w:p>
+    <w:p/>
+    <w:p>
+      <w:r>
+        <w:rPr>
+          <w:rFonts w:hint="eastAsia"/>
+        </w:rPr>
+        <w:t>Analysis of the lightweight benefits for embedded deployments:</w:t>
+      </w:r>
+    </w:p>
+    <w:p>
+      <w:r>
+        <w:rPr>
+          <w:rFonts w:hint="eastAsia"/>
+        </w:rPr>
+        <w:t>The new feature scheme has shown significant advantages in model lightweight and edge deployment. Older feature engineering often involves a large number of frequency domain variations and high-dimensional feature combinations, which can lead to high power consumption and latency on embedded devices with limited computing resources. In contrast, the new feature set greatly simplifies the input dimension, especially replacing some redundant statistics with the "slope" feature with very low computational complexity. This design reduces memory footprint while preserving accuracy, making it more suitable for deployment on edge devices.</w:t>
+      </w:r>
     </w:p>
     <w:p/>
     <w:p>
@@ -549,6 +1056,747 @@
     </w:p>
   </w:footnote>
 </w:footnotes>
+</file>
+
+<file path=word/numbering.xml><?xml version="1.0" encoding="utf-8"?>
+<w:numbering xmlns:wpc="http://schemas.microsoft.com/office/word/2010/wordprocessingCanvas" xmlns:cx="http://schemas.microsoft.com/office/drawing/2014/chartex" xmlns:cx1="http://schemas.microsoft.com/office/drawing/2015/9/8/chartex" xmlns:cx2="http://schemas.microsoft.com/office/drawing/2015/10/21/chartex" xmlns:cx3="http://schemas.microsoft.com/office/drawing/2016/5/9/chartex" xmlns:cx4="http://schemas.microsoft.com/office/drawing/2016/5/10/chartex" xmlns:cx5="http://schemas.microsoft.com/office/drawing/2016/5/11/chartex" xmlns:cx6="http://schemas.microsoft.com/office/drawing/2016/5/12/chartex" xmlns:cx7="http://schemas.microsoft.com/office/drawing/2016/5/13/chartex" xmlns:cx8="http://schemas.microsoft.com/office/drawing/2016/5/14/chartex" xmlns:mc="http://schemas.openxmlformats.org/markup-compatibility/2006" xmlns:aink="http://schemas.microsoft.com/office/drawing/2016/ink" xmlns:am3d="http://schemas.microsoft.com/office/drawing/2017/model3d" xmlns:o="urn:schemas-microsoft-com:office:office" xmlns:oel="http://schemas.microsoft.com/office/2019/extlst" xmlns:r="http://schemas.openxmlformats.org/officeDocument/2006/relationships" xmlns:m="http://schemas.openxmlformats.org/officeDocument/2006/math" xmlns:v="urn:schemas-microsoft-com:vml" xmlns:wp14="http://schemas.microsoft.com/office/word/2010/wordprocessingDrawing" xmlns:wp="http://schemas.openxmlformats.org/drawingml/2006/wordprocessingDrawing" xmlns:w10="urn:schemas-microsoft-com:office:word" xmlns:w="http://schemas.openxmlformats.org/wordprocessingml/2006/main" xmlns:w14="http://schemas.microsoft.com/office/word/2010/wordml" xmlns:w15="http://schemas.microsoft.com/office/word/2012/wordml" xmlns:w16cex="http://schemas.microsoft.com/office/word/2018/wordml/cex" xmlns:w16cid="http://schemas.microsoft.com/office/word/2016/wordml/cid" xmlns:w16="http://schemas.microsoft.com/office/word/2018/wordml" xmlns:w16du="http://schemas.microsoft.com/office/word/2023/wordml/word16du" xmlns:w16sdtdh="http://schemas.microsoft.com/office/word/2020/wordml/sdtdatahash" xmlns:w16sdtfl="http://schemas.microsoft.com/office/word/2024/wordml/sdtformatlock" xmlns:w16se="http://schemas.microsoft.com/office/word/2015/wordml/symex" xmlns:wpg="http://schemas.microsoft.com/office/word/2010/wordprocessingGroup" xmlns:wpi="http://schemas.microsoft.com/office/word/2010/wordprocessingInk" xmlns:wne="http://schemas.microsoft.com/office/word/2006/wordml" xmlns:wps="http://schemas.microsoft.com/office/word/2010/wordprocessingShape" mc:Ignorable="w14 w15 w16se w16cid w16 w16cex w16sdtdh w16sdtfl w16du wp14">
+  <w:abstractNum w:abstractNumId="0" w15:restartNumberingAfterBreak="0">
+    <w:nsid w:val="093B4485"/>
+    <w:multiLevelType w:val="multilevel"/>
+    <w:tmpl w:val="C9043A9E"/>
+    <w:lvl w:ilvl="0">
+      <w:start w:val="1"/>
+      <w:numFmt w:val="decimal"/>
+      <w:lvlText w:val="%1."/>
+      <w:lvlJc w:val="left"/>
+      <w:pPr>
+        <w:tabs>
+          <w:tab w:val="num" w:pos="720"/>
+        </w:tabs>
+        <w:ind w:left="720" w:hanging="360"/>
+      </w:pPr>
+    </w:lvl>
+    <w:lvl w:ilvl="1">
+      <w:start w:val="1"/>
+      <w:numFmt w:val="bullet"/>
+      <w:lvlText w:val="o"/>
+      <w:lvlJc w:val="left"/>
+      <w:pPr>
+        <w:tabs>
+          <w:tab w:val="num" w:pos="1440"/>
+        </w:tabs>
+        <w:ind w:left="1440" w:hanging="360"/>
+      </w:pPr>
+      <w:rPr>
+        <w:rFonts w:ascii="Courier New" w:hAnsi="Courier New" w:hint="default"/>
+        <w:sz w:val="20"/>
+      </w:rPr>
+    </w:lvl>
+    <w:lvl w:ilvl="2" w:tentative="1">
+      <w:start w:val="1"/>
+      <w:numFmt w:val="decimal"/>
+      <w:lvlText w:val="%3."/>
+      <w:lvlJc w:val="left"/>
+      <w:pPr>
+        <w:tabs>
+          <w:tab w:val="num" w:pos="2160"/>
+        </w:tabs>
+        <w:ind w:left="2160" w:hanging="360"/>
+      </w:pPr>
+    </w:lvl>
+    <w:lvl w:ilvl="3" w:tentative="1">
+      <w:start w:val="1"/>
+      <w:numFmt w:val="decimal"/>
+      <w:lvlText w:val="%4."/>
+      <w:lvlJc w:val="left"/>
+      <w:pPr>
+        <w:tabs>
+          <w:tab w:val="num" w:pos="2880"/>
+        </w:tabs>
+        <w:ind w:left="2880" w:hanging="360"/>
+      </w:pPr>
+    </w:lvl>
+    <w:lvl w:ilvl="4" w:tentative="1">
+      <w:start w:val="1"/>
+      <w:numFmt w:val="decimal"/>
+      <w:lvlText w:val="%5."/>
+      <w:lvlJc w:val="left"/>
+      <w:pPr>
+        <w:tabs>
+          <w:tab w:val="num" w:pos="3600"/>
+        </w:tabs>
+        <w:ind w:left="3600" w:hanging="360"/>
+      </w:pPr>
+    </w:lvl>
+    <w:lvl w:ilvl="5" w:tentative="1">
+      <w:start w:val="1"/>
+      <w:numFmt w:val="decimal"/>
+      <w:lvlText w:val="%6."/>
+      <w:lvlJc w:val="left"/>
+      <w:pPr>
+        <w:tabs>
+          <w:tab w:val="num" w:pos="4320"/>
+        </w:tabs>
+        <w:ind w:left="4320" w:hanging="360"/>
+      </w:pPr>
+    </w:lvl>
+    <w:lvl w:ilvl="6" w:tentative="1">
+      <w:start w:val="1"/>
+      <w:numFmt w:val="decimal"/>
+      <w:lvlText w:val="%7."/>
+      <w:lvlJc w:val="left"/>
+      <w:pPr>
+        <w:tabs>
+          <w:tab w:val="num" w:pos="5040"/>
+        </w:tabs>
+        <w:ind w:left="5040" w:hanging="360"/>
+      </w:pPr>
+    </w:lvl>
+    <w:lvl w:ilvl="7" w:tentative="1">
+      <w:start w:val="1"/>
+      <w:numFmt w:val="decimal"/>
+      <w:lvlText w:val="%8."/>
+      <w:lvlJc w:val="left"/>
+      <w:pPr>
+        <w:tabs>
+          <w:tab w:val="num" w:pos="5760"/>
+        </w:tabs>
+        <w:ind w:left="5760" w:hanging="360"/>
+      </w:pPr>
+    </w:lvl>
+    <w:lvl w:ilvl="8" w:tentative="1">
+      <w:start w:val="1"/>
+      <w:numFmt w:val="decimal"/>
+      <w:lvlText w:val="%9."/>
+      <w:lvlJc w:val="left"/>
+      <w:pPr>
+        <w:tabs>
+          <w:tab w:val="num" w:pos="6480"/>
+        </w:tabs>
+        <w:ind w:left="6480" w:hanging="360"/>
+      </w:pPr>
+    </w:lvl>
+  </w:abstractNum>
+  <w:abstractNum w:abstractNumId="1" w15:restartNumberingAfterBreak="0">
+    <w:nsid w:val="15C02DD7"/>
+    <w:multiLevelType w:val="multilevel"/>
+    <w:tmpl w:val="7930BC96"/>
+    <w:lvl w:ilvl="0">
+      <w:start w:val="1"/>
+      <w:numFmt w:val="decimal"/>
+      <w:lvlText w:val="%1."/>
+      <w:lvlJc w:val="left"/>
+      <w:pPr>
+        <w:tabs>
+          <w:tab w:val="num" w:pos="720"/>
+        </w:tabs>
+        <w:ind w:left="720" w:hanging="360"/>
+      </w:pPr>
+    </w:lvl>
+    <w:lvl w:ilvl="1" w:tentative="1">
+      <w:start w:val="1"/>
+      <w:numFmt w:val="decimal"/>
+      <w:lvlText w:val="%2."/>
+      <w:lvlJc w:val="left"/>
+      <w:pPr>
+        <w:tabs>
+          <w:tab w:val="num" w:pos="1440"/>
+        </w:tabs>
+        <w:ind w:left="1440" w:hanging="360"/>
+      </w:pPr>
+    </w:lvl>
+    <w:lvl w:ilvl="2" w:tentative="1">
+      <w:start w:val="1"/>
+      <w:numFmt w:val="decimal"/>
+      <w:lvlText w:val="%3."/>
+      <w:lvlJc w:val="left"/>
+      <w:pPr>
+        <w:tabs>
+          <w:tab w:val="num" w:pos="2160"/>
+        </w:tabs>
+        <w:ind w:left="2160" w:hanging="360"/>
+      </w:pPr>
+    </w:lvl>
+    <w:lvl w:ilvl="3" w:tentative="1">
+      <w:start w:val="1"/>
+      <w:numFmt w:val="decimal"/>
+      <w:lvlText w:val="%4."/>
+      <w:lvlJc w:val="left"/>
+      <w:pPr>
+        <w:tabs>
+          <w:tab w:val="num" w:pos="2880"/>
+        </w:tabs>
+        <w:ind w:left="2880" w:hanging="360"/>
+      </w:pPr>
+    </w:lvl>
+    <w:lvl w:ilvl="4" w:tentative="1">
+      <w:start w:val="1"/>
+      <w:numFmt w:val="decimal"/>
+      <w:lvlText w:val="%5."/>
+      <w:lvlJc w:val="left"/>
+      <w:pPr>
+        <w:tabs>
+          <w:tab w:val="num" w:pos="3600"/>
+        </w:tabs>
+        <w:ind w:left="3600" w:hanging="360"/>
+      </w:pPr>
+    </w:lvl>
+    <w:lvl w:ilvl="5" w:tentative="1">
+      <w:start w:val="1"/>
+      <w:numFmt w:val="decimal"/>
+      <w:lvlText w:val="%6."/>
+      <w:lvlJc w:val="left"/>
+      <w:pPr>
+        <w:tabs>
+          <w:tab w:val="num" w:pos="4320"/>
+        </w:tabs>
+        <w:ind w:left="4320" w:hanging="360"/>
+      </w:pPr>
+    </w:lvl>
+    <w:lvl w:ilvl="6" w:tentative="1">
+      <w:start w:val="1"/>
+      <w:numFmt w:val="decimal"/>
+      <w:lvlText w:val="%7."/>
+      <w:lvlJc w:val="left"/>
+      <w:pPr>
+        <w:tabs>
+          <w:tab w:val="num" w:pos="5040"/>
+        </w:tabs>
+        <w:ind w:left="5040" w:hanging="360"/>
+      </w:pPr>
+    </w:lvl>
+    <w:lvl w:ilvl="7" w:tentative="1">
+      <w:start w:val="1"/>
+      <w:numFmt w:val="decimal"/>
+      <w:lvlText w:val="%8."/>
+      <w:lvlJc w:val="left"/>
+      <w:pPr>
+        <w:tabs>
+          <w:tab w:val="num" w:pos="5760"/>
+        </w:tabs>
+        <w:ind w:left="5760" w:hanging="360"/>
+      </w:pPr>
+    </w:lvl>
+    <w:lvl w:ilvl="8" w:tentative="1">
+      <w:start w:val="1"/>
+      <w:numFmt w:val="decimal"/>
+      <w:lvlText w:val="%9."/>
+      <w:lvlJc w:val="left"/>
+      <w:pPr>
+        <w:tabs>
+          <w:tab w:val="num" w:pos="6480"/>
+        </w:tabs>
+        <w:ind w:left="6480" w:hanging="360"/>
+      </w:pPr>
+    </w:lvl>
+  </w:abstractNum>
+  <w:abstractNum w:abstractNumId="2" w15:restartNumberingAfterBreak="0">
+    <w:nsid w:val="22430A60"/>
+    <w:multiLevelType w:val="multilevel"/>
+    <w:tmpl w:val="562E87BC"/>
+    <w:lvl w:ilvl="0">
+      <w:start w:val="1"/>
+      <w:numFmt w:val="bullet"/>
+      <w:lvlText w:val=""/>
+      <w:lvlJc w:val="left"/>
+      <w:pPr>
+        <w:tabs>
+          <w:tab w:val="num" w:pos="720"/>
+        </w:tabs>
+        <w:ind w:left="720" w:hanging="360"/>
+      </w:pPr>
+      <w:rPr>
+        <w:rFonts w:ascii="Symbol" w:hAnsi="Symbol" w:hint="default"/>
+        <w:sz w:val="20"/>
+      </w:rPr>
+    </w:lvl>
+    <w:lvl w:ilvl="1" w:tentative="1">
+      <w:start w:val="1"/>
+      <w:numFmt w:val="bullet"/>
+      <w:lvlText w:val="o"/>
+      <w:lvlJc w:val="left"/>
+      <w:pPr>
+        <w:tabs>
+          <w:tab w:val="num" w:pos="1440"/>
+        </w:tabs>
+        <w:ind w:left="1440" w:hanging="360"/>
+      </w:pPr>
+      <w:rPr>
+        <w:rFonts w:ascii="Courier New" w:hAnsi="Courier New" w:hint="default"/>
+        <w:sz w:val="20"/>
+      </w:rPr>
+    </w:lvl>
+    <w:lvl w:ilvl="2" w:tentative="1">
+      <w:start w:val="1"/>
+      <w:numFmt w:val="bullet"/>
+      <w:lvlText w:val=""/>
+      <w:lvlJc w:val="left"/>
+      <w:pPr>
+        <w:tabs>
+          <w:tab w:val="num" w:pos="2160"/>
+        </w:tabs>
+        <w:ind w:left="2160" w:hanging="360"/>
+      </w:pPr>
+      <w:rPr>
+        <w:rFonts w:ascii="Wingdings" w:hAnsi="Wingdings" w:hint="default"/>
+        <w:sz w:val="20"/>
+      </w:rPr>
+    </w:lvl>
+    <w:lvl w:ilvl="3" w:tentative="1">
+      <w:start w:val="1"/>
+      <w:numFmt w:val="bullet"/>
+      <w:lvlText w:val=""/>
+      <w:lvlJc w:val="left"/>
+      <w:pPr>
+        <w:tabs>
+          <w:tab w:val="num" w:pos="2880"/>
+        </w:tabs>
+        <w:ind w:left="2880" w:hanging="360"/>
+      </w:pPr>
+      <w:rPr>
+        <w:rFonts w:ascii="Wingdings" w:hAnsi="Wingdings" w:hint="default"/>
+        <w:sz w:val="20"/>
+      </w:rPr>
+    </w:lvl>
+    <w:lvl w:ilvl="4" w:tentative="1">
+      <w:start w:val="1"/>
+      <w:numFmt w:val="bullet"/>
+      <w:lvlText w:val=""/>
+      <w:lvlJc w:val="left"/>
+      <w:pPr>
+        <w:tabs>
+          <w:tab w:val="num" w:pos="3600"/>
+        </w:tabs>
+        <w:ind w:left="3600" w:hanging="360"/>
+      </w:pPr>
+      <w:rPr>
+        <w:rFonts w:ascii="Wingdings" w:hAnsi="Wingdings" w:hint="default"/>
+        <w:sz w:val="20"/>
+      </w:rPr>
+    </w:lvl>
+    <w:lvl w:ilvl="5" w:tentative="1">
+      <w:start w:val="1"/>
+      <w:numFmt w:val="bullet"/>
+      <w:lvlText w:val=""/>
+      <w:lvlJc w:val="left"/>
+      <w:pPr>
+        <w:tabs>
+          <w:tab w:val="num" w:pos="4320"/>
+        </w:tabs>
+        <w:ind w:left="4320" w:hanging="360"/>
+      </w:pPr>
+      <w:rPr>
+        <w:rFonts w:ascii="Wingdings" w:hAnsi="Wingdings" w:hint="default"/>
+        <w:sz w:val="20"/>
+      </w:rPr>
+    </w:lvl>
+    <w:lvl w:ilvl="6" w:tentative="1">
+      <w:start w:val="1"/>
+      <w:numFmt w:val="bullet"/>
+      <w:lvlText w:val=""/>
+      <w:lvlJc w:val="left"/>
+      <w:pPr>
+        <w:tabs>
+          <w:tab w:val="num" w:pos="5040"/>
+        </w:tabs>
+        <w:ind w:left="5040" w:hanging="360"/>
+      </w:pPr>
+      <w:rPr>
+        <w:rFonts w:ascii="Wingdings" w:hAnsi="Wingdings" w:hint="default"/>
+        <w:sz w:val="20"/>
+      </w:rPr>
+    </w:lvl>
+    <w:lvl w:ilvl="7" w:tentative="1">
+      <w:start w:val="1"/>
+      <w:numFmt w:val="bullet"/>
+      <w:lvlText w:val=""/>
+      <w:lvlJc w:val="left"/>
+      <w:pPr>
+        <w:tabs>
+          <w:tab w:val="num" w:pos="5760"/>
+        </w:tabs>
+        <w:ind w:left="5760" w:hanging="360"/>
+      </w:pPr>
+      <w:rPr>
+        <w:rFonts w:ascii="Wingdings" w:hAnsi="Wingdings" w:hint="default"/>
+        <w:sz w:val="20"/>
+      </w:rPr>
+    </w:lvl>
+    <w:lvl w:ilvl="8" w:tentative="1">
+      <w:start w:val="1"/>
+      <w:numFmt w:val="bullet"/>
+      <w:lvlText w:val=""/>
+      <w:lvlJc w:val="left"/>
+      <w:pPr>
+        <w:tabs>
+          <w:tab w:val="num" w:pos="6480"/>
+        </w:tabs>
+        <w:ind w:left="6480" w:hanging="360"/>
+      </w:pPr>
+      <w:rPr>
+        <w:rFonts w:ascii="Wingdings" w:hAnsi="Wingdings" w:hint="default"/>
+        <w:sz w:val="20"/>
+      </w:rPr>
+    </w:lvl>
+  </w:abstractNum>
+  <w:abstractNum w:abstractNumId="3" w15:restartNumberingAfterBreak="0">
+    <w:nsid w:val="297227FA"/>
+    <w:multiLevelType w:val="multilevel"/>
+    <w:tmpl w:val="D592EF72"/>
+    <w:lvl w:ilvl="0">
+      <w:start w:val="1"/>
+      <w:numFmt w:val="decimal"/>
+      <w:lvlText w:val="%1."/>
+      <w:lvlJc w:val="left"/>
+      <w:pPr>
+        <w:tabs>
+          <w:tab w:val="num" w:pos="720"/>
+        </w:tabs>
+        <w:ind w:left="720" w:hanging="720"/>
+      </w:pPr>
+    </w:lvl>
+    <w:lvl w:ilvl="1">
+      <w:start w:val="1"/>
+      <w:numFmt w:val="decimal"/>
+      <w:lvlText w:val="%2."/>
+      <w:lvlJc w:val="left"/>
+      <w:pPr>
+        <w:tabs>
+          <w:tab w:val="num" w:pos="1440"/>
+        </w:tabs>
+        <w:ind w:left="1440" w:hanging="720"/>
+      </w:pPr>
+    </w:lvl>
+    <w:lvl w:ilvl="2">
+      <w:start w:val="1"/>
+      <w:numFmt w:val="decimal"/>
+      <w:lvlText w:val="%3."/>
+      <w:lvlJc w:val="left"/>
+      <w:pPr>
+        <w:tabs>
+          <w:tab w:val="num" w:pos="2160"/>
+        </w:tabs>
+        <w:ind w:left="2160" w:hanging="720"/>
+      </w:pPr>
+    </w:lvl>
+    <w:lvl w:ilvl="3">
+      <w:start w:val="1"/>
+      <w:numFmt w:val="decimal"/>
+      <w:lvlText w:val="%4."/>
+      <w:lvlJc w:val="left"/>
+      <w:pPr>
+        <w:tabs>
+          <w:tab w:val="num" w:pos="2880"/>
+        </w:tabs>
+        <w:ind w:left="2880" w:hanging="720"/>
+      </w:pPr>
+    </w:lvl>
+    <w:lvl w:ilvl="4">
+      <w:start w:val="1"/>
+      <w:numFmt w:val="decimal"/>
+      <w:lvlText w:val="%5."/>
+      <w:lvlJc w:val="left"/>
+      <w:pPr>
+        <w:tabs>
+          <w:tab w:val="num" w:pos="3600"/>
+        </w:tabs>
+        <w:ind w:left="3600" w:hanging="720"/>
+      </w:pPr>
+    </w:lvl>
+    <w:lvl w:ilvl="5">
+      <w:start w:val="1"/>
+      <w:numFmt w:val="decimal"/>
+      <w:lvlText w:val="%6."/>
+      <w:lvlJc w:val="left"/>
+      <w:pPr>
+        <w:tabs>
+          <w:tab w:val="num" w:pos="4320"/>
+        </w:tabs>
+        <w:ind w:left="4320" w:hanging="720"/>
+      </w:pPr>
+    </w:lvl>
+    <w:lvl w:ilvl="6">
+      <w:start w:val="1"/>
+      <w:numFmt w:val="decimal"/>
+      <w:lvlText w:val="%7."/>
+      <w:lvlJc w:val="left"/>
+      <w:pPr>
+        <w:tabs>
+          <w:tab w:val="num" w:pos="5040"/>
+        </w:tabs>
+        <w:ind w:left="5040" w:hanging="720"/>
+      </w:pPr>
+    </w:lvl>
+    <w:lvl w:ilvl="7">
+      <w:start w:val="1"/>
+      <w:numFmt w:val="decimal"/>
+      <w:lvlText w:val="%8."/>
+      <w:lvlJc w:val="left"/>
+      <w:pPr>
+        <w:tabs>
+          <w:tab w:val="num" w:pos="5760"/>
+        </w:tabs>
+        <w:ind w:left="5760" w:hanging="720"/>
+      </w:pPr>
+    </w:lvl>
+    <w:lvl w:ilvl="8">
+      <w:start w:val="1"/>
+      <w:numFmt w:val="decimal"/>
+      <w:lvlText w:val="%9."/>
+      <w:lvlJc w:val="left"/>
+      <w:pPr>
+        <w:tabs>
+          <w:tab w:val="num" w:pos="6480"/>
+        </w:tabs>
+        <w:ind w:left="6480" w:hanging="720"/>
+      </w:pPr>
+    </w:lvl>
+  </w:abstractNum>
+  <w:abstractNum w:abstractNumId="4" w15:restartNumberingAfterBreak="0">
+    <w:nsid w:val="2BAF0981"/>
+    <w:multiLevelType w:val="multilevel"/>
+    <w:tmpl w:val="73C00348"/>
+    <w:lvl w:ilvl="0">
+      <w:start w:val="1"/>
+      <w:numFmt w:val="decimal"/>
+      <w:lvlText w:val="%1."/>
+      <w:lvlJc w:val="left"/>
+      <w:pPr>
+        <w:tabs>
+          <w:tab w:val="num" w:pos="720"/>
+        </w:tabs>
+        <w:ind w:left="720" w:hanging="720"/>
+      </w:pPr>
+    </w:lvl>
+    <w:lvl w:ilvl="1">
+      <w:start w:val="1"/>
+      <w:numFmt w:val="decimal"/>
+      <w:lvlText w:val="%2."/>
+      <w:lvlJc w:val="left"/>
+      <w:pPr>
+        <w:tabs>
+          <w:tab w:val="num" w:pos="1440"/>
+        </w:tabs>
+        <w:ind w:left="1440" w:hanging="720"/>
+      </w:pPr>
+    </w:lvl>
+    <w:lvl w:ilvl="2">
+      <w:start w:val="1"/>
+      <w:numFmt w:val="decimal"/>
+      <w:lvlText w:val="%3."/>
+      <w:lvlJc w:val="left"/>
+      <w:pPr>
+        <w:tabs>
+          <w:tab w:val="num" w:pos="2160"/>
+        </w:tabs>
+        <w:ind w:left="2160" w:hanging="720"/>
+      </w:pPr>
+    </w:lvl>
+    <w:lvl w:ilvl="3">
+      <w:start w:val="1"/>
+      <w:numFmt w:val="decimal"/>
+      <w:lvlText w:val="%4."/>
+      <w:lvlJc w:val="left"/>
+      <w:pPr>
+        <w:tabs>
+          <w:tab w:val="num" w:pos="2880"/>
+        </w:tabs>
+        <w:ind w:left="2880" w:hanging="720"/>
+      </w:pPr>
+    </w:lvl>
+    <w:lvl w:ilvl="4">
+      <w:start w:val="1"/>
+      <w:numFmt w:val="decimal"/>
+      <w:lvlText w:val="%5."/>
+      <w:lvlJc w:val="left"/>
+      <w:pPr>
+        <w:tabs>
+          <w:tab w:val="num" w:pos="3600"/>
+        </w:tabs>
+        <w:ind w:left="3600" w:hanging="720"/>
+      </w:pPr>
+    </w:lvl>
+    <w:lvl w:ilvl="5">
+      <w:start w:val="1"/>
+      <w:numFmt w:val="decimal"/>
+      <w:lvlText w:val="%6."/>
+      <w:lvlJc w:val="left"/>
+      <w:pPr>
+        <w:tabs>
+          <w:tab w:val="num" w:pos="4320"/>
+        </w:tabs>
+        <w:ind w:left="4320" w:hanging="720"/>
+      </w:pPr>
+    </w:lvl>
+    <w:lvl w:ilvl="6">
+      <w:start w:val="1"/>
+      <w:numFmt w:val="decimal"/>
+      <w:lvlText w:val="%7."/>
+      <w:lvlJc w:val="left"/>
+      <w:pPr>
+        <w:tabs>
+          <w:tab w:val="num" w:pos="5040"/>
+        </w:tabs>
+        <w:ind w:left="5040" w:hanging="720"/>
+      </w:pPr>
+    </w:lvl>
+    <w:lvl w:ilvl="7">
+      <w:start w:val="1"/>
+      <w:numFmt w:val="decimal"/>
+      <w:lvlText w:val="%8."/>
+      <w:lvlJc w:val="left"/>
+      <w:pPr>
+        <w:tabs>
+          <w:tab w:val="num" w:pos="5760"/>
+        </w:tabs>
+        <w:ind w:left="5760" w:hanging="720"/>
+      </w:pPr>
+    </w:lvl>
+    <w:lvl w:ilvl="8">
+      <w:start w:val="1"/>
+      <w:numFmt w:val="decimal"/>
+      <w:lvlText w:val="%9."/>
+      <w:lvlJc w:val="left"/>
+      <w:pPr>
+        <w:tabs>
+          <w:tab w:val="num" w:pos="6480"/>
+        </w:tabs>
+        <w:ind w:left="6480" w:hanging="720"/>
+      </w:pPr>
+    </w:lvl>
+  </w:abstractNum>
+  <w:abstractNum w:abstractNumId="5" w15:restartNumberingAfterBreak="0">
+    <w:nsid w:val="5FEA69C7"/>
+    <w:multiLevelType w:val="multilevel"/>
+    <w:tmpl w:val="6FDA650A"/>
+    <w:lvl w:ilvl="0">
+      <w:start w:val="1"/>
+      <w:numFmt w:val="decimal"/>
+      <w:lvlText w:val="%1."/>
+      <w:lvlJc w:val="left"/>
+      <w:pPr>
+        <w:tabs>
+          <w:tab w:val="num" w:pos="720"/>
+        </w:tabs>
+        <w:ind w:left="720" w:hanging="360"/>
+      </w:pPr>
+    </w:lvl>
+    <w:lvl w:ilvl="1" w:tentative="1">
+      <w:start w:val="1"/>
+      <w:numFmt w:val="decimal"/>
+      <w:lvlText w:val="%2."/>
+      <w:lvlJc w:val="left"/>
+      <w:pPr>
+        <w:tabs>
+          <w:tab w:val="num" w:pos="1440"/>
+        </w:tabs>
+        <w:ind w:left="1440" w:hanging="360"/>
+      </w:pPr>
+    </w:lvl>
+    <w:lvl w:ilvl="2" w:tentative="1">
+      <w:start w:val="1"/>
+      <w:numFmt w:val="decimal"/>
+      <w:lvlText w:val="%3."/>
+      <w:lvlJc w:val="left"/>
+      <w:pPr>
+        <w:tabs>
+          <w:tab w:val="num" w:pos="2160"/>
+        </w:tabs>
+        <w:ind w:left="2160" w:hanging="360"/>
+      </w:pPr>
+    </w:lvl>
+    <w:lvl w:ilvl="3" w:tentative="1">
+      <w:start w:val="1"/>
+      <w:numFmt w:val="decimal"/>
+      <w:lvlText w:val="%4."/>
+      <w:lvlJc w:val="left"/>
+      <w:pPr>
+        <w:tabs>
+          <w:tab w:val="num" w:pos="2880"/>
+        </w:tabs>
+        <w:ind w:left="2880" w:hanging="360"/>
+      </w:pPr>
+    </w:lvl>
+    <w:lvl w:ilvl="4" w:tentative="1">
+      <w:start w:val="1"/>
+      <w:numFmt w:val="decimal"/>
+      <w:lvlText w:val="%5."/>
+      <w:lvlJc w:val="left"/>
+      <w:pPr>
+        <w:tabs>
+          <w:tab w:val="num" w:pos="3600"/>
+        </w:tabs>
+        <w:ind w:left="3600" w:hanging="360"/>
+      </w:pPr>
+    </w:lvl>
+    <w:lvl w:ilvl="5" w:tentative="1">
+      <w:start w:val="1"/>
+      <w:numFmt w:val="decimal"/>
+      <w:lvlText w:val="%6."/>
+      <w:lvlJc w:val="left"/>
+      <w:pPr>
+        <w:tabs>
+          <w:tab w:val="num" w:pos="4320"/>
+        </w:tabs>
+        <w:ind w:left="4320" w:hanging="360"/>
+      </w:pPr>
+    </w:lvl>
+    <w:lvl w:ilvl="6" w:tentative="1">
+      <w:start w:val="1"/>
+      <w:numFmt w:val="decimal"/>
+      <w:lvlText w:val="%7."/>
+      <w:lvlJc w:val="left"/>
+      <w:pPr>
+        <w:tabs>
+          <w:tab w:val="num" w:pos="5040"/>
+        </w:tabs>
+        <w:ind w:left="5040" w:hanging="360"/>
+      </w:pPr>
+    </w:lvl>
+    <w:lvl w:ilvl="7" w:tentative="1">
+      <w:start w:val="1"/>
+      <w:numFmt w:val="decimal"/>
+      <w:lvlText w:val="%8."/>
+      <w:lvlJc w:val="left"/>
+      <w:pPr>
+        <w:tabs>
+          <w:tab w:val="num" w:pos="5760"/>
+        </w:tabs>
+        <w:ind w:left="5760" w:hanging="360"/>
+      </w:pPr>
+    </w:lvl>
+    <w:lvl w:ilvl="8" w:tentative="1">
+      <w:start w:val="1"/>
+      <w:numFmt w:val="decimal"/>
+      <w:lvlText w:val="%9."/>
+      <w:lvlJc w:val="left"/>
+      <w:pPr>
+        <w:tabs>
+          <w:tab w:val="num" w:pos="6480"/>
+        </w:tabs>
+        <w:ind w:left="6480" w:hanging="360"/>
+      </w:pPr>
+    </w:lvl>
+  </w:abstractNum>
+  <w:num w:numId="1" w16cid:durableId="1322125859">
+    <w:abstractNumId w:val="5"/>
+  </w:num>
+  <w:num w:numId="2" w16cid:durableId="615798367">
+    <w:abstractNumId w:val="0"/>
+  </w:num>
+  <w:num w:numId="3" w16cid:durableId="532576905">
+    <w:abstractNumId w:val="4"/>
+  </w:num>
+  <w:num w:numId="4" w16cid:durableId="1353189347">
+    <w:abstractNumId w:val="3"/>
+  </w:num>
+  <w:num w:numId="5" w16cid:durableId="1746302101">
+    <w:abstractNumId w:val="2"/>
+  </w:num>
+  <w:num w:numId="6" w16cid:durableId="833032665">
+    <w:abstractNumId w:val="1"/>
+  </w:num>
+</w:numbering>
 </file>
 
 <file path=word/styles.xml><?xml version="1.0" encoding="utf-8"?>

--- a/A3.docx
+++ b/A3.docx
@@ -4,42 +4,137 @@
   <w:body>
     <w:p>
       <w:r>
+        <w:rPr>
+          <w:b/>
+          <w:bCs/>
+        </w:rPr>
         <w:t>Introduction</w:t>
       </w:r>
     </w:p>
     <w:p>
       <w:r>
-        <w:t>This report collects data for seven activities: standing still, walking on a flat surface, climbing stairs, descending stairs, ascending in an elevator, running, and descending in an elevator. The analysis strictly follows the structured tasks listed in the operation outline. It starts with the visualization of raw data, then progresses to feature extraction, evaluation of machine learning models, and experimentation with new features.</w:t>
-      </w:r>
-    </w:p>
-    <w:p>
-      <w:r>
+        <w:rPr>
+          <w:rFonts w:hint="eastAsia"/>
+        </w:rPr>
+        <w:t>The data was compared using a mobile phone device provided by the laboratory and kept in a pocket, as well as using other data provided by the school, covering steps such as standing still, walking on level ground, climbing stairs, descending stairs, ascending by elevator, running, and descending by elevator, and the analysis process followed the structured task process outlined in the task outline.</w:t>
+      </w:r>
+    </w:p>
+    <w:p/>
+    <w:p>
+      <w:r>
+        <w:rPr>
+          <w:b/>
+          <w:bCs/>
+        </w:rPr>
         <w:t>TO DO 1: Raw Data Visualization and Discussion</w:t>
       </w:r>
     </w:p>
     <w:p>
       <w:r>
-        <w:t>This graph presents the original sensor data of approximately 40,000 time samples</w:t>
-      </w:r>
-      <w:r>
-        <w:t>. During the initial segment from sample 0 to approximately 10,000, the magnitude fluctuates around 10 m/s² with moderate variance, corresponding to walking activities. A sharp transition occurs around sample 15,000 where the magnitude drops to nearly zero and remains flat until sample 20,000, clearly indicating stationary behavior. The most striking feature appears between samples 20,000 and 30,000, where the magnitude reaches peaks exceeding 50 m/s² with sustained high variance, unambiguously representing running activity. Following this, the signal returns to lower magnitude levels consistent with walking or stationary behavior.</w:t>
-      </w:r>
-    </w:p>
-    <w:p>
-      <w:r>
-        <w:t>The middle subplot displays the barometric pressure data measured in millibars after smoothing. The pressure trace reveals several notable patterns. Sharp drops in pressure occur during upward vertical displacement, such as during elevator ascent or stair climbing, while pressure increases characterize downward movement. For instance, the steep decline from approximately 1013.5 mbar to 1011.5 mbar around sample 2,000 indicates upward movement. Conversely, the rise around sample 8,000 suggests descent. The plateau regions correspond to horizontal movement or stationary periods where altitude remains constant.</w:t>
-      </w:r>
-    </w:p>
-    <w:p>
-      <w:r>
-        <w:t>The bottom subplot shows the activity labels as step functions, providing ground truth annotation. The labels transition from Activity 4 (approximately samples 0-3,000), to Activity 3 (samples 3,000-6,000), then Activity 2 (samples 6,000-9,000), Activity 1 (samples 9,000-13,000), Activity 0 (samples 13,000-20,000), Activity 5 (samples 20,000-30,000), Activity 6 (samples 30,000-34,000), Activity 4 (samples 34,000-37,000), and finally Activity 3 (samples 37,000-40,000). This temporal segmentation enables precise correlation between sensor patterns and activity types.</w:t>
-      </w:r>
-    </w:p>
-    <w:p>
-      <w:r>
-        <w:t>The raw data demonstrates clear distinguishing characteristics. Accelerometer magnitude directly reflects motion intensity, with running producing the highest values, walking generating moderate fluctuations, and stationary behavior showing minimal variation near zero. Barometric pressure serves as an effective proxy for altitude change, with its slope indicating vertical movement direction and magnitude.</w:t>
-      </w:r>
-    </w:p>
+        <w:t>The</w:t>
+      </w:r>
+      <w:r>
+        <w:rPr>
+          <w:rFonts w:hint="eastAsia"/>
+        </w:rPr>
+        <w:t xml:space="preserve"> </w:t>
+      </w:r>
+      <w:r>
+        <w:t>set of plots presents roughly 40,000 time samples of raw accelerometer magnitude, barometric pressure, and ground</w:t>
+      </w:r>
+      <w:r>
+        <w:noBreakHyphen/>
+        <w:t>truth activity labels. In the accelerometer trace, the magnitude stays near 10</w:t>
+      </w:r>
+      <w:r>
+        <w:rPr>
+          <w:rFonts w:ascii="Times New Roman" w:hAnsi="Times New Roman" w:cs="Times New Roman"/>
+        </w:rPr>
+        <w:t> </w:t>
+      </w:r>
+      <w:r>
+        <w:t>m/s</w:t>
+      </w:r>
+      <w:r>
+        <w:rPr>
+          <w:rFonts w:ascii="等线" w:eastAsia="等线" w:hAnsi="等线" w:cs="等线" w:hint="eastAsia"/>
+        </w:rPr>
+        <w:t>²</w:t>
+      </w:r>
+      <w:r>
+        <w:t xml:space="preserve"> with moderate fluctuations between sample 0 and approximately 10,000</w:t>
+      </w:r>
+      <w:r>
+        <w:rPr>
+          <w:rFonts w:hint="eastAsia"/>
+        </w:rPr>
+        <w:t xml:space="preserve"> </w:t>
+      </w:r>
+      <w:r>
+        <w:t>behaviors that matches walking on level ground. Around sample 15,000 the magnitude collapses to near zero and remains flat until sample 20,000, clearly indicating a stationary period. The most dramatic feature appears between samples 20,000 and 30,000, where the magnitude regularly exceeds 50</w:t>
+      </w:r>
+      <w:r>
+        <w:rPr>
+          <w:rFonts w:ascii="Times New Roman" w:hAnsi="Times New Roman" w:cs="Times New Roman"/>
+        </w:rPr>
+        <w:t> </w:t>
+      </w:r>
+      <w:r>
+        <w:t>m/s</w:t>
+      </w:r>
+      <w:r>
+        <w:rPr>
+          <w:rFonts w:ascii="等线" w:eastAsia="等线" w:hAnsi="等线" w:cs="等线" w:hint="eastAsia"/>
+        </w:rPr>
+        <w:t>²</w:t>
+      </w:r>
+      <w:r>
+        <w:t xml:space="preserve"> and the variance is sustained at a high level; this segment unambiguously corresponds to running. After sample 30,000 the signal returns to lower intensities typical of walking or stillness.</w:t>
+      </w:r>
+    </w:p>
+    <w:p>
+      <w:r>
+        <w:t>The middle panel shows smoothed barometric pressure in millibars. Sharp pressure decreases occur during upward vertical displacement (elevator ascent or stair climbing), while pressure increases mark downward movement. For instance, a steep decline from roughly 1013.5</w:t>
+      </w:r>
+      <w:r>
+        <w:rPr>
+          <w:rFonts w:ascii="Times New Roman" w:hAnsi="Times New Roman" w:cs="Times New Roman"/>
+        </w:rPr>
+        <w:t> </w:t>
+      </w:r>
+      <w:r>
+        <w:t>mbar to 1011.5</w:t>
+      </w:r>
+      <w:r>
+        <w:rPr>
+          <w:rFonts w:ascii="Times New Roman" w:hAnsi="Times New Roman" w:cs="Times New Roman"/>
+        </w:rPr>
+        <w:t> </w:t>
+      </w:r>
+      <w:r>
+        <w:t>mbar near sample 2,000 signals an upward transition, whereas a rise around sample 8,000 indicates descent. Flat or nearly flat segments coincide with horizontal motion or stationary periods.</w:t>
+      </w:r>
+    </w:p>
+    <w:p>
+      <w:r>
+        <w:rPr>
+          <w:rFonts w:hint="eastAsia"/>
+        </w:rPr>
+        <w:t>The bottom chart shows the step function for the active tab. The tags change in order: Activity</w:t>
+      </w:r>
+      <w:r>
+        <w:t xml:space="preserve"> 4 (approx. 0 - 3000), Activity 3 (3000 - 6000), Activity 2 (6000 - 9000), Activity 1 (9000 - 13000), Activity 0 (13000 - 20000), Activity 5 (20000 - 30000), Activity 6 (30000 - 34000), Activity 4 (34000 - 37000), and finally Activity 3 (37000 - 40000). This segmentation allows us to precisely align the sensor pattern with the activity of each marker. </w:t>
+      </w:r>
+    </w:p>
+    <w:p>
+      <w:r>
+        <w:rPr>
+          <w:rFonts w:hint="eastAsia"/>
+        </w:rPr>
+        <w:t>The size of the accelerometer reflects the intensity of the exercise: running produces the greatest values, walking creates moderate fluctuations, and stationary behavior changes the least. The trend of air pressure can reflect the direction and amplitude of vertical displacement.</w:t>
+      </w:r>
+    </w:p>
+    <w:p/>
     <w:p/>
     <w:p>
       <w:r>
@@ -99,71 +194,251 @@
     </w:p>
     <w:p/>
     <w:p>
-      <w:r>
+      <w:pPr>
+        <w:rPr>
+          <w:b/>
+          <w:bCs/>
+        </w:rPr>
+      </w:pPr>
+      <w:r>
+        <w:rPr>
+          <w:b/>
+          <w:bCs/>
+        </w:rPr>
         <w:t>TO DO 2: Feature Extraction and Visualization</w:t>
       </w:r>
     </w:p>
     <w:p>
       <w:r>
-        <w:t>Figure 2 displays extracted features from the sensor data, specifically the variance of accelerometer magnitude and the slope of barometric pressure, alongside the corresponding activity labels. The top subplot shows variance values computed over sliding windows. The variance remains below 5,000 (m/s²)² during walking and stationary activities, with slightly elevated values around 2,000 to 5,000 for flat surface walking. During running, the variance dramatically increases, reaching peaks above 30,000 (m/s²)² with sustained high values throughout the activity period. This substantial difference makes variance an excellent discriminator between high-intensity and low-intensity activities.</w:t>
-      </w:r>
-    </w:p>
-    <w:p>
-      <w:r>
-        <w:t>The middle subplot presents the slope of barometric pressure measured in millibars per second. Positive slope values indicate descending activities, with magnitudes reaching approximately 2.5 mbar/s during elevator descent. Negative slopes around negative 2.5 mbar/s characterize ascending activities such as elevator ascent and stair climbing. Near-zero slopes correspond to horizontal movements and stationary behavior. The slope feature effectively captures the directionality of vertical displacement.</w:t>
-      </w:r>
-    </w:p>
-    <w:p>
-      <w:r>
-        <w:t>The bottom subplot repeats the activity labels for temporal reference, now aligned with the windowed feature extraction timeline spanning approximately 600 windows.</w:t>
-      </w:r>
-    </w:p>
-    <w:p>
-      <w:r>
-        <w:t>Additional features extracted but not shown in this figure include the mean of accelerometer magnitude, signal energy across different frequency bands (0 to 2.5 Hz, 2.5 to 5 Hz, 5 to 7.5 Hz, and 7.5 to 10 Hz), and various statistical moments. These frequency domain features capture the periodic nature of human gait, where walking typically exhibits dominant energy in the 1 to 2 Hz range corresponding to step frequency, while running shifts energy to higher frequencies around 2.5 to 3 Hz.</w:t>
-      </w:r>
-    </w:p>
-    <w:p/>
-    <w:p/>
-    <w:p/>
-    <w:p/>
-    <w:p/>
-    <w:p>
-      <w:r>
-        <w:t>TO DO 3: Feature Interpretation and Activity Discrimination</w:t>
-      </w:r>
-    </w:p>
-    <w:p>
-      <w:r>
-        <w:t>The extracted features provide complementary information for activity classification based on distinct physical principles.</w:t>
-      </w:r>
-    </w:p>
-    <w:p>
-      <w:r>
-        <w:t>The variance of accelerometer magnitude directly quantifies motion intensity. During running, the limbs experience rapid acceleration changes as the foot strikes the ground and pushes off, producing high variance values consistently exceeding 10,000 (m/s²)² and often reaching above 30,000. Walking on flat surfaces generates moderate variance between 1,000 and 5,000 due to the regular but less forceful gait pattern. Stationary behavior and elevator movement exhibit minimal variance, typically below 1,000, because the phone remains relatively stable or moves at constant velocity without significant acceleration fluctuations. However, variance alone cannot distinguish between stationary and elevator activities, as both show similarly low values.</w:t>
-      </w:r>
-    </w:p>
-    <w:p>
-      <w:r>
-        <w:t xml:space="preserve">The slope of barometric pressure provides crucial altitude information. Atmospheric pressure decreases approximately 1 millibar per 8 meters of altitude gain under standard conditions. Therefore, ascending activities such as walking </w:t>
-      </w:r>
-      <w:proofErr w:type="spellStart"/>
-      <w:r>
-        <w:t>up stairs</w:t>
-      </w:r>
-      <w:proofErr w:type="spellEnd"/>
-      <w:r>
-        <w:t xml:space="preserve"> or riding an elevator upward produce sustained negative slopes as pressure drops. Conversely, descending activities generate positive slopes. The magnitude of the slope additionally distinguishes between elevator movement, which typically produces steeper, more consistent slopes due to higher speed, and stair climbing, which shows more variable, step-wise pressure changes due to the intermittent motion pattern. Flat surface walking and stationary behavior maintain near-zero slopes since altitude remains essentially constant.</w:t>
-      </w:r>
-    </w:p>
-    <w:p>
-      <w:r>
-        <w:t>Frequency domain features offer further discrimination. Walking exhibits dominant energy in the low-frequency band around 1 to 2 Hz, corresponding to the natural step frequency of approximately 60 to 120 steps per minute. Running shifts the dominant energy to higher frequencies around 2 to 3 Hz. Stationary behavior shows no distinct peaks but rather broadband low-energy noise. Elevator movement, being smooth vertical translation, contributes minimal periodic energy in the accelerometer frequency bands.</w:t>
-      </w:r>
-    </w:p>
-    <w:p>
-      <w:r>
-        <w:t>During data collection, the phone was held in the trouser pocket, which influenced the signal characteristics. This placement captures leg motion effectively, making the accelerometer sensitive to gait patterns. However, pocket placement may introduce additional noise from fabric movement and occasional phone rotation. The barometer, being less affected by orientation, reliably captures altitude changes regardless of phone position.</w:t>
+        <w:t>The next visualization presents features derived from sliding windows: the variance of accelerometer magnitude and the slope of barometric pressure, displayed together with the corresponding activity labels. In the top panel, variance stays below 5,000</w:t>
+      </w:r>
+      <w:r>
+        <w:rPr>
+          <w:rFonts w:ascii="Times New Roman" w:hAnsi="Times New Roman" w:cs="Times New Roman"/>
+        </w:rPr>
+        <w:t> </w:t>
+      </w:r>
+      <w:r>
+        <w:t>(m/s</w:t>
+      </w:r>
+      <w:r>
+        <w:rPr>
+          <w:rFonts w:ascii="等线" w:eastAsia="等线" w:hAnsi="等线" w:cs="等线" w:hint="eastAsia"/>
+        </w:rPr>
+        <w:t>²</w:t>
+      </w:r>
+      <w:r>
+        <w:t>)</w:t>
+      </w:r>
+      <w:r>
+        <w:rPr>
+          <w:rFonts w:ascii="等线" w:eastAsia="等线" w:hAnsi="等线" w:cs="等线" w:hint="eastAsia"/>
+        </w:rPr>
+        <w:t>²</w:t>
+      </w:r>
+      <w:r>
+        <w:t xml:space="preserve"> during walking and stationary intervals, with flat</w:t>
+      </w:r>
+      <w:r>
+        <w:noBreakHyphen/>
+        <w:t>surface walking typically falling between 2,000 and 5,000. When the user runs, variance jumps dramatically, reaching peaks above 30,000</w:t>
+      </w:r>
+      <w:r>
+        <w:rPr>
+          <w:rFonts w:ascii="Times New Roman" w:hAnsi="Times New Roman" w:cs="Times New Roman"/>
+        </w:rPr>
+        <w:t> </w:t>
+      </w:r>
+      <w:r>
+        <w:t>(m/s</w:t>
+      </w:r>
+      <w:r>
+        <w:rPr>
+          <w:rFonts w:ascii="等线" w:eastAsia="等线" w:hAnsi="等线" w:cs="等线" w:hint="eastAsia"/>
+        </w:rPr>
+        <w:t>²</w:t>
+      </w:r>
+      <w:r>
+        <w:t>)</w:t>
+      </w:r>
+      <w:r>
+        <w:rPr>
+          <w:rFonts w:ascii="等线" w:eastAsia="等线" w:hAnsi="等线" w:cs="等线" w:hint="eastAsia"/>
+        </w:rPr>
+        <w:t>²</w:t>
+      </w:r>
+      <w:r>
+        <w:t xml:space="preserve"> and remaining elevated throughout the running period. This large separation makes variance an excellent candidate for distinguishing high</w:t>
+      </w:r>
+      <w:r>
+        <w:noBreakHyphen/>
+        <w:t>intensity movement.</w:t>
+      </w:r>
+    </w:p>
+    <w:p>
+      <w:r>
+        <w:t>The middle panel shows the barometric</w:t>
+      </w:r>
+      <w:r>
+        <w:noBreakHyphen/>
+        <w:t>pressure slope in mbar/s. Positive values denote descending activities—elevator descent yields slopes near +2.5</w:t>
+      </w:r>
+      <w:r>
+        <w:rPr>
+          <w:rFonts w:ascii="Times New Roman" w:hAnsi="Times New Roman" w:cs="Times New Roman"/>
+        </w:rPr>
+        <w:t> </w:t>
+      </w:r>
+      <w:r>
+        <w:t>mbar/s</w:t>
+      </w:r>
+      <w:r>
+        <w:rPr>
+          <w:rFonts w:ascii="等线" w:eastAsia="等线" w:hAnsi="等线" w:cs="等线" w:hint="eastAsia"/>
+        </w:rPr>
+        <w:t>—</w:t>
+      </w:r>
+      <w:r>
+        <w:t xml:space="preserve">while negative values around </w:t>
+      </w:r>
+      <w:r>
+        <w:rPr>
+          <w:rFonts w:ascii="等线" w:eastAsia="等线" w:hAnsi="等线" w:cs="等线" w:hint="eastAsia"/>
+        </w:rPr>
+        <w:t>–</w:t>
+      </w:r>
+      <w:r>
+        <w:t>2.5</w:t>
+      </w:r>
+      <w:r>
+        <w:rPr>
+          <w:rFonts w:ascii="Times New Roman" w:hAnsi="Times New Roman" w:cs="Times New Roman"/>
+        </w:rPr>
+        <w:t> </w:t>
+      </w:r>
+      <w:r>
+        <w:t>mbar/s characterize ascending activities such as elevator ascent or stair climbing. Horizontal motion and stationary phases cluster around zero slope. This feature cleanly encodes vertical directionality.</w:t>
+      </w:r>
+    </w:p>
+    <w:p>
+      <w:r>
+        <w:t>The bottom panel repeats the activity</w:t>
+      </w:r>
+      <w:r>
+        <w:noBreakHyphen/>
+        <w:t>label sequence, now aligned with the windowed feature timeline (roughly 600 windows).</w:t>
+      </w:r>
+    </w:p>
+    <w:p>
+      <w:r>
+        <w:t>Additional features (not plotted here) include the mean of accelerometer magnitude, signal energy across four frequency bands (0–2.5</w:t>
+      </w:r>
+      <w:r>
+        <w:rPr>
+          <w:rFonts w:ascii="Times New Roman" w:hAnsi="Times New Roman" w:cs="Times New Roman"/>
+        </w:rPr>
+        <w:t> </w:t>
+      </w:r>
+      <w:r>
+        <w:t>Hz, 2.5</w:t>
+      </w:r>
+      <w:r>
+        <w:rPr>
+          <w:rFonts w:ascii="等线" w:eastAsia="等线" w:hAnsi="等线" w:cs="等线" w:hint="eastAsia"/>
+        </w:rPr>
+        <w:t>–</w:t>
+      </w:r>
+      <w:r>
+        <w:t>5</w:t>
+      </w:r>
+      <w:r>
+        <w:rPr>
+          <w:rFonts w:ascii="Times New Roman" w:hAnsi="Times New Roman" w:cs="Times New Roman"/>
+        </w:rPr>
+        <w:t> </w:t>
+      </w:r>
+      <w:r>
+        <w:t>Hz, 5</w:t>
+      </w:r>
+      <w:r>
+        <w:rPr>
+          <w:rFonts w:ascii="等线" w:eastAsia="等线" w:hAnsi="等线" w:cs="等线" w:hint="eastAsia"/>
+        </w:rPr>
+        <w:t>–</w:t>
+      </w:r>
+      <w:r>
+        <w:t>7.5</w:t>
+      </w:r>
+      <w:r>
+        <w:rPr>
+          <w:rFonts w:ascii="Times New Roman" w:hAnsi="Times New Roman" w:cs="Times New Roman"/>
+        </w:rPr>
+        <w:t> </w:t>
+      </w:r>
+      <w:r>
+        <w:t>Hz, and 7.5</w:t>
+      </w:r>
+      <w:r>
+        <w:rPr>
+          <w:rFonts w:ascii="等线" w:eastAsia="等线" w:hAnsi="等线" w:cs="等线" w:hint="eastAsia"/>
+        </w:rPr>
+        <w:t>–</w:t>
+      </w:r>
+      <w:r>
+        <w:t>10</w:t>
+      </w:r>
+      <w:r>
+        <w:rPr>
+          <w:rFonts w:ascii="Times New Roman" w:hAnsi="Times New Roman" w:cs="Times New Roman"/>
+        </w:rPr>
+        <w:t> </w:t>
+      </w:r>
+      <w:r>
+        <w:t>Hz), and several higher</w:t>
+      </w:r>
+      <w:r>
+        <w:noBreakHyphen/>
+        <w:t>order statistical moments. Frequency</w:t>
+      </w:r>
+      <w:r>
+        <w:noBreakHyphen/>
+        <w:t>domain features capture the periodicity of human gait: walking typically concentrates energy in the 1</w:t>
+      </w:r>
+      <w:r>
+        <w:rPr>
+          <w:rFonts w:ascii="等线" w:eastAsia="等线" w:hAnsi="等线" w:cs="等线" w:hint="eastAsia"/>
+        </w:rPr>
+        <w:t>–</w:t>
+      </w:r>
+      <w:r>
+        <w:t>2</w:t>
+      </w:r>
+      <w:r>
+        <w:rPr>
+          <w:rFonts w:ascii="Times New Roman" w:hAnsi="Times New Roman" w:cs="Times New Roman"/>
+        </w:rPr>
+        <w:t> </w:t>
+      </w:r>
+      <w:r>
+        <w:t>Hz band (step frequency), while running shifts energy toward 2.5</w:t>
+      </w:r>
+      <w:r>
+        <w:rPr>
+          <w:rFonts w:ascii="等线" w:eastAsia="等线" w:hAnsi="等线" w:cs="等线" w:hint="eastAsia"/>
+        </w:rPr>
+        <w:t>–</w:t>
+      </w:r>
+      <w:r>
+        <w:t>3</w:t>
+      </w:r>
+      <w:r>
+        <w:rPr>
+          <w:rFonts w:ascii="Times New Roman" w:hAnsi="Times New Roman" w:cs="Times New Roman"/>
+        </w:rPr>
+        <w:t> </w:t>
+      </w:r>
+      <w:r>
+        <w:t>Hz.</w:t>
       </w:r>
     </w:p>
     <w:p/>
@@ -174,10 +449,10 @@
         </w:rPr>
         <w:lastRenderedPageBreak/>
         <w:drawing>
-          <wp:inline distT="0" distB="0" distL="0" distR="0" wp14:anchorId="3CBFCD1B" wp14:editId="252C46AC">
+          <wp:inline distT="0" distB="0" distL="0" distR="0" wp14:anchorId="7004402D" wp14:editId="35C0552C">
             <wp:extent cx="5267960" cy="3888105"/>
             <wp:effectExtent l="0" t="0" r="8890" b="0"/>
-            <wp:docPr id="1138472363" name="图片 1"/>
+            <wp:docPr id="843003280" name="图片 1"/>
             <wp:cNvGraphicFramePr>
               <a:graphicFrameLocks xmlns:a="http://schemas.openxmlformats.org/drawingml/2006/main" noChangeAspect="1"/>
             </wp:cNvGraphicFramePr>
@@ -185,7 +460,7 @@
               <a:graphicData uri="http://schemas.openxmlformats.org/drawingml/2006/picture">
                 <pic:pic xmlns:pic="http://schemas.openxmlformats.org/drawingml/2006/picture">
                   <pic:nvPicPr>
-                    <pic:cNvPr id="0" name="Picture 17"/>
+                    <pic:cNvPr id="0" name="Picture 1"/>
                     <pic:cNvPicPr>
                       <a:picLocks noChangeAspect="1" noChangeArrowheads="1"/>
                     </pic:cNvPicPr>
@@ -224,31 +499,246 @@
       </w:r>
     </w:p>
     <w:p/>
-    <w:p>
-      <w:pPr>
-        <w:widowControl/>
-        <w:jc w:val="left"/>
-      </w:pPr>
-      <w:r>
-        <w:br w:type="page"/>
-      </w:r>
-    </w:p>
-    <w:p>
+    <w:p/>
+    <w:p/>
+    <w:p/>
+    <w:p>
+      <w:pPr>
+        <w:rPr>
+          <w:b/>
+          <w:bCs/>
+        </w:rPr>
+      </w:pPr>
+      <w:r>
+        <w:rPr>
+          <w:b/>
+          <w:bCs/>
+        </w:rPr>
+        <w:t>TO DO 3: Feature Interpretation and Activity Discrimination</w:t>
+      </w:r>
+    </w:p>
+    <w:p/>
+    <w:p>
+      <w:r>
+        <w:t>Each extracted feature contributes complementary information grounded in distinct physical principles.</w:t>
+      </w:r>
+    </w:p>
+    <w:p>
+      <w:r>
+        <w:rPr>
+          <w:i/>
+          <w:iCs/>
+        </w:rPr>
+        <w:t>Accelerometer magnitude variance</w:t>
+      </w:r>
+      <w:r>
+        <w:t> quantifies motion intensity. Running generates rapid limb accelerations at foot strike and push</w:t>
+      </w:r>
+      <w:r>
+        <w:noBreakHyphen/>
+        <w:t>off, pushing variance consistently above 10,000</w:t>
+      </w:r>
+      <w:r>
+        <w:rPr>
+          <w:rFonts w:ascii="Times New Roman" w:hAnsi="Times New Roman" w:cs="Times New Roman"/>
+        </w:rPr>
+        <w:t> </w:t>
+      </w:r>
+      <w:r>
+        <w:t>(m/s</w:t>
+      </w:r>
+      <w:r>
+        <w:rPr>
+          <w:rFonts w:ascii="等线" w:eastAsia="等线" w:hAnsi="等线" w:cs="等线" w:hint="eastAsia"/>
+        </w:rPr>
+        <w:t>²</w:t>
+      </w:r>
+      <w:r>
+        <w:t>)</w:t>
+      </w:r>
+      <w:r>
+        <w:rPr>
+          <w:rFonts w:ascii="等线" w:eastAsia="等线" w:hAnsi="等线" w:cs="等线" w:hint="eastAsia"/>
+        </w:rPr>
+        <w:t>²</w:t>
+      </w:r>
+      <w:r>
+        <w:t xml:space="preserve"> and often beyond 30,000. Walking on a flat surface yields moderate variance (1,000</w:t>
+      </w:r>
+      <w:r>
+        <w:rPr>
+          <w:rFonts w:ascii="等线" w:eastAsia="等线" w:hAnsi="等线" w:cs="等线" w:hint="eastAsia"/>
+        </w:rPr>
+        <w:t>–</w:t>
+      </w:r>
+      <w:r>
+        <w:t xml:space="preserve">5,000) due to the rhythmic but gentler gait. Stationary </w:t>
+      </w:r>
+      <w:r>
+        <w:t>behaviors</w:t>
+      </w:r>
+      <w:r>
+        <w:t xml:space="preserve"> and elevator travel show minimal variance (&lt;1,000) because the phone undergoes little acceleration fluctuation. Variance alone, however, cannot separate stationary from elevator movement</w:t>
+      </w:r>
+      <w:r>
+        <w:rPr>
+          <w:rFonts w:ascii="等线" w:eastAsia="等线" w:hAnsi="等线" w:cs="等线" w:hint="eastAsia"/>
+        </w:rPr>
+        <w:t>—</w:t>
+      </w:r>
+      <w:r>
+        <w:t>both appear similarly quiet.</w:t>
+      </w:r>
+    </w:p>
+    <w:p>
+      <w:r>
+        <w:rPr>
+          <w:i/>
+          <w:iCs/>
+        </w:rPr>
+        <w:t>Barometric pressure slope</w:t>
+      </w:r>
+      <w:r>
+        <w:t> provides crucial altitude information. Under standard conditions, atmospheric pressure drops roughly 1</w:t>
+      </w:r>
+      <w:r>
+        <w:rPr>
+          <w:rFonts w:ascii="Times New Roman" w:hAnsi="Times New Roman" w:cs="Times New Roman"/>
+        </w:rPr>
+        <w:t> </w:t>
+      </w:r>
+      <w:r>
+        <w:t>mbar per 8</w:t>
+      </w:r>
+      <w:r>
+        <w:rPr>
+          <w:rFonts w:ascii="Times New Roman" w:hAnsi="Times New Roman" w:cs="Times New Roman"/>
+        </w:rPr>
+        <w:t> </w:t>
+      </w:r>
+      <w:r>
+        <w:t>meters</w:t>
+      </w:r>
+      <w:r>
+        <w:t xml:space="preserve"> of altitude gain. Consequently, ascending activities produce sustained negative slopes, while descending activities give positive slopes. The slope magnitude also helps separate elevator travel (steeper, steadier) from stair climbing (more variable, step</w:t>
+      </w:r>
+      <w:r>
+        <w:noBreakHyphen/>
+        <w:t xml:space="preserve">wise pressure changes). Flat walking and stationary </w:t>
+      </w:r>
+      <w:proofErr w:type="spellStart"/>
+      <w:r>
+        <w:t>behaviour</w:t>
+      </w:r>
+      <w:proofErr w:type="spellEnd"/>
+      <w:r>
+        <w:t xml:space="preserve"> maintain near</w:t>
+      </w:r>
+      <w:r>
+        <w:noBreakHyphen/>
+        <w:t>zero slopes.</w:t>
+      </w:r>
+    </w:p>
+    <w:p>
+      <w:r>
+        <w:rPr>
+          <w:i/>
+          <w:iCs/>
+        </w:rPr>
+        <w:t>Frequency</w:t>
+      </w:r>
+      <w:r>
+        <w:rPr>
+          <w:i/>
+          <w:iCs/>
+        </w:rPr>
+        <w:noBreakHyphen/>
+        <w:t>domain features</w:t>
+      </w:r>
+      <w:r>
+        <w:t> offer further discrimination. Walking concentrates energy in the 1–2</w:t>
+      </w:r>
+      <w:r>
+        <w:rPr>
+          <w:rFonts w:ascii="Times New Roman" w:hAnsi="Times New Roman" w:cs="Times New Roman"/>
+        </w:rPr>
+        <w:t> </w:t>
+      </w:r>
+      <w:r>
+        <w:t>Hz band (</w:t>
+      </w:r>
+      <w:r>
+        <w:rPr>
+          <w:rFonts w:ascii="等线" w:eastAsia="等线" w:hAnsi="等线" w:cs="等线" w:hint="eastAsia"/>
+        </w:rPr>
+        <w:t>≈</w:t>
+      </w:r>
+      <w:r>
+        <w:t>60</w:t>
+      </w:r>
+      <w:r>
+        <w:rPr>
+          <w:rFonts w:ascii="等线" w:eastAsia="等线" w:hAnsi="等线" w:cs="等线" w:hint="eastAsia"/>
+        </w:rPr>
+        <w:t>–</w:t>
+      </w:r>
+      <w:r>
+        <w:t>120 steps per minute), while running shifts the dominant energy to slightly higher frequencies (2</w:t>
+      </w:r>
+      <w:r>
+        <w:rPr>
+          <w:rFonts w:ascii="等线" w:eastAsia="等线" w:hAnsi="等线" w:cs="等线" w:hint="eastAsia"/>
+        </w:rPr>
+        <w:t>–</w:t>
+      </w:r>
+      <w:r>
+        <w:t>3</w:t>
+      </w:r>
+      <w:r>
+        <w:rPr>
+          <w:rFonts w:ascii="Times New Roman" w:hAnsi="Times New Roman" w:cs="Times New Roman"/>
+        </w:rPr>
+        <w:t> </w:t>
+      </w:r>
+      <w:r>
+        <w:t xml:space="preserve">Hz). Stationary </w:t>
+      </w:r>
+      <w:r>
+        <w:t>behaviors</w:t>
+      </w:r>
+      <w:r>
+        <w:t xml:space="preserve"> shows no clear spectral peaks, only broadband low</w:t>
+      </w:r>
+      <w:r>
+        <w:noBreakHyphen/>
+        <w:t xml:space="preserve">energy noise. Elevator motion, being smooth vertical translation, contributes </w:t>
+      </w:r>
       <w:r>
         <w:lastRenderedPageBreak/>
-        <w:t>TO DO 4: Person-Dependent Classification Results</w:t>
-      </w:r>
-    </w:p>
+        <w:t>negligible periodic energy.</w:t>
+      </w:r>
+    </w:p>
+    <w:p>
+      <w:r>
+        <w:t>The phone was carried in a trouser pocket during collection. This placement captures leg motion effectively, enhancing gait</w:t>
+      </w:r>
+      <w:r>
+        <w:noBreakHyphen/>
+        <w:t>related variance and periodicity, though fabric movement may introduce occasional noise. The barometer is largely unaffected by phone orientation and therefore gives a robust altitude signal.</w:t>
+      </w:r>
+    </w:p>
+    <w:p/>
+    <w:p/>
     <w:p>
       <w:r>
         <w:rPr>
           <w:noProof/>
         </w:rPr>
         <w:drawing>
-          <wp:inline distT="0" distB="0" distL="0" distR="0" wp14:anchorId="09E59DB9" wp14:editId="1CEEDB7B">
-            <wp:extent cx="5247640" cy="4472305"/>
-            <wp:effectExtent l="0" t="0" r="0" b="4445"/>
-            <wp:docPr id="182343044" name="图片 3"/>
+          <wp:inline distT="0" distB="0" distL="0" distR="0" wp14:anchorId="3CBFCD1B" wp14:editId="252C46AC">
+            <wp:extent cx="5267960" cy="3888105"/>
+            <wp:effectExtent l="0" t="0" r="8890" b="0"/>
+            <wp:docPr id="1138472363" name="图片 1"/>
             <wp:cNvGraphicFramePr>
               <a:graphicFrameLocks xmlns:a="http://schemas.openxmlformats.org/drawingml/2006/main" noChangeAspect="1"/>
             </wp:cNvGraphicFramePr>
@@ -256,7 +746,7 @@
               <a:graphicData uri="http://schemas.openxmlformats.org/drawingml/2006/picture">
                 <pic:pic xmlns:pic="http://schemas.openxmlformats.org/drawingml/2006/picture">
                   <pic:nvPicPr>
-                    <pic:cNvPr id="0" name="Picture 21"/>
+                    <pic:cNvPr id="0" name="Picture 17"/>
                     <pic:cNvPicPr>
                       <a:picLocks noChangeAspect="1" noChangeArrowheads="1"/>
                     </pic:cNvPicPr>
@@ -277,7 +767,7 @@
                   <pic:spPr bwMode="auto">
                     <a:xfrm>
                       <a:off x="0" y="0"/>
-                      <a:ext cx="5247640" cy="4472305"/>
+                      <a:ext cx="5267960" cy="3888105"/>
                     </a:xfrm>
                     <a:prstGeom prst="rect">
                       <a:avLst/>
@@ -296,76 +786,95 @@
     </w:p>
     <w:p/>
     <w:p>
-      <w:r>
-        <w:t>TO DO 5: Person-Independent Classification and Comparison</w:t>
-      </w:r>
-    </w:p>
-    <w:p>
-      <w:r>
-        <w:t>The person-independent model was trained on data from eight other subjects and tested on the target subject's data. Figure Y shows the resulting confusion matrix. This model achieves an overall accuracy of 93.8 percent, with 594 correct classifications out of 633 total samples.</w:t>
-      </w:r>
-    </w:p>
-    <w:p>
-      <w:r>
-        <w:t>For Stationary activity, precision is 88.6 percent while recall remains high at 99.2 percent, with 117 out of 118 instances correctly identified. The single false negative is misclassified as Elevator-up. However, the model produces 15 false positives from Walking-flat-surface, reducing precision compared to the person-dependent model. This suggests that other subjects' stationary patterns differ slightly, and the classifier learns to associate certain low-variance patterns with Stationary that actually correspond to slow walking in the target subject.</w:t>
-      </w:r>
-    </w:p>
-    <w:p>
-      <w:r>
-        <w:t>Walking-flat-surface achieves precision of 94.3 percent but recall drops to 84.7 percent, with 100 correct classifications out of 118 true instances. Fifteen samples are misclassified as Stationary, two as Elevator-up, and one as Running. This substantial increase in false negatives to Stationary indicates significant individual variation in gait patterns across subjects. What constitutes normal walking for the target subject may resemble the stationary behavior of other subjects, particularly if they hold phones differently or walk at different speeds.</w:t>
-      </w:r>
-    </w:p>
-    <w:p>
-      <w:r>
-        <w:t xml:space="preserve">Walking-up-stairs shows precision of 95.2 percent and recall of 90.9 percent, with 60 correct classifications out of 66 instances. One sample is misclassified as Walking-flat-surface, four as Elevator-up, and one as Elevator-down. The confusion with Elevator-up increases </w:t>
-      </w:r>
-      <w:r>
+      <w:pPr>
+        <w:widowControl/>
+        <w:jc w:val="left"/>
+      </w:pPr>
+      <w:r>
+        <w:br w:type="page"/>
+      </w:r>
+    </w:p>
+    <w:p>
+      <w:pPr>
+        <w:rPr>
+          <w:b/>
+          <w:bCs/>
+        </w:rPr>
+      </w:pPr>
+      <w:r>
+        <w:rPr>
+          <w:b/>
+          <w:bCs/>
+        </w:rPr>
         <w:lastRenderedPageBreak/>
-        <w:t>compared to the person-dependent model, suggesting that the pressure slope signatures of stair climbing vary more across individuals than elevator movement.</w:t>
-      </w:r>
-    </w:p>
-    <w:p>
-      <w:r>
-        <w:t>Walking-down-stairs maintains strong performance with precision of 95.7 percent and recall of 97.1 percent, with 66 correct classifications out of 68 instances. Only one sample is misclassified as Walking-flat-surface and one as Elevator-down. This robustness indicates that downward stair movement has more consistent kinematic patterns across subjects.</w:t>
-      </w:r>
-    </w:p>
-    <w:p>
-      <w:r>
-        <w:t>Elevator-up demonstrates precision of 88.4 percent and recall of 95.3 percent, with 61 correct classifications out of 64 instances. One sample is misclassified as Walking-flat-surface, two as Walking-up-stairs, and none as other activities. The slight decrease in precision reflects individual differences in elevator speed and building pressure characteristics.</w:t>
-      </w:r>
-    </w:p>
-    <w:p>
-      <w:r>
-        <w:t>Running maintains excellent performance with precision of 98.1 percent and recall of 97.2 percent, with 105 correct classifications out of 108 instances. Two samples are misclassified as Walking-flat-surface and one as Walking-up-stairs. The minimal degradation confirms that running biomechanics are highly consistent across individuals.</w:t>
-      </w:r>
-    </w:p>
-    <w:p>
-      <w:r>
-        <w:t>Elevator-down achieves the highest precision among all activities at 98.5 percent, with recall of 92.9 percent and 65 correct classifications out of 70 instances. One sample is misclassified as Walking-flat-surface, three as Walking-down-stairs, and one as Elevator-up. The strong performance suggests that elevator descent produces reliable pressure signatures regardless of individual differences.</w:t>
-      </w:r>
-    </w:p>
-    <w:p>
-      <w:r>
-        <w:t>Comparing the two models, the person-dependent approach outperforms the person-independent approach by 1.6 percentage points in overall accuracy (95.4 percent versus 93.8 percent). The macro-averaged precision decreases from 95.0 percent to 94.1 percent, and macro-averaged recall decreases from 95.3 percent to 93.9 percent. The most significant degradation occurs for Walking-flat-surface, where recall drops by 5.1 percentage points, primarily due to increased confusion with Stationary. This finding highlights that gait patterns are subject-specific, and models trained on one individual may not generalize perfectly to others without adaptation. Stationary and Running remain the most robust activities across both modeling approaches, while activities involving subtle transitions between movement types, particularly Walking-flat-surface and Elevator-up, show greater sensitivity to inter-subject variability.</w:t>
-      </w:r>
-    </w:p>
-    <w:p>
-      <w:r>
-        <w:t>While overall accuracy remains high at 93.8%, a notable source of error emerges in the vertical movement categories. Specifically, the model incorrectly predicts 'Elevator-up' for 'Walking-up-stairs' in four instances. This confusion is physically significant because it suggests the current feature set is relying too heavily on gross acceleration variance, which is low in both elevator rides and the brief pauses between stair steps. This limitation motivates further feature engineering in Section TO DO 7 to better capture dynamic trends rather than just amplitude magnitudes.</w:t>
-      </w:r>
-    </w:p>
-    <w:p/>
+        <w:t>TO DO 4: Person-Dependent Classification Results</w:t>
+      </w:r>
+    </w:p>
+    <w:p>
+      <w:pPr>
+        <w:rPr>
+          <w:b/>
+          <w:bCs/>
+        </w:rPr>
+      </w:pPr>
+      <w:r>
+        <w:t>When the model is trained and tested on data from the same individual, performance is exceptionally strong. The person</w:t>
+      </w:r>
+      <w:r>
+        <w:noBreakHyphen/>
+        <w:t>dependent classifier achieves an overall accuracy of 95.4</w:t>
+      </w:r>
+      <w:r>
+        <w:rPr>
+          <w:rFonts w:ascii="Times New Roman" w:hAnsi="Times New Roman" w:cs="Times New Roman"/>
+        </w:rPr>
+        <w:t> </w:t>
+      </w:r>
+      <w:r>
+        <w:t>%. Most misclassifications are minor, and the confusion matrix (not shown here) indicates that high</w:t>
+      </w:r>
+      <w:r>
+        <w:noBreakHyphen/>
+        <w:t xml:space="preserve">intensity activities like Running and stationary phases are </w:t>
+      </w:r>
+      <w:r>
+        <w:t>recognized</w:t>
+      </w:r>
+      <w:r>
+        <w:t xml:space="preserve"> almost perfectly. The few errors that do occur typically involve subtle transitions, for instance a handful of Walking</w:t>
+      </w:r>
+      <w:r>
+        <w:noBreakHyphen/>
+        <w:t>flat</w:t>
+      </w:r>
+      <w:r>
+        <w:noBreakHyphen/>
+        <w:t>surface windows being labelled as Stationary or vice</w:t>
+      </w:r>
+      <w:r>
+        <w:noBreakHyphen/>
+        <w:t>versa. This level of accuracy confirms that the feature se</w:t>
+      </w:r>
+      <w:r>
+        <w:rPr>
+          <w:rFonts w:hint="eastAsia"/>
+        </w:rPr>
+        <w:t xml:space="preserve">t </w:t>
+      </w:r>
+      <w:r>
+        <w:t>captures the essential characteristics of the user’s own movement patterns very well.</w:t>
+      </w:r>
+    </w:p>
     <w:p>
       <w:r>
         <w:rPr>
           <w:noProof/>
         </w:rPr>
-        <w:lastRenderedPageBreak/>
         <w:drawing>
-          <wp:inline distT="0" distB="0" distL="0" distR="0" wp14:anchorId="67C24304" wp14:editId="7EDC58A0">
+          <wp:inline distT="0" distB="0" distL="0" distR="0" wp14:anchorId="09E59DB9" wp14:editId="1CEEDB7B">
             <wp:extent cx="5247640" cy="4472305"/>
             <wp:effectExtent l="0" t="0" r="0" b="4445"/>
-            <wp:docPr id="1171890492" name="图片 4"/>
+            <wp:docPr id="182343044" name="图片 3"/>
             <wp:cNvGraphicFramePr>
               <a:graphicFrameLocks xmlns:a="http://schemas.openxmlformats.org/drawingml/2006/main" noChangeAspect="1"/>
             </wp:cNvGraphicFramePr>
@@ -373,7 +882,7 @@
               <a:graphicData uri="http://schemas.openxmlformats.org/drawingml/2006/picture">
                 <pic:pic xmlns:pic="http://schemas.openxmlformats.org/drawingml/2006/picture">
                   <pic:nvPicPr>
-                    <pic:cNvPr id="0" name="Picture 23"/>
+                    <pic:cNvPr id="0" name="Picture 21"/>
                     <pic:cNvPicPr>
                       <a:picLocks noChangeAspect="1" noChangeArrowheads="1"/>
                     </pic:cNvPicPr>
@@ -412,109 +921,699 @@
       </w:r>
     </w:p>
     <w:p/>
-    <w:p>
-      <w:r>
-        <w:t>TO DO 6: Important Feature Analysis</w:t>
-      </w:r>
-    </w:p>
-    <w:p>
-      <w:r>
-        <w:t>The feature extraction process computes 14 distinct features from the raw sensor signals. These include the mean and variance of accelerometer magnitude, the slope of barometric pressure, and signal energy distributed across four frequency bands: 0 to 2.5 Hz, 2.5 to 5 Hz, 5 to 7.5 Hz, and 7.5 to 10 Hz. Additional features encompass higher-order statistical moments and spectral characteristics.</w:t>
-      </w:r>
-    </w:p>
-    <w:p>
-      <w:r>
-        <w:t xml:space="preserve">Feature selection using the </w:t>
-      </w:r>
-      <w:r>
-        <w:t>Select Best</w:t>
-      </w:r>
-      <w:r>
-        <w:t xml:space="preserve"> method with the chi-squared statistic identifies the most discriminative subset. The analysis reveals that the top features are: the variance of accelerometer magnitude, the slope of barometric pressure, and the energy in the 0 to 2.5 Hz frequency band. These features receive selection flags indicating their importance, while features such as mean accelerometer magnitude and high-frequency energy above 7.5 Hz contribute less to classification performance.</w:t>
-      </w:r>
-    </w:p>
-    <w:p>
-      <w:r>
-        <w:t>The selection of variance as a top feature aligns with physical intuition. Motion intensity fundamentally distinguishes activity categories: running involves high-impact limb movements generating substantial acceleration variance, walking produces moderate rhythmic variance, and stationary or elevator behaviors exhibit minimal variance. This feature alone provides strong separation between the high-intensity activity (Running) and all other activities.</w:t>
-      </w:r>
-    </w:p>
-    <w:p>
-      <w:r>
-        <w:t xml:space="preserve">Barometric pressure slope emerges as critical due to its direct relationship with vertical displacement. Unlike accelerometer-based features that primarily capture motion intensity in </w:t>
-      </w:r>
-      <w:r>
-        <w:lastRenderedPageBreak/>
-        <w:t>the horizontal plane, pressure slope specifically encodes altitude change direction and rate. This enables discrimination between activities that may have similar variance profiles but differ in vertical movement, such as Walking-flat-surface versus Walking-up-stairs, or Elevator-up versus Elevator-down.</w:t>
-      </w:r>
-    </w:p>
-    <w:p>
-      <w:r>
-        <w:t>The low-frequency energy band (0 to 2.5 Hz) captures the periodic nature of human locomotion. Walking typically exhibits a dominant frequency around 1.5 to 2 Hz corresponding to step rate, while running shifts this energy to slightly higher frequencies within the same band. Stationary behavior lacks such periodic structure, showing only broadband noise. This spectral feature complements time-domain variance by distinguishing rhythmic activities from arrhythmic ones, and differentiating gait types based on their characteristic frequencies.</w:t>
-      </w:r>
-    </w:p>
-    <w:p>
-      <w:r>
-        <w:t>The importance of these features is physically meaningful and consistent with biomechanical principles. The combination of intensity (variance), vertical displacement (pressure slope), and periodicity (low-frequency energy) provides orthogonal information channels that together enable robust activity discrimination. Features such as high-frequency energy above 7.5 Hz prove less important because human body movement during daily activities rarely generates sustained energy at these frequencies, making them primarily noise-dominated.</w:t>
-      </w:r>
-    </w:p>
-    <w:p>
-      <w:r>
-        <w:t>Figure Z illustrates the top features plotted against activity labels. The variance plot shows clear clustering: Running forms a distinct group at high variance values above 10,000, while Stationary and Elevator activities cluster near zero. Walking activities occupy intermediate regions with some overlap. The pressure slope plot reveals bipolar structuring: Elevator-down and Walking-down-stairs show positive slopes, Elevator-up and Walking-up-stairs show negative slopes, and flat activities center around zero. The low-frequency energy plot demonstrates elevated values for Walking and Running compared to Stationary and Elevator activities, with Running showing slightly higher energy than Walking.</w:t>
-      </w:r>
-    </w:p>
-    <w:p>
-      <w:r>
-        <w:t>During data collection, environmental factors influenced these features. The building elevator's consistent speed produced uniform pressure slopes, while stair climbing showed more variable slopes due to individual step pacing. Phone placement in the trouser pocket captured leg-dominant motion, enhancing the variance signal for walking and running but potentially attenuating upper body movements. These contextual factors explain why certain features emerge as more reliable than others for cross-subject generalization.</w:t>
-      </w:r>
-    </w:p>
     <w:p/>
-    <w:p>
-      <w:r>
-        <w:t>TO DO 7: Novel Feature Experimentation</w:t>
-      </w:r>
-    </w:p>
     <w:p/>
     <w:p>
-      <w:r>
-        <w:t>Physical Motivation: From Acceleration to Jerk</w:t>
-      </w:r>
-    </w:p>
-    <w:p>
-      <w:r>
-        <w:t>The motivation for introducing temporal slopes of tri-axial acceleration stems from first-principles kinematics. According to Newton's second law, an accelerometer measures specific force acting on the device. However, in the context of human activity recognition, the rate of change of force—commonly referred to as Jerk—is often more indicative of motion transitions than the force magnitude itself.</w:t>
-      </w:r>
-    </w:p>
-    <w:p>
-      <w:r>
-        <w:t>Consider the physical distinction between an elevator ascending and a person climbing stairs:</w:t>
+      <w:pPr>
+        <w:rPr>
+          <w:b/>
+          <w:bCs/>
+        </w:rPr>
+      </w:pPr>
+      <w:r>
+        <w:rPr>
+          <w:b/>
+          <w:bCs/>
+        </w:rPr>
+        <w:t>TO DO 5: Person-Independent Classification and Comparison</w:t>
+      </w:r>
+    </w:p>
+    <w:p>
+      <w:r>
+        <w:t>The person</w:t>
+      </w:r>
+      <w:r>
+        <w:noBreakHyphen/>
+        <w:t>independent model was trained on data from eight other subjects and tested on the target subject’s data. The resulting confusion matrix shows an overall accuracy of 93.8</w:t>
+      </w:r>
+      <w:r>
+        <w:rPr>
+          <w:rFonts w:ascii="Times New Roman" w:hAnsi="Times New Roman" w:cs="Times New Roman"/>
+        </w:rPr>
+        <w:t> </w:t>
+      </w:r>
+      <w:r>
+        <w:t>% (594 correct out of 633 samples).</w:t>
       </w:r>
     </w:p>
     <w:p>
       <w:pPr>
         <w:numPr>
           <w:ilvl w:val="0"/>
-          <w:numId w:val="5"/>
+          <w:numId w:val="7"/>
         </w:numPr>
       </w:pPr>
       <w:r>
-        <w:t>Elevator: After an initial brief acceleration, the cabin moves at a constant velocity. During this steady-state phase, the net force is approximately constant, resulting in near-zero acceleration slope (low Jerk) .</w:t>
+        <w:t>Stationary: Precision</w:t>
+      </w:r>
+      <w:r>
+        <w:rPr>
+          <w:rFonts w:ascii="Times New Roman" w:hAnsi="Times New Roman" w:cs="Times New Roman"/>
+        </w:rPr>
+        <w:t> </w:t>
+      </w:r>
+      <w:r>
+        <w:t>=</w:t>
+      </w:r>
+      <w:r>
+        <w:rPr>
+          <w:rFonts w:ascii="Times New Roman" w:hAnsi="Times New Roman" w:cs="Times New Roman"/>
+        </w:rPr>
+        <w:t> </w:t>
+      </w:r>
+      <w:r>
+        <w:t>88.6</w:t>
+      </w:r>
+      <w:r>
+        <w:rPr>
+          <w:rFonts w:ascii="Times New Roman" w:hAnsi="Times New Roman" w:cs="Times New Roman"/>
+        </w:rPr>
+        <w:t> </w:t>
+      </w:r>
+      <w:r>
+        <w:t>%, Recall</w:t>
+      </w:r>
+      <w:r>
+        <w:rPr>
+          <w:rFonts w:ascii="Times New Roman" w:hAnsi="Times New Roman" w:cs="Times New Roman"/>
+        </w:rPr>
+        <w:t> </w:t>
+      </w:r>
+      <w:r>
+        <w:t>=</w:t>
+      </w:r>
+      <w:r>
+        <w:rPr>
+          <w:rFonts w:ascii="Times New Roman" w:hAnsi="Times New Roman" w:cs="Times New Roman"/>
+        </w:rPr>
+        <w:t> </w:t>
+      </w:r>
+      <w:r>
+        <w:t>99.2</w:t>
+      </w:r>
+      <w:r>
+        <w:rPr>
+          <w:rFonts w:ascii="Times New Roman" w:hAnsi="Times New Roman" w:cs="Times New Roman"/>
+        </w:rPr>
+        <w:t> </w:t>
+      </w:r>
+      <w:r>
+        <w:t xml:space="preserve">%. One true stationary window is </w:t>
+      </w:r>
+      <w:r>
+        <w:t>mislabeled</w:t>
+      </w:r>
+      <w:r>
+        <w:t xml:space="preserve"> as Elevator</w:t>
+      </w:r>
+      <w:r>
+        <w:noBreakHyphen/>
+        <w:t>up, and 15 Walking</w:t>
+      </w:r>
+      <w:r>
+        <w:noBreakHyphen/>
+        <w:t>flat</w:t>
+      </w:r>
+      <w:r>
+        <w:noBreakHyphen/>
+        <w:t>surface windows are incorrectly flagged as Stationary. This suggests that other subjects</w:t>
+      </w:r>
+      <w:r>
+        <w:rPr>
+          <w:rFonts w:ascii="等线" w:eastAsia="等线" w:hAnsi="等线" w:cs="等线" w:hint="eastAsia"/>
+        </w:rPr>
+        <w:t>’</w:t>
+      </w:r>
+      <w:r>
+        <w:t xml:space="preserve"> stationary patterns are slightly noisier, causing the model to misinterpret some low</w:t>
+      </w:r>
+      <w:r>
+        <w:noBreakHyphen/>
+        <w:t>variance walking segments.</w:t>
       </w:r>
     </w:p>
     <w:p>
       <w:pPr>
         <w:numPr>
           <w:ilvl w:val="0"/>
-          <w:numId w:val="5"/>
+          <w:numId w:val="7"/>
         </w:numPr>
       </w:pPr>
       <w:r>
         <w:lastRenderedPageBreak/>
-        <w:t>Stair climbing: Each step involves a cyclic impact and push-off, causing rapid fluctuations in ground reaction force. This manifests as high-frequency variations in acceleration slope (high Jerk) .</w:t>
-      </w:r>
-    </w:p>
-    <w:p>
-      <w:r>
-        <w:t>Despite both activities involving upward vertical displacement, their underlying force dynamics are fundamentally different. Conventional time-domain statistics (mean, variance) and spectral energy features often fail to capture this distinction because they aggregate the signal over a window, obscuring the instantaneous trend information embedded in the derivative.</w:t>
+        <w:t>Walking</w:t>
+      </w:r>
+      <w:r>
+        <w:noBreakHyphen/>
+        <w:t>flat</w:t>
+      </w:r>
+      <w:r>
+        <w:noBreakHyphen/>
+        <w:t>surface: Precision</w:t>
+      </w:r>
+      <w:r>
+        <w:rPr>
+          <w:rFonts w:ascii="Times New Roman" w:hAnsi="Times New Roman" w:cs="Times New Roman"/>
+        </w:rPr>
+        <w:t> </w:t>
+      </w:r>
+      <w:r>
+        <w:t>=</w:t>
+      </w:r>
+      <w:r>
+        <w:rPr>
+          <w:rFonts w:ascii="Times New Roman" w:hAnsi="Times New Roman" w:cs="Times New Roman"/>
+        </w:rPr>
+        <w:t> </w:t>
+      </w:r>
+      <w:r>
+        <w:t>94.3</w:t>
+      </w:r>
+      <w:r>
+        <w:rPr>
+          <w:rFonts w:ascii="Times New Roman" w:hAnsi="Times New Roman" w:cs="Times New Roman"/>
+        </w:rPr>
+        <w:t> </w:t>
+      </w:r>
+      <w:r>
+        <w:t>%, Recall</w:t>
+      </w:r>
+      <w:r>
+        <w:rPr>
+          <w:rFonts w:ascii="Times New Roman" w:hAnsi="Times New Roman" w:cs="Times New Roman"/>
+        </w:rPr>
+        <w:t> </w:t>
+      </w:r>
+      <w:r>
+        <w:t>=</w:t>
+      </w:r>
+      <w:r>
+        <w:rPr>
+          <w:rFonts w:ascii="Times New Roman" w:hAnsi="Times New Roman" w:cs="Times New Roman"/>
+        </w:rPr>
+        <w:t> </w:t>
+      </w:r>
+      <w:r>
+        <w:t>84.7</w:t>
+      </w:r>
+      <w:r>
+        <w:rPr>
+          <w:rFonts w:ascii="Times New Roman" w:hAnsi="Times New Roman" w:cs="Times New Roman"/>
+        </w:rPr>
+        <w:t> </w:t>
+      </w:r>
+      <w:r>
+        <w:t>% (100/118 correct). Most of the 15 false negatives are labelled Stationary; two are Elevator</w:t>
+      </w:r>
+      <w:r>
+        <w:noBreakHyphen/>
+        <w:t>up and one Running. Individual gait variability across subjects is the primary cause.</w:t>
+      </w:r>
+    </w:p>
+    <w:p>
+      <w:pPr>
+        <w:numPr>
+          <w:ilvl w:val="0"/>
+          <w:numId w:val="7"/>
+        </w:numPr>
+      </w:pPr>
+      <w:r>
+        <w:t>Walking</w:t>
+      </w:r>
+      <w:r>
+        <w:noBreakHyphen/>
+        <w:t>up</w:t>
+      </w:r>
+      <w:r>
+        <w:noBreakHyphen/>
+        <w:t>stairs: Precision</w:t>
+      </w:r>
+      <w:r>
+        <w:rPr>
+          <w:rFonts w:ascii="Times New Roman" w:hAnsi="Times New Roman" w:cs="Times New Roman"/>
+        </w:rPr>
+        <w:t> </w:t>
+      </w:r>
+      <w:r>
+        <w:t>=</w:t>
+      </w:r>
+      <w:r>
+        <w:rPr>
+          <w:rFonts w:ascii="Times New Roman" w:hAnsi="Times New Roman" w:cs="Times New Roman"/>
+        </w:rPr>
+        <w:t> </w:t>
+      </w:r>
+      <w:r>
+        <w:t>95.2</w:t>
+      </w:r>
+      <w:r>
+        <w:rPr>
+          <w:rFonts w:ascii="Times New Roman" w:hAnsi="Times New Roman" w:cs="Times New Roman"/>
+        </w:rPr>
+        <w:t> </w:t>
+      </w:r>
+      <w:r>
+        <w:t>%, Recall</w:t>
+      </w:r>
+      <w:r>
+        <w:rPr>
+          <w:rFonts w:ascii="Times New Roman" w:hAnsi="Times New Roman" w:cs="Times New Roman"/>
+        </w:rPr>
+        <w:t> </w:t>
+      </w:r>
+      <w:r>
+        <w:t>=</w:t>
+      </w:r>
+      <w:r>
+        <w:rPr>
+          <w:rFonts w:ascii="Times New Roman" w:hAnsi="Times New Roman" w:cs="Times New Roman"/>
+        </w:rPr>
+        <w:t> </w:t>
+      </w:r>
+      <w:r>
+        <w:t>90.9</w:t>
+      </w:r>
+      <w:r>
+        <w:rPr>
+          <w:rFonts w:ascii="Times New Roman" w:hAnsi="Times New Roman" w:cs="Times New Roman"/>
+        </w:rPr>
+        <w:t> </w:t>
+      </w:r>
+      <w:r>
+        <w:t xml:space="preserve">% (60/66 correct). One sample </w:t>
+      </w:r>
+      <w:r>
+        <w:t>mislabeled</w:t>
+      </w:r>
+      <w:r>
+        <w:t xml:space="preserve"> as Walking</w:t>
+      </w:r>
+      <w:r>
+        <w:noBreakHyphen/>
+        <w:t>flat, four as Elevator</w:t>
+      </w:r>
+      <w:r>
+        <w:noBreakHyphen/>
+        <w:t>up, one as Elevator</w:t>
+      </w:r>
+      <w:r>
+        <w:noBreakHyphen/>
+        <w:t>down. The increased confusion with Elevator</w:t>
+      </w:r>
+      <w:r>
+        <w:noBreakHyphen/>
+        <w:t>up indicates that stair</w:t>
+      </w:r>
+      <w:r>
+        <w:noBreakHyphen/>
+        <w:t>climbing pressure slopes vary more across individuals than elevator movement does.</w:t>
+      </w:r>
+    </w:p>
+    <w:p>
+      <w:pPr>
+        <w:numPr>
+          <w:ilvl w:val="0"/>
+          <w:numId w:val="7"/>
+        </w:numPr>
+      </w:pPr>
+      <w:r>
+        <w:t>Walking</w:t>
+      </w:r>
+      <w:r>
+        <w:noBreakHyphen/>
+        <w:t>down</w:t>
+      </w:r>
+      <w:r>
+        <w:noBreakHyphen/>
+        <w:t>stairs: Precision</w:t>
+      </w:r>
+      <w:r>
+        <w:rPr>
+          <w:rFonts w:ascii="Times New Roman" w:hAnsi="Times New Roman" w:cs="Times New Roman"/>
+        </w:rPr>
+        <w:t> </w:t>
+      </w:r>
+      <w:r>
+        <w:t>=</w:t>
+      </w:r>
+      <w:r>
+        <w:rPr>
+          <w:rFonts w:ascii="Times New Roman" w:hAnsi="Times New Roman" w:cs="Times New Roman"/>
+        </w:rPr>
+        <w:t> </w:t>
+      </w:r>
+      <w:r>
+        <w:t>95.7</w:t>
+      </w:r>
+      <w:r>
+        <w:rPr>
+          <w:rFonts w:ascii="Times New Roman" w:hAnsi="Times New Roman" w:cs="Times New Roman"/>
+        </w:rPr>
+        <w:t> </w:t>
+      </w:r>
+      <w:r>
+        <w:t>%, Recall</w:t>
+      </w:r>
+      <w:r>
+        <w:rPr>
+          <w:rFonts w:ascii="Times New Roman" w:hAnsi="Times New Roman" w:cs="Times New Roman"/>
+        </w:rPr>
+        <w:t> </w:t>
+      </w:r>
+      <w:r>
+        <w:t>=</w:t>
+      </w:r>
+      <w:r>
+        <w:rPr>
+          <w:rFonts w:ascii="Times New Roman" w:hAnsi="Times New Roman" w:cs="Times New Roman"/>
+        </w:rPr>
+        <w:t> </w:t>
+      </w:r>
+      <w:r>
+        <w:t>97.1</w:t>
+      </w:r>
+      <w:r>
+        <w:rPr>
+          <w:rFonts w:ascii="Times New Roman" w:hAnsi="Times New Roman" w:cs="Times New Roman"/>
+        </w:rPr>
+        <w:t> </w:t>
+      </w:r>
+      <w:r>
+        <w:t>% (66/68 correct). Only two misclassifications (one flat walking, one elevator down). Downward stair motion appears to be the most consistent across subjects.</w:t>
+      </w:r>
+    </w:p>
+    <w:p>
+      <w:pPr>
+        <w:numPr>
+          <w:ilvl w:val="0"/>
+          <w:numId w:val="7"/>
+        </w:numPr>
+      </w:pPr>
+      <w:r>
+        <w:t>Elevator</w:t>
+      </w:r>
+      <w:r>
+        <w:noBreakHyphen/>
+        <w:t>up: Precision</w:t>
+      </w:r>
+      <w:r>
+        <w:rPr>
+          <w:rFonts w:ascii="Times New Roman" w:hAnsi="Times New Roman" w:cs="Times New Roman"/>
+        </w:rPr>
+        <w:t> </w:t>
+      </w:r>
+      <w:r>
+        <w:t>=</w:t>
+      </w:r>
+      <w:r>
+        <w:rPr>
+          <w:rFonts w:ascii="Times New Roman" w:hAnsi="Times New Roman" w:cs="Times New Roman"/>
+        </w:rPr>
+        <w:t> </w:t>
+      </w:r>
+      <w:r>
+        <w:t>88.4</w:t>
+      </w:r>
+      <w:r>
+        <w:rPr>
+          <w:rFonts w:ascii="Times New Roman" w:hAnsi="Times New Roman" w:cs="Times New Roman"/>
+        </w:rPr>
+        <w:t> </w:t>
+      </w:r>
+      <w:r>
+        <w:t>%, Recall</w:t>
+      </w:r>
+      <w:r>
+        <w:rPr>
+          <w:rFonts w:ascii="Times New Roman" w:hAnsi="Times New Roman" w:cs="Times New Roman"/>
+        </w:rPr>
+        <w:t> </w:t>
+      </w:r>
+      <w:r>
+        <w:t>=</w:t>
+      </w:r>
+      <w:r>
+        <w:rPr>
+          <w:rFonts w:ascii="Times New Roman" w:hAnsi="Times New Roman" w:cs="Times New Roman"/>
+        </w:rPr>
+        <w:t> </w:t>
+      </w:r>
+      <w:r>
+        <w:t>95.3</w:t>
+      </w:r>
+      <w:r>
+        <w:rPr>
+          <w:rFonts w:ascii="Times New Roman" w:hAnsi="Times New Roman" w:cs="Times New Roman"/>
+        </w:rPr>
+        <w:t> </w:t>
+      </w:r>
+      <w:r>
+        <w:t>% (61/64 correct). The lower precision reflects individual differences in elevator speed and building pressure characteristics.</w:t>
+      </w:r>
+    </w:p>
+    <w:p>
+      <w:pPr>
+        <w:numPr>
+          <w:ilvl w:val="0"/>
+          <w:numId w:val="7"/>
+        </w:numPr>
+      </w:pPr>
+      <w:r>
+        <w:t>Running: Precision</w:t>
+      </w:r>
+      <w:r>
+        <w:rPr>
+          <w:rFonts w:ascii="Times New Roman" w:hAnsi="Times New Roman" w:cs="Times New Roman"/>
+        </w:rPr>
+        <w:t> </w:t>
+      </w:r>
+      <w:r>
+        <w:t>=</w:t>
+      </w:r>
+      <w:r>
+        <w:rPr>
+          <w:rFonts w:ascii="Times New Roman" w:hAnsi="Times New Roman" w:cs="Times New Roman"/>
+        </w:rPr>
+        <w:t> </w:t>
+      </w:r>
+      <w:r>
+        <w:t>98.1</w:t>
+      </w:r>
+      <w:r>
+        <w:rPr>
+          <w:rFonts w:ascii="Times New Roman" w:hAnsi="Times New Roman" w:cs="Times New Roman"/>
+        </w:rPr>
+        <w:t> </w:t>
+      </w:r>
+      <w:r>
+        <w:t>%, Recall</w:t>
+      </w:r>
+      <w:r>
+        <w:rPr>
+          <w:rFonts w:ascii="Times New Roman" w:hAnsi="Times New Roman" w:cs="Times New Roman"/>
+        </w:rPr>
+        <w:t> </w:t>
+      </w:r>
+      <w:r>
+        <w:t>=</w:t>
+      </w:r>
+      <w:r>
+        <w:rPr>
+          <w:rFonts w:ascii="Times New Roman" w:hAnsi="Times New Roman" w:cs="Times New Roman"/>
+        </w:rPr>
+        <w:t> </w:t>
+      </w:r>
+      <w:r>
+        <w:t>97.2</w:t>
+      </w:r>
+      <w:r>
+        <w:rPr>
+          <w:rFonts w:ascii="Times New Roman" w:hAnsi="Times New Roman" w:cs="Times New Roman"/>
+        </w:rPr>
+        <w:t> </w:t>
+      </w:r>
+      <w:r>
+        <w:t>% (105/108 correct). Running biomechanics remain highly consistent across different people.</w:t>
+      </w:r>
+    </w:p>
+    <w:p>
+      <w:pPr>
+        <w:numPr>
+          <w:ilvl w:val="0"/>
+          <w:numId w:val="7"/>
+        </w:numPr>
+      </w:pPr>
+      <w:r>
+        <w:t>Elevator</w:t>
+      </w:r>
+      <w:r>
+        <w:noBreakHyphen/>
+        <w:t>down: Precision</w:t>
+      </w:r>
+      <w:r>
+        <w:rPr>
+          <w:rFonts w:ascii="Times New Roman" w:hAnsi="Times New Roman" w:cs="Times New Roman"/>
+        </w:rPr>
+        <w:t> </w:t>
+      </w:r>
+      <w:r>
+        <w:t>=</w:t>
+      </w:r>
+      <w:r>
+        <w:rPr>
+          <w:rFonts w:ascii="Times New Roman" w:hAnsi="Times New Roman" w:cs="Times New Roman"/>
+        </w:rPr>
+        <w:t> </w:t>
+      </w:r>
+      <w:r>
+        <w:t>98.5</w:t>
+      </w:r>
+      <w:r>
+        <w:rPr>
+          <w:rFonts w:ascii="Times New Roman" w:hAnsi="Times New Roman" w:cs="Times New Roman"/>
+        </w:rPr>
+        <w:t> </w:t>
+      </w:r>
+      <w:r>
+        <w:t>% (the highest of all), Recall</w:t>
+      </w:r>
+      <w:r>
+        <w:rPr>
+          <w:rFonts w:ascii="Times New Roman" w:hAnsi="Times New Roman" w:cs="Times New Roman"/>
+        </w:rPr>
+        <w:t> </w:t>
+      </w:r>
+      <w:r>
+        <w:t>=</w:t>
+      </w:r>
+      <w:r>
+        <w:rPr>
+          <w:rFonts w:ascii="Times New Roman" w:hAnsi="Times New Roman" w:cs="Times New Roman"/>
+        </w:rPr>
+        <w:t> </w:t>
+      </w:r>
+      <w:r>
+        <w:t>92.9</w:t>
+      </w:r>
+      <w:r>
+        <w:rPr>
+          <w:rFonts w:ascii="Times New Roman" w:hAnsi="Times New Roman" w:cs="Times New Roman"/>
+        </w:rPr>
+        <w:t> </w:t>
+      </w:r>
+      <w:r>
+        <w:t>% (65/70 correct). The pressure signature for descending elevators is very reliable, with only a handful of samples confused with walking</w:t>
+      </w:r>
+      <w:r>
+        <w:noBreakHyphen/>
+        <w:t>down</w:t>
+      </w:r>
+      <w:r>
+        <w:noBreakHyphen/>
+        <w:t>stairs or elevator</w:t>
+      </w:r>
+      <w:r>
+        <w:noBreakHyphen/>
+        <w:t>up.</w:t>
+      </w:r>
+    </w:p>
+    <w:p>
+      <w:r>
+        <w:t>Comparing the two approaches, the person</w:t>
+      </w:r>
+      <w:r>
+        <w:noBreakHyphen/>
+        <w:t>dependent model outperforms the person</w:t>
+      </w:r>
+      <w:r>
+        <w:noBreakHyphen/>
+        <w:t>independent one by 1.6 percentage points in overall accuracy (95.4</w:t>
+      </w:r>
+      <w:r>
+        <w:rPr>
+          <w:rFonts w:ascii="Times New Roman" w:hAnsi="Times New Roman" w:cs="Times New Roman"/>
+        </w:rPr>
+        <w:t> </w:t>
+      </w:r>
+      <w:r>
+        <w:t>% vs. 93.8</w:t>
+      </w:r>
+      <w:r>
+        <w:rPr>
+          <w:rFonts w:ascii="Times New Roman" w:hAnsi="Times New Roman" w:cs="Times New Roman"/>
+        </w:rPr>
+        <w:t> </w:t>
+      </w:r>
+      <w:r>
+        <w:t>%). The largest degradation occurs for</w:t>
+      </w:r>
+      <w:r>
+        <w:rPr>
+          <w:rFonts w:ascii="等线" w:eastAsia="等线" w:hAnsi="等线" w:cs="等线" w:hint="eastAsia"/>
+        </w:rPr>
+        <w:t> </w:t>
+      </w:r>
+      <w:r>
+        <w:t>Walking</w:t>
+      </w:r>
+      <w:r>
+        <w:noBreakHyphen/>
+        <w:t>flat</w:t>
+      </w:r>
+      <w:r>
+        <w:noBreakHyphen/>
+        <w:t>surface (recall drops 5.1 points), primarily due to confusion with Stationary. This highlights that gait patterns are inherently subject</w:t>
+      </w:r>
+      <w:r>
+        <w:noBreakHyphen/>
+        <w:t>specific. Stationary and Running remain the most robust across individuals, whereas activities involving subtle transitions—especially flat walking and elevator ascent—show greater sensitivity to inter</w:t>
+      </w:r>
+      <w:r>
+        <w:noBreakHyphen/>
+        <w:t>subject variability.</w:t>
+      </w:r>
+    </w:p>
+    <w:p>
+      <w:r>
+        <w:t>A notable physical limitation emerges in the vertical</w:t>
+      </w:r>
+      <w:r>
+        <w:noBreakHyphen/>
+        <w:t>movement categories: four instances of Walking</w:t>
+      </w:r>
+      <w:r>
+        <w:noBreakHyphen/>
+        <w:t>up</w:t>
+      </w:r>
+      <w:r>
+        <w:noBreakHyphen/>
+        <w:t>stairs are predicted as Elevator</w:t>
+      </w:r>
+      <w:r>
+        <w:noBreakHyphen/>
+        <w:t>up. This confusion suggests that the current feature set relies too heavily on gross acceleration variance, which is low both in elevators and during the brief pauses between stair steps. This observation motivates the feature</w:t>
+      </w:r>
+      <w:r>
+        <w:noBreakHyphen/>
+        <w:t>engineering work presented in TO</w:t>
+      </w:r>
+      <w:r>
+        <w:rPr>
+          <w:rFonts w:ascii="Times New Roman" w:hAnsi="Times New Roman" w:cs="Times New Roman"/>
+        </w:rPr>
+        <w:t> </w:t>
+      </w:r>
+      <w:r>
+        <w:t>DO</w:t>
+      </w:r>
+      <w:r>
+        <w:rPr>
+          <w:rFonts w:ascii="Times New Roman" w:hAnsi="Times New Roman" w:cs="Times New Roman"/>
+        </w:rPr>
+        <w:t> </w:t>
+      </w:r>
+      <w:r>
+        <w:t>7.</w:t>
       </w:r>
     </w:p>
     <w:p/>
@@ -522,201 +1621,14 @@
     <w:p>
       <w:r>
         <w:rPr>
-          <w:rFonts w:hint="eastAsia"/>
-        </w:rPr>
-        <w:t>Feature reconstruction strategy</w:t>
-      </w:r>
-    </w:p>
-    <w:p/>
-    <w:p>
-      <w:r>
-        <w:t xml:space="preserve">Driven by this physical insight rather than purely statistical </w:t>
-      </w:r>
-      <w:proofErr w:type="spellStart"/>
-      <w:r>
-        <w:t>optimisation</w:t>
-      </w:r>
-      <w:proofErr w:type="spellEnd"/>
-      <w:r>
-        <w:t>, we propose a new feature extraction strategy based on "computational time alignment" . The new feature set consists of three core components:</w:t>
-      </w:r>
-    </w:p>
-    <w:p>
-      <w:pPr>
-        <w:numPr>
-          <w:ilvl w:val="0"/>
-          <w:numId w:val="6"/>
-        </w:numPr>
-      </w:pPr>
-      <w:r>
-        <w:t>Slope of three-axis acceleration: Instead of relying solely on acceleration magnitude statistics, we compute the discrete temporal derivative (slope) of each accelerometer axis. This serves as a low-complexity proxy for Jerk, enabling the model to distinguish between smooth, constant-velocity movement (elevator) and intermittent, impact-driven movement (stairs).</w:t>
-      </w:r>
-    </w:p>
-    <w:p>
-      <w:pPr>
-        <w:numPr>
-          <w:ilvl w:val="0"/>
-          <w:numId w:val="6"/>
-        </w:numPr>
-      </w:pPr>
-      <w:r>
-        <w:t>Aligned barometer slope: The barometer data is strictly aligned with the acceleration windows, and its rate of change is calculated. This captures the direction and rate of altitude change, which is essential for distinguishing ascent from descent and for separating stair climbing from elevator travel based on the steepness of the pressure gradient.</w:t>
-      </w:r>
-    </w:p>
-    <w:p>
-      <w:pPr>
-        <w:numPr>
-          <w:ilvl w:val="0"/>
-          <w:numId w:val="6"/>
-        </w:numPr>
-      </w:pPr>
-      <w:r>
-        <w:t>Equi spaced</w:t>
-      </w:r>
-      <w:r>
-        <w:t xml:space="preserve"> band energy of the FFT power spectrum: The original frequency-domain characteristics are retained to capture the periodicity of gait cycles, which remains highly effective for discriminating between walking, running, and stationary states.</w:t>
-      </w:r>
-    </w:p>
-    <w:p>
-      <w:r>
-        <w:t xml:space="preserve">At the classifier level, we implement an </w:t>
-      </w:r>
-      <w:r>
-        <w:t>optimization</w:t>
-      </w:r>
-      <w:r>
-        <w:t xml:space="preserve"> strategy based on feature weighting. Specifically, higher weights are assigned to the "slope" features (both acceleration slope and barometric pressure slope) to enhance discrimination in the vertical movement categories. Simultaneously, the "FFT/variance" features retain their weight to ensure robust classification of motion intensity (running vs. stationary). This weighting strategy leverages the complementary strengths of different feature types: derivatives for trend sensitivity, frequency-domain energy for periodicity detection.</w:t>
-      </w:r>
-    </w:p>
-    <w:p/>
-    <w:p>
-      <w:r>
-        <w:rPr>
-          <w:rFonts w:hint="eastAsia"/>
-        </w:rPr>
-        <w:t>Therefore, this study proposes a new feature extraction strategy based on "computational time alignment". The new feature set consists of three core components:</w:t>
-      </w:r>
-    </w:p>
-    <w:p>
-      <w:pPr>
-        <w:numPr>
-          <w:ilvl w:val="0"/>
-          <w:numId w:val="4"/>
-        </w:numPr>
-      </w:pPr>
-      <w:r>
-        <w:rPr>
-          <w:rFonts w:hint="eastAsia"/>
-        </w:rPr>
-        <w:t>Calculating the slope of three-axis acceleration for time alignment: Instead of using statistics that only use acceleration amplitude, the new scheme introduces the slope of triaxial acceleration over time. This feature is able to capture instantaneous trends in human movement more keenly, especially in the vertical direction.</w:t>
-      </w:r>
-    </w:p>
-    <w:p>
-      <w:pPr>
-        <w:numPr>
-          <w:ilvl w:val="0"/>
-          <w:numId w:val="4"/>
-        </w:numPr>
-      </w:pPr>
-      <w:r>
-        <w:rPr>
-          <w:rFonts w:hint="eastAsia"/>
-        </w:rPr>
-        <w:t xml:space="preserve">Aligned barometer slope: The barometer data is strictly aligned with the acceleration data on the time axis, and its change slope is calculated. This is crucial for </w:t>
-      </w:r>
-      <w:r>
-        <w:rPr>
-          <w:rFonts w:hint="eastAsia"/>
-        </w:rPr>
-        <w:lastRenderedPageBreak/>
-        <w:t>distinguishing between activities with significant height variations (e.g., going up and down stairs, taking elevators).</w:t>
-      </w:r>
-      <w:r>
-        <w:rPr>
-          <w:rFonts w:ascii="Segoe UI" w:hAnsi="Segoe UI" w:cs="Segoe UI"/>
-          <w:b/>
-          <w:bCs/>
-          <w:color w:val="0F1115"/>
-          <w:shd w:val="clear" w:color="auto" w:fill="FFFFFF"/>
-        </w:rPr>
-        <w:t xml:space="preserve"> </w:t>
-      </w:r>
-      <w:r>
-        <w:t>Notably, the reduction of the "Up-stairs" vs. "Down-stairs" error from 6 to 1 confirms that the aligned barometer slope successfully encodes the </w:t>
-      </w:r>
-      <w:r>
-        <w:rPr>
-          <w:i/>
-          <w:iCs/>
-        </w:rPr>
-        <w:t>directionality</w:t>
-      </w:r>
-      <w:r>
-        <w:t> of vertical movement—a critical piece of information that magnitude-based variance features inherently lack.</w:t>
-      </w:r>
-    </w:p>
-    <w:p>
-      <w:pPr>
-        <w:numPr>
-          <w:ilvl w:val="0"/>
-          <w:numId w:val="4"/>
-        </w:numPr>
-      </w:pPr>
-      <w:r>
-        <w:t>Equi spaced</w:t>
-      </w:r>
-      <w:r>
-        <w:rPr>
-          <w:rFonts w:hint="eastAsia"/>
-        </w:rPr>
-        <w:t xml:space="preserve"> band energy of the FFT power spectrum: The original frequency domain characteristics are retained to capture the frequency characteristics of periodic motion, which is still effective for distinguishing between walking, running and stationary states.</w:t>
-      </w:r>
-    </w:p>
-    <w:p>
-      <w:r>
-        <w:rPr>
-          <w:rFonts w:hint="eastAsia"/>
-        </w:rPr>
-        <w:t>At the classifier level, we implement an optimization strategy based on feature weights. Specifically, we give higher weight to the "slope" feature (acceleration slope and barometric pressure slope) to enhance the model's ability to discriminate between elevator movement and stair walking. At the same time, the "FFT/variance" feature is given a higher weight to ensure the accuracy of the model in judging the running and stationary states. This weighting strategy aims to leverage the differences in differentiation between different characteristics across different activity categories to achieve complementary enhancements.</w:t>
-      </w:r>
-    </w:p>
-    <w:p/>
-    <w:p>
-      <w:r>
-        <w:rPr>
-          <w:rFonts w:hint="eastAsia"/>
-        </w:rPr>
-        <w:t>Confusion matrix comparison analysis</w:t>
-      </w:r>
-    </w:p>
-    <w:p/>
-    <w:p>
-      <w:r>
-        <w:rPr>
-          <w:rFonts w:hint="eastAsia"/>
-        </w:rPr>
-        <w:t>To visually assess the effectiveness of the new feature set, we compare the confusion matrix of the model trained on the test set based on the old feature (Figure 1) and the new feature (Figure 2).</w:t>
-      </w:r>
-    </w:p>
-    <w:p>
-      <w:r>
-        <w:rPr>
-          <w:rFonts w:hint="eastAsia"/>
-        </w:rPr>
-        <w:t>Fig. 1 Confusion matrix under the old feature set</w:t>
-      </w:r>
-    </w:p>
-    <w:p>
-      <w:r>
-        <w:rPr>
           <w:noProof/>
         </w:rPr>
         <w:lastRenderedPageBreak/>
         <w:drawing>
-          <wp:inline distT="0" distB="0" distL="0" distR="0" wp14:anchorId="6D9589D8" wp14:editId="2E9257CA">
+          <wp:inline distT="0" distB="0" distL="0" distR="0" wp14:anchorId="67C24304" wp14:editId="7EDC58A0">
             <wp:extent cx="5247640" cy="4472305"/>
             <wp:effectExtent l="0" t="0" r="0" b="4445"/>
-            <wp:docPr id="1179194501" name="图片 1"/>
+            <wp:docPr id="1171890492" name="图片 4"/>
             <wp:cNvGraphicFramePr>
               <a:graphicFrameLocks xmlns:a="http://schemas.openxmlformats.org/drawingml/2006/main" noChangeAspect="1"/>
             </wp:cNvGraphicFramePr>
@@ -724,7 +1636,7 @@
               <a:graphicData uri="http://schemas.openxmlformats.org/drawingml/2006/picture">
                 <pic:pic xmlns:pic="http://schemas.openxmlformats.org/drawingml/2006/picture">
                   <pic:nvPicPr>
-                    <pic:cNvPr id="0" name="Picture 1"/>
+                    <pic:cNvPr id="0" name="Picture 23"/>
                     <pic:cNvPicPr>
                       <a:picLocks noChangeAspect="1" noChangeArrowheads="1"/>
                     </pic:cNvPicPr>
@@ -762,14 +1674,264 @@
         </w:drawing>
       </w:r>
     </w:p>
+    <w:p/>
+    <w:p>
+      <w:pPr>
+        <w:rPr>
+          <w:b/>
+          <w:bCs/>
+        </w:rPr>
+      </w:pPr>
+      <w:r>
+        <w:rPr>
+          <w:b/>
+          <w:bCs/>
+        </w:rPr>
+        <w:t>TO DO 6: Important Feature Analysis</w:t>
+      </w:r>
+    </w:p>
+    <w:p/>
+    <w:p>
+      <w:r>
+        <w:t>The feature</w:t>
+      </w:r>
+      <w:r>
+        <w:noBreakHyphen/>
+        <w:t>extraction pipeline computes 14 distinct quantities: mean and variance of accelerometer magnitude, barometric</w:t>
+      </w:r>
+      <w:r>
+        <w:noBreakHyphen/>
+        <w:t>pressure slope, signal energy across four frequency bands (0–2.5</w:t>
+      </w:r>
+      <w:r>
+        <w:rPr>
+          <w:rFonts w:ascii="Times New Roman" w:hAnsi="Times New Roman" w:cs="Times New Roman"/>
+        </w:rPr>
+        <w:t> </w:t>
+      </w:r>
+      <w:r>
+        <w:t>Hz, 2.5</w:t>
+      </w:r>
+      <w:r>
+        <w:rPr>
+          <w:rFonts w:ascii="等线" w:eastAsia="等线" w:hAnsi="等线" w:cs="等线" w:hint="eastAsia"/>
+        </w:rPr>
+        <w:t>–</w:t>
+      </w:r>
+      <w:r>
+        <w:t>5</w:t>
+      </w:r>
+      <w:r>
+        <w:rPr>
+          <w:rFonts w:ascii="Times New Roman" w:hAnsi="Times New Roman" w:cs="Times New Roman"/>
+        </w:rPr>
+        <w:t> </w:t>
+      </w:r>
+      <w:r>
+        <w:t>Hz, 5</w:t>
+      </w:r>
+      <w:r>
+        <w:rPr>
+          <w:rFonts w:ascii="等线" w:eastAsia="等线" w:hAnsi="等线" w:cs="等线" w:hint="eastAsia"/>
+        </w:rPr>
+        <w:t>–</w:t>
+      </w:r>
+      <w:r>
+        <w:t>7.5</w:t>
+      </w:r>
+      <w:r>
+        <w:rPr>
+          <w:rFonts w:ascii="Times New Roman" w:hAnsi="Times New Roman" w:cs="Times New Roman"/>
+        </w:rPr>
+        <w:t> </w:t>
+      </w:r>
+      <w:r>
+        <w:t>Hz, 7.5</w:t>
+      </w:r>
+      <w:r>
+        <w:rPr>
+          <w:rFonts w:ascii="等线" w:eastAsia="等线" w:hAnsi="等线" w:cs="等线" w:hint="eastAsia"/>
+        </w:rPr>
+        <w:t>–</w:t>
+      </w:r>
+      <w:r>
+        <w:t>10</w:t>
+      </w:r>
+      <w:r>
+        <w:rPr>
+          <w:rFonts w:ascii="Times New Roman" w:hAnsi="Times New Roman" w:cs="Times New Roman"/>
+        </w:rPr>
+        <w:t> </w:t>
+      </w:r>
+      <w:r>
+        <w:t>Hz), and several higher</w:t>
+      </w:r>
+      <w:r>
+        <w:noBreakHyphen/>
+        <w:t>order statistical moments.</w:t>
+      </w:r>
+    </w:p>
+    <w:p>
+      <w:r>
+        <w:t>Feature selection using the </w:t>
+      </w:r>
+      <w:r>
+        <w:rPr>
+          <w:i/>
+          <w:iCs/>
+        </w:rPr>
+        <w:t>Select Best</w:t>
+      </w:r>
+      <w:r>
+        <w:t> method with the chi</w:t>
+      </w:r>
+      <w:r>
+        <w:noBreakHyphen/>
+        <w:t>squared statistic identifies the most discriminative subset. The top</w:t>
+      </w:r>
+      <w:r>
+        <w:noBreakHyphen/>
+        <w:t>ranked features are: variance of accelerometer magnitude, slope of barometric pressure, and energy in the 0–2.5</w:t>
+      </w:r>
+      <w:r>
+        <w:rPr>
+          <w:rFonts w:ascii="Times New Roman" w:hAnsi="Times New Roman" w:cs="Times New Roman"/>
+        </w:rPr>
+        <w:t> </w:t>
+      </w:r>
+      <w:r>
+        <w:t>Hz band. These receive the highest selection scores. In contrast, features such as mean accelerometer magnitude and high</w:t>
+      </w:r>
+      <w:r>
+        <w:noBreakHyphen/>
+        <w:t>frequency energy (&gt;7.5</w:t>
+      </w:r>
+      <w:r>
+        <w:rPr>
+          <w:rFonts w:ascii="Times New Roman" w:hAnsi="Times New Roman" w:cs="Times New Roman"/>
+        </w:rPr>
+        <w:t> </w:t>
+      </w:r>
+      <w:r>
+        <w:t>Hz) contribute comparatively little to classification performance.</w:t>
+      </w:r>
+    </w:p>
+    <w:p>
+      <w:r>
+        <w:t xml:space="preserve">The importance of variance is physically intuitive: it directly measures motion intensity. Running yields large variance, walking moderate variance, and stationary/elevator </w:t>
+      </w:r>
+      <w:proofErr w:type="spellStart"/>
+      <w:r>
+        <w:t>behaviours</w:t>
+      </w:r>
+      <w:proofErr w:type="spellEnd"/>
+      <w:r>
+        <w:t xml:space="preserve"> near</w:t>
+      </w:r>
+      <w:r>
+        <w:noBreakHyphen/>
+        <w:t>zero variance. Barometric</w:t>
+      </w:r>
+      <w:r>
+        <w:noBreakHyphen/>
+        <w:t>pressure slope is critical because it captures vertical displacement—information that accelerometer</w:t>
+      </w:r>
+      <w:r>
+        <w:noBreakHyphen/>
+        <w:t>based features cannot reliably provide on their own. The low</w:t>
+      </w:r>
+      <w:r>
+        <w:noBreakHyphen/>
+        <w:t>frequency energy band (0–2.5</w:t>
+      </w:r>
+      <w:r>
+        <w:rPr>
+          <w:rFonts w:ascii="Times New Roman" w:hAnsi="Times New Roman" w:cs="Times New Roman"/>
+        </w:rPr>
+        <w:t> </w:t>
+      </w:r>
+      <w:r>
+        <w:t>Hz) encodes gait periodicity, helping to distinguish rhythmic walking from arrhythmic stationary phases and to separate walking from running based on step frequency.</w:t>
+      </w:r>
+    </w:p>
+    <w:p/>
+    <w:p>
+      <w:pPr>
+        <w:rPr>
+          <w:b/>
+          <w:bCs/>
+        </w:rPr>
+      </w:pPr>
+      <w:r>
+        <w:rPr>
+          <w:b/>
+          <w:bCs/>
+        </w:rPr>
+        <w:t>TO DO 7: Novel Feature Experimentation</w:t>
+      </w:r>
+    </w:p>
+    <w:p>
+      <w:pPr>
+        <w:rPr>
+          <w:b/>
+          <w:bCs/>
+        </w:rPr>
+      </w:pPr>
+    </w:p>
+    <w:p>
+      <w:r>
+        <w:lastRenderedPageBreak/>
+        <w:t>Physical Motivation: From Acceleration to Jerk</w:t>
+      </w:r>
+    </w:p>
+    <w:p/>
+    <w:p/>
     <w:p>
       <w:r>
         <w:rPr>
           <w:rFonts w:hint="eastAsia"/>
         </w:rPr>
-        <w:t>Fig.2 Confusion matrix under the new feature set</w:t>
-      </w:r>
-    </w:p>
+        <w:t>Newtonian kinematics principle based on physics F = ma. For an object with a constant mass, its acceleration direction is the direction of its motion, so we can consider its acceleration direction in the X, Y, and Z axes to infer the direction of the object's motion after being forced, and the force is different for different motion states.</w:t>
+      </w:r>
+    </w:p>
+    <w:p>
+      <w:r>
+        <w:rPr>
+          <w:rFonts w:hint="eastAsia"/>
+        </w:rPr>
+        <w:t>For example, when at rest, the resultant force is 0, so F = 0 in F = ma, so a = 0 and the acceleration is 0.</w:t>
+      </w:r>
+    </w:p>
+    <w:p>
+      <w:r>
+        <w:rPr>
+          <w:rFonts w:hint="eastAsia"/>
+        </w:rPr>
+        <w:t>When going up the stairs, the force is tilted, that is, the acceleration direction should be tilted, if this acceleration is decomposed, the object has a constant rate of acceleration in both directions. Then when we keep the speed constant and go up the stairs, the resultant force returns to zero, that is, the acceleration is also 0</w:t>
+      </w:r>
+    </w:p>
+    <w:p>
+      <w:r>
+        <w:rPr>
+          <w:rFonts w:hint="eastAsia"/>
+        </w:rPr>
+        <w:t>Running, walking, and elevating are the same as going up stairs, but the direction of acceleration is different.</w:t>
+      </w:r>
+    </w:p>
+    <w:p>
+      <w:r>
+        <w:t>Feature Reconstruction Strategy</w:t>
+      </w:r>
+    </w:p>
+    <w:p>
+      <w:r>
+        <w:rPr>
+          <w:rFonts w:hint="eastAsia"/>
+        </w:rPr>
+        <w:t>Based on this physical principle, I came up with a new set of feature extraction strategies based on the laws of physics.</w:t>
+      </w:r>
+    </w:p>
+    <w:p/>
     <w:p>
       <w:r>
         <w:rPr>
@@ -777,10 +1939,10 @@
         </w:rPr>
         <w:lastRenderedPageBreak/>
         <w:drawing>
-          <wp:inline distT="0" distB="0" distL="0" distR="0" wp14:anchorId="7ACB5FCD" wp14:editId="16CCD5BA">
-            <wp:extent cx="5247640" cy="4472305"/>
-            <wp:effectExtent l="0" t="0" r="0" b="4445"/>
-            <wp:docPr id="570145687" name="图片 2"/>
+          <wp:inline distT="0" distB="0" distL="0" distR="0" wp14:anchorId="01B8ACBE" wp14:editId="6470AFFA">
+            <wp:extent cx="5274310" cy="6605270"/>
+            <wp:effectExtent l="0" t="0" r="2540" b="5080"/>
+            <wp:docPr id="1187386887" name="图片 1"/>
             <wp:cNvGraphicFramePr>
               <a:graphicFrameLocks xmlns:a="http://schemas.openxmlformats.org/drawingml/2006/main" noChangeAspect="1"/>
             </wp:cNvGraphicFramePr>
@@ -788,13 +1950,198 @@
               <a:graphicData uri="http://schemas.openxmlformats.org/drawingml/2006/picture">
                 <pic:pic xmlns:pic="http://schemas.openxmlformats.org/drawingml/2006/picture">
                   <pic:nvPicPr>
-                    <pic:cNvPr id="0" name="Picture 3"/>
+                    <pic:cNvPr id="0" name="Picture 1"/>
                     <pic:cNvPicPr>
                       <a:picLocks noChangeAspect="1" noChangeArrowheads="1"/>
                     </pic:cNvPicPr>
                   </pic:nvPicPr>
                   <pic:blipFill>
                     <a:blip r:embed="rId12">
+                      <a:extLst>
+                        <a:ext uri="{28A0092B-C50C-407E-A947-70E740481C1C}">
+                          <a14:useLocalDpi xmlns:a14="http://schemas.microsoft.com/office/drawing/2010/main" val="0"/>
+                        </a:ext>
+                      </a:extLst>
+                    </a:blip>
+                    <a:srcRect/>
+                    <a:stretch>
+                      <a:fillRect/>
+                    </a:stretch>
+                  </pic:blipFill>
+                  <pic:spPr bwMode="auto">
+                    <a:xfrm>
+                      <a:off x="0" y="0"/>
+                      <a:ext cx="5274310" cy="6605270"/>
+                    </a:xfrm>
+                    <a:prstGeom prst="rect">
+                      <a:avLst/>
+                    </a:prstGeom>
+                    <a:noFill/>
+                    <a:ln>
+                      <a:noFill/>
+                    </a:ln>
+                  </pic:spPr>
+                </pic:pic>
+              </a:graphicData>
+            </a:graphic>
+          </wp:inline>
+        </w:drawing>
+      </w:r>
+    </w:p>
+    <w:p/>
+    <w:p>
+      <w:r>
+        <w:rPr>
+          <w:rFonts w:hint="eastAsia"/>
+        </w:rPr>
+        <w:t>The new feature set consists of three core components:</w:t>
+      </w:r>
+    </w:p>
+    <w:p>
+      <w:r>
+        <w:t xml:space="preserve">1. </w:t>
+      </w:r>
+      <w:r>
+        <w:tab/>
+        <w:t>Slope of acceleration in three axes: Instead of relying solely on the magnitude statistics of acceleration, we calculate the discrete time derivative of each accelerometer axis. Enables the model</w:t>
+      </w:r>
+      <w:r>
+        <w:rPr>
+          <w:rFonts w:hint="eastAsia"/>
+        </w:rPr>
+        <w:t xml:space="preserve"> to understand the direction and law of change in motion</w:t>
+      </w:r>
+      <w:r>
+        <w:t xml:space="preserve">. </w:t>
+      </w:r>
+    </w:p>
+    <w:p>
+      <w:r>
+        <w:t xml:space="preserve">2. </w:t>
+      </w:r>
+      <w:r>
+        <w:tab/>
+        <w:t>Calibrate the slope of the barometer: The barometric pressure data is strictly synchronized with the acceleration window, and its change rate is calculated. This captures the direction and rate of altitude changes, which is essential for distinguishing ascents from descents and</w:t>
+      </w:r>
+      <w:r>
+        <w:rPr>
+          <w:rFonts w:hint="eastAsia"/>
+        </w:rPr>
+        <w:t xml:space="preserve"> distinguishing between climbing stairs and moving by elevator based on the steepness of the pressure gradient. </w:t>
+      </w:r>
+    </w:p>
+    <w:p>
+      <w:r>
+        <w:lastRenderedPageBreak/>
+        <w:t xml:space="preserve">3. </w:t>
+      </w:r>
+      <w:r>
+        <w:tab/>
+      </w:r>
+      <w:proofErr w:type="spellStart"/>
+      <w:r>
+        <w:t>Equispaced</w:t>
+      </w:r>
+      <w:proofErr w:type="spellEnd"/>
+      <w:r>
+        <w:t xml:space="preserve"> bandwidth energy of fast Fourier transform power spectrum: The original frequency domain characteristics are retained to capture the periodicity of gait periods. </w:t>
+      </w:r>
+    </w:p>
+    <w:p>
+      <w:r>
+        <w:rPr>
+          <w:rFonts w:hint="eastAsia"/>
+        </w:rPr>
+        <w:t>At the classifier level, we implement a feature weighting strategy. Assign higher weights to the Slope feature in motion to enhance the model's recognition of motion. At the same time, the</w:t>
+      </w:r>
+      <w:r>
+        <w:t xml:space="preserve"> FFT/Variance feature maintains its weight to ensure</w:t>
+      </w:r>
+      <w:r>
+        <w:rPr>
+          <w:rFonts w:hint="eastAsia"/>
+        </w:rPr>
+        <w:t xml:space="preserve"> improved accuracy at low</w:t>
+      </w:r>
+      <w:r>
+        <w:t xml:space="preserve"> exercise intensity. </w:t>
+      </w:r>
+    </w:p>
+    <w:p/>
+    <w:p>
+      <w:r>
+        <w:t>Confusion Matrix Comparison</w:t>
+      </w:r>
+    </w:p>
+    <w:p>
+      <w:r>
+        <w:t>To assess the impact of the new feature set, we compare the confusion matrices obtained on the test set using the old features (Fig.</w:t>
+      </w:r>
+      <w:r>
+        <w:rPr>
+          <w:rFonts w:ascii="Times New Roman" w:hAnsi="Times New Roman" w:cs="Times New Roman"/>
+        </w:rPr>
+        <w:t> </w:t>
+      </w:r>
+      <w:r>
+        <w:t>1) and the new features (Fig.</w:t>
+      </w:r>
+      <w:r>
+        <w:rPr>
+          <w:rFonts w:ascii="Times New Roman" w:hAnsi="Times New Roman" w:cs="Times New Roman"/>
+        </w:rPr>
+        <w:t> </w:t>
+      </w:r>
+      <w:r>
+        <w:t>2).</w:t>
+      </w:r>
+    </w:p>
+    <w:p>
+      <w:pPr>
+        <w:rPr>
+          <w:b/>
+          <w:bCs/>
+        </w:rPr>
+      </w:pPr>
+    </w:p>
+    <w:p>
+      <w:pPr>
+        <w:rPr>
+          <w:b/>
+          <w:bCs/>
+        </w:rPr>
+      </w:pPr>
+      <w:r>
+        <w:rPr>
+          <w:rFonts w:hint="eastAsia"/>
+        </w:rPr>
+        <w:t>Fig. 1 Confusion matrix under the old feature set</w:t>
+      </w:r>
+    </w:p>
+    <w:p>
+      <w:r>
+        <w:rPr>
+          <w:noProof/>
+        </w:rPr>
+        <w:drawing>
+          <wp:inline distT="0" distB="0" distL="0" distR="0" wp14:anchorId="6D9589D8" wp14:editId="2E9257CA">
+            <wp:extent cx="5247640" cy="4472305"/>
+            <wp:effectExtent l="0" t="0" r="0" b="4445"/>
+            <wp:docPr id="1179194501" name="图片 1"/>
+            <wp:cNvGraphicFramePr>
+              <a:graphicFrameLocks xmlns:a="http://schemas.openxmlformats.org/drawingml/2006/main" noChangeAspect="1"/>
+            </wp:cNvGraphicFramePr>
+            <a:graphic xmlns:a="http://schemas.openxmlformats.org/drawingml/2006/main">
+              <a:graphicData uri="http://schemas.openxmlformats.org/drawingml/2006/picture">
+                <pic:pic xmlns:pic="http://schemas.openxmlformats.org/drawingml/2006/picture">
+                  <pic:nvPicPr>
+                    <pic:cNvPr id="0" name="Picture 1"/>
+                    <pic:cNvPicPr>
+                      <a:picLocks noChangeAspect="1" noChangeArrowheads="1"/>
+                    </pic:cNvPicPr>
+                  </pic:nvPicPr>
+                  <pic:blipFill>
+                    <a:blip r:embed="rId13">
                       <a:extLst>
                         <a:ext uri="{28A0092B-C50C-407E-A947-70E740481C1C}">
                           <a14:useLocalDpi xmlns:a14="http://schemas.microsoft.com/office/drawing/2010/main" val="0"/>
@@ -831,123 +2178,198 @@
         <w:rPr>
           <w:rFonts w:hint="eastAsia"/>
         </w:rPr>
-        <w:t>By comparing Figure 1 with Figure 2, we can observe the following significant changes:</w:t>
-      </w:r>
-    </w:p>
-    <w:p>
-      <w:pPr>
-        <w:numPr>
-          <w:ilvl w:val="0"/>
-          <w:numId w:val="3"/>
-        </w:numPr>
-      </w:pPr>
+        <w:t>Fig.2 Confusion matrix under the new feature set</w:t>
+      </w:r>
+    </w:p>
+    <w:p>
+      <w:r>
+        <w:rPr>
+          <w:noProof/>
+        </w:rPr>
+        <w:lastRenderedPageBreak/>
+        <w:drawing>
+          <wp:inline distT="0" distB="0" distL="0" distR="0" wp14:anchorId="7ACB5FCD" wp14:editId="16CCD5BA">
+            <wp:extent cx="5247640" cy="4472305"/>
+            <wp:effectExtent l="0" t="0" r="0" b="4445"/>
+            <wp:docPr id="570145687" name="图片 2"/>
+            <wp:cNvGraphicFramePr>
+              <a:graphicFrameLocks xmlns:a="http://schemas.openxmlformats.org/drawingml/2006/main" noChangeAspect="1"/>
+            </wp:cNvGraphicFramePr>
+            <a:graphic xmlns:a="http://schemas.openxmlformats.org/drawingml/2006/main">
+              <a:graphicData uri="http://schemas.openxmlformats.org/drawingml/2006/picture">
+                <pic:pic xmlns:pic="http://schemas.openxmlformats.org/drawingml/2006/picture">
+                  <pic:nvPicPr>
+                    <pic:cNvPr id="0" name="Picture 3"/>
+                    <pic:cNvPicPr>
+                      <a:picLocks noChangeAspect="1" noChangeArrowheads="1"/>
+                    </pic:cNvPicPr>
+                  </pic:nvPicPr>
+                  <pic:blipFill>
+                    <a:blip r:embed="rId14">
+                      <a:extLst>
+                        <a:ext uri="{28A0092B-C50C-407E-A947-70E740481C1C}">
+                          <a14:useLocalDpi xmlns:a14="http://schemas.microsoft.com/office/drawing/2010/main" val="0"/>
+                        </a:ext>
+                      </a:extLst>
+                    </a:blip>
+                    <a:srcRect/>
+                    <a:stretch>
+                      <a:fillRect/>
+                    </a:stretch>
+                  </pic:blipFill>
+                  <pic:spPr bwMode="auto">
+                    <a:xfrm>
+                      <a:off x="0" y="0"/>
+                      <a:ext cx="5247640" cy="4472305"/>
+                    </a:xfrm>
+                    <a:prstGeom prst="rect">
+                      <a:avLst/>
+                    </a:prstGeom>
+                    <a:noFill/>
+                    <a:ln>
+                      <a:noFill/>
+                    </a:ln>
+                  </pic:spPr>
+                </pic:pic>
+              </a:graphicData>
+            </a:graphic>
+          </wp:inline>
+        </w:drawing>
+      </w:r>
+    </w:p>
+    <w:p>
       <w:r>
         <w:rPr>
           <w:rFonts w:hint="eastAsia"/>
         </w:rPr>
-        <w:t>Improvements in staircase and elevator recognition:</w:t>
-      </w:r>
-    </w:p>
-    <w:p>
-      <w:pPr>
-        <w:numPr>
-          <w:ilvl w:val="1"/>
-          <w:numId w:val="3"/>
-        </w:numPr>
-      </w:pPr>
+        <w:t>The following improvements are obvious:</w:t>
+      </w:r>
+    </w:p>
+    <w:p>
+      <w:r>
+        <w:t xml:space="preserve">1. </w:t>
+      </w:r>
       <w:r>
         <w:rPr>
           <w:rFonts w:hint="eastAsia"/>
         </w:rPr>
-        <w:t>In the old feature set, 6 samples of "Walking-up-stairs" were misidentified as "Walking-down-stairs" and 3 samples of "Elevator-up" were misidentified as "Walking-up-stairs".</w:t>
-      </w:r>
-    </w:p>
-    <w:p>
-      <w:pPr>
-        <w:numPr>
-          <w:ilvl w:val="1"/>
-          <w:numId w:val="3"/>
-        </w:numPr>
-      </w:pPr>
+        <w:t>Identification of motion</w:t>
+      </w:r>
+      <w:r>
+        <w:t>:</w:t>
+      </w:r>
+    </w:p>
+    <w:p>
       <w:r>
         <w:rPr>
           <w:rFonts w:hint="eastAsia"/>
         </w:rPr>
-        <w:t>In the new feature set, the number of "Walking-up-stairs" misidentified as "Walking-down-stairs" has been reduced to 1, and the confusion between "Elevator-up" and staircase activities has completely disappeared. This shows that the introduction of the aligned slope feature and the increase of its weight greatly improve the model's analytical ability of vertical motion mode, and effectively solve the confusion problem between elevator and staircase walking.</w:t>
-      </w:r>
-    </w:p>
-    <w:p>
-      <w:pPr>
-        <w:numPr>
-          <w:ilvl w:val="0"/>
-          <w:numId w:val="3"/>
-        </w:numPr>
-      </w:pPr>
+        <w:t>After adding weights, the accuracy of the model's recognition of motion is improved</w:t>
+      </w:r>
+      <w:r>
+        <w:t xml:space="preserve">. For the category "Move", the correct classification rate has been increased from 76% to 81%, and the false positive for "going down the stairs" has been eliminated (from 4 to 0). The preservation of Fourier transform feature weights continues to help reliably identify high-frequency motion. </w:t>
+      </w:r>
+    </w:p>
+    <w:p>
+      <w:r>
+        <w:t xml:space="preserve">2. </w:t>
+      </w:r>
+      <w:r>
+        <w:tab/>
+        <w:t>Still:</w:t>
+      </w:r>
+    </w:p>
+    <w:p>
       <w:r>
         <w:rPr>
           <w:rFonts w:hint="eastAsia"/>
         </w:rPr>
-        <w:t>Difference between stationary and running:</w:t>
-      </w:r>
-    </w:p>
-    <w:p>
-      <w:pPr>
-        <w:numPr>
-          <w:ilvl w:val="1"/>
-          <w:numId w:val="3"/>
-        </w:numPr>
-      </w:pPr>
+        <w:t>Although the overall accuracy of the new</w:t>
+      </w:r>
+      <w:r>
+        <w:t xml:space="preserve"> </w:t>
+      </w:r>
       <w:r>
         <w:rPr>
           <w:rFonts w:hint="eastAsia"/>
         </w:rPr>
-        <w:t>For the "Stationary" category, the new model maintained a very high overall prediction accuracy (111/117 vs 117/117), although the new model had 3 samples that misjudged as "Elevator-up" (the old model did not have such miscalculations).</w:t>
-      </w:r>
-    </w:p>
-    <w:p>
-      <w:pPr>
-        <w:numPr>
-          <w:ilvl w:val="1"/>
-          <w:numId w:val="3"/>
-        </w:numPr>
-      </w:pPr>
+        <w:t>has reached the level of 94.07%, the accuracy rate is very high, compared with</w:t>
+      </w:r>
+      <w:r>
+        <w:t xml:space="preserve"> 99There was a decrease of</w:t>
+      </w:r>
       <w:r>
         <w:rPr>
           <w:rFonts w:hint="eastAsia"/>
         </w:rPr>
-        <w:t xml:space="preserve">For the "Running" category, the old model misjudged it as "Walking-flat-surface" at 26, while the new model misjudged it as "Walking-flat-surface" at 26. While this particular confusion has not been reduced, the new model has increased the number of correct classifications of "Running" from 76 to 81 </w:t>
+        <w:t xml:space="preserve"> 15%, and </w:t>
+      </w:r>
+      <w:r>
+        <w:t xml:space="preserve">two new </w:t>
       </w:r>
       <w:r>
         <w:rPr>
           <w:rFonts w:hint="eastAsia"/>
         </w:rPr>
+        <w:t xml:space="preserve">errors </w:t>
+      </w:r>
+      <w:r>
+        <w:t>appeared in the new model</w:t>
+      </w:r>
+      <w:r>
+        <w:rPr>
+          <w:rFonts w:hint="eastAsia"/>
+        </w:rPr>
+        <w:t>, namely "elevator up</w:t>
+      </w:r>
+      <w:r>
+        <w:t xml:space="preserve">" </w:t>
+      </w:r>
+      <w:r>
+        <w:rPr>
+          <w:rFonts w:hint="eastAsia"/>
+        </w:rPr>
+        <w:t>and walking</w:t>
+      </w:r>
+      <w:r>
+        <w:t xml:space="preserve">. </w:t>
+      </w:r>
+    </w:p>
+    <w:p/>
+    <w:p>
+      <w:r>
+        <w:rPr>
+          <w:rFonts w:hint="eastAsia"/>
+        </w:rPr>
+        <w:t>According to the experimental results, it is difficult to distinguish those activities with similar acceleration amplitudes but fundamentally different motion trends based on acceleration amplitude statistics and broad-spectrum energy alone. The newly introduced "computational time alignment" strategy and slope features successfully capture dynamic trend information and differentiate the use of features by adjusting feature weights at the classifier level: time-sensitive features separate classifications with high temporal variability activity from slope features, while frequency-domain features handle the classification of motion intensity</w:t>
+      </w:r>
+      <w:r>
+        <w:rPr>
+          <w:rFonts w:hint="eastAsia"/>
+        </w:rPr>
+        <w:t>，</w:t>
+      </w:r>
+      <w:r>
+        <w:t xml:space="preserve">Crucially, the new feature set effectively resolves the ambiguity identified in Section TO DO 5. Whereas the old model misclassified four instances of Walking-up-stairs as Elevator-up due to low variance in both activities, the introduction of three-axis acceleration slopes allows the </w:t>
+      </w:r>
+      <w:r>
         <w:lastRenderedPageBreak/>
-        <w:t>and reduced the number of false positives for "Walking-down-stairs" (from 4 to 0). This indicates that the retention of FFT feature weights effectively maintains the ability to recognize high-frequency exercise (running).</w:t>
-      </w:r>
-    </w:p>
-    <w:p>
-      <w:pPr>
-        <w:numPr>
-          <w:ilvl w:val="1"/>
-          <w:numId w:val="3"/>
-        </w:numPr>
-      </w:pPr>
-      <w:r>
+        <w:t>classifier to detect the intermittent, high-jerk impulses characteristic of stair climbing. In the new confusion matrix, this specific cross-class confusion is eliminated, demonstrating that the derivative-based features successfully decouple vertical displacement from force dynamics</w:t>
+      </w:r>
+    </w:p>
+    <w:p>
+      <w:pPr>
         <w:rPr>
           <w:rFonts w:hint="eastAsia"/>
         </w:rPr>
-        <w:t>Overall classification performance:</w:t>
-      </w:r>
-    </w:p>
-    <w:p>
-      <w:pPr>
-        <w:ind w:left="1440"/>
-      </w:pPr>
+      </w:pPr>
+    </w:p>
+    <w:p>
       <w:r>
         <w:rPr>
           <w:rFonts w:hint="eastAsia"/>
         </w:rPr>
-        <w:t>Overall, the diagonal elements of the confusion matrix under the new feature set (the number of correctly classified samples) show an increasing or flat trend in most categories. Especially for the highly confusing categories of "Elevator-up", "Elevator-down" and "Walking-up/down-stairs", the classification boundaries of the new model are clearer.</w:t>
+        <w:t>Lightweight benefits for embedded deployments</w:t>
       </w:r>
     </w:p>
     <w:p>
@@ -955,61 +2377,83 @@
         <w:rPr>
           <w:rFonts w:hint="eastAsia"/>
         </w:rPr>
-        <w:t>Discussion of results</w:t>
-      </w:r>
-    </w:p>
-    <w:p>
+        <w:t>The new feature scheme also provides practical benefits for edge deployments. Traditional feature engineering processes often rely on extensive frequency domain transformations and high-dimensional feature combinations, which consume a lot of power and introduce latency on resource-constrained embedded devices. The new feature set significantly reduces the input dimension, especially by replacing redundant statistics with computationally expensive "slope" features. This design reduces memory footprint while maintaining accuracy, making it more suitable for continuous monitoring on smartphones or wearables.</w:t>
+      </w:r>
+    </w:p>
+    <w:p/>
+    <w:p>
+      <w:pPr>
+        <w:rPr>
+          <w:b/>
+          <w:bCs/>
+        </w:rPr>
+      </w:pPr>
+      <w:r>
+        <w:rPr>
+          <w:b/>
+          <w:bCs/>
+        </w:rPr>
+        <w:t>C</w:t>
+      </w:r>
       <w:r>
         <w:rPr>
           <w:rFonts w:hint="eastAsia"/>
-        </w:rPr>
-        <w:t>The experimental results show that it is difficult to completely decouple activities with similar acceleration amplitude but completely different motion trends (such as elevators and stairs) by relying solely on the statistical characteristics of acceleration amplitude and the spectral energy of the whole frequency band.</w:t>
-      </w:r>
-    </w:p>
-    <w:p>
-      <w:r>
+          <w:b/>
+          <w:bCs/>
+        </w:rPr>
+        <w:t>onclusion</w:t>
+      </w:r>
+    </w:p>
+    <w:p>
+      <w:r>
+        <w:t>In summary, using accelerometer variance, mean magnitude, and barometric pressure slope yields 95.4% accuracy. By applying physics</w:t>
+      </w:r>
+      <w:r>
+        <w:noBreakHyphen/>
+        <w:t>informed processing of time</w:t>
+      </w:r>
+      <w:r>
+        <w:noBreakHyphen/>
+        <w:t>aligned pressure changes and acceleration derivatives, the feature dimension is reduced from 14 to 7 while maintaining 93.8% accuracy; average inference time falls by about 35%, making the modified model more suitable for resource</w:t>
+      </w:r>
+      <w:r>
+        <w:noBreakHyphen/>
+        <w:t>constrained continuous</w:t>
+      </w:r>
+      <w:r>
+        <w:noBreakHyphen/>
+        <w:t>sensing deployments.</w:t>
+      </w:r>
+    </w:p>
+    <w:p/>
+    <w:p/>
+    <w:p>
+      <w:pPr>
         <w:rPr>
           <w:rFonts w:hint="eastAsia"/>
         </w:rPr>
-        <w:t>The newly introduced "calculation time alignment" strategy and "slope" feature successfully capture the dynamic trend information during the motion process. By adjusting the feature weights at the classifier level, we realize the differentiated utilization of features: the temporal sensitivity of slope features is used to solve the classification problem of highly variable activities, and the frequency domain features are used to solve the classification problem of motion intensity activities. This improvement not only verifies the importance of multimodal feature fusion, but also proves that feature weighting for specific activity categories is an effective way to improve the performance of human activity recognition system.</w:t>
-      </w:r>
-    </w:p>
-    <w:p/>
-    <w:p>
-      <w:r>
-        <w:rPr>
-          <w:rFonts w:hint="eastAsia"/>
-        </w:rPr>
-        <w:t>Analysis of the lightweight benefits for embedded deployments:</w:t>
-      </w:r>
-    </w:p>
-    <w:p>
-      <w:r>
-        <w:rPr>
-          <w:rFonts w:hint="eastAsia"/>
-        </w:rPr>
-        <w:t>The new feature scheme has shown significant advantages in model lightweight and edge deployment. Older feature engineering often involves a large number of frequency domain variations and high-dimensional feature combinations, which can lead to high power consumption and latency on embedded devices with limited computing resources. In contrast, the new feature set greatly simplifies the input dimension, especially replacing some redundant statistics with the "slope" feature with very low computational complexity. This design reduces memory footprint while preserving accuracy, making it more suitable for deployment on edge devices.</w:t>
-      </w:r>
-    </w:p>
-    <w:p/>
-    <w:p>
-      <w:r>
-        <w:rPr>
-          <w:rFonts w:hint="eastAsia"/>
-        </w:rPr>
-        <w:t xml:space="preserve">To sum up, </w:t>
-      </w:r>
-      <w:r>
-        <w:t>The person-dependent model achieves 95.4 percent accuracy using basic statistical and spectral features, while the person-independent model maintains strong performance at 93.8 percent despite individual gait variations. Feature selection confirms that motion intensity, vertical displacement, and gait periodicity are the most discriminative information sources</w:t>
-      </w:r>
-      <w:r>
-        <w:rPr>
-          <w:rFonts w:hint="eastAsia"/>
-        </w:rPr>
-        <w:t>.</w:t>
-      </w:r>
-    </w:p>
-    <w:p/>
+      </w:pPr>
+      <w:r>
+        <w:rPr>
+          <w:rFonts w:eastAsia="宋体"/>
+        </w:rPr>
+        <w:t>The code is available on GitHub at</w:t>
+      </w:r>
+      <w:r>
+        <w:rPr>
+          <w:rFonts w:eastAsia="宋体" w:hint="eastAsia"/>
+        </w:rPr>
+        <w:t xml:space="preserve"> </w:t>
+      </w:r>
+      <w:hyperlink r:id="rId15" w:history="1">
+        <w:r>
+          <w:rPr>
+            <w:rStyle w:val="af2"/>
+          </w:rPr>
+          <w:t>https://github.com/ll711/A3</w:t>
+        </w:r>
+      </w:hyperlink>
+    </w:p>
     <w:sectPr>
       <w:pgSz w:w="11906" w:h="16838"/>
       <w:pgMar w:top="1440" w:right="1800" w:bottom="1440" w:left="1800" w:header="851" w:footer="992" w:gutter="0"/>
@@ -1178,6 +2622,155 @@
     </w:lvl>
   </w:abstractNum>
   <w:abstractNum w:abstractNumId="1" w15:restartNumberingAfterBreak="0">
+    <w:nsid w:val="0FE31D09"/>
+    <w:multiLevelType w:val="multilevel"/>
+    <w:tmpl w:val="1CB47794"/>
+    <w:lvl w:ilvl="0">
+      <w:start w:val="1"/>
+      <w:numFmt w:val="bullet"/>
+      <w:lvlText w:val=""/>
+      <w:lvlJc w:val="left"/>
+      <w:pPr>
+        <w:tabs>
+          <w:tab w:val="num" w:pos="720"/>
+        </w:tabs>
+        <w:ind w:left="720" w:hanging="360"/>
+      </w:pPr>
+      <w:rPr>
+        <w:rFonts w:ascii="Symbol" w:hAnsi="Symbol" w:hint="default"/>
+        <w:sz w:val="20"/>
+      </w:rPr>
+    </w:lvl>
+    <w:lvl w:ilvl="1" w:tentative="1">
+      <w:start w:val="1"/>
+      <w:numFmt w:val="bullet"/>
+      <w:lvlText w:val="o"/>
+      <w:lvlJc w:val="left"/>
+      <w:pPr>
+        <w:tabs>
+          <w:tab w:val="num" w:pos="1440"/>
+        </w:tabs>
+        <w:ind w:left="1440" w:hanging="360"/>
+      </w:pPr>
+      <w:rPr>
+        <w:rFonts w:ascii="Courier New" w:hAnsi="Courier New" w:hint="default"/>
+        <w:sz w:val="20"/>
+      </w:rPr>
+    </w:lvl>
+    <w:lvl w:ilvl="2" w:tentative="1">
+      <w:start w:val="1"/>
+      <w:numFmt w:val="bullet"/>
+      <w:lvlText w:val=""/>
+      <w:lvlJc w:val="left"/>
+      <w:pPr>
+        <w:tabs>
+          <w:tab w:val="num" w:pos="2160"/>
+        </w:tabs>
+        <w:ind w:left="2160" w:hanging="360"/>
+      </w:pPr>
+      <w:rPr>
+        <w:rFonts w:ascii="Wingdings" w:hAnsi="Wingdings" w:hint="default"/>
+        <w:sz w:val="20"/>
+      </w:rPr>
+    </w:lvl>
+    <w:lvl w:ilvl="3" w:tentative="1">
+      <w:start w:val="1"/>
+      <w:numFmt w:val="bullet"/>
+      <w:lvlText w:val=""/>
+      <w:lvlJc w:val="left"/>
+      <w:pPr>
+        <w:tabs>
+          <w:tab w:val="num" w:pos="2880"/>
+        </w:tabs>
+        <w:ind w:left="2880" w:hanging="360"/>
+      </w:pPr>
+      <w:rPr>
+        <w:rFonts w:ascii="Wingdings" w:hAnsi="Wingdings" w:hint="default"/>
+        <w:sz w:val="20"/>
+      </w:rPr>
+    </w:lvl>
+    <w:lvl w:ilvl="4" w:tentative="1">
+      <w:start w:val="1"/>
+      <w:numFmt w:val="bullet"/>
+      <w:lvlText w:val=""/>
+      <w:lvlJc w:val="left"/>
+      <w:pPr>
+        <w:tabs>
+          <w:tab w:val="num" w:pos="3600"/>
+        </w:tabs>
+        <w:ind w:left="3600" w:hanging="360"/>
+      </w:pPr>
+      <w:rPr>
+        <w:rFonts w:ascii="Wingdings" w:hAnsi="Wingdings" w:hint="default"/>
+        <w:sz w:val="20"/>
+      </w:rPr>
+    </w:lvl>
+    <w:lvl w:ilvl="5" w:tentative="1">
+      <w:start w:val="1"/>
+      <w:numFmt w:val="bullet"/>
+      <w:lvlText w:val=""/>
+      <w:lvlJc w:val="left"/>
+      <w:pPr>
+        <w:tabs>
+          <w:tab w:val="num" w:pos="4320"/>
+        </w:tabs>
+        <w:ind w:left="4320" w:hanging="360"/>
+      </w:pPr>
+      <w:rPr>
+        <w:rFonts w:ascii="Wingdings" w:hAnsi="Wingdings" w:hint="default"/>
+        <w:sz w:val="20"/>
+      </w:rPr>
+    </w:lvl>
+    <w:lvl w:ilvl="6" w:tentative="1">
+      <w:start w:val="1"/>
+      <w:numFmt w:val="bullet"/>
+      <w:lvlText w:val=""/>
+      <w:lvlJc w:val="left"/>
+      <w:pPr>
+        <w:tabs>
+          <w:tab w:val="num" w:pos="5040"/>
+        </w:tabs>
+        <w:ind w:left="5040" w:hanging="360"/>
+      </w:pPr>
+      <w:rPr>
+        <w:rFonts w:ascii="Wingdings" w:hAnsi="Wingdings" w:hint="default"/>
+        <w:sz w:val="20"/>
+      </w:rPr>
+    </w:lvl>
+    <w:lvl w:ilvl="7" w:tentative="1">
+      <w:start w:val="1"/>
+      <w:numFmt w:val="bullet"/>
+      <w:lvlText w:val=""/>
+      <w:lvlJc w:val="left"/>
+      <w:pPr>
+        <w:tabs>
+          <w:tab w:val="num" w:pos="5760"/>
+        </w:tabs>
+        <w:ind w:left="5760" w:hanging="360"/>
+      </w:pPr>
+      <w:rPr>
+        <w:rFonts w:ascii="Wingdings" w:hAnsi="Wingdings" w:hint="default"/>
+        <w:sz w:val="20"/>
+      </w:rPr>
+    </w:lvl>
+    <w:lvl w:ilvl="8" w:tentative="1">
+      <w:start w:val="1"/>
+      <w:numFmt w:val="bullet"/>
+      <w:lvlText w:val=""/>
+      <w:lvlJc w:val="left"/>
+      <w:pPr>
+        <w:tabs>
+          <w:tab w:val="num" w:pos="6480"/>
+        </w:tabs>
+        <w:ind w:left="6480" w:hanging="360"/>
+      </w:pPr>
+      <w:rPr>
+        <w:rFonts w:ascii="Wingdings" w:hAnsi="Wingdings" w:hint="default"/>
+        <w:sz w:val="20"/>
+      </w:rPr>
+    </w:lvl>
+  </w:abstractNum>
+  <w:abstractNum w:abstractNumId="2" w15:restartNumberingAfterBreak="0">
     <w:nsid w:val="15C02DD7"/>
     <w:multiLevelType w:val="multilevel"/>
     <w:tmpl w:val="7930BC96"/>
@@ -1290,7 +2883,7 @@
       </w:pPr>
     </w:lvl>
   </w:abstractNum>
-  <w:abstractNum w:abstractNumId="2" w15:restartNumberingAfterBreak="0">
+  <w:abstractNum w:abstractNumId="3" w15:restartNumberingAfterBreak="0">
     <w:nsid w:val="22430A60"/>
     <w:multiLevelType w:val="multilevel"/>
     <w:tmpl w:val="562E87BC"/>
@@ -1439,7 +3032,7 @@
       </w:rPr>
     </w:lvl>
   </w:abstractNum>
-  <w:abstractNum w:abstractNumId="3" w15:restartNumberingAfterBreak="0">
+  <w:abstractNum w:abstractNumId="4" w15:restartNumberingAfterBreak="0">
     <w:nsid w:val="297227FA"/>
     <w:multiLevelType w:val="multilevel"/>
     <w:tmpl w:val="D592EF72"/>
@@ -1552,7 +3145,7 @@
       </w:pPr>
     </w:lvl>
   </w:abstractNum>
-  <w:abstractNum w:abstractNumId="4" w15:restartNumberingAfterBreak="0">
+  <w:abstractNum w:abstractNumId="5" w15:restartNumberingAfterBreak="0">
     <w:nsid w:val="2BAF0981"/>
     <w:multiLevelType w:val="multilevel"/>
     <w:tmpl w:val="73C00348"/>
@@ -1665,7 +3258,7 @@
       </w:pPr>
     </w:lvl>
   </w:abstractNum>
-  <w:abstractNum w:abstractNumId="5" w15:restartNumberingAfterBreak="0">
+  <w:abstractNum w:abstractNumId="6" w15:restartNumberingAfterBreak="0">
     <w:nsid w:val="5FEA69C7"/>
     <w:multiLevelType w:val="multilevel"/>
     <w:tmpl w:val="6FDA650A"/>
@@ -1778,23 +3371,414 @@
       </w:pPr>
     </w:lvl>
   </w:abstractNum>
+  <w:abstractNum w:abstractNumId="7" w15:restartNumberingAfterBreak="0">
+    <w:nsid w:val="6BFC601C"/>
+    <w:multiLevelType w:val="multilevel"/>
+    <w:tmpl w:val="980CA86C"/>
+    <w:lvl w:ilvl="0">
+      <w:start w:val="1"/>
+      <w:numFmt w:val="decimal"/>
+      <w:lvlText w:val="%1."/>
+      <w:lvlJc w:val="left"/>
+      <w:pPr>
+        <w:tabs>
+          <w:tab w:val="num" w:pos="720"/>
+        </w:tabs>
+        <w:ind w:left="720" w:hanging="360"/>
+      </w:pPr>
+    </w:lvl>
+    <w:lvl w:ilvl="1" w:tentative="1">
+      <w:start w:val="1"/>
+      <w:numFmt w:val="decimal"/>
+      <w:lvlText w:val="%2."/>
+      <w:lvlJc w:val="left"/>
+      <w:pPr>
+        <w:tabs>
+          <w:tab w:val="num" w:pos="1440"/>
+        </w:tabs>
+        <w:ind w:left="1440" w:hanging="360"/>
+      </w:pPr>
+    </w:lvl>
+    <w:lvl w:ilvl="2" w:tentative="1">
+      <w:start w:val="1"/>
+      <w:numFmt w:val="decimal"/>
+      <w:lvlText w:val="%3."/>
+      <w:lvlJc w:val="left"/>
+      <w:pPr>
+        <w:tabs>
+          <w:tab w:val="num" w:pos="2160"/>
+        </w:tabs>
+        <w:ind w:left="2160" w:hanging="360"/>
+      </w:pPr>
+    </w:lvl>
+    <w:lvl w:ilvl="3" w:tentative="1">
+      <w:start w:val="1"/>
+      <w:numFmt w:val="decimal"/>
+      <w:lvlText w:val="%4."/>
+      <w:lvlJc w:val="left"/>
+      <w:pPr>
+        <w:tabs>
+          <w:tab w:val="num" w:pos="2880"/>
+        </w:tabs>
+        <w:ind w:left="2880" w:hanging="360"/>
+      </w:pPr>
+    </w:lvl>
+    <w:lvl w:ilvl="4" w:tentative="1">
+      <w:start w:val="1"/>
+      <w:numFmt w:val="decimal"/>
+      <w:lvlText w:val="%5."/>
+      <w:lvlJc w:val="left"/>
+      <w:pPr>
+        <w:tabs>
+          <w:tab w:val="num" w:pos="3600"/>
+        </w:tabs>
+        <w:ind w:left="3600" w:hanging="360"/>
+      </w:pPr>
+    </w:lvl>
+    <w:lvl w:ilvl="5" w:tentative="1">
+      <w:start w:val="1"/>
+      <w:numFmt w:val="decimal"/>
+      <w:lvlText w:val="%6."/>
+      <w:lvlJc w:val="left"/>
+      <w:pPr>
+        <w:tabs>
+          <w:tab w:val="num" w:pos="4320"/>
+        </w:tabs>
+        <w:ind w:left="4320" w:hanging="360"/>
+      </w:pPr>
+    </w:lvl>
+    <w:lvl w:ilvl="6" w:tentative="1">
+      <w:start w:val="1"/>
+      <w:numFmt w:val="decimal"/>
+      <w:lvlText w:val="%7."/>
+      <w:lvlJc w:val="left"/>
+      <w:pPr>
+        <w:tabs>
+          <w:tab w:val="num" w:pos="5040"/>
+        </w:tabs>
+        <w:ind w:left="5040" w:hanging="360"/>
+      </w:pPr>
+    </w:lvl>
+    <w:lvl w:ilvl="7" w:tentative="1">
+      <w:start w:val="1"/>
+      <w:numFmt w:val="decimal"/>
+      <w:lvlText w:val="%8."/>
+      <w:lvlJc w:val="left"/>
+      <w:pPr>
+        <w:tabs>
+          <w:tab w:val="num" w:pos="5760"/>
+        </w:tabs>
+        <w:ind w:left="5760" w:hanging="360"/>
+      </w:pPr>
+    </w:lvl>
+    <w:lvl w:ilvl="8" w:tentative="1">
+      <w:start w:val="1"/>
+      <w:numFmt w:val="decimal"/>
+      <w:lvlText w:val="%9."/>
+      <w:lvlJc w:val="left"/>
+      <w:pPr>
+        <w:tabs>
+          <w:tab w:val="num" w:pos="6480"/>
+        </w:tabs>
+        <w:ind w:left="6480" w:hanging="360"/>
+      </w:pPr>
+    </w:lvl>
+  </w:abstractNum>
+  <w:abstractNum w:abstractNumId="8" w15:restartNumberingAfterBreak="0">
+    <w:nsid w:val="720C18C4"/>
+    <w:multiLevelType w:val="multilevel"/>
+    <w:tmpl w:val="B1AA52DA"/>
+    <w:lvl w:ilvl="0">
+      <w:start w:val="1"/>
+      <w:numFmt w:val="decimal"/>
+      <w:lvlText w:val="%1."/>
+      <w:lvlJc w:val="left"/>
+      <w:pPr>
+        <w:tabs>
+          <w:tab w:val="num" w:pos="720"/>
+        </w:tabs>
+        <w:ind w:left="720" w:hanging="360"/>
+      </w:pPr>
+    </w:lvl>
+    <w:lvl w:ilvl="1">
+      <w:start w:val="1"/>
+      <w:numFmt w:val="bullet"/>
+      <w:lvlText w:val="o"/>
+      <w:lvlJc w:val="left"/>
+      <w:pPr>
+        <w:tabs>
+          <w:tab w:val="num" w:pos="1440"/>
+        </w:tabs>
+        <w:ind w:left="1440" w:hanging="360"/>
+      </w:pPr>
+      <w:rPr>
+        <w:rFonts w:ascii="Courier New" w:hAnsi="Courier New" w:hint="default"/>
+        <w:sz w:val="20"/>
+      </w:rPr>
+    </w:lvl>
+    <w:lvl w:ilvl="2" w:tentative="1">
+      <w:start w:val="1"/>
+      <w:numFmt w:val="decimal"/>
+      <w:lvlText w:val="%3."/>
+      <w:lvlJc w:val="left"/>
+      <w:pPr>
+        <w:tabs>
+          <w:tab w:val="num" w:pos="2160"/>
+        </w:tabs>
+        <w:ind w:left="2160" w:hanging="360"/>
+      </w:pPr>
+    </w:lvl>
+    <w:lvl w:ilvl="3" w:tentative="1">
+      <w:start w:val="1"/>
+      <w:numFmt w:val="decimal"/>
+      <w:lvlText w:val="%4."/>
+      <w:lvlJc w:val="left"/>
+      <w:pPr>
+        <w:tabs>
+          <w:tab w:val="num" w:pos="2880"/>
+        </w:tabs>
+        <w:ind w:left="2880" w:hanging="360"/>
+      </w:pPr>
+    </w:lvl>
+    <w:lvl w:ilvl="4" w:tentative="1">
+      <w:start w:val="1"/>
+      <w:numFmt w:val="decimal"/>
+      <w:lvlText w:val="%5."/>
+      <w:lvlJc w:val="left"/>
+      <w:pPr>
+        <w:tabs>
+          <w:tab w:val="num" w:pos="3600"/>
+        </w:tabs>
+        <w:ind w:left="3600" w:hanging="360"/>
+      </w:pPr>
+    </w:lvl>
+    <w:lvl w:ilvl="5" w:tentative="1">
+      <w:start w:val="1"/>
+      <w:numFmt w:val="decimal"/>
+      <w:lvlText w:val="%6."/>
+      <w:lvlJc w:val="left"/>
+      <w:pPr>
+        <w:tabs>
+          <w:tab w:val="num" w:pos="4320"/>
+        </w:tabs>
+        <w:ind w:left="4320" w:hanging="360"/>
+      </w:pPr>
+    </w:lvl>
+    <w:lvl w:ilvl="6" w:tentative="1">
+      <w:start w:val="1"/>
+      <w:numFmt w:val="decimal"/>
+      <w:lvlText w:val="%7."/>
+      <w:lvlJc w:val="left"/>
+      <w:pPr>
+        <w:tabs>
+          <w:tab w:val="num" w:pos="5040"/>
+        </w:tabs>
+        <w:ind w:left="5040" w:hanging="360"/>
+      </w:pPr>
+    </w:lvl>
+    <w:lvl w:ilvl="7" w:tentative="1">
+      <w:start w:val="1"/>
+      <w:numFmt w:val="decimal"/>
+      <w:lvlText w:val="%8."/>
+      <w:lvlJc w:val="left"/>
+      <w:pPr>
+        <w:tabs>
+          <w:tab w:val="num" w:pos="5760"/>
+        </w:tabs>
+        <w:ind w:left="5760" w:hanging="360"/>
+      </w:pPr>
+    </w:lvl>
+    <w:lvl w:ilvl="8" w:tentative="1">
+      <w:start w:val="1"/>
+      <w:numFmt w:val="decimal"/>
+      <w:lvlText w:val="%9."/>
+      <w:lvlJc w:val="left"/>
+      <w:pPr>
+        <w:tabs>
+          <w:tab w:val="num" w:pos="6480"/>
+        </w:tabs>
+        <w:ind w:left="6480" w:hanging="360"/>
+      </w:pPr>
+    </w:lvl>
+  </w:abstractNum>
+  <w:abstractNum w:abstractNumId="9" w15:restartNumberingAfterBreak="0">
+    <w:nsid w:val="754517A9"/>
+    <w:multiLevelType w:val="multilevel"/>
+    <w:tmpl w:val="E5C2CB1A"/>
+    <w:lvl w:ilvl="0">
+      <w:start w:val="1"/>
+      <w:numFmt w:val="bullet"/>
+      <w:lvlText w:val=""/>
+      <w:lvlJc w:val="left"/>
+      <w:pPr>
+        <w:tabs>
+          <w:tab w:val="num" w:pos="720"/>
+        </w:tabs>
+        <w:ind w:left="720" w:hanging="360"/>
+      </w:pPr>
+      <w:rPr>
+        <w:rFonts w:ascii="Symbol" w:hAnsi="Symbol" w:hint="default"/>
+        <w:sz w:val="20"/>
+      </w:rPr>
+    </w:lvl>
+    <w:lvl w:ilvl="1" w:tentative="1">
+      <w:start w:val="1"/>
+      <w:numFmt w:val="bullet"/>
+      <w:lvlText w:val="o"/>
+      <w:lvlJc w:val="left"/>
+      <w:pPr>
+        <w:tabs>
+          <w:tab w:val="num" w:pos="1440"/>
+        </w:tabs>
+        <w:ind w:left="1440" w:hanging="360"/>
+      </w:pPr>
+      <w:rPr>
+        <w:rFonts w:ascii="Courier New" w:hAnsi="Courier New" w:hint="default"/>
+        <w:sz w:val="20"/>
+      </w:rPr>
+    </w:lvl>
+    <w:lvl w:ilvl="2" w:tentative="1">
+      <w:start w:val="1"/>
+      <w:numFmt w:val="bullet"/>
+      <w:lvlText w:val=""/>
+      <w:lvlJc w:val="left"/>
+      <w:pPr>
+        <w:tabs>
+          <w:tab w:val="num" w:pos="2160"/>
+        </w:tabs>
+        <w:ind w:left="2160" w:hanging="360"/>
+      </w:pPr>
+      <w:rPr>
+        <w:rFonts w:ascii="Wingdings" w:hAnsi="Wingdings" w:hint="default"/>
+        <w:sz w:val="20"/>
+      </w:rPr>
+    </w:lvl>
+    <w:lvl w:ilvl="3" w:tentative="1">
+      <w:start w:val="1"/>
+      <w:numFmt w:val="bullet"/>
+      <w:lvlText w:val=""/>
+      <w:lvlJc w:val="left"/>
+      <w:pPr>
+        <w:tabs>
+          <w:tab w:val="num" w:pos="2880"/>
+        </w:tabs>
+        <w:ind w:left="2880" w:hanging="360"/>
+      </w:pPr>
+      <w:rPr>
+        <w:rFonts w:ascii="Wingdings" w:hAnsi="Wingdings" w:hint="default"/>
+        <w:sz w:val="20"/>
+      </w:rPr>
+    </w:lvl>
+    <w:lvl w:ilvl="4" w:tentative="1">
+      <w:start w:val="1"/>
+      <w:numFmt w:val="bullet"/>
+      <w:lvlText w:val=""/>
+      <w:lvlJc w:val="left"/>
+      <w:pPr>
+        <w:tabs>
+          <w:tab w:val="num" w:pos="3600"/>
+        </w:tabs>
+        <w:ind w:left="3600" w:hanging="360"/>
+      </w:pPr>
+      <w:rPr>
+        <w:rFonts w:ascii="Wingdings" w:hAnsi="Wingdings" w:hint="default"/>
+        <w:sz w:val="20"/>
+      </w:rPr>
+    </w:lvl>
+    <w:lvl w:ilvl="5" w:tentative="1">
+      <w:start w:val="1"/>
+      <w:numFmt w:val="bullet"/>
+      <w:lvlText w:val=""/>
+      <w:lvlJc w:val="left"/>
+      <w:pPr>
+        <w:tabs>
+          <w:tab w:val="num" w:pos="4320"/>
+        </w:tabs>
+        <w:ind w:left="4320" w:hanging="360"/>
+      </w:pPr>
+      <w:rPr>
+        <w:rFonts w:ascii="Wingdings" w:hAnsi="Wingdings" w:hint="default"/>
+        <w:sz w:val="20"/>
+      </w:rPr>
+    </w:lvl>
+    <w:lvl w:ilvl="6" w:tentative="1">
+      <w:start w:val="1"/>
+      <w:numFmt w:val="bullet"/>
+      <w:lvlText w:val=""/>
+      <w:lvlJc w:val="left"/>
+      <w:pPr>
+        <w:tabs>
+          <w:tab w:val="num" w:pos="5040"/>
+        </w:tabs>
+        <w:ind w:left="5040" w:hanging="360"/>
+      </w:pPr>
+      <w:rPr>
+        <w:rFonts w:ascii="Wingdings" w:hAnsi="Wingdings" w:hint="default"/>
+        <w:sz w:val="20"/>
+      </w:rPr>
+    </w:lvl>
+    <w:lvl w:ilvl="7" w:tentative="1">
+      <w:start w:val="1"/>
+      <w:numFmt w:val="bullet"/>
+      <w:lvlText w:val=""/>
+      <w:lvlJc w:val="left"/>
+      <w:pPr>
+        <w:tabs>
+          <w:tab w:val="num" w:pos="5760"/>
+        </w:tabs>
+        <w:ind w:left="5760" w:hanging="360"/>
+      </w:pPr>
+      <w:rPr>
+        <w:rFonts w:ascii="Wingdings" w:hAnsi="Wingdings" w:hint="default"/>
+        <w:sz w:val="20"/>
+      </w:rPr>
+    </w:lvl>
+    <w:lvl w:ilvl="8" w:tentative="1">
+      <w:start w:val="1"/>
+      <w:numFmt w:val="bullet"/>
+      <w:lvlText w:val=""/>
+      <w:lvlJc w:val="left"/>
+      <w:pPr>
+        <w:tabs>
+          <w:tab w:val="num" w:pos="6480"/>
+        </w:tabs>
+        <w:ind w:left="6480" w:hanging="360"/>
+      </w:pPr>
+      <w:rPr>
+        <w:rFonts w:ascii="Wingdings" w:hAnsi="Wingdings" w:hint="default"/>
+        <w:sz w:val="20"/>
+      </w:rPr>
+    </w:lvl>
+  </w:abstractNum>
   <w:num w:numId="1" w16cid:durableId="1322125859">
-    <w:abstractNumId w:val="5"/>
+    <w:abstractNumId w:val="6"/>
   </w:num>
   <w:num w:numId="2" w16cid:durableId="615798367">
     <w:abstractNumId w:val="0"/>
   </w:num>
   <w:num w:numId="3" w16cid:durableId="532576905">
+    <w:abstractNumId w:val="5"/>
+  </w:num>
+  <w:num w:numId="4" w16cid:durableId="1353189347">
     <w:abstractNumId w:val="4"/>
   </w:num>
-  <w:num w:numId="4" w16cid:durableId="1353189347">
+  <w:num w:numId="5" w16cid:durableId="1746302101">
     <w:abstractNumId w:val="3"/>
   </w:num>
-  <w:num w:numId="5" w16cid:durableId="1746302101">
+  <w:num w:numId="6" w16cid:durableId="833032665">
     <w:abstractNumId w:val="2"/>
   </w:num>
-  <w:num w:numId="6" w16cid:durableId="833032665">
+  <w:num w:numId="7" w16cid:durableId="80610863">
     <w:abstractNumId w:val="1"/>
+  </w:num>
+  <w:num w:numId="8" w16cid:durableId="745422484">
+    <w:abstractNumId w:val="9"/>
+  </w:num>
+  <w:num w:numId="9" w16cid:durableId="1667590194">
+    <w:abstractNumId w:val="7"/>
+  </w:num>
+  <w:num w:numId="10" w16cid:durableId="93017533">
+    <w:abstractNumId w:val="8"/>
   </w:num>
 </w:numbering>
 </file>
@@ -2401,7 +4385,6 @@
   <w:style w:type="character" w:default="1" w:styleId="a0">
     <w:name w:val="Default Paragraph Font"/>
     <w:uiPriority w:val="1"/>
-    <w:semiHidden/>
     <w:unhideWhenUsed/>
   </w:style>
   <w:style w:type="table" w:default="1" w:styleId="a1">
@@ -2782,6 +4765,41 @@
       <w:szCs w:val="18"/>
     </w:rPr>
   </w:style>
+  <w:style w:type="character" w:styleId="af2">
+    <w:name w:val="Hyperlink"/>
+    <w:basedOn w:val="a0"/>
+    <w:uiPriority w:val="99"/>
+    <w:unhideWhenUsed/>
+    <w:rsid w:val="00F868CF"/>
+    <w:rPr>
+      <w:color w:val="0563C1" w:themeColor="hyperlink"/>
+      <w:u w:val="single"/>
+    </w:rPr>
+  </w:style>
+  <w:style w:type="character" w:styleId="af3">
+    <w:name w:val="Unresolved Mention"/>
+    <w:basedOn w:val="a0"/>
+    <w:uiPriority w:val="99"/>
+    <w:semiHidden/>
+    <w:unhideWhenUsed/>
+    <w:rsid w:val="00F868CF"/>
+    <w:rPr>
+      <w:color w:val="605E5C"/>
+      <w:shd w:val="clear" w:color="auto" w:fill="E1DFDD"/>
+    </w:rPr>
+  </w:style>
+  <w:style w:type="character" w:styleId="af4">
+    <w:name w:val="FollowedHyperlink"/>
+    <w:basedOn w:val="a0"/>
+    <w:uiPriority w:val="99"/>
+    <w:semiHidden/>
+    <w:unhideWhenUsed/>
+    <w:rsid w:val="00F868CF"/>
+    <w:rPr>
+      <w:color w:val="954F72" w:themeColor="followedHyperlink"/>
+      <w:u w:val="single"/>
+    </w:rPr>
+  </w:style>
 </w:styles>
 </file>
 

--- a/A3.docx
+++ b/A3.docx
@@ -624,15 +624,7 @@
       </w:r>
       <w:r>
         <w:noBreakHyphen/>
-        <w:t xml:space="preserve">wise pressure changes). Flat walking and stationary </w:t>
-      </w:r>
-      <w:proofErr w:type="spellStart"/>
-      <w:r>
-        <w:t>behaviour</w:t>
-      </w:r>
-      <w:proofErr w:type="spellEnd"/>
-      <w:r>
-        <w:t xml:space="preserve"> maintain near</w:t>
+        <w:t>wise pressure changes). Flat walking and stationary behaviour maintain near</w:t>
       </w:r>
       <w:r>
         <w:noBreakHyphen/>
@@ -1818,15 +1810,7 @@
     </w:p>
     <w:p>
       <w:r>
-        <w:t xml:space="preserve">The importance of variance is physically intuitive: it directly measures motion intensity. Running yields large variance, walking moderate variance, and stationary/elevator </w:t>
-      </w:r>
-      <w:proofErr w:type="spellStart"/>
-      <w:r>
-        <w:t>behaviours</w:t>
-      </w:r>
-      <w:proofErr w:type="spellEnd"/>
-      <w:r>
-        <w:t xml:space="preserve"> near</w:t>
+        <w:t>The importance of variance is physically intuitive: it directly measures motion intensity. Running yields large variance, walking moderate variance, and stationary/elevator behaviours near</w:t>
       </w:r>
       <w:r>
         <w:noBreakHyphen/>
@@ -2037,14 +2021,7 @@
       </w:r>
       <w:r>
         <w:tab/>
-      </w:r>
-      <w:proofErr w:type="spellStart"/>
-      <w:r>
-        <w:t>Equispaced</w:t>
-      </w:r>
-      <w:proofErr w:type="spellEnd"/>
-      <w:r>
-        <w:t xml:space="preserve"> bandwidth energy of fast Fourier transform power spectrum: The original frequency domain characteristics are retained to capture the periodicity of gait periods. </w:t>
+        <w:t xml:space="preserve">Equispaced bandwidth energy of fast Fourier transform power spectrum: The original frequency domain characteristics are retained to capture the periodicity of gait periods. </w:t>
       </w:r>
     </w:p>
     <w:p>
@@ -2281,89 +2258,35 @@
     </w:p>
     <w:p>
       <w:r>
+        <w:t>Although the overall accuracy of the new feature set reached 94.07%, which is still very high, it represents a slight decrease of approximately 1.3 percentage points compared with the previous person-dependent accuracy of 95.4%. Two new misclassification types appeared in the new model: a small number of "Elevator-up" windows were mislabeled as "Walking," and a few "Stationary" instances were confused with "Walking-flat-surface.</w:t>
+      </w:r>
+      <w:r>
+        <w:t xml:space="preserve"> </w:t>
+      </w:r>
+    </w:p>
+    <w:p/>
+    <w:p>
+      <w:r>
         <w:rPr>
           <w:rFonts w:hint="eastAsia"/>
         </w:rPr>
-        <w:t>Although the overall accuracy of the new</w:t>
-      </w:r>
-      <w:r>
-        <w:t xml:space="preserve"> </w:t>
+        <w:t>According to the experimental results, it is difficult to distinguish those activities with similar acceleration amplitudes but fundamentally different motion trends based on acceleration amplitude statistics and broad-spectrum energy alone. The newly introduced "computational time alignment" strategy and slope features successfully capture dynamic trend information and differentiate the use of features by adjusting feature weights at the classifier level: time-sensitive features separate classifications with high temporal variability activity from slope features, while frequency-domain features handle the classification of motion intensity</w:t>
       </w:r>
       <w:r>
         <w:rPr>
           <w:rFonts w:hint="eastAsia"/>
         </w:rPr>
-        <w:t>has reached the level of 94.07%, the accuracy rate is very high, compared with</w:t>
-      </w:r>
-      <w:r>
-        <w:t xml:space="preserve"> 99There was a decrease of</w:t>
-      </w:r>
-      <w:r>
-        <w:rPr>
-          <w:rFonts w:hint="eastAsia"/>
-        </w:rPr>
-        <w:t xml:space="preserve"> 15%, and </w:t>
-      </w:r>
-      <w:r>
-        <w:t xml:space="preserve">two new </w:t>
-      </w:r>
-      <w:r>
-        <w:rPr>
-          <w:rFonts w:hint="eastAsia"/>
-        </w:rPr>
-        <w:t xml:space="preserve">errors </w:t>
-      </w:r>
-      <w:r>
-        <w:t>appeared in the new model</w:t>
-      </w:r>
-      <w:r>
-        <w:rPr>
-          <w:rFonts w:hint="eastAsia"/>
-        </w:rPr>
-        <w:t>, namely "elevator up</w:t>
-      </w:r>
-      <w:r>
-        <w:t xml:space="preserve">" </w:t>
-      </w:r>
-      <w:r>
-        <w:rPr>
-          <w:rFonts w:hint="eastAsia"/>
-        </w:rPr>
-        <w:t>and walking</w:t>
-      </w:r>
-      <w:r>
-        <w:t xml:space="preserve">. </w:t>
+        <w:t>，</w:t>
+      </w:r>
+      <w:r>
+        <w:t xml:space="preserve">Crucially, the new feature set effectively resolves the ambiguity identified in Section TO DO 5. </w:t>
+      </w:r>
+      <w:r>
+        <w:lastRenderedPageBreak/>
+        <w:t>Whereas the old model misclassified four instances of Walking-up-stairs as Elevator-up due to low variance in both activities, the introduction of three-axis acceleration slopes allows the classifier to detect the intermittent, high-jerk impulses characteristic of stair climbing. In the new confusion matrix, this specific cross-class confusion is eliminated, demonstrating that the derivative-based features successfully decouple vertical displacement from force dynamics</w:t>
       </w:r>
     </w:p>
     <w:p/>
-    <w:p>
-      <w:r>
-        <w:rPr>
-          <w:rFonts w:hint="eastAsia"/>
-        </w:rPr>
-        <w:t>According to the experimental results, it is difficult to distinguish those activities with similar acceleration amplitudes but fundamentally different motion trends based on acceleration amplitude statistics and broad-spectrum energy alone. The newly introduced "computational time alignment" strategy and slope features successfully capture dynamic trend information and differentiate the use of features by adjusting feature weights at the classifier level: time-sensitive features separate classifications with high temporal variability activity from slope features, while frequency-domain features handle the classification of motion intensity</w:t>
-      </w:r>
-      <w:r>
-        <w:rPr>
-          <w:rFonts w:hint="eastAsia"/>
-        </w:rPr>
-        <w:t>，</w:t>
-      </w:r>
-      <w:r>
-        <w:t xml:space="preserve">Crucially, the new feature set effectively resolves the ambiguity identified in Section TO DO 5. Whereas the old model misclassified four instances of Walking-up-stairs as Elevator-up due to low variance in both activities, the introduction of three-axis acceleration slopes allows the </w:t>
-      </w:r>
-      <w:r>
-        <w:lastRenderedPageBreak/>
-        <w:t>classifier to detect the intermittent, high-jerk impulses characteristic of stair climbing. In the new confusion matrix, this specific cross-class confusion is eliminated, demonstrating that the derivative-based features successfully decouple vertical displacement from force dynamics</w:t>
-      </w:r>
-    </w:p>
-    <w:p>
-      <w:pPr>
-        <w:rPr>
-          <w:rFonts w:hint="eastAsia"/>
-        </w:rPr>
-      </w:pPr>
-    </w:p>
     <w:p>
       <w:r>
         <w:rPr>
@@ -2428,11 +2351,6 @@
     <w:p/>
     <w:p/>
     <w:p>
-      <w:pPr>
-        <w:rPr>
-          <w:rFonts w:hint="eastAsia"/>
-        </w:rPr>
-      </w:pPr>
       <w:r>
         <w:rPr>
           <w:rFonts w:eastAsia="宋体"/>

--- a/A3.docx
+++ b/A3.docx
@@ -624,7 +624,15 @@
       </w:r>
       <w:r>
         <w:noBreakHyphen/>
-        <w:t>wise pressure changes). Flat walking and stationary behaviour maintain near</w:t>
+        <w:t xml:space="preserve">wise pressure changes). Flat walking and stationary </w:t>
+      </w:r>
+      <w:proofErr w:type="spellStart"/>
+      <w:r>
+        <w:t>behaviour</w:t>
+      </w:r>
+      <w:proofErr w:type="spellEnd"/>
+      <w:r>
+        <w:t xml:space="preserve"> maintain near</w:t>
       </w:r>
       <w:r>
         <w:noBreakHyphen/>
@@ -1810,7 +1818,15 @@
     </w:p>
     <w:p>
       <w:r>
-        <w:t>The importance of variance is physically intuitive: it directly measures motion intensity. Running yields large variance, walking moderate variance, and stationary/elevator behaviours near</w:t>
+        <w:t xml:space="preserve">The importance of variance is physically intuitive: it directly measures motion intensity. Running yields large variance, walking moderate variance, and stationary/elevator </w:t>
+      </w:r>
+      <w:proofErr w:type="spellStart"/>
+      <w:r>
+        <w:t>behaviours</w:t>
+      </w:r>
+      <w:proofErr w:type="spellEnd"/>
+      <w:r>
+        <w:t xml:space="preserve"> near</w:t>
       </w:r>
       <w:r>
         <w:noBreakHyphen/>
@@ -2021,7 +2037,14 @@
       </w:r>
       <w:r>
         <w:tab/>
-        <w:t xml:space="preserve">Equispaced bandwidth energy of fast Fourier transform power spectrum: The original frequency domain characteristics are retained to capture the periodicity of gait periods. </w:t>
+      </w:r>
+      <w:proofErr w:type="spellStart"/>
+      <w:r>
+        <w:t>Equispaced</w:t>
+      </w:r>
+      <w:proofErr w:type="spellEnd"/>
+      <w:r>
+        <w:t xml:space="preserve"> bandwidth energy of fast Fourier transform power spectrum: The original frequency domain characteristics are retained to capture the periodicity of gait periods. </w:t>
       </w:r>
     </w:p>
     <w:p>
@@ -2286,50 +2309,307 @@
         <w:t>Whereas the old model misclassified four instances of Walking-up-stairs as Elevator-up due to low variance in both activities, the introduction of three-axis acceleration slopes allows the classifier to detect the intermittent, high-jerk impulses characteristic of stair climbing. In the new confusion matrix, this specific cross-class confusion is eliminated, demonstrating that the derivative-based features successfully decouple vertical displacement from force dynamics</w:t>
       </w:r>
     </w:p>
-    <w:p/>
-    <w:p>
-      <w:r>
-        <w:rPr>
-          <w:rFonts w:hint="eastAsia"/>
-        </w:rPr>
-        <w:t>Lightweight benefits for embedded deployments</w:t>
-      </w:r>
-    </w:p>
-    <w:p>
-      <w:r>
-        <w:rPr>
-          <w:rFonts w:hint="eastAsia"/>
-        </w:rPr>
-        <w:t>The new feature scheme also provides practical benefits for edge deployments. Traditional feature engineering processes often rely on extensive frequency domain transformations and high-dimensional feature combinations, which consume a lot of power and introduce latency on resource-constrained embedded devices. The new feature set significantly reduces the input dimension, especially by replacing redundant statistics with computationally expensive "slope" features. This design reduces memory footprint while maintaining accuracy, making it more suitable for continuous monitoring on smartphones or wearables.</w:t>
-      </w:r>
-    </w:p>
-    <w:p/>
-    <w:p>
-      <w:pPr>
+    <w:p>
+      <w:r>
         <w:rPr>
           <w:b/>
           <w:bCs/>
         </w:rPr>
-      </w:pPr>
+        <w:t>Lightweight benefits for embedded deployments</w:t>
+      </w:r>
+    </w:p>
+    <w:p>
       <w:r>
         <w:rPr>
           <w:b/>
           <w:bCs/>
         </w:rPr>
-        <w:t>C</w:t>
-      </w:r>
-      <w:r>
+        <w:t>Quantitative Performance Validation:</w:t>
+      </w:r>
+      <w:r>
+        <w:br/>
+        <w:t xml:space="preserve">To verify the computational and memory efficiency, processing times and peak memory usage were benchmarked for the legacy feature set (Activity Recognition 2) and the proposed physics-informed feature set (Activity Recognition 3). The results are </w:t>
+      </w:r>
+      <w:r>
+        <w:t>summarized</w:t>
+      </w:r>
+      <w:r>
+        <w:t xml:space="preserve"> in Table X and Table Y.</w:t>
+      </w:r>
+    </w:p>
+    <w:p>
+      <w:pPr>
         <w:rPr>
           <w:rFonts w:hint="eastAsia"/>
           <w:b/>
           <w:bCs/>
         </w:rPr>
+      </w:pPr>
+      <w:r>
+        <w:rPr>
+          <w:b/>
+          <w:bCs/>
+        </w:rPr>
+        <w:t>Table</w:t>
+      </w:r>
+      <w:r>
+        <w:rPr>
+          <w:rFonts w:hint="eastAsia"/>
+          <w:b/>
+          <w:bCs/>
+        </w:rPr>
+        <w:t xml:space="preserve"> X</w:t>
+      </w:r>
+      <w:r>
+        <w:rPr>
+          <w:b/>
+          <w:bCs/>
+        </w:rPr>
+        <w:t xml:space="preserve"> : Processing Time Comparison</w:t>
+      </w:r>
+    </w:p>
+    <w:p>
+      <w:pPr>
+        <w:rPr>
+          <w:rFonts w:hint="eastAsia"/>
+          <w:b/>
+          <w:bCs/>
+        </w:rPr>
+      </w:pPr>
+      <w:r>
+        <w:rPr>
+          <w:b/>
+          <w:bCs/>
+          <w:noProof/>
+        </w:rPr>
+        <w:drawing>
+          <wp:inline distT="0" distB="0" distL="0" distR="0" wp14:anchorId="21F489F7" wp14:editId="4608F0C9">
+            <wp:extent cx="5274310" cy="1201420"/>
+            <wp:effectExtent l="0" t="0" r="2540" b="0"/>
+            <wp:docPr id="1040003416" name="图片 1"/>
+            <wp:cNvGraphicFramePr>
+              <a:graphicFrameLocks xmlns:a="http://schemas.openxmlformats.org/drawingml/2006/main" noChangeAspect="1"/>
+            </wp:cNvGraphicFramePr>
+            <a:graphic xmlns:a="http://schemas.openxmlformats.org/drawingml/2006/main">
+              <a:graphicData uri="http://schemas.openxmlformats.org/drawingml/2006/picture">
+                <pic:pic xmlns:pic="http://schemas.openxmlformats.org/drawingml/2006/picture">
+                  <pic:nvPicPr>
+                    <pic:cNvPr id="0" name="Picture 1"/>
+                    <pic:cNvPicPr>
+                      <a:picLocks noChangeAspect="1" noChangeArrowheads="1"/>
+                    </pic:cNvPicPr>
+                  </pic:nvPicPr>
+                  <pic:blipFill>
+                    <a:blip r:embed="rId15" cstate="print">
+                      <a:extLst>
+                        <a:ext uri="{28A0092B-C50C-407E-A947-70E740481C1C}">
+                          <a14:useLocalDpi xmlns:a14="http://schemas.microsoft.com/office/drawing/2010/main" val="0"/>
+                        </a:ext>
+                      </a:extLst>
+                    </a:blip>
+                    <a:srcRect/>
+                    <a:stretch>
+                      <a:fillRect/>
+                    </a:stretch>
+                  </pic:blipFill>
+                  <pic:spPr bwMode="auto">
+                    <a:xfrm>
+                      <a:off x="0" y="0"/>
+                      <a:ext cx="5274310" cy="1201420"/>
+                    </a:xfrm>
+                    <a:prstGeom prst="rect">
+                      <a:avLst/>
+                    </a:prstGeom>
+                    <a:noFill/>
+                    <a:ln>
+                      <a:noFill/>
+                    </a:ln>
+                  </pic:spPr>
+                </pic:pic>
+              </a:graphicData>
+            </a:graphic>
+          </wp:inline>
+        </w:drawing>
+      </w:r>
+    </w:p>
+    <w:p>
+      <w:pPr>
+        <w:rPr>
+          <w:rFonts w:hint="eastAsia"/>
+          <w:b/>
+          <w:bCs/>
+        </w:rPr>
+      </w:pPr>
+      <w:r>
+        <w:rPr>
+          <w:b/>
+          <w:bCs/>
+        </w:rPr>
+        <w:t>Table</w:t>
+      </w:r>
+      <w:r>
+        <w:rPr>
+          <w:rFonts w:hint="eastAsia"/>
+          <w:b/>
+          <w:bCs/>
+        </w:rPr>
+        <w:t xml:space="preserve"> Y</w:t>
+      </w:r>
+      <w:r>
+        <w:rPr>
+          <w:b/>
+          <w:bCs/>
+        </w:rPr>
+        <w:t xml:space="preserve"> : Peak Memory Usage Comparison</w:t>
+      </w:r>
+    </w:p>
+    <w:p>
+      <w:r>
+        <w:rPr>
+          <w:noProof/>
+        </w:rPr>
+        <w:drawing>
+          <wp:inline distT="0" distB="0" distL="0" distR="0" wp14:anchorId="11FD935F" wp14:editId="0AE67451">
+            <wp:extent cx="5274310" cy="1586865"/>
+            <wp:effectExtent l="0" t="0" r="2540" b="0"/>
+            <wp:docPr id="1210397322" name="图片 2"/>
+            <wp:cNvGraphicFramePr>
+              <a:graphicFrameLocks xmlns:a="http://schemas.openxmlformats.org/drawingml/2006/main" noChangeAspect="1"/>
+            </wp:cNvGraphicFramePr>
+            <a:graphic xmlns:a="http://schemas.openxmlformats.org/drawingml/2006/main">
+              <a:graphicData uri="http://schemas.openxmlformats.org/drawingml/2006/picture">
+                <pic:pic xmlns:pic="http://schemas.openxmlformats.org/drawingml/2006/picture">
+                  <pic:nvPicPr>
+                    <pic:cNvPr id="0" name="Picture 2"/>
+                    <pic:cNvPicPr>
+                      <a:picLocks noChangeAspect="1" noChangeArrowheads="1"/>
+                    </pic:cNvPicPr>
+                  </pic:nvPicPr>
+                  <pic:blipFill>
+                    <a:blip r:embed="rId16" cstate="print">
+                      <a:extLst>
+                        <a:ext uri="{28A0092B-C50C-407E-A947-70E740481C1C}">
+                          <a14:useLocalDpi xmlns:a14="http://schemas.microsoft.com/office/drawing/2010/main" val="0"/>
+                        </a:ext>
+                      </a:extLst>
+                    </a:blip>
+                    <a:srcRect/>
+                    <a:stretch>
+                      <a:fillRect/>
+                    </a:stretch>
+                  </pic:blipFill>
+                  <pic:spPr bwMode="auto">
+                    <a:xfrm>
+                      <a:off x="0" y="0"/>
+                      <a:ext cx="5274310" cy="1586865"/>
+                    </a:xfrm>
+                    <a:prstGeom prst="rect">
+                      <a:avLst/>
+                    </a:prstGeom>
+                    <a:noFill/>
+                    <a:ln>
+                      <a:noFill/>
+                    </a:ln>
+                  </pic:spPr>
+                </pic:pic>
+              </a:graphicData>
+            </a:graphic>
+          </wp:inline>
+        </w:drawing>
+      </w:r>
+    </w:p>
+    <w:p>
+      <w:r>
+        <w:t>Key Findings:</w:t>
+      </w:r>
+    </w:p>
+    <w:p>
+      <w:pPr>
+        <w:numPr>
+          <w:ilvl w:val="0"/>
+          <w:numId w:val="11"/>
+        </w:numPr>
+      </w:pPr>
+      <w:r>
+        <w:t>Generalized Model Time decreased by 0.0826 seconds (a 23.0% reduction), demonstrating that the reduced feature dimensionality allows the classifier to converge faster during training on cross-subject data.</w:t>
+      </w:r>
+    </w:p>
+    <w:p>
+      <w:pPr>
+        <w:numPr>
+          <w:ilvl w:val="0"/>
+          <w:numId w:val="11"/>
+        </w:numPr>
+      </w:pPr>
+      <w:r>
+        <w:t>Total processing time decreased by 0.0361 seconds (a 6.9% overall speedup), despite a modest increase in cross-validation time due to the additional computation of three-axis acceleration slopes.</w:t>
+      </w:r>
+    </w:p>
+    <w:p>
+      <w:pPr>
+        <w:numPr>
+          <w:ilvl w:val="0"/>
+          <w:numId w:val="11"/>
+        </w:numPr>
+      </w:pPr>
+      <w:r>
+        <w:t>Peak memory usage decreased by 0.3182 MB (approximately 2.6%), confirming that the feature vector reduction translates directly to a smaller runtime memory footprint.</w:t>
+      </w:r>
+    </w:p>
+    <w:p>
+      <w:r>
+        <w:t>Crucially, these efficiency gains are achieved without sacrificing classification accuracy—the model maintains 93.8% accuracy while simultaneously eliminating the specific "Stairs-vs-Elevator" ambiguity identified in To Do 5. This demonstrates a superior trade-off between computational footprint and classification fidelity, making the modified feature set more suitable for continuous, low-power sensing on smartphones or wearable microcontrollers.</w:t>
+      </w:r>
+    </w:p>
+    <w:p>
+      <w:pPr>
+        <w:rPr>
+          <w:rFonts w:hint="eastAsia"/>
+        </w:rPr>
+      </w:pPr>
+    </w:p>
+    <w:p/>
+    <w:p>
+      <w:pPr>
+        <w:rPr>
+          <w:b/>
+          <w:bCs/>
+        </w:rPr>
+      </w:pPr>
+      <w:r>
+        <w:rPr>
+          <w:b/>
+          <w:bCs/>
+        </w:rPr>
+        <w:t>C</w:t>
+      </w:r>
+      <w:r>
+        <w:rPr>
+          <w:rFonts w:hint="eastAsia"/>
+          <w:b/>
+          <w:bCs/>
+        </w:rPr>
         <w:t>onclusion</w:t>
       </w:r>
     </w:p>
     <w:p>
       <w:r>
-        <w:t>In summary, using accelerometer variance, mean magnitude, and barometric pressure slope yields 95.4% accuracy. By applying physics</w:t>
+        <w:t>I</w:t>
+      </w:r>
+      <w:r>
+        <w:rPr>
+          <w:rFonts w:ascii="Segoe UI" w:hAnsi="Segoe UI" w:cs="Segoe UI"/>
+          <w:color w:val="0F1115"/>
+          <w:shd w:val="clear" w:color="auto" w:fill="FFFFFF"/>
+        </w:rPr>
+        <w:t xml:space="preserve"> </w:t>
+      </w:r>
+      <w:r>
+        <w:t>In summary, using accelerometer variance, mean magnitude, and barometric pressure slope yields 95.4% person</w:t>
+      </w:r>
+      <w:r>
+        <w:noBreakHyphen/>
+        <w:t>dependent accuracy. By applying physics</w:t>
       </w:r>
       <w:r>
         <w:noBreakHyphen/>
@@ -2337,7 +2617,23 @@
       </w:r>
       <w:r>
         <w:noBreakHyphen/>
-        <w:t>aligned pressure changes and acceleration derivatives, the feature dimension is reduced from 14 to 7 while maintaining 93.8% accuracy; average inference time falls by about 35%, making the modified model more suitable for resource</w:t>
+        <w:t>aligned pressure changes and three</w:t>
+      </w:r>
+      <w:r>
+        <w:noBreakHyphen/>
+        <w:t>axis acceleration derivatives, the feature dimension is reduced from 14 to 7 while maintaining 93.8% person</w:t>
+      </w:r>
+      <w:r>
+        <w:noBreakHyphen/>
+        <w:t>independent accuracy. Quantitatively, the new feature set reduces total processing time by 6.9% (from 0.5201 s to 0.4840 s), decreases generalized model training time by 23.0% , and lowers peak memory usage by 2.6% (from 12.08 MB to 11.76 MB). These efficiency improvements, coupled with the elimination of critical stair</w:t>
+      </w:r>
+      <w:r>
+        <w:noBreakHyphen/>
+        <w:t>vs</w:t>
+      </w:r>
+      <w:r>
+        <w:noBreakHyphen/>
+        <w:t>elevator misclassifications, make the modified model more suitable for resource</w:t>
       </w:r>
       <w:r>
         <w:noBreakHyphen/>
@@ -2345,11 +2641,16 @@
       </w:r>
       <w:r>
         <w:noBreakHyphen/>
-        <w:t>sensing deployments.</w:t>
-      </w:r>
-    </w:p>
-    <w:p/>
-    <w:p/>
+        <w:t>sensing deployments on mobile and wearable platforms.</w:t>
+      </w:r>
+    </w:p>
+    <w:p>
+      <w:pPr>
+        <w:rPr>
+          <w:rFonts w:hint="eastAsia"/>
+        </w:rPr>
+      </w:pPr>
+    </w:p>
     <w:p>
       <w:r>
         <w:rPr>
@@ -2363,7 +2664,7 @@
         </w:rPr>
         <w:t xml:space="preserve"> </w:t>
       </w:r>
-      <w:hyperlink r:id="rId15" w:history="1">
+      <w:hyperlink r:id="rId17" w:history="1">
         <w:r>
           <w:rPr>
             <w:rStyle w:val="af2"/>
@@ -2689,6 +2990,155 @@
     </w:lvl>
   </w:abstractNum>
   <w:abstractNum w:abstractNumId="2" w15:restartNumberingAfterBreak="0">
+    <w:nsid w:val="15B038B5"/>
+    <w:multiLevelType w:val="multilevel"/>
+    <w:tmpl w:val="73AE7708"/>
+    <w:lvl w:ilvl="0">
+      <w:start w:val="1"/>
+      <w:numFmt w:val="bullet"/>
+      <w:lvlText w:val=""/>
+      <w:lvlJc w:val="left"/>
+      <w:pPr>
+        <w:tabs>
+          <w:tab w:val="num" w:pos="720"/>
+        </w:tabs>
+        <w:ind w:left="720" w:hanging="360"/>
+      </w:pPr>
+      <w:rPr>
+        <w:rFonts w:ascii="Symbol" w:hAnsi="Symbol" w:hint="default"/>
+        <w:sz w:val="20"/>
+      </w:rPr>
+    </w:lvl>
+    <w:lvl w:ilvl="1" w:tentative="1">
+      <w:start w:val="1"/>
+      <w:numFmt w:val="bullet"/>
+      <w:lvlText w:val="o"/>
+      <w:lvlJc w:val="left"/>
+      <w:pPr>
+        <w:tabs>
+          <w:tab w:val="num" w:pos="1440"/>
+        </w:tabs>
+        <w:ind w:left="1440" w:hanging="360"/>
+      </w:pPr>
+      <w:rPr>
+        <w:rFonts w:ascii="Courier New" w:hAnsi="Courier New" w:hint="default"/>
+        <w:sz w:val="20"/>
+      </w:rPr>
+    </w:lvl>
+    <w:lvl w:ilvl="2" w:tentative="1">
+      <w:start w:val="1"/>
+      <w:numFmt w:val="bullet"/>
+      <w:lvlText w:val=""/>
+      <w:lvlJc w:val="left"/>
+      <w:pPr>
+        <w:tabs>
+          <w:tab w:val="num" w:pos="2160"/>
+        </w:tabs>
+        <w:ind w:left="2160" w:hanging="360"/>
+      </w:pPr>
+      <w:rPr>
+        <w:rFonts w:ascii="Wingdings" w:hAnsi="Wingdings" w:hint="default"/>
+        <w:sz w:val="20"/>
+      </w:rPr>
+    </w:lvl>
+    <w:lvl w:ilvl="3" w:tentative="1">
+      <w:start w:val="1"/>
+      <w:numFmt w:val="bullet"/>
+      <w:lvlText w:val=""/>
+      <w:lvlJc w:val="left"/>
+      <w:pPr>
+        <w:tabs>
+          <w:tab w:val="num" w:pos="2880"/>
+        </w:tabs>
+        <w:ind w:left="2880" w:hanging="360"/>
+      </w:pPr>
+      <w:rPr>
+        <w:rFonts w:ascii="Wingdings" w:hAnsi="Wingdings" w:hint="default"/>
+        <w:sz w:val="20"/>
+      </w:rPr>
+    </w:lvl>
+    <w:lvl w:ilvl="4" w:tentative="1">
+      <w:start w:val="1"/>
+      <w:numFmt w:val="bullet"/>
+      <w:lvlText w:val=""/>
+      <w:lvlJc w:val="left"/>
+      <w:pPr>
+        <w:tabs>
+          <w:tab w:val="num" w:pos="3600"/>
+        </w:tabs>
+        <w:ind w:left="3600" w:hanging="360"/>
+      </w:pPr>
+      <w:rPr>
+        <w:rFonts w:ascii="Wingdings" w:hAnsi="Wingdings" w:hint="default"/>
+        <w:sz w:val="20"/>
+      </w:rPr>
+    </w:lvl>
+    <w:lvl w:ilvl="5" w:tentative="1">
+      <w:start w:val="1"/>
+      <w:numFmt w:val="bullet"/>
+      <w:lvlText w:val=""/>
+      <w:lvlJc w:val="left"/>
+      <w:pPr>
+        <w:tabs>
+          <w:tab w:val="num" w:pos="4320"/>
+        </w:tabs>
+        <w:ind w:left="4320" w:hanging="360"/>
+      </w:pPr>
+      <w:rPr>
+        <w:rFonts w:ascii="Wingdings" w:hAnsi="Wingdings" w:hint="default"/>
+        <w:sz w:val="20"/>
+      </w:rPr>
+    </w:lvl>
+    <w:lvl w:ilvl="6" w:tentative="1">
+      <w:start w:val="1"/>
+      <w:numFmt w:val="bullet"/>
+      <w:lvlText w:val=""/>
+      <w:lvlJc w:val="left"/>
+      <w:pPr>
+        <w:tabs>
+          <w:tab w:val="num" w:pos="5040"/>
+        </w:tabs>
+        <w:ind w:left="5040" w:hanging="360"/>
+      </w:pPr>
+      <w:rPr>
+        <w:rFonts w:ascii="Wingdings" w:hAnsi="Wingdings" w:hint="default"/>
+        <w:sz w:val="20"/>
+      </w:rPr>
+    </w:lvl>
+    <w:lvl w:ilvl="7" w:tentative="1">
+      <w:start w:val="1"/>
+      <w:numFmt w:val="bullet"/>
+      <w:lvlText w:val=""/>
+      <w:lvlJc w:val="left"/>
+      <w:pPr>
+        <w:tabs>
+          <w:tab w:val="num" w:pos="5760"/>
+        </w:tabs>
+        <w:ind w:left="5760" w:hanging="360"/>
+      </w:pPr>
+      <w:rPr>
+        <w:rFonts w:ascii="Wingdings" w:hAnsi="Wingdings" w:hint="default"/>
+        <w:sz w:val="20"/>
+      </w:rPr>
+    </w:lvl>
+    <w:lvl w:ilvl="8" w:tentative="1">
+      <w:start w:val="1"/>
+      <w:numFmt w:val="bullet"/>
+      <w:lvlText w:val=""/>
+      <w:lvlJc w:val="left"/>
+      <w:pPr>
+        <w:tabs>
+          <w:tab w:val="num" w:pos="6480"/>
+        </w:tabs>
+        <w:ind w:left="6480" w:hanging="360"/>
+      </w:pPr>
+      <w:rPr>
+        <w:rFonts w:ascii="Wingdings" w:hAnsi="Wingdings" w:hint="default"/>
+        <w:sz w:val="20"/>
+      </w:rPr>
+    </w:lvl>
+  </w:abstractNum>
+  <w:abstractNum w:abstractNumId="3" w15:restartNumberingAfterBreak="0">
     <w:nsid w:val="15C02DD7"/>
     <w:multiLevelType w:val="multilevel"/>
     <w:tmpl w:val="7930BC96"/>
@@ -2801,7 +3251,7 @@
       </w:pPr>
     </w:lvl>
   </w:abstractNum>
-  <w:abstractNum w:abstractNumId="3" w15:restartNumberingAfterBreak="0">
+  <w:abstractNum w:abstractNumId="4" w15:restartNumberingAfterBreak="0">
     <w:nsid w:val="22430A60"/>
     <w:multiLevelType w:val="multilevel"/>
     <w:tmpl w:val="562E87BC"/>
@@ -2950,7 +3400,7 @@
       </w:rPr>
     </w:lvl>
   </w:abstractNum>
-  <w:abstractNum w:abstractNumId="4" w15:restartNumberingAfterBreak="0">
+  <w:abstractNum w:abstractNumId="5" w15:restartNumberingAfterBreak="0">
     <w:nsid w:val="297227FA"/>
     <w:multiLevelType w:val="multilevel"/>
     <w:tmpl w:val="D592EF72"/>
@@ -3063,7 +3513,7 @@
       </w:pPr>
     </w:lvl>
   </w:abstractNum>
-  <w:abstractNum w:abstractNumId="5" w15:restartNumberingAfterBreak="0">
+  <w:abstractNum w:abstractNumId="6" w15:restartNumberingAfterBreak="0">
     <w:nsid w:val="2BAF0981"/>
     <w:multiLevelType w:val="multilevel"/>
     <w:tmpl w:val="73C00348"/>
@@ -3176,7 +3626,7 @@
       </w:pPr>
     </w:lvl>
   </w:abstractNum>
-  <w:abstractNum w:abstractNumId="6" w15:restartNumberingAfterBreak="0">
+  <w:abstractNum w:abstractNumId="7" w15:restartNumberingAfterBreak="0">
     <w:nsid w:val="5FEA69C7"/>
     <w:multiLevelType w:val="multilevel"/>
     <w:tmpl w:val="6FDA650A"/>
@@ -3289,7 +3739,7 @@
       </w:pPr>
     </w:lvl>
   </w:abstractNum>
-  <w:abstractNum w:abstractNumId="7" w15:restartNumberingAfterBreak="0">
+  <w:abstractNum w:abstractNumId="8" w15:restartNumberingAfterBreak="0">
     <w:nsid w:val="6BFC601C"/>
     <w:multiLevelType w:val="multilevel"/>
     <w:tmpl w:val="980CA86C"/>
@@ -3402,7 +3852,7 @@
       </w:pPr>
     </w:lvl>
   </w:abstractNum>
-  <w:abstractNum w:abstractNumId="8" w15:restartNumberingAfterBreak="0">
+  <w:abstractNum w:abstractNumId="9" w15:restartNumberingAfterBreak="0">
     <w:nsid w:val="720C18C4"/>
     <w:multiLevelType w:val="multilevel"/>
     <w:tmpl w:val="B1AA52DA"/>
@@ -3519,7 +3969,7 @@
       </w:pPr>
     </w:lvl>
   </w:abstractNum>
-  <w:abstractNum w:abstractNumId="9" w15:restartNumberingAfterBreak="0">
+  <w:abstractNum w:abstractNumId="10" w15:restartNumberingAfterBreak="0">
     <w:nsid w:val="754517A9"/>
     <w:multiLevelType w:val="multilevel"/>
     <w:tmpl w:val="E5C2CB1A"/>
@@ -3669,34 +4119,37 @@
     </w:lvl>
   </w:abstractNum>
   <w:num w:numId="1" w16cid:durableId="1322125859">
-    <w:abstractNumId w:val="6"/>
+    <w:abstractNumId w:val="7"/>
   </w:num>
   <w:num w:numId="2" w16cid:durableId="615798367">
     <w:abstractNumId w:val="0"/>
   </w:num>
   <w:num w:numId="3" w16cid:durableId="532576905">
+    <w:abstractNumId w:val="6"/>
+  </w:num>
+  <w:num w:numId="4" w16cid:durableId="1353189347">
     <w:abstractNumId w:val="5"/>
   </w:num>
-  <w:num w:numId="4" w16cid:durableId="1353189347">
+  <w:num w:numId="5" w16cid:durableId="1746302101">
     <w:abstractNumId w:val="4"/>
   </w:num>
-  <w:num w:numId="5" w16cid:durableId="1746302101">
+  <w:num w:numId="6" w16cid:durableId="833032665">
     <w:abstractNumId w:val="3"/>
-  </w:num>
-  <w:num w:numId="6" w16cid:durableId="833032665">
-    <w:abstractNumId w:val="2"/>
   </w:num>
   <w:num w:numId="7" w16cid:durableId="80610863">
     <w:abstractNumId w:val="1"/>
   </w:num>
   <w:num w:numId="8" w16cid:durableId="745422484">
+    <w:abstractNumId w:val="10"/>
+  </w:num>
+  <w:num w:numId="9" w16cid:durableId="1667590194">
+    <w:abstractNumId w:val="8"/>
+  </w:num>
+  <w:num w:numId="10" w16cid:durableId="93017533">
     <w:abstractNumId w:val="9"/>
   </w:num>
-  <w:num w:numId="9" w16cid:durableId="1667590194">
-    <w:abstractNumId w:val="7"/>
-  </w:num>
-  <w:num w:numId="10" w16cid:durableId="93017533">
-    <w:abstractNumId w:val="8"/>
+  <w:num w:numId="11" w16cid:durableId="2055302704">
+    <w:abstractNumId w:val="2"/>
   </w:num>
 </w:numbering>
 </file>

--- a/A3.docx
+++ b/A3.docx
@@ -12,14 +12,18 @@
       </w:r>
     </w:p>
     <w:p>
-      <w:r>
+      <w:pPr>
         <w:rPr>
           <w:rFonts w:hint="eastAsia"/>
         </w:rPr>
+      </w:pPr>
+      <w:r>
+        <w:rPr>
+          <w:rFonts w:hint="eastAsia"/>
+        </w:rPr>
         <w:t>The data was compared using a mobile phone device provided by the laboratory and kept in a pocket, as well as using other data provided by the school, covering steps such as standing still, walking on level ground, climbing stairs, descending stairs, ascending by elevator, running, and descending by elevator, and the analysis process followed the structured task process outlined in the task outline.</w:t>
       </w:r>
     </w:p>
-    <w:p/>
     <w:p>
       <w:r>
         <w:rPr>
@@ -2326,9 +2330,31 @@
         </w:rPr>
         <w:t>Quantitative Performance Validation:</w:t>
       </w:r>
-      <w:r>
-        <w:br/>
-        <w:t xml:space="preserve">To verify the computational and memory efficiency, processing times and peak memory usage were benchmarked for the legacy feature set (Activity Recognition 2) and the proposed physics-informed feature set (Activity Recognition 3). The results are </w:t>
+    </w:p>
+    <w:p>
+      <w:pPr>
+        <w:rPr>
+          <w:rFonts w:hint="eastAsia"/>
+        </w:rPr>
+      </w:pPr>
+      <w:r>
+        <w:t>The new feature scheme provides quantifiable practical benefits for edge deployments by reducing the input dimension from 14 to 7, replacing redundant statistical moments with computationally efficient three-axis acceleration slope features instead of relying on power</w:t>
+      </w:r>
+      <w:r>
+        <w:noBreakHyphen/>
+        <w:t>intensive frequency</w:t>
+      </w:r>
+      <w:r>
+        <w:noBreakHyphen/>
+        <w:t>domain transformations. Traditional approaches incur higher latency and memory usage on resource</w:t>
+      </w:r>
+      <w:r>
+        <w:noBreakHyphen/>
+        <w:t>constrained embedded devices, whereas the proposed set demonstrably lowers both runtime and footprint. Processing time and peak memory were benchmarked for the legacy feature set (Activity Recognition 2) and the physics</w:t>
+      </w:r>
+      <w:r>
+        <w:noBreakHyphen/>
+        <w:t xml:space="preserve">informed set (Activity Recognition 3), with results </w:t>
       </w:r>
       <w:r>
         <w:t>summarized</w:t>
@@ -2519,56 +2545,55 @@
       </w:r>
     </w:p>
     <w:p>
-      <w:r>
-        <w:t>Key Findings:</w:t>
-      </w:r>
-    </w:p>
-    <w:p>
-      <w:pPr>
-        <w:numPr>
-          <w:ilvl w:val="0"/>
-          <w:numId w:val="11"/>
-        </w:numPr>
-      </w:pPr>
-      <w:r>
-        <w:t>Generalized Model Time decreased by 0.0826 seconds (a 23.0% reduction), demonstrating that the reduced feature dimensionality allows the classifier to converge faster during training on cross-subject data.</w:t>
-      </w:r>
-    </w:p>
-    <w:p>
-      <w:pPr>
-        <w:numPr>
-          <w:ilvl w:val="0"/>
-          <w:numId w:val="11"/>
-        </w:numPr>
-      </w:pPr>
-      <w:r>
-        <w:t>Total processing time decreased by 0.0361 seconds (a 6.9% overall speedup), despite a modest increase in cross-validation time due to the additional computation of three-axis acceleration slopes.</w:t>
-      </w:r>
-    </w:p>
-    <w:p>
-      <w:pPr>
-        <w:numPr>
-          <w:ilvl w:val="0"/>
-          <w:numId w:val="11"/>
-        </w:numPr>
-      </w:pPr>
-      <w:r>
-        <w:t>Peak memory usage decreased by 0.3182 MB (approximately 2.6%), confirming that the feature vector reduction translates directly to a smaller runtime memory footprint.</w:t>
-      </w:r>
-    </w:p>
-    <w:p>
-      <w:r>
-        <w:t>Crucially, these efficiency gains are achieved without sacrificing classification accuracy—the model maintains 93.8% accuracy while simultaneously eliminating the specific "Stairs-vs-Elevator" ambiguity identified in To Do 5. This demonstrates a superior trade-off between computational footprint and classification fidelity, making the modified feature set more suitable for continuous, low-power sensing on smartphones or wearable microcontrollers.</w:t>
-      </w:r>
-    </w:p>
-    <w:p>
       <w:pPr>
         <w:rPr>
           <w:rFonts w:hint="eastAsia"/>
         </w:rPr>
       </w:pPr>
-    </w:p>
-    <w:p/>
+      <w:r>
+        <w:t>The new feature set yields measurable efficiency gains: Generalized Model Time decreases by 0.0826 seconds (a 23.0% reduction) due to faster classifier convergence in the reduced 7</w:t>
+      </w:r>
+      <w:r>
+        <w:noBreakHyphen/>
+        <w:t>dimensional feature space; total processing time drops by 0.0361 seconds (a 6.9% overall speedup), despite a modest increase in cross</w:t>
+      </w:r>
+      <w:r>
+        <w:noBreakHyphen/>
+        <w:t>validation time from computing three</w:t>
+      </w:r>
+      <w:r>
+        <w:noBreakHyphen/>
+        <w:t>axis acceleration slopes; and peak memory usage falls by 0.3182 MB (approximately 2.6%), confirming that the feature</w:t>
+      </w:r>
+      <w:r>
+        <w:noBreakHyphen/>
+        <w:t>vector reduction directly lowers runtime memory footprint. Critically, these improvements are achieved without sacrificing classification accuracy—the model maintains 93.8% accuracy while eliminating the "Stairs</w:t>
+      </w:r>
+      <w:r>
+        <w:noBreakHyphen/>
+        <w:t>vs</w:t>
+      </w:r>
+      <w:r>
+        <w:noBreakHyphen/>
+        <w:t>Elevator" ambiguity identified in To Do 5—demonstrating a superior trade</w:t>
+      </w:r>
+      <w:r>
+        <w:noBreakHyphen/>
+        <w:t>off between computational efficiency and classification fidelity that makes the modified feature set well</w:t>
+      </w:r>
+      <w:r>
+        <w:noBreakHyphen/>
+        <w:t xml:space="preserve">suited for continuous, </w:t>
+      </w:r>
+      <w:r>
+        <w:lastRenderedPageBreak/>
+        <w:t>low</w:t>
+      </w:r>
+      <w:r>
+        <w:noBreakHyphen/>
+        <w:t>power sensing on smartphones and wearable microcontrollers.</w:t>
+      </w:r>
+    </w:p>
     <w:p>
       <w:pPr>
         <w:rPr>

--- a/A3.docx
+++ b/A3.docx
@@ -12,16 +12,17 @@
       </w:r>
     </w:p>
     <w:p>
-      <w:pPr>
+      <w:r>
         <w:rPr>
           <w:rFonts w:hint="eastAsia"/>
         </w:rPr>
-      </w:pPr>
-      <w:r>
-        <w:rPr>
-          <w:rFonts w:hint="eastAsia"/>
-        </w:rPr>
         <w:t>The data was compared using a mobile phone device provided by the laboratory and kept in a pocket, as well as using other data provided by the school, covering steps such as standing still, walking on level ground, climbing stairs, descending stairs, ascending by elevator, running, and descending by elevator, and the analysis process followed the structured task process outlined in the task outline.</w:t>
+      </w:r>
+    </w:p>
+    <w:p/>
+    <w:p>
+      <w:r>
+        <w:t>During TO DO 7, the experiment described in TO DO 1–6 was repeated using the same laboratory-provided mobile phone, kept in a trouser pocket, and the same school-provided activity dataset. The data covered stationary behavior, walking on level ground, walking up and down stairs, elevator ascent and descent, and running, and the analysis followed the same structured workflow as in the previous tasks.</w:t>
       </w:r>
     </w:p>
     <w:p>
@@ -628,15 +629,7 @@
       </w:r>
       <w:r>
         <w:noBreakHyphen/>
-        <w:t xml:space="preserve">wise pressure changes). Flat walking and stationary </w:t>
-      </w:r>
-      <w:proofErr w:type="spellStart"/>
-      <w:r>
-        <w:t>behaviour</w:t>
-      </w:r>
-      <w:proofErr w:type="spellEnd"/>
-      <w:r>
-        <w:t xml:space="preserve"> maintain near</w:t>
+        <w:t>wise pressure changes). Flat walking and stationary behaviour maintain near</w:t>
       </w:r>
       <w:r>
         <w:noBreakHyphen/>
@@ -815,58 +808,8 @@
       </w:r>
     </w:p>
     <w:p>
-      <w:pPr>
-        <w:rPr>
-          <w:b/>
-          <w:bCs/>
-        </w:rPr>
-      </w:pPr>
-      <w:r>
-        <w:t>When the model is trained and tested on data from the same individual, performance is exceptionally strong. The person</w:t>
-      </w:r>
-      <w:r>
-        <w:noBreakHyphen/>
-        <w:t>dependent classifier achieves an overall accuracy of 95.4</w:t>
-      </w:r>
-      <w:r>
-        <w:rPr>
-          <w:rFonts w:ascii="Times New Roman" w:hAnsi="Times New Roman" w:cs="Times New Roman"/>
-        </w:rPr>
-        <w:t> </w:t>
-      </w:r>
-      <w:r>
-        <w:t>%. Most misclassifications are minor, and the confusion matrix (not shown here) indicates that high</w:t>
-      </w:r>
-      <w:r>
-        <w:noBreakHyphen/>
-        <w:t xml:space="preserve">intensity activities like Running and stationary phases are </w:t>
-      </w:r>
-      <w:r>
-        <w:t>recognized</w:t>
-      </w:r>
-      <w:r>
-        <w:t xml:space="preserve"> almost perfectly. The few errors that do occur typically involve subtle transitions, for instance a handful of Walking</w:t>
-      </w:r>
-      <w:r>
-        <w:noBreakHyphen/>
-        <w:t>flat</w:t>
-      </w:r>
-      <w:r>
-        <w:noBreakHyphen/>
-        <w:t>surface windows being labelled as Stationary or vice</w:t>
-      </w:r>
-      <w:r>
-        <w:noBreakHyphen/>
-        <w:t>versa. This level of accuracy confirms that the feature se</w:t>
-      </w:r>
-      <w:r>
-        <w:rPr>
-          <w:rFonts w:hint="eastAsia"/>
-        </w:rPr>
-        <w:t xml:space="preserve">t </w:t>
-      </w:r>
-      <w:r>
-        <w:t>captures the essential characteristics of the user’s own movement patterns very well.</w:t>
+      <w:r>
+        <w:t>When the model is trained and tested on data from the same individual, performance is exceptionally strong. The person-dependent classifier achieves an overall accuracy of 95.4%. Most misclassifications are minor, and the confusion matrix shows that high-intensity activities such as Running and low-motion classes such as Stationary are recognized almost perfectly. The few errors that do occur typically involve subtle transitions, for example a small number of Walking-flat-surface windows being labeled as Stationary, Elevator-up, or Running. This level of accuracy confirms that the feature set captures the individual's movement patterns very well.</w:t>
       </w:r>
     </w:p>
     <w:p>
@@ -944,684 +887,63 @@
     </w:p>
     <w:p>
       <w:r>
-        <w:t>The person</w:t>
-      </w:r>
-      <w:r>
-        <w:noBreakHyphen/>
-        <w:t>independent model was trained on data from eight other subjects and tested on the target subject’s data. The resulting confusion matrix shows an overall accuracy of 93.8</w:t>
-      </w:r>
-      <w:r>
-        <w:rPr>
-          <w:rFonts w:ascii="Times New Roman" w:hAnsi="Times New Roman" w:cs="Times New Roman"/>
-        </w:rPr>
-        <w:t> </w:t>
-      </w:r>
-      <w:r>
-        <w:t>% (594 correct out of 633 samples).</w:t>
-      </w:r>
-    </w:p>
-    <w:p>
-      <w:pPr>
-        <w:numPr>
-          <w:ilvl w:val="0"/>
-          <w:numId w:val="7"/>
-        </w:numPr>
-      </w:pPr>
-      <w:r>
-        <w:t>Stationary: Precision</w:t>
-      </w:r>
-      <w:r>
-        <w:rPr>
-          <w:rFonts w:ascii="Times New Roman" w:hAnsi="Times New Roman" w:cs="Times New Roman"/>
-        </w:rPr>
-        <w:t> </w:t>
-      </w:r>
-      <w:r>
-        <w:t>=</w:t>
-      </w:r>
-      <w:r>
-        <w:rPr>
-          <w:rFonts w:ascii="Times New Roman" w:hAnsi="Times New Roman" w:cs="Times New Roman"/>
-        </w:rPr>
-        <w:t> </w:t>
-      </w:r>
-      <w:r>
-        <w:t>88.6</w:t>
-      </w:r>
-      <w:r>
-        <w:rPr>
-          <w:rFonts w:ascii="Times New Roman" w:hAnsi="Times New Roman" w:cs="Times New Roman"/>
-        </w:rPr>
-        <w:t> </w:t>
-      </w:r>
-      <w:r>
-        <w:t>%, Recall</w:t>
-      </w:r>
-      <w:r>
-        <w:rPr>
-          <w:rFonts w:ascii="Times New Roman" w:hAnsi="Times New Roman" w:cs="Times New Roman"/>
-        </w:rPr>
-        <w:t> </w:t>
-      </w:r>
-      <w:r>
-        <w:t>=</w:t>
-      </w:r>
-      <w:r>
-        <w:rPr>
-          <w:rFonts w:ascii="Times New Roman" w:hAnsi="Times New Roman" w:cs="Times New Roman"/>
-        </w:rPr>
-        <w:t> </w:t>
-      </w:r>
-      <w:r>
-        <w:t>99.2</w:t>
-      </w:r>
-      <w:r>
-        <w:rPr>
-          <w:rFonts w:ascii="Times New Roman" w:hAnsi="Times New Roman" w:cs="Times New Roman"/>
-        </w:rPr>
-        <w:t> </w:t>
-      </w:r>
-      <w:r>
-        <w:t xml:space="preserve">%. One true stationary window is </w:t>
-      </w:r>
-      <w:r>
-        <w:t>mislabeled</w:t>
-      </w:r>
-      <w:r>
-        <w:t xml:space="preserve"> as Elevator</w:t>
-      </w:r>
-      <w:r>
-        <w:noBreakHyphen/>
-        <w:t>up, and 15 Walking</w:t>
-      </w:r>
-      <w:r>
-        <w:noBreakHyphen/>
-        <w:t>flat</w:t>
-      </w:r>
-      <w:r>
-        <w:noBreakHyphen/>
-        <w:t>surface windows are incorrectly flagged as Stationary. This suggests that other subjects</w:t>
-      </w:r>
-      <w:r>
-        <w:rPr>
-          <w:rFonts w:ascii="等线" w:eastAsia="等线" w:hAnsi="等线" w:cs="等线" w:hint="eastAsia"/>
-        </w:rPr>
-        <w:t>’</w:t>
-      </w:r>
-      <w:r>
-        <w:t xml:space="preserve"> stationary patterns are slightly noisier, causing the model to misinterpret some low</w:t>
-      </w:r>
-      <w:r>
-        <w:noBreakHyphen/>
-        <w:t>variance walking segments.</w:t>
-      </w:r>
-    </w:p>
-    <w:p>
-      <w:pPr>
-        <w:numPr>
-          <w:ilvl w:val="0"/>
-          <w:numId w:val="7"/>
-        </w:numPr>
-      </w:pPr>
-      <w:r>
-        <w:lastRenderedPageBreak/>
-        <w:t>Walking</w:t>
-      </w:r>
-      <w:r>
-        <w:noBreakHyphen/>
-        <w:t>flat</w:t>
-      </w:r>
-      <w:r>
-        <w:noBreakHyphen/>
-        <w:t>surface: Precision</w:t>
-      </w:r>
-      <w:r>
-        <w:rPr>
-          <w:rFonts w:ascii="Times New Roman" w:hAnsi="Times New Roman" w:cs="Times New Roman"/>
-        </w:rPr>
-        <w:t> </w:t>
-      </w:r>
-      <w:r>
-        <w:t>=</w:t>
-      </w:r>
-      <w:r>
-        <w:rPr>
-          <w:rFonts w:ascii="Times New Roman" w:hAnsi="Times New Roman" w:cs="Times New Roman"/>
-        </w:rPr>
-        <w:t> </w:t>
-      </w:r>
-      <w:r>
-        <w:t>94.3</w:t>
-      </w:r>
-      <w:r>
-        <w:rPr>
-          <w:rFonts w:ascii="Times New Roman" w:hAnsi="Times New Roman" w:cs="Times New Roman"/>
-        </w:rPr>
-        <w:t> </w:t>
-      </w:r>
-      <w:r>
-        <w:t>%, Recall</w:t>
-      </w:r>
-      <w:r>
-        <w:rPr>
-          <w:rFonts w:ascii="Times New Roman" w:hAnsi="Times New Roman" w:cs="Times New Roman"/>
-        </w:rPr>
-        <w:t> </w:t>
-      </w:r>
-      <w:r>
-        <w:t>=</w:t>
-      </w:r>
-      <w:r>
-        <w:rPr>
-          <w:rFonts w:ascii="Times New Roman" w:hAnsi="Times New Roman" w:cs="Times New Roman"/>
-        </w:rPr>
-        <w:t> </w:t>
-      </w:r>
-      <w:r>
-        <w:t>84.7</w:t>
-      </w:r>
-      <w:r>
-        <w:rPr>
-          <w:rFonts w:ascii="Times New Roman" w:hAnsi="Times New Roman" w:cs="Times New Roman"/>
-        </w:rPr>
-        <w:t> </w:t>
-      </w:r>
-      <w:r>
-        <w:t>% (100/118 correct). Most of the 15 false negatives are labelled Stationary; two are Elevator</w:t>
-      </w:r>
-      <w:r>
-        <w:noBreakHyphen/>
-        <w:t>up and one Running. Individual gait variability across subjects is the primary cause.</w:t>
-      </w:r>
-    </w:p>
-    <w:p>
-      <w:pPr>
-        <w:numPr>
-          <w:ilvl w:val="0"/>
-          <w:numId w:val="7"/>
-        </w:numPr>
-      </w:pPr>
-      <w:r>
-        <w:t>Walking</w:t>
-      </w:r>
-      <w:r>
-        <w:noBreakHyphen/>
-        <w:t>up</w:t>
-      </w:r>
-      <w:r>
-        <w:noBreakHyphen/>
-        <w:t>stairs: Precision</w:t>
-      </w:r>
-      <w:r>
-        <w:rPr>
-          <w:rFonts w:ascii="Times New Roman" w:hAnsi="Times New Roman" w:cs="Times New Roman"/>
-        </w:rPr>
-        <w:t> </w:t>
-      </w:r>
-      <w:r>
-        <w:t>=</w:t>
-      </w:r>
-      <w:r>
-        <w:rPr>
-          <w:rFonts w:ascii="Times New Roman" w:hAnsi="Times New Roman" w:cs="Times New Roman"/>
-        </w:rPr>
-        <w:t> </w:t>
-      </w:r>
-      <w:r>
-        <w:t>95.2</w:t>
-      </w:r>
-      <w:r>
-        <w:rPr>
-          <w:rFonts w:ascii="Times New Roman" w:hAnsi="Times New Roman" w:cs="Times New Roman"/>
-        </w:rPr>
-        <w:t> </w:t>
-      </w:r>
-      <w:r>
-        <w:t>%, Recall</w:t>
-      </w:r>
-      <w:r>
-        <w:rPr>
-          <w:rFonts w:ascii="Times New Roman" w:hAnsi="Times New Roman" w:cs="Times New Roman"/>
-        </w:rPr>
-        <w:t> </w:t>
-      </w:r>
-      <w:r>
-        <w:t>=</w:t>
-      </w:r>
-      <w:r>
-        <w:rPr>
-          <w:rFonts w:ascii="Times New Roman" w:hAnsi="Times New Roman" w:cs="Times New Roman"/>
-        </w:rPr>
-        <w:t> </w:t>
-      </w:r>
-      <w:r>
-        <w:t>90.9</w:t>
-      </w:r>
-      <w:r>
-        <w:rPr>
-          <w:rFonts w:ascii="Times New Roman" w:hAnsi="Times New Roman" w:cs="Times New Roman"/>
-        </w:rPr>
-        <w:t> </w:t>
-      </w:r>
-      <w:r>
-        <w:t xml:space="preserve">% (60/66 correct). One sample </w:t>
-      </w:r>
-      <w:r>
-        <w:t>mislabeled</w:t>
-      </w:r>
-      <w:r>
-        <w:t xml:space="preserve"> as Walking</w:t>
-      </w:r>
-      <w:r>
-        <w:noBreakHyphen/>
-        <w:t>flat, four as Elevator</w:t>
-      </w:r>
-      <w:r>
-        <w:noBreakHyphen/>
-        <w:t>up, one as Elevator</w:t>
-      </w:r>
-      <w:r>
-        <w:noBreakHyphen/>
-        <w:t>down. The increased confusion with Elevator</w:t>
-      </w:r>
-      <w:r>
-        <w:noBreakHyphen/>
-        <w:t>up indicates that stair</w:t>
-      </w:r>
-      <w:r>
-        <w:noBreakHyphen/>
-        <w:t>climbing pressure slopes vary more across individuals than elevator movement does.</w:t>
-      </w:r>
-    </w:p>
-    <w:p>
-      <w:pPr>
-        <w:numPr>
-          <w:ilvl w:val="0"/>
-          <w:numId w:val="7"/>
-        </w:numPr>
-      </w:pPr>
-      <w:r>
-        <w:t>Walking</w:t>
-      </w:r>
-      <w:r>
-        <w:noBreakHyphen/>
-        <w:t>down</w:t>
-      </w:r>
-      <w:r>
-        <w:noBreakHyphen/>
-        <w:t>stairs: Precision</w:t>
-      </w:r>
-      <w:r>
-        <w:rPr>
-          <w:rFonts w:ascii="Times New Roman" w:hAnsi="Times New Roman" w:cs="Times New Roman"/>
-        </w:rPr>
-        <w:t> </w:t>
-      </w:r>
-      <w:r>
-        <w:t>=</w:t>
-      </w:r>
-      <w:r>
-        <w:rPr>
-          <w:rFonts w:ascii="Times New Roman" w:hAnsi="Times New Roman" w:cs="Times New Roman"/>
-        </w:rPr>
-        <w:t> </w:t>
-      </w:r>
-      <w:r>
-        <w:t>95.7</w:t>
-      </w:r>
-      <w:r>
-        <w:rPr>
-          <w:rFonts w:ascii="Times New Roman" w:hAnsi="Times New Roman" w:cs="Times New Roman"/>
-        </w:rPr>
-        <w:t> </w:t>
-      </w:r>
-      <w:r>
-        <w:t>%, Recall</w:t>
-      </w:r>
-      <w:r>
-        <w:rPr>
-          <w:rFonts w:ascii="Times New Roman" w:hAnsi="Times New Roman" w:cs="Times New Roman"/>
-        </w:rPr>
-        <w:t> </w:t>
-      </w:r>
-      <w:r>
-        <w:t>=</w:t>
-      </w:r>
-      <w:r>
-        <w:rPr>
-          <w:rFonts w:ascii="Times New Roman" w:hAnsi="Times New Roman" w:cs="Times New Roman"/>
-        </w:rPr>
-        <w:t> </w:t>
-      </w:r>
-      <w:r>
-        <w:t>97.1</w:t>
-      </w:r>
-      <w:r>
-        <w:rPr>
-          <w:rFonts w:ascii="Times New Roman" w:hAnsi="Times New Roman" w:cs="Times New Roman"/>
-        </w:rPr>
-        <w:t> </w:t>
-      </w:r>
-      <w:r>
-        <w:t>% (66/68 correct). Only two misclassifications (one flat walking, one elevator down). Downward stair motion appears to be the most consistent across subjects.</w:t>
-      </w:r>
-    </w:p>
-    <w:p>
-      <w:pPr>
-        <w:numPr>
-          <w:ilvl w:val="0"/>
-          <w:numId w:val="7"/>
-        </w:numPr>
-      </w:pPr>
-      <w:r>
-        <w:t>Elevator</w:t>
-      </w:r>
-      <w:r>
-        <w:noBreakHyphen/>
-        <w:t>up: Precision</w:t>
-      </w:r>
-      <w:r>
-        <w:rPr>
-          <w:rFonts w:ascii="Times New Roman" w:hAnsi="Times New Roman" w:cs="Times New Roman"/>
-        </w:rPr>
-        <w:t> </w:t>
-      </w:r>
-      <w:r>
-        <w:t>=</w:t>
-      </w:r>
-      <w:r>
-        <w:rPr>
-          <w:rFonts w:ascii="Times New Roman" w:hAnsi="Times New Roman" w:cs="Times New Roman"/>
-        </w:rPr>
-        <w:t> </w:t>
-      </w:r>
-      <w:r>
-        <w:t>88.4</w:t>
-      </w:r>
-      <w:r>
-        <w:rPr>
-          <w:rFonts w:ascii="Times New Roman" w:hAnsi="Times New Roman" w:cs="Times New Roman"/>
-        </w:rPr>
-        <w:t> </w:t>
-      </w:r>
-      <w:r>
-        <w:t>%, Recall</w:t>
-      </w:r>
-      <w:r>
-        <w:rPr>
-          <w:rFonts w:ascii="Times New Roman" w:hAnsi="Times New Roman" w:cs="Times New Roman"/>
-        </w:rPr>
-        <w:t> </w:t>
-      </w:r>
-      <w:r>
-        <w:t>=</w:t>
-      </w:r>
-      <w:r>
-        <w:rPr>
-          <w:rFonts w:ascii="Times New Roman" w:hAnsi="Times New Roman" w:cs="Times New Roman"/>
-        </w:rPr>
-        <w:t> </w:t>
-      </w:r>
-      <w:r>
-        <w:t>95.3</w:t>
-      </w:r>
-      <w:r>
-        <w:rPr>
-          <w:rFonts w:ascii="Times New Roman" w:hAnsi="Times New Roman" w:cs="Times New Roman"/>
-        </w:rPr>
-        <w:t> </w:t>
-      </w:r>
-      <w:r>
-        <w:t>% (61/64 correct). The lower precision reflects individual differences in elevator speed and building pressure characteristics.</w:t>
-      </w:r>
-    </w:p>
-    <w:p>
-      <w:pPr>
-        <w:numPr>
-          <w:ilvl w:val="0"/>
-          <w:numId w:val="7"/>
-        </w:numPr>
-      </w:pPr>
-      <w:r>
-        <w:t>Running: Precision</w:t>
-      </w:r>
-      <w:r>
-        <w:rPr>
-          <w:rFonts w:ascii="Times New Roman" w:hAnsi="Times New Roman" w:cs="Times New Roman"/>
-        </w:rPr>
-        <w:t> </w:t>
-      </w:r>
-      <w:r>
-        <w:t>=</w:t>
-      </w:r>
-      <w:r>
-        <w:rPr>
-          <w:rFonts w:ascii="Times New Roman" w:hAnsi="Times New Roman" w:cs="Times New Roman"/>
-        </w:rPr>
-        <w:t> </w:t>
-      </w:r>
-      <w:r>
-        <w:t>98.1</w:t>
-      </w:r>
-      <w:r>
-        <w:rPr>
-          <w:rFonts w:ascii="Times New Roman" w:hAnsi="Times New Roman" w:cs="Times New Roman"/>
-        </w:rPr>
-        <w:t> </w:t>
-      </w:r>
-      <w:r>
-        <w:t>%, Recall</w:t>
-      </w:r>
-      <w:r>
-        <w:rPr>
-          <w:rFonts w:ascii="Times New Roman" w:hAnsi="Times New Roman" w:cs="Times New Roman"/>
-        </w:rPr>
-        <w:t> </w:t>
-      </w:r>
-      <w:r>
-        <w:t>=</w:t>
-      </w:r>
-      <w:r>
-        <w:rPr>
-          <w:rFonts w:ascii="Times New Roman" w:hAnsi="Times New Roman" w:cs="Times New Roman"/>
-        </w:rPr>
-        <w:t> </w:t>
-      </w:r>
-      <w:r>
-        <w:t>97.2</w:t>
-      </w:r>
-      <w:r>
-        <w:rPr>
-          <w:rFonts w:ascii="Times New Roman" w:hAnsi="Times New Roman" w:cs="Times New Roman"/>
-        </w:rPr>
-        <w:t> </w:t>
-      </w:r>
-      <w:r>
-        <w:t>% (105/108 correct). Running biomechanics remain highly consistent across different people.</w:t>
-      </w:r>
-    </w:p>
-    <w:p>
-      <w:pPr>
-        <w:numPr>
-          <w:ilvl w:val="0"/>
-          <w:numId w:val="7"/>
-        </w:numPr>
-      </w:pPr>
-      <w:r>
-        <w:t>Elevator</w:t>
-      </w:r>
-      <w:r>
-        <w:noBreakHyphen/>
-        <w:t>down: Precision</w:t>
-      </w:r>
-      <w:r>
-        <w:rPr>
-          <w:rFonts w:ascii="Times New Roman" w:hAnsi="Times New Roman" w:cs="Times New Roman"/>
-        </w:rPr>
-        <w:t> </w:t>
-      </w:r>
-      <w:r>
-        <w:t>=</w:t>
-      </w:r>
-      <w:r>
-        <w:rPr>
-          <w:rFonts w:ascii="Times New Roman" w:hAnsi="Times New Roman" w:cs="Times New Roman"/>
-        </w:rPr>
-        <w:t> </w:t>
-      </w:r>
-      <w:r>
-        <w:t>98.5</w:t>
-      </w:r>
-      <w:r>
-        <w:rPr>
-          <w:rFonts w:ascii="Times New Roman" w:hAnsi="Times New Roman" w:cs="Times New Roman"/>
-        </w:rPr>
-        <w:t> </w:t>
-      </w:r>
-      <w:r>
-        <w:t>% (the highest of all), Recall</w:t>
-      </w:r>
-      <w:r>
-        <w:rPr>
-          <w:rFonts w:ascii="Times New Roman" w:hAnsi="Times New Roman" w:cs="Times New Roman"/>
-        </w:rPr>
-        <w:t> </w:t>
-      </w:r>
-      <w:r>
-        <w:t>=</w:t>
-      </w:r>
-      <w:r>
-        <w:rPr>
-          <w:rFonts w:ascii="Times New Roman" w:hAnsi="Times New Roman" w:cs="Times New Roman"/>
-        </w:rPr>
-        <w:t> </w:t>
-      </w:r>
-      <w:r>
-        <w:t>92.9</w:t>
-      </w:r>
-      <w:r>
-        <w:rPr>
-          <w:rFonts w:ascii="Times New Roman" w:hAnsi="Times New Roman" w:cs="Times New Roman"/>
-        </w:rPr>
-        <w:t> </w:t>
-      </w:r>
-      <w:r>
-        <w:t>% (65/70 correct). The pressure signature for descending elevators is very reliable, with only a handful of samples confused with walking</w:t>
-      </w:r>
-      <w:r>
-        <w:noBreakHyphen/>
-        <w:t>down</w:t>
-      </w:r>
-      <w:r>
-        <w:noBreakHyphen/>
-        <w:t>stairs or elevator</w:t>
-      </w:r>
-      <w:r>
-        <w:noBreakHyphen/>
-        <w:t>up.</w:t>
-      </w:r>
-    </w:p>
-    <w:p>
-      <w:r>
-        <w:t>Comparing the two approaches, the person</w:t>
-      </w:r>
-      <w:r>
-        <w:noBreakHyphen/>
-        <w:t>dependent model outperforms the person</w:t>
-      </w:r>
-      <w:r>
-        <w:noBreakHyphen/>
-        <w:t>independent one by 1.6 percentage points in overall accuracy (95.4</w:t>
-      </w:r>
-      <w:r>
-        <w:rPr>
-          <w:rFonts w:ascii="Times New Roman" w:hAnsi="Times New Roman" w:cs="Times New Roman"/>
-        </w:rPr>
-        <w:t> </w:t>
-      </w:r>
-      <w:r>
-        <w:t>% vs. 93.8</w:t>
-      </w:r>
-      <w:r>
-        <w:rPr>
-          <w:rFonts w:ascii="Times New Roman" w:hAnsi="Times New Roman" w:cs="Times New Roman"/>
-        </w:rPr>
-        <w:t> </w:t>
-      </w:r>
-      <w:r>
-        <w:t>%). The largest degradation occurs for</w:t>
-      </w:r>
-      <w:r>
-        <w:rPr>
-          <w:rFonts w:ascii="等线" w:eastAsia="等线" w:hAnsi="等线" w:cs="等线" w:hint="eastAsia"/>
-        </w:rPr>
-        <w:t> </w:t>
-      </w:r>
-      <w:r>
-        <w:t>Walking</w:t>
-      </w:r>
-      <w:r>
-        <w:noBreakHyphen/>
-        <w:t>flat</w:t>
-      </w:r>
-      <w:r>
-        <w:noBreakHyphen/>
-        <w:t>surface (recall drops 5.1 points), primarily due to confusion with Stationary. This highlights that gait patterns are inherently subject</w:t>
-      </w:r>
-      <w:r>
-        <w:noBreakHyphen/>
-        <w:t>specific. Stationary and Running remain the most robust across individuals, whereas activities involving subtle transitions—especially flat walking and elevator ascent—show greater sensitivity to inter</w:t>
-      </w:r>
-      <w:r>
-        <w:noBreakHyphen/>
-        <w:t>subject variability.</w:t>
-      </w:r>
-    </w:p>
-    <w:p>
-      <w:r>
-        <w:t>A notable physical limitation emerges in the vertical</w:t>
-      </w:r>
-      <w:r>
-        <w:noBreakHyphen/>
-        <w:t>movement categories: four instances of Walking</w:t>
-      </w:r>
-      <w:r>
-        <w:noBreakHyphen/>
-        <w:t>up</w:t>
-      </w:r>
-      <w:r>
-        <w:noBreakHyphen/>
-        <w:t>stairs are predicted as Elevator</w:t>
-      </w:r>
-      <w:r>
-        <w:noBreakHyphen/>
-        <w:t>up. This confusion suggests that the current feature set relies too heavily on gross acceleration variance, which is low both in elevators and during the brief pauses between stair steps. This observation motivates the feature</w:t>
-      </w:r>
-      <w:r>
-        <w:noBreakHyphen/>
-        <w:t>engineering work presented in TO</w:t>
-      </w:r>
-      <w:r>
-        <w:rPr>
-          <w:rFonts w:ascii="Times New Roman" w:hAnsi="Times New Roman" w:cs="Times New Roman"/>
-        </w:rPr>
-        <w:t> </w:t>
-      </w:r>
-      <w:r>
-        <w:t>DO</w:t>
-      </w:r>
-      <w:r>
-        <w:rPr>
-          <w:rFonts w:ascii="Times New Roman" w:hAnsi="Times New Roman" w:cs="Times New Roman"/>
-        </w:rPr>
-        <w:t> </w:t>
-      </w:r>
-      <w:r>
-        <w:t>7.</w:t>
+        <w:t>The person-independent model was trained on data from eight other subjects and tested on the target subject’s data. The resulting confusion matrix shows an overall accuracy of 93.8% (574 correct out of 612 samples).</w:t>
       </w:r>
     </w:p>
     <w:p/>
+    <w:p>
+      <w:r>
+        <w:t>Stationary: Precision = 88.6%, Recall = 99.2%. One true stationary window is mislabeled as Elevator-up, and 15 Walking-flat-surface windows are incorrectly flagged as Stationary. This suggests that other subjects’ stationary patterns are slightly noisier, causing the model to misinterpret some low-variance walking segments.</w:t>
+      </w:r>
+    </w:p>
     <w:p/>
+    <w:p>
+      <w:r>
+        <w:t>Walking-flat-surface: Precision = 94.3%, Recall = 84.7% (100/118 correct). Most of the 15 false negatives are labeled Stationary; two are Elevator-up and one is Running. Individual gait variability across subjects is the primary cause.</w:t>
+      </w:r>
+    </w:p>
+    <w:p/>
+    <w:p>
+      <w:r>
+        <w:t>Walking-up-stairs: Precision = 95.2%, Recall = 90.9% (60/66 correct). One sample is mislabeled as Walking-flat-surface, four as Elevator-up, and one as Elevator-down. The increased confusion with Elevator-up indicates that stair-climbing pressure slopes vary more across individuals than elevator movement does.</w:t>
+      </w:r>
+    </w:p>
+    <w:p/>
+    <w:p>
+      <w:r>
+        <w:t>Walking-down-stairs: Precision = 95.7%, Recall = 97.1% (66/68 correct). Only two misclassifications occur: one as Walking-flat-surface and one as Elevator-down. Downward stair motion appears to be the most consistent across subjects.</w:t>
+      </w:r>
+    </w:p>
+    <w:p/>
+    <w:p>
+      <w:r>
+        <w:t>Elevator-up: Precision = 88.4%, Recall = 95.3% (61/64 correct). The lower precision reflects individual differences in elevator speed and building pressure characteristics.</w:t>
+      </w:r>
+    </w:p>
+    <w:p/>
+    <w:p>
+      <w:r>
+        <w:t>Running: Precision = 98.1%, Recall = 97.2% (105/108 correct). Running biomechanics remain highly consistent across different people.</w:t>
+      </w:r>
+    </w:p>
+    <w:p/>
+    <w:p>
+      <w:r>
+        <w:t>Elevator-down: Precision = 98.5% (the highest of all), Recall = 92.9% (65/70 correct). The pressure signature for descending elevators is very reliable, with only a handful of samples confused with Walking-down-stairs or Elevator-up.</w:t>
+      </w:r>
+    </w:p>
+    <w:p/>
+    <w:p>
+      <w:r>
+        <w:t>Comparing the two approaches, the person-dependent model outperforms the person-independent one by 1.6 percentage points in overall accuracy (95.4% vs. 93.8%). The largest degradation occurs for Walking-flat-surface (recall drops by 5.1 points), primarily due to confusion with Stationary. This highlights that gait patterns are inherently subject-specific. Stationary and Running remain the most robust across individuals, whereas activities involving subtle transitions—especially flat walking and elevator ascent—show greater sensitivity to inter-subject variability.</w:t>
+      </w:r>
+    </w:p>
+    <w:p/>
+    <w:p>
+      <w:r>
+        <w:t>A notable physical limitation emerges in the vertical-movement categories: six instances of Walking-up-stairs are predicted as Elevator-up. This confusion suggests that the current feature set relies too heavily on gross acceleration variance, which is low both in elevators and during the brief pauses between stair steps. This observation motivates the feature-engineering work presented in TO DO 7.</w:t>
+      </w:r>
+    </w:p>
     <w:p>
       <w:r>
         <w:rPr>
@@ -1824,11 +1146,9 @@
       <w:r>
         <w:t xml:space="preserve">The importance of variance is physically intuitive: it directly measures motion intensity. Running yields large variance, walking moderate variance, and stationary/elevator </w:t>
       </w:r>
-      <w:proofErr w:type="spellStart"/>
-      <w:r>
-        <w:t>behaviours</w:t>
-      </w:r>
-      <w:proofErr w:type="spellEnd"/>
+      <w:r>
+        <w:t>behaviors</w:t>
+      </w:r>
       <w:r>
         <w:t xml:space="preserve"> near</w:t>
       </w:r>
@@ -1889,53 +1209,56 @@
       </w:r>
     </w:p>
     <w:p/>
+    <w:p>
+      <w:r>
+        <w:rPr>
+          <w:rFonts w:hint="eastAsia"/>
+        </w:rPr>
+        <w:t>Newtonian kinematics principle based on physics F = ma</w:t>
+      </w:r>
+      <w:r>
+        <w:rPr>
+          <w:rFonts w:hint="eastAsia"/>
+        </w:rPr>
+        <w:t xml:space="preserve">, </w:t>
+      </w:r>
+      <w:r>
+        <w:t>the phone’s measured acceleration reflects the net force acting on it. At rest, the net acceleration is approximately zero after gravity compensation. During walking, stair climbing, running, and elevator motion, the acceleration time series exhibits different temporal slopes and jerk patterns. These differences motivate feature engineering based on axis-wise acceleration slopes, barometric pressure slope, and FFT band energy.</w:t>
+      </w:r>
+    </w:p>
     <w:p/>
     <w:p>
       <w:r>
-        <w:rPr>
-          <w:rFonts w:hint="eastAsia"/>
-        </w:rPr>
-        <w:t>Newtonian kinematics principle based on physics F = ma. For an object with a constant mass, its acceleration direction is the direction of its motion, so we can consider its acceleration direction in the X, Y, and Z axes to infer the direction of the object's motion after being forced, and the force is different for different motion states.</w:t>
-      </w:r>
-    </w:p>
-    <w:p>
-      <w:r>
-        <w:rPr>
-          <w:rFonts w:hint="eastAsia"/>
-        </w:rPr>
-        <w:t>For example, when at rest, the resultant force is 0, so F = 0 in F = ma, so a = 0 and the acceleration is 0.</w:t>
-      </w:r>
-    </w:p>
-    <w:p>
-      <w:r>
-        <w:rPr>
-          <w:rFonts w:hint="eastAsia"/>
-        </w:rPr>
-        <w:t>When going up the stairs, the force is tilted, that is, the acceleration direction should be tilted, if this acceleration is decomposed, the object has a constant rate of acceleration in both directions. Then when we keep the speed constant and go up the stairs, the resultant force returns to zero, that is, the acceleration is also 0</w:t>
-      </w:r>
-    </w:p>
-    <w:p>
-      <w:r>
-        <w:rPr>
-          <w:rFonts w:hint="eastAsia"/>
-        </w:rPr>
-        <w:t>Running, walking, and elevating are the same as going up stairs, but the direction of acceleration is different.</w:t>
-      </w:r>
-    </w:p>
-    <w:p>
-      <w:r>
         <w:t>Feature Reconstruction Strategy</w:t>
       </w:r>
     </w:p>
     <w:p>
       <w:r>
-        <w:rPr>
-          <w:rFonts w:hint="eastAsia"/>
-        </w:rPr>
-        <w:t>Based on this physical principle, I came up with a new set of feature extraction strategies based on the laws of physics.</w:t>
+        <w:t>According to Newton’s second law, the phone’s measured acceleration reflects the net force acting on it. At rest, the net acceleration is approximately zero after gravity compensation. During walking, stair climbing, running, and elevator motion, the acceleration time series exhibits different temporal slopes and jerk patterns. These differences motivate feature engineering based on axis-wise acceleration slopes, barometric pressure slope, and FFT band energy.</w:t>
       </w:r>
     </w:p>
     <w:p/>
+    <w:p>
+      <w:r>
+        <w:t>Feature Reconstruction Strategy</w:t>
+      </w:r>
+    </w:p>
+    <w:p/>
+    <w:p>
+      <w:r>
+        <w:t>Slope of acceleration in three axes: Instead of relying only on magnitude statistics, the discrete-time derivative of each accelerometer axis is computed. This allows the model to capture directional changes in motion.</w:t>
+      </w:r>
+    </w:p>
+    <w:p>
+      <w:r>
+        <w:t>Calibrated slope of the barometer: The barometric pressure signal is synchronized with the acceleration window, and its rate of change is computed. This captures vertical motion and helps distinguish ascents from descents, as well as stairs from elevators based on pressure gradient steepness.</w:t>
+      </w:r>
+    </w:p>
+    <w:p>
+      <w:r>
+        <w:t>Equispaced bandwidth energy of the FFT power spectrum: Frequency-domain features are retained to capture gait periodicity and motion intensity.</w:t>
+      </w:r>
+    </w:p>
     <w:p>
       <w:r>
         <w:rPr>
@@ -1993,84 +1316,6 @@
       </w:r>
     </w:p>
     <w:p/>
-    <w:p>
-      <w:r>
-        <w:rPr>
-          <w:rFonts w:hint="eastAsia"/>
-        </w:rPr>
-        <w:t>The new feature set consists of three core components:</w:t>
-      </w:r>
-    </w:p>
-    <w:p>
-      <w:r>
-        <w:t xml:space="preserve">1. </w:t>
-      </w:r>
-      <w:r>
-        <w:tab/>
-        <w:t>Slope of acceleration in three axes: Instead of relying solely on the magnitude statistics of acceleration, we calculate the discrete time derivative of each accelerometer axis. Enables the model</w:t>
-      </w:r>
-      <w:r>
-        <w:rPr>
-          <w:rFonts w:hint="eastAsia"/>
-        </w:rPr>
-        <w:t xml:space="preserve"> to understand the direction and law of change in motion</w:t>
-      </w:r>
-      <w:r>
-        <w:t xml:space="preserve">. </w:t>
-      </w:r>
-    </w:p>
-    <w:p>
-      <w:r>
-        <w:t xml:space="preserve">2. </w:t>
-      </w:r>
-      <w:r>
-        <w:tab/>
-        <w:t>Calibrate the slope of the barometer: The barometric pressure data is strictly synchronized with the acceleration window, and its change rate is calculated. This captures the direction and rate of altitude changes, which is essential for distinguishing ascents from descents and</w:t>
-      </w:r>
-      <w:r>
-        <w:rPr>
-          <w:rFonts w:hint="eastAsia"/>
-        </w:rPr>
-        <w:t xml:space="preserve"> distinguishing between climbing stairs and moving by elevator based on the steepness of the pressure gradient. </w:t>
-      </w:r>
-    </w:p>
-    <w:p>
-      <w:r>
-        <w:lastRenderedPageBreak/>
-        <w:t xml:space="preserve">3. </w:t>
-      </w:r>
-      <w:r>
-        <w:tab/>
-      </w:r>
-      <w:proofErr w:type="spellStart"/>
-      <w:r>
-        <w:t>Equispaced</w:t>
-      </w:r>
-      <w:proofErr w:type="spellEnd"/>
-      <w:r>
-        <w:t xml:space="preserve"> bandwidth energy of fast Fourier transform power spectrum: The original frequency domain characteristics are retained to capture the periodicity of gait periods. </w:t>
-      </w:r>
-    </w:p>
-    <w:p>
-      <w:r>
-        <w:rPr>
-          <w:rFonts w:hint="eastAsia"/>
-        </w:rPr>
-        <w:t>At the classifier level, we implement a feature weighting strategy. Assign higher weights to the Slope feature in motion to enhance the model's recognition of motion. At the same time, the</w:t>
-      </w:r>
-      <w:r>
-        <w:t xml:space="preserve"> FFT/Variance feature maintains its weight to ensure</w:t>
-      </w:r>
-      <w:r>
-        <w:rPr>
-          <w:rFonts w:hint="eastAsia"/>
-        </w:rPr>
-        <w:t xml:space="preserve"> improved accuracy at low</w:t>
-      </w:r>
-      <w:r>
-        <w:t xml:space="preserve"> exercise intensity. </w:t>
-      </w:r>
-    </w:p>
     <w:p/>
     <w:p>
       <w:r>
@@ -2123,15 +1368,28 @@
       </w:r>
     </w:p>
     <w:p>
-      <w:r>
+      <w:pPr>
         <w:rPr>
           <w:noProof/>
         </w:rPr>
+      </w:pPr>
+    </w:p>
+    <w:p>
+      <w:pPr>
+        <w:rPr>
+          <w:noProof/>
+        </w:rPr>
+      </w:pPr>
+      <w:r>
+        <w:rPr>
+          <w:noProof/>
+        </w:rPr>
+        <w:lastRenderedPageBreak/>
         <w:drawing>
-          <wp:inline distT="0" distB="0" distL="0" distR="0" wp14:anchorId="6D9589D8" wp14:editId="2E9257CA">
+          <wp:inline distT="0" distB="0" distL="0" distR="0" wp14:anchorId="768CF6B4" wp14:editId="3F13D609">
             <wp:extent cx="5247640" cy="4472305"/>
             <wp:effectExtent l="0" t="0" r="0" b="4445"/>
-            <wp:docPr id="1179194501" name="图片 1"/>
+            <wp:docPr id="1589703095" name="图片 1"/>
             <wp:cNvGraphicFramePr>
               <a:graphicFrameLocks xmlns:a="http://schemas.openxmlformats.org/drawingml/2006/main" noChangeAspect="1"/>
             </wp:cNvGraphicFramePr>
@@ -2177,6 +1435,7 @@
         </w:drawing>
       </w:r>
     </w:p>
+    <w:p/>
     <w:p>
       <w:r>
         <w:rPr>
@@ -2184,6 +1443,13 @@
         </w:rPr>
         <w:t>Fig.2 Confusion matrix under the new feature set</w:t>
       </w:r>
+    </w:p>
+    <w:p>
+      <w:pPr>
+        <w:rPr>
+          <w:noProof/>
+        </w:rPr>
+      </w:pPr>
     </w:p>
     <w:p>
       <w:r>
@@ -2192,10 +1458,10 @@
         </w:rPr>
         <w:lastRenderedPageBreak/>
         <w:drawing>
-          <wp:inline distT="0" distB="0" distL="0" distR="0" wp14:anchorId="7ACB5FCD" wp14:editId="16CCD5BA">
+          <wp:inline distT="0" distB="0" distL="0" distR="0" wp14:anchorId="0D8DEBFA" wp14:editId="0CE64FFC">
             <wp:extent cx="5247640" cy="4472305"/>
             <wp:effectExtent l="0" t="0" r="0" b="4445"/>
-            <wp:docPr id="570145687" name="图片 2"/>
+            <wp:docPr id="1452876692" name="图片 2"/>
             <wp:cNvGraphicFramePr>
               <a:graphicFrameLocks xmlns:a="http://schemas.openxmlformats.org/drawingml/2006/main" noChangeAspect="1"/>
             </wp:cNvGraphicFramePr>
@@ -2203,7 +1469,7 @@
               <a:graphicData uri="http://schemas.openxmlformats.org/drawingml/2006/picture">
                 <pic:pic xmlns:pic="http://schemas.openxmlformats.org/drawingml/2006/picture">
                   <pic:nvPicPr>
-                    <pic:cNvPr id="0" name="Picture 3"/>
+                    <pic:cNvPr id="0" name="Picture 2"/>
                     <pic:cNvPicPr>
                       <a:picLocks noChangeAspect="1" noChangeArrowheads="1"/>
                     </pic:cNvPicPr>
@@ -2241,76 +1507,10 @@
         </w:drawing>
       </w:r>
     </w:p>
-    <w:p>
-      <w:r>
-        <w:rPr>
-          <w:rFonts w:hint="eastAsia"/>
-        </w:rPr>
-        <w:t>The following improvements are obvious:</w:t>
-      </w:r>
-    </w:p>
-    <w:p>
-      <w:r>
-        <w:t xml:space="preserve">1. </w:t>
-      </w:r>
-      <w:r>
-        <w:rPr>
-          <w:rFonts w:hint="eastAsia"/>
-        </w:rPr>
-        <w:t>Identification of motion</w:t>
-      </w:r>
-      <w:r>
-        <w:t>:</w:t>
-      </w:r>
-    </w:p>
-    <w:p>
-      <w:r>
-        <w:rPr>
-          <w:rFonts w:hint="eastAsia"/>
-        </w:rPr>
-        <w:t>After adding weights, the accuracy of the model's recognition of motion is improved</w:t>
-      </w:r>
-      <w:r>
-        <w:t xml:space="preserve">. For the category "Move", the correct classification rate has been increased from 76% to 81%, and the false positive for "going down the stairs" has been eliminated (from 4 to 0). The preservation of Fourier transform feature weights continues to help reliably identify high-frequency motion. </w:t>
-      </w:r>
-    </w:p>
-    <w:p>
-      <w:r>
-        <w:t xml:space="preserve">2. </w:t>
-      </w:r>
-      <w:r>
-        <w:tab/>
-        <w:t>Still:</w:t>
-      </w:r>
-    </w:p>
-    <w:p>
-      <w:r>
-        <w:t>Although the overall accuracy of the new feature set reached 94.07%, which is still very high, it represents a slight decrease of approximately 1.3 percentage points compared with the previous person-dependent accuracy of 95.4%. Two new misclassification types appeared in the new model: a small number of "Elevator-up" windows were mislabeled as "Walking," and a few "Stationary" instances were confused with "Walking-flat-surface.</w:t>
-      </w:r>
-      <w:r>
-        <w:t xml:space="preserve"> </w:t>
-      </w:r>
-    </w:p>
     <w:p/>
     <w:p>
       <w:r>
-        <w:rPr>
-          <w:rFonts w:hint="eastAsia"/>
-        </w:rPr>
-        <w:t>According to the experimental results, it is difficult to distinguish those activities with similar acceleration amplitudes but fundamentally different motion trends based on acceleration amplitude statistics and broad-spectrum energy alone. The newly introduced "computational time alignment" strategy and slope features successfully capture dynamic trend information and differentiate the use of features by adjusting feature weights at the classifier level: time-sensitive features separate classifications with high temporal variability activity from slope features, while frequency-domain features handle the classification of motion intensity</w:t>
-      </w:r>
-      <w:r>
-        <w:rPr>
-          <w:rFonts w:hint="eastAsia"/>
-        </w:rPr>
-        <w:t>，</w:t>
-      </w:r>
-      <w:r>
-        <w:t xml:space="preserve">Crucially, the new feature set effectively resolves the ambiguity identified in Section TO DO 5. </w:t>
-      </w:r>
-      <w:r>
-        <w:lastRenderedPageBreak/>
-        <w:t>Whereas the old model misclassified four instances of Walking-up-stairs as Elevator-up due to low variance in both activities, the introduction of three-axis acceleration slopes allows the classifier to detect the intermittent, high-jerk impulses characteristic of stair climbing. In the new confusion matrix, this specific cross-class confusion is eliminated, demonstrating that the derivative-based features successfully decouple vertical displacement from force dynamics</w:t>
+        <w:t>The old feature set achieves an accuracy of 92.8% (568/612). Its main error pattern is the confusion between Walking-flat-surface and Stationary, with 16 Walking-flat-surface windows mislabeled as Stationary, and smaller confusion between Walking-flat-surface and Walking-up-stairs. The new feature set gives a very slight improvement to 92.9% (569/612). It improves several diagonal counts, including Running (106/108 correct, up from 105/108) and the stair and elevator classes, but it also increases some confusions, especially Stationary being misclassified as Elevator-up or Elevator-down and Walking-flat-surface still being predicted as Stationary in a relatively large number of cases. Overall, the new feature set changes the error distribution more than it improves the total accuracy: the stair-vs-elevator ambiguity is reduced in some cases, but not fully eliminated.</w:t>
       </w:r>
     </w:p>
     <w:p>
@@ -2324,80 +1524,45 @@
     </w:p>
     <w:p>
       <w:r>
+        <w:t xml:space="preserve">Quantitatively, the new feature scheme provides practical benefits for edge deployments by reducing the input dimension from 14 to </w:t>
+      </w:r>
+      <w:r>
+        <w:rPr>
+          <w:rFonts w:hint="eastAsia"/>
+        </w:rPr>
+        <w:t>8</w:t>
+      </w:r>
+      <w:r>
+        <w:t xml:space="preserve"> and lowering runtime and memory usage. The generalized model time decreases from 0.3588 s to 0.2762 s (a 23.0% reduction), total processing time drops from 0.5201 s to 0.4840 s (a 6.9% speedup), and peak memory usage falls from 12.0778 MB to 11.7596 MB (a 2.6% reduction), although cross-validation time increases from 0.1613 s to 0.2078 s because of the additional slope computation. The new feature set therefore offers a better efficiency–accuracy trade-off for continuous sensing on smartphones and wearable microcontrollers.</w:t>
+      </w:r>
+    </w:p>
+    <w:p>
+      <w:r>
         <w:rPr>
           <w:b/>
           <w:bCs/>
         </w:rPr>
-        <w:t>Quantitative Performance Validation:</w:t>
-      </w:r>
-    </w:p>
-    <w:p>
-      <w:pPr>
-        <w:rPr>
-          <w:rFonts w:hint="eastAsia"/>
-        </w:rPr>
-      </w:pPr>
-      <w:r>
-        <w:t>The new feature scheme provides quantifiable practical benefits for edge deployments by reducing the input dimension from 14 to 7, replacing redundant statistical moments with computationally efficient three-axis acceleration slope features instead of relying on power</w:t>
-      </w:r>
-      <w:r>
-        <w:noBreakHyphen/>
-        <w:t>intensive frequency</w:t>
-      </w:r>
-      <w:r>
-        <w:noBreakHyphen/>
-        <w:t>domain transformations. Traditional approaches incur higher latency and memory usage on resource</w:t>
-      </w:r>
-      <w:r>
-        <w:noBreakHyphen/>
-        <w:t>constrained embedded devices, whereas the proposed set demonstrably lowers both runtime and footprint. Processing time and peak memory were benchmarked for the legacy feature set (Activity Recognition 2) and the physics</w:t>
-      </w:r>
-      <w:r>
-        <w:noBreakHyphen/>
-        <w:t xml:space="preserve">informed set (Activity Recognition 3), with results </w:t>
-      </w:r>
-      <w:r>
-        <w:t>summarized</w:t>
-      </w:r>
-      <w:r>
-        <w:t xml:space="preserve"> in Table X and Table Y.</w:t>
-      </w:r>
-    </w:p>
-    <w:p>
-      <w:pPr>
+        <w:t>Table</w:t>
+      </w:r>
+      <w:r>
         <w:rPr>
           <w:rFonts w:hint="eastAsia"/>
           <w:b/>
           <w:bCs/>
         </w:rPr>
-      </w:pPr>
+        <w:t xml:space="preserve"> X</w:t>
+      </w:r>
       <w:r>
         <w:rPr>
           <w:b/>
           <w:bCs/>
         </w:rPr>
-        <w:t>Table</w:t>
-      </w:r>
-      <w:r>
-        <w:rPr>
-          <w:rFonts w:hint="eastAsia"/>
-          <w:b/>
-          <w:bCs/>
-        </w:rPr>
-        <w:t xml:space="preserve"> X</w:t>
-      </w:r>
-      <w:r>
-        <w:rPr>
-          <w:b/>
-          <w:bCs/>
-        </w:rPr>
         <w:t xml:space="preserve"> : Processing Time Comparison</w:t>
       </w:r>
     </w:p>
     <w:p>
       <w:pPr>
         <w:rPr>
-          <w:rFonts w:hint="eastAsia"/>
           <w:b/>
           <w:bCs/>
         </w:rPr>
@@ -2408,6 +1573,7 @@
           <w:bCs/>
           <w:noProof/>
         </w:rPr>
+        <w:lastRenderedPageBreak/>
         <w:drawing>
           <wp:inline distT="0" distB="0" distL="0" distR="0" wp14:anchorId="21F489F7" wp14:editId="4608F0C9">
             <wp:extent cx="5274310" cy="1201420"/>
@@ -2461,7 +1627,6 @@
     <w:p>
       <w:pPr>
         <w:rPr>
-          <w:rFonts w:hint="eastAsia"/>
           <w:b/>
           <w:bCs/>
         </w:rPr>
@@ -2543,64 +1708,6 @@
           </wp:inline>
         </w:drawing>
       </w:r>
-    </w:p>
-    <w:p>
-      <w:pPr>
-        <w:rPr>
-          <w:rFonts w:hint="eastAsia"/>
-        </w:rPr>
-      </w:pPr>
-      <w:r>
-        <w:t>The new feature set yields measurable efficiency gains: Generalized Model Time decreases by 0.0826 seconds (a 23.0% reduction) due to faster classifier convergence in the reduced 7</w:t>
-      </w:r>
-      <w:r>
-        <w:noBreakHyphen/>
-        <w:t>dimensional feature space; total processing time drops by 0.0361 seconds (a 6.9% overall speedup), despite a modest increase in cross</w:t>
-      </w:r>
-      <w:r>
-        <w:noBreakHyphen/>
-        <w:t>validation time from computing three</w:t>
-      </w:r>
-      <w:r>
-        <w:noBreakHyphen/>
-        <w:t>axis acceleration slopes; and peak memory usage falls by 0.3182 MB (approximately 2.6%), confirming that the feature</w:t>
-      </w:r>
-      <w:r>
-        <w:noBreakHyphen/>
-        <w:t>vector reduction directly lowers runtime memory footprint. Critically, these improvements are achieved without sacrificing classification accuracy—the model maintains 93.8% accuracy while eliminating the "Stairs</w:t>
-      </w:r>
-      <w:r>
-        <w:noBreakHyphen/>
-        <w:t>vs</w:t>
-      </w:r>
-      <w:r>
-        <w:noBreakHyphen/>
-        <w:t>Elevator" ambiguity identified in To Do 5—demonstrating a superior trade</w:t>
-      </w:r>
-      <w:r>
-        <w:noBreakHyphen/>
-        <w:t>off between computational efficiency and classification fidelity that makes the modified feature set well</w:t>
-      </w:r>
-      <w:r>
-        <w:noBreakHyphen/>
-        <w:t xml:space="preserve">suited for continuous, </w:t>
-      </w:r>
-      <w:r>
-        <w:lastRenderedPageBreak/>
-        <w:t>low</w:t>
-      </w:r>
-      <w:r>
-        <w:noBreakHyphen/>
-        <w:t>power sensing on smartphones and wearable microcontrollers.</w:t>
-      </w:r>
-    </w:p>
-    <w:p>
-      <w:pPr>
-        <w:rPr>
-          <w:b/>
-          <w:bCs/>
-        </w:rPr>
-      </w:pPr>
       <w:r>
         <w:rPr>
           <w:b/>
@@ -2619,63 +1726,19 @@
     </w:p>
     <w:p>
       <w:r>
-        <w:t>I</w:t>
-      </w:r>
-      <w:r>
-        <w:rPr>
-          <w:rFonts w:ascii="Segoe UI" w:hAnsi="Segoe UI" w:cs="Segoe UI"/>
-          <w:color w:val="0F1115"/>
-          <w:shd w:val="clear" w:color="auto" w:fill="FFFFFF"/>
-        </w:rPr>
-        <w:t xml:space="preserve"> </w:t>
-      </w:r>
-      <w:r>
-        <w:t>In summary, using accelerometer variance, mean magnitude, and barometric pressure slope yields 95.4% person</w:t>
-      </w:r>
-      <w:r>
-        <w:noBreakHyphen/>
-        <w:t>dependent accuracy. By applying physics</w:t>
-      </w:r>
-      <w:r>
-        <w:noBreakHyphen/>
-        <w:t>informed processing of time</w:t>
-      </w:r>
-      <w:r>
-        <w:noBreakHyphen/>
-        <w:t>aligned pressure changes and three</w:t>
-      </w:r>
-      <w:r>
-        <w:noBreakHyphen/>
-        <w:t>axis acceleration derivatives, the feature dimension is reduced from 14 to 7 while maintaining 93.8% person</w:t>
-      </w:r>
-      <w:r>
-        <w:noBreakHyphen/>
-        <w:t>independent accuracy. Quantitatively, the new feature set reduces total processing time by 6.9% (from 0.5201 s to 0.4840 s), decreases generalized model training time by 23.0% , and lowers peak memory usage by 2.6% (from 12.08 MB to 11.76 MB). These efficiency improvements, coupled with the elimination of critical stair</w:t>
-      </w:r>
-      <w:r>
-        <w:noBreakHyphen/>
-        <w:t>vs</w:t>
-      </w:r>
-      <w:r>
-        <w:noBreakHyphen/>
-        <w:t>elevator misclassifications, make the modified model more suitable for resource</w:t>
-      </w:r>
-      <w:r>
-        <w:noBreakHyphen/>
-        <w:t>constrained continuous</w:t>
-      </w:r>
-      <w:r>
-        <w:noBreakHyphen/>
-        <w:t>sensing deployments on mobile and wearable platforms.</w:t>
-      </w:r>
-    </w:p>
-    <w:p>
-      <w:pPr>
+        <w:t xml:space="preserve">In summary, the person-dependent model based on accelerometer variance, mean magnitude, and barometric pressure slope achieves 95.4% accuracy, while the person-independent baseline reaches 93.8%. The physics-informed feature set reduces the feature dimension from 14 to </w:t>
+      </w:r>
+      <w:r>
         <w:rPr>
           <w:rFonts w:hint="eastAsia"/>
         </w:rPr>
-      </w:pPr>
-    </w:p>
+        <w:t>8</w:t>
+      </w:r>
+      <w:r>
+        <w:t xml:space="preserve"> and improves computational efficiency, lowering total processing time from 0.5201 s to 0.4840 s, generalized model time from 0.3588 s to 0.2762 s, and peak memory usage from 12.0778 MB to 11.7596 MB. In the separate evaluation of the new feature set, accuracy is 92.9%, only slightly higher than the old feature set at 92.8%. The main effect is a redistribution of errors rather than a large overall gain: some class confusions are reduced, but the stair-vs-elevator ambiguity is not fully eliminated.</w:t>
+      </w:r>
+    </w:p>
+    <w:p/>
     <w:p>
       <w:r>
         <w:rPr>
@@ -4781,6 +3844,7 @@
   <w:style w:type="character" w:default="1" w:styleId="a0">
     <w:name w:val="Default Paragraph Font"/>
     <w:uiPriority w:val="1"/>
+    <w:semiHidden/>
     <w:unhideWhenUsed/>
   </w:style>
   <w:style w:type="table" w:default="1" w:styleId="a1">

--- a/A3.docx
+++ b/A3.docx
@@ -12,11 +12,22 @@
       </w:r>
     </w:p>
     <w:p>
-      <w:r>
+      <w:pPr>
         <w:rPr>
           <w:rFonts w:hint="eastAsia"/>
         </w:rPr>
+      </w:pPr>
+      <w:r>
+        <w:rPr>
+          <w:rFonts w:hint="eastAsia"/>
+        </w:rPr>
         <w:t>The data was compared using a mobile phone device provided by the laboratory and kept in a pocket, as well as using other data provided by the school, covering steps such as standing still, walking on level ground, climbing stairs, descending stairs, ascending by elevator, running, and descending by elevator, and the analysis process followed the structured task process outlined in the task outline.</w:t>
+      </w:r>
+      <w:r>
+        <w:t xml:space="preserve"> </w:t>
+      </w:r>
+      <w:r>
+        <w:t>With prior permission obtained from Dr. Min Hane Aung, the reserve dataset provided on Blackboard was also incorporated to supplement the training samples, ensuring a more robust analysis.</w:t>
       </w:r>
     </w:p>
     <w:p/>
@@ -629,7 +640,15 @@
       </w:r>
       <w:r>
         <w:noBreakHyphen/>
-        <w:t>wise pressure changes). Flat walking and stationary behaviour maintain near</w:t>
+        <w:t xml:space="preserve">wise pressure changes). Flat walking and stationary </w:t>
+      </w:r>
+      <w:proofErr w:type="spellStart"/>
+      <w:r>
+        <w:t>behaviour</w:t>
+      </w:r>
+      <w:proofErr w:type="spellEnd"/>
+      <w:r>
+        <w:t xml:space="preserve"> maintain near</w:t>
       </w:r>
       <w:r>
         <w:noBreakHyphen/>
@@ -1255,8 +1274,13 @@
       </w:r>
     </w:p>
     <w:p>
-      <w:r>
-        <w:t>Equispaced bandwidth energy of the FFT power spectrum: Frequency-domain features are retained to capture gait periodicity and motion intensity.</w:t>
+      <w:proofErr w:type="spellStart"/>
+      <w:r>
+        <w:t>Equispaced</w:t>
+      </w:r>
+      <w:proofErr w:type="spellEnd"/>
+      <w:r>
+        <w:t xml:space="preserve"> bandwidth energy of the FFT power spectrum: Frequency-domain features are retained to capture gait periodicity and motion intensity.</w:t>
       </w:r>
     </w:p>
     <w:p>

--- a/A3.docx
+++ b/A3.docx
@@ -12,28 +12,29 @@
       </w:r>
     </w:p>
     <w:p>
+      <w:r>
+        <w:t>The data was compared using a mobile phone device provided by the laboratory and kept in a pocket, as well as using other data provided by the school, covering steps such as standing still, walking on level ground, climbing stairs, descending stairs, ascending by elevator, running, and descending by elevator, and the analysis process followed the structured task process outlined in the task outline. With prior permission obtained from Dr. Min Hane Aung, the reserve dataset provided on Blackboard was also incorporated to supplement the training samples, ensuring a more robust analysis.</w:t>
+      </w:r>
+    </w:p>
+    <w:p>
       <w:pPr>
         <w:rPr>
           <w:rFonts w:hint="eastAsia"/>
         </w:rPr>
       </w:pPr>
       <w:r>
-        <w:rPr>
-          <w:rFonts w:hint="eastAsia"/>
-        </w:rPr>
-        <w:t>The data was compared using a mobile phone device provided by the laboratory and kept in a pocket, as well as using other data provided by the school, covering steps such as standing still, walking on level ground, climbing stairs, descending stairs, ascending by elevator, running, and descending by elevator, and the analysis process followed the structured task process outlined in the task outline.</w:t>
-      </w:r>
-      <w:r>
-        <w:t xml:space="preserve"> </w:t>
-      </w:r>
-      <w:r>
-        <w:t>With prior permission obtained from Dr. Min Hane Aung, the reserve dataset provided on Blackboard was also incorporated to supplement the training samples, ensuring a more robust analysis.</w:t>
-      </w:r>
-    </w:p>
-    <w:p/>
-    <w:p>
-      <w:r>
-        <w:t>During TO DO 7, the experiment described in TO DO 1–6 was repeated using the same laboratory-provided mobile phone, kept in a trouser pocket, and the same school-provided activity dataset. The data covered stationary behavior, walking on level ground, walking up and down stairs, elevator ascent and descent, and running, and the analysis followed the same structured workflow as in the previous tasks.</w:t>
+        <w:t>During TO DO 7, the experiment described in TO DO 1–6 was repeated using the same laboratory-provided mobile phone, kept in a trouser pocket, and the same school-provided activity dataset. The data covered stationary behavior, walking on level ground, walking up and down stairs, elevator ascent and descent, and running, and the analysis followed the same structured workflow as in the previous tasks. The code used for all data processing, feature extraction and model training is available on GitHub at </w:t>
+      </w:r>
+      <w:hyperlink r:id="rId7" w:tgtFrame="_blank" w:history="1">
+        <w:r>
+          <w:rPr>
+            <w:rStyle w:val="af2"/>
+          </w:rPr>
+          <w:t>https://github.com/ll711/A3</w:t>
+        </w:r>
+      </w:hyperlink>
+      <w:r>
+        <w:t>.</w:t>
       </w:r>
     </w:p>
     <w:p>
@@ -176,7 +177,7 @@
                     </pic:cNvPicPr>
                   </pic:nvPicPr>
                   <pic:blipFill>
-                    <a:blip r:embed="rId7">
+                    <a:blip r:embed="rId8">
                       <a:extLst>
                         <a:ext uri="{28A0092B-C50C-407E-A947-70E740481C1C}">
                           <a14:useLocalDpi xmlns:a14="http://schemas.microsoft.com/office/drawing/2010/main" val="0"/>
@@ -226,7 +227,16 @@
     </w:p>
     <w:p>
       <w:r>
-        <w:t>The next visualization presents features derived from sliding windows: the variance of accelerometer magnitude and the slope of barometric pressure, displayed together with the corresponding activity labels. In the top panel, variance stays below 5,000</w:t>
+        <w:t>T</w:t>
+      </w:r>
+      <w:r>
+        <w:rPr>
+          <w:rFonts w:hint="eastAsia"/>
+        </w:rPr>
+        <w:t xml:space="preserve">he graph </w:t>
+      </w:r>
+      <w:r>
+        <w:t>presents the extracted features across the sliding windows, beginning with the mean of the accelerometer magnitude. The top panel displays how this feature evolves over time for each recorded activity. During stationary periods such as standing or sitting, the mean remains very close to 9.8</w:t>
       </w:r>
       <w:r>
         <w:rPr>
@@ -235,7 +245,22 @@
         <w:t> </w:t>
       </w:r>
       <w:r>
-        <w:t>(m/s</w:t>
+        <w:t>m</w:t>
+      </w:r>
+      <w:r>
+        <w:rPr>
+          <w:rFonts w:ascii="Times New Roman" w:hAnsi="Times New Roman" w:cs="Times New Roman"/>
+        </w:rPr>
+        <w:t> </w:t>
+      </w:r>
+      <w:r>
+        <w:t>s</w:t>
+      </w:r>
+      <w:r>
+        <w:rPr>
+          <w:rFonts w:ascii="Cambria Math" w:hAnsi="Cambria Math" w:cs="Cambria Math"/>
+        </w:rPr>
+        <w:t>⁻</w:t>
       </w:r>
       <w:r>
         <w:rPr>
@@ -244,7 +269,53 @@
         <w:t>²</w:t>
       </w:r>
       <w:r>
-        <w:t>)</w:t>
+        <w:t>, with only minor sensor</w:t>
+      </w:r>
+      <w:r>
+        <w:noBreakHyphen/>
+        <w:t>noise fluctuations. Walking on a level surface yields slightly elevated mean values, typically oscillating between 10</w:t>
+      </w:r>
+      <w:r>
+        <w:rPr>
+          <w:rFonts w:ascii="Times New Roman" w:hAnsi="Times New Roman" w:cs="Times New Roman"/>
+        </w:rPr>
+        <w:t> </w:t>
+      </w:r>
+      <w:r>
+        <w:t>and</w:t>
+      </w:r>
+      <w:r>
+        <w:rPr>
+          <w:rFonts w:ascii="Times New Roman" w:hAnsi="Times New Roman" w:cs="Times New Roman"/>
+        </w:rPr>
+        <w:t> </w:t>
+      </w:r>
+      <w:r>
+        <w:t>12</w:t>
+      </w:r>
+      <w:r>
+        <w:rPr>
+          <w:rFonts w:ascii="Times New Roman" w:hAnsi="Times New Roman" w:cs="Times New Roman"/>
+        </w:rPr>
+        <w:t> </w:t>
+      </w:r>
+      <w:r>
+        <w:t>m</w:t>
+      </w:r>
+      <w:r>
+        <w:rPr>
+          <w:rFonts w:ascii="Times New Roman" w:hAnsi="Times New Roman" w:cs="Times New Roman"/>
+        </w:rPr>
+        <w:t> </w:t>
+      </w:r>
+      <w:r>
+        <w:t>s</w:t>
+      </w:r>
+      <w:r>
+        <w:rPr>
+          <w:rFonts w:ascii="Cambria Math" w:hAnsi="Cambria Math" w:cs="Cambria Math"/>
+        </w:rPr>
+        <w:t>⁻</w:t>
       </w:r>
       <w:r>
         <w:rPr>
@@ -253,11 +324,7 @@
         <w:t>²</w:t>
       </w:r>
       <w:r>
-        <w:t xml:space="preserve"> during walking and stationary intervals, with flat</w:t>
-      </w:r>
-      <w:r>
-        <w:noBreakHyphen/>
-        <w:t>surface walking typically falling between 2,000 and 5,000. When the user runs, variance jumps dramatically, reaching peaks above 30,000</w:t>
+        <w:t>, reflecting the rhythmic vertical oscillations of the body. Running produces markedly higher magnitudes, frequently exceeding 15</w:t>
       </w:r>
       <w:r>
         <w:rPr>
@@ -266,7 +333,22 @@
         <w:t> </w:t>
       </w:r>
       <w:r>
-        <w:t>(m/s</w:t>
+        <w:t>m</w:t>
+      </w:r>
+      <w:r>
+        <w:rPr>
+          <w:rFonts w:ascii="Times New Roman" w:hAnsi="Times New Roman" w:cs="Times New Roman"/>
+        </w:rPr>
+        <w:t> </w:t>
+      </w:r>
+      <w:r>
+        <w:t>s</w:t>
+      </w:r>
+      <w:r>
+        <w:rPr>
+          <w:rFonts w:ascii="Cambria Math" w:hAnsi="Cambria Math" w:cs="Cambria Math"/>
+        </w:rPr>
+        <w:t>⁻</w:t>
       </w:r>
       <w:r>
         <w:rPr>
@@ -275,29 +357,75 @@
         <w:t>²</w:t>
       </w:r>
       <w:r>
-        <w:t>)</w:t>
+        <w:t>, and exhibits substantial window</w:t>
+      </w:r>
+      <w:r>
+        <w:noBreakHyphen/>
+        <w:t>to</w:t>
+      </w:r>
+      <w:r>
+        <w:noBreakHyphen/>
+        <w:t>window variability that corresponds to the larger impact forces. Short vertical transitions such as taking an elevator or climbing stairs generate sharp, brief deviations from the gravitational baseline before the signal returns to its resting level. These differences demonstrate that even a simple time</w:t>
+      </w:r>
+      <w:r>
+        <w:noBreakHyphen/>
+        <w:t>domain statistic can clearly separate static postures, walking, running, and vertical activities.</w:t>
+      </w:r>
+    </w:p>
+    <w:p>
+      <w:r>
+        <w:t xml:space="preserve">To inspect the remaining thirteen features, the index argument in the plotting instruction was modified to select each feature in turn. Every resulting plot was exported with an updated title that explicitly names the feature being displayed. For example, the plot of variance shows values that rise from near zero for static postures, reach a few thousand for walking, and climb beyond thirty thousand for running, providing excellent separation between movement intensities; the unit of variance here is the square of </w:t>
+      </w:r>
+      <w:r>
+        <w:t>meters</w:t>
+      </w:r>
+      <w:r>
+        <w:t xml:space="preserve"> per second squared. The slope of barometric pressure distinguishes ascending from descending </w:t>
+      </w:r>
+      <w:r>
+        <w:t>behaviors</w:t>
+      </w:r>
+      <w:r>
+        <w:t>: negative slopes around –2.5</w:t>
+      </w:r>
+      <w:r>
+        <w:rPr>
+          <w:rFonts w:ascii="Times New Roman" w:hAnsi="Times New Roman" w:cs="Times New Roman"/>
+        </w:rPr>
+        <w:t> </w:t>
+      </w:r>
+      <w:r>
+        <w:t>mbar</w:t>
+      </w:r>
+      <w:r>
+        <w:rPr>
+          <w:rFonts w:ascii="Times New Roman" w:hAnsi="Times New Roman" w:cs="Times New Roman"/>
+        </w:rPr>
+        <w:t> </w:t>
+      </w:r>
+      <w:r>
+        <w:t>s</w:t>
+      </w:r>
+      <w:r>
+        <w:rPr>
+          <w:rFonts w:ascii="Cambria Math" w:hAnsi="Cambria Math" w:cs="Cambria Math"/>
+        </w:rPr>
+        <w:t>⁻</w:t>
       </w:r>
       <w:r>
         <w:rPr>
           <w:rFonts w:ascii="等线" w:eastAsia="等线" w:hAnsi="等线" w:cs="等线" w:hint="eastAsia"/>
         </w:rPr>
-        <w:t>²</w:t>
-      </w:r>
-      <w:r>
-        <w:t xml:space="preserve"> and remaining elevated throughout the running period. This large separation makes variance an excellent candidate for distinguishing high</w:t>
-      </w:r>
-      <w:r>
-        <w:noBreakHyphen/>
-        <w:t>intensity movement.</w:t>
-      </w:r>
-    </w:p>
-    <w:p>
-      <w:r>
-        <w:t>The middle panel shows the barometric</w:t>
-      </w:r>
-      <w:r>
-        <w:noBreakHyphen/>
-        <w:t>pressure slope in mbar/s. Positive values denote descending activities—elevator descent yields slopes near +2.5</w:t>
+        <w:t>¹</w:t>
+      </w:r>
+      <w:r>
+        <w:t xml:space="preserve"> </w:t>
+      </w:r>
+      <w:r>
+        <w:t>characterize</w:t>
+      </w:r>
+      <w:r>
+        <w:t xml:space="preserve"> upward movements such as stair climbing or ascending in an elevator, whereas positive slopes near +2.5</w:t>
       </w:r>
       <w:r>
         <w:rPr>
@@ -306,16 +434,39 @@
         <w:t> </w:t>
       </w:r>
       <w:r>
-        <w:t>mbar/s</w:t>
+        <w:t>mbar</w:t>
+      </w:r>
+      <w:r>
+        <w:rPr>
+          <w:rFonts w:ascii="Times New Roman" w:hAnsi="Times New Roman" w:cs="Times New Roman"/>
+        </w:rPr>
+        <w:t> </w:t>
+      </w:r>
+      <w:r>
+        <w:t>s</w:t>
+      </w:r>
+      <w:r>
+        <w:rPr>
+          <w:rFonts w:ascii="Cambria Math" w:hAnsi="Cambria Math" w:cs="Cambria Math"/>
+        </w:rPr>
+        <w:t>⁻</w:t>
       </w:r>
       <w:r>
         <w:rPr>
           <w:rFonts w:ascii="等线" w:eastAsia="等线" w:hAnsi="等线" w:cs="等线" w:hint="eastAsia"/>
         </w:rPr>
-        <w:t>—</w:t>
-      </w:r>
-      <w:r>
-        <w:t xml:space="preserve">while negative values around </w:t>
+        <w:t>¹</w:t>
+      </w:r>
+      <w:r>
+        <w:t xml:space="preserve"> indicate descent. Horizontal motion and stationary phases are tightly clustered around zero slope. Frequency</w:t>
+      </w:r>
+      <w:r>
+        <w:noBreakHyphen/>
+        <w:t xml:space="preserve">domain features </w:t>
+      </w:r>
+      <w:r>
+        <w:lastRenderedPageBreak/>
+        <w:t>further resolve the periodic nature of locomotion: walking concentrates signal energy in the 1</w:t>
       </w:r>
       <w:r>
         <w:rPr>
@@ -324,7 +475,7 @@
         <w:t>–</w:t>
       </w:r>
       <w:r>
-        <w:t>2.5</w:t>
+        <w:t>2</w:t>
       </w:r>
       <w:r>
         <w:rPr>
@@ -333,21 +484,7 @@
         <w:t> </w:t>
       </w:r>
       <w:r>
-        <w:t>mbar/s characterize ascending activities such as elevator ascent or stair climbing. Horizontal motion and stationary phases cluster around zero slope. This feature cleanly encodes vertical directionality.</w:t>
-      </w:r>
-    </w:p>
-    <w:p>
-      <w:r>
-        <w:t>The bottom panel repeats the activity</w:t>
-      </w:r>
-      <w:r>
-        <w:noBreakHyphen/>
-        <w:t>label sequence, now aligned with the windowed feature timeline (roughly 600 windows).</w:t>
-      </w:r>
-    </w:p>
-    <w:p>
-      <w:r>
-        <w:t>Additional features (not plotted here) include the mean of accelerometer magnitude, signal energy across four frequency bands (0–2.5</w:t>
+        <w:t>Hz band, which corresponds to a normal step cadence, while running shifts the dominant energy to 2.5–3</w:t>
       </w:r>
       <w:r>
         <w:rPr>
@@ -356,105 +493,15 @@
         <w:t> </w:t>
       </w:r>
       <w:r>
-        <w:t>Hz, 2.5</w:t>
-      </w:r>
-      <w:r>
-        <w:rPr>
-          <w:rFonts w:ascii="等线" w:eastAsia="等线" w:hAnsi="等线" w:cs="等线" w:hint="eastAsia"/>
-        </w:rPr>
-        <w:t>–</w:t>
-      </w:r>
-      <w:r>
-        <w:t>5</w:t>
-      </w:r>
-      <w:r>
-        <w:rPr>
-          <w:rFonts w:ascii="Times New Roman" w:hAnsi="Times New Roman" w:cs="Times New Roman"/>
-        </w:rPr>
-        <w:t> </w:t>
-      </w:r>
-      <w:r>
-        <w:t>Hz, 5</w:t>
-      </w:r>
-      <w:r>
-        <w:rPr>
-          <w:rFonts w:ascii="等线" w:eastAsia="等线" w:hAnsi="等线" w:cs="等线" w:hint="eastAsia"/>
-        </w:rPr>
-        <w:t>–</w:t>
-      </w:r>
-      <w:r>
-        <w:t>7.5</w:t>
-      </w:r>
-      <w:r>
-        <w:rPr>
-          <w:rFonts w:ascii="Times New Roman" w:hAnsi="Times New Roman" w:cs="Times New Roman"/>
-        </w:rPr>
-        <w:t> </w:t>
-      </w:r>
-      <w:r>
-        <w:t>Hz, and 7.5</w:t>
-      </w:r>
-      <w:r>
-        <w:rPr>
-          <w:rFonts w:ascii="等线" w:eastAsia="等线" w:hAnsi="等线" w:cs="等线" w:hint="eastAsia"/>
-        </w:rPr>
-        <w:t>–</w:t>
-      </w:r>
-      <w:r>
-        <w:t>10</w:t>
-      </w:r>
-      <w:r>
-        <w:rPr>
-          <w:rFonts w:ascii="Times New Roman" w:hAnsi="Times New Roman" w:cs="Times New Roman"/>
-        </w:rPr>
-        <w:t> </w:t>
-      </w:r>
-      <w:r>
-        <w:t>Hz), and several higher</w:t>
-      </w:r>
-      <w:r>
-        <w:noBreakHyphen/>
-        <w:t>order statistical moments. Frequency</w:t>
-      </w:r>
-      <w:r>
-        <w:noBreakHyphen/>
-        <w:t>domain features capture the periodicity of human gait: walking typically concentrates energy in the 1</w:t>
-      </w:r>
-      <w:r>
-        <w:rPr>
-          <w:rFonts w:ascii="等线" w:eastAsia="等线" w:hAnsi="等线" w:cs="等线" w:hint="eastAsia"/>
-        </w:rPr>
-        <w:t>–</w:t>
-      </w:r>
-      <w:r>
-        <w:t>2</w:t>
-      </w:r>
-      <w:r>
-        <w:rPr>
-          <w:rFonts w:ascii="Times New Roman" w:hAnsi="Times New Roman" w:cs="Times New Roman"/>
-        </w:rPr>
-        <w:t> </w:t>
-      </w:r>
-      <w:r>
-        <w:t>Hz band (step frequency), while running shifts energy toward 2.5</w:t>
-      </w:r>
-      <w:r>
-        <w:rPr>
-          <w:rFonts w:ascii="等线" w:eastAsia="等线" w:hAnsi="等线" w:cs="等线" w:hint="eastAsia"/>
-        </w:rPr>
-        <w:t>–</w:t>
-      </w:r>
-      <w:r>
-        <w:t>3</w:t>
-      </w:r>
-      <w:r>
-        <w:rPr>
-          <w:rFonts w:ascii="Times New Roman" w:hAnsi="Times New Roman" w:cs="Times New Roman"/>
-        </w:rPr>
-        <w:t> </w:t>
-      </w:r>
-      <w:r>
-        <w:t>Hz.</w:t>
+        <w:t>Hz. All of these feature</w:t>
+      </w:r>
+      <w:r>
+        <w:noBreakHyphen/>
+        <w:t>versus</w:t>
+      </w:r>
+      <w:r>
+        <w:noBreakHyphen/>
+        <w:t>activity plots have been saved and are included in this report. They collectively confirm that the chosen feature set provides strong discriminative information for activity recognition.</w:t>
       </w:r>
     </w:p>
     <w:p/>
@@ -465,10 +512,10 @@
         </w:rPr>
         <w:lastRenderedPageBreak/>
         <w:drawing>
-          <wp:inline distT="0" distB="0" distL="0" distR="0" wp14:anchorId="7004402D" wp14:editId="35C0552C">
-            <wp:extent cx="5267960" cy="3888105"/>
-            <wp:effectExtent l="0" t="0" r="8890" b="0"/>
-            <wp:docPr id="843003280" name="图片 1"/>
+          <wp:inline distT="0" distB="0" distL="0" distR="0" wp14:anchorId="274735E8" wp14:editId="6E6ED695">
+            <wp:extent cx="4407535" cy="8863330"/>
+            <wp:effectExtent l="0" t="0" r="0" b="0"/>
+            <wp:docPr id="1893379922" name="图片 5"/>
             <wp:cNvGraphicFramePr>
               <a:graphicFrameLocks xmlns:a="http://schemas.openxmlformats.org/drawingml/2006/main" noChangeAspect="1"/>
             </wp:cNvGraphicFramePr>
@@ -476,13 +523,13 @@
               <a:graphicData uri="http://schemas.openxmlformats.org/drawingml/2006/picture">
                 <pic:pic xmlns:pic="http://schemas.openxmlformats.org/drawingml/2006/picture">
                   <pic:nvPicPr>
-                    <pic:cNvPr id="0" name="Picture 1"/>
+                    <pic:cNvPr id="0" name="Picture 5"/>
                     <pic:cNvPicPr>
                       <a:picLocks noChangeAspect="1" noChangeArrowheads="1"/>
                     </pic:cNvPicPr>
                   </pic:nvPicPr>
                   <pic:blipFill>
-                    <a:blip r:embed="rId8">
+                    <a:blip r:embed="rId9" cstate="print">
                       <a:extLst>
                         <a:ext uri="{28A0092B-C50C-407E-A947-70E740481C1C}">
                           <a14:useLocalDpi xmlns:a14="http://schemas.microsoft.com/office/drawing/2010/main" val="0"/>
@@ -497,7 +544,7 @@
                   <pic:spPr bwMode="auto">
                     <a:xfrm>
                       <a:off x="0" y="0"/>
-                      <a:ext cx="5267960" cy="3888105"/>
+                      <a:ext cx="4407535" cy="8863330"/>
                     </a:xfrm>
                     <a:prstGeom prst="rect">
                       <a:avLst/>
@@ -727,11 +774,7 @@
       </w:r>
       <w:r>
         <w:noBreakHyphen/>
-        <w:t xml:space="preserve">energy noise. Elevator motion, being smooth vertical translation, contributes </w:t>
-      </w:r>
-      <w:r>
-        <w:lastRenderedPageBreak/>
-        <w:t>negligible periodic energy.</w:t>
+        <w:t>energy noise. Elevator motion, being smooth vertical translation, contributes negligible periodic energy.</w:t>
       </w:r>
     </w:p>
     <w:p>
@@ -745,16 +788,101 @@
     </w:p>
     <w:p/>
     <w:p/>
+    <w:p/>
+    <w:p/>
+    <w:p>
+      <w:pPr>
+        <w:widowControl/>
+        <w:jc w:val="left"/>
+      </w:pPr>
+      <w:r>
+        <w:br w:type="page"/>
+      </w:r>
+    </w:p>
+    <w:p>
+      <w:pPr>
+        <w:rPr>
+          <w:rFonts w:hint="eastAsia"/>
+          <w:b/>
+          <w:bCs/>
+        </w:rPr>
+      </w:pPr>
+      <w:r>
+        <w:rPr>
+          <w:b/>
+          <w:bCs/>
+        </w:rPr>
+        <w:lastRenderedPageBreak/>
+        <w:t>TO DO 4: Person-Dependent Classification Results</w:t>
+      </w:r>
+    </w:p>
+    <w:p/>
+    <w:p>
+      <w:r>
+        <w:t>When the model is trained and tested on data from the same individual, performance is strong with an overall accuracy of 91.5%. The classifier recognizes Running and Stationary activities almost perfectly: Running achieves perfect recall and a precision of 99.1%, while Stationary attains a recall of 97.5% and a precision of 92.0%. Walking-up-stairs and Walking-down-stairs are also well identified, with recall values around 95.5% and precision above 90%. Elevator-down is similarly robust, with precision of 97.0% and recall of 92.9%.</w:t>
+      </w:r>
+    </w:p>
+    <w:p/>
+    <w:p>
+      <w:pPr>
+        <w:rPr>
+          <w:rFonts w:hint="eastAsia"/>
+        </w:rPr>
+      </w:pPr>
+      <w:r>
+        <w:t xml:space="preserve">The main challenges arise when distinguishing Walking-flat-surface from elevator and stair movements. Walking-flat-surface suffers from a relatively low recall of 73.7%, and inspection of the confusion matrix reveals that 17 of its windows were </w:t>
+      </w:r>
+      <w:r>
+        <w:t>mislabeled</w:t>
+      </w:r>
+      <w:r>
+        <w:t xml:space="preserve"> as Elevator-up, while a smaller number were confused with Walking-up-stairs and Walking-down-stairs. This pattern is the primary cause of Elevator-up’s lower precision of 74.7%, even though Elevator-up itself achieves a recall of 89.4%. A few Elevator-up windows were also misclassified as Stationary, suggesting that the model occasionally confuses the smooth, low</w:t>
+      </w:r>
+      <w:r>
+        <w:rPr>
+          <w:rFonts w:ascii="Cambria Math" w:hAnsi="Cambria Math" w:cs="Cambria Math"/>
+        </w:rPr>
+        <w:t>‑</w:t>
+      </w:r>
+      <w:r>
+        <w:t xml:space="preserve">variance motion of an elevator with complete </w:t>
+      </w:r>
+      <w:r>
+        <w:t>stillness. But</w:t>
+      </w:r>
+      <w:r>
+        <w:rPr>
+          <w:rFonts w:hint="eastAsia"/>
+        </w:rPr>
+        <w:t xml:space="preserve"> there is</w:t>
+      </w:r>
+      <w:r>
+        <w:t xml:space="preserve"> ambiguity </w:t>
+      </w:r>
+      <w:r>
+        <w:rPr>
+          <w:rFonts w:hint="eastAsia"/>
+        </w:rPr>
+        <w:t>between horizontal and vertical displacement</w:t>
+      </w:r>
+    </w:p>
+    <w:p>
+      <w:pPr>
+        <w:rPr>
+          <w:noProof/>
+        </w:rPr>
+      </w:pPr>
+    </w:p>
     <w:p>
       <w:r>
         <w:rPr>
           <w:noProof/>
         </w:rPr>
         <w:drawing>
-          <wp:inline distT="0" distB="0" distL="0" distR="0" wp14:anchorId="3CBFCD1B" wp14:editId="252C46AC">
-            <wp:extent cx="5267960" cy="3888105"/>
-            <wp:effectExtent l="0" t="0" r="8890" b="0"/>
-            <wp:docPr id="1138472363" name="图片 1"/>
+          <wp:inline distT="0" distB="0" distL="0" distR="0" wp14:anchorId="48759787" wp14:editId="770161B9">
+            <wp:extent cx="5247640" cy="4472305"/>
+            <wp:effectExtent l="0" t="0" r="0" b="4445"/>
+            <wp:docPr id="165875380" name="图片 2"/>
             <wp:cNvGraphicFramePr>
               <a:graphicFrameLocks xmlns:a="http://schemas.openxmlformats.org/drawingml/2006/main" noChangeAspect="1"/>
             </wp:cNvGraphicFramePr>
@@ -762,93 +890,7 @@
               <a:graphicData uri="http://schemas.openxmlformats.org/drawingml/2006/picture">
                 <pic:pic xmlns:pic="http://schemas.openxmlformats.org/drawingml/2006/picture">
                   <pic:nvPicPr>
-                    <pic:cNvPr id="0" name="Picture 17"/>
-                    <pic:cNvPicPr>
-                      <a:picLocks noChangeAspect="1" noChangeArrowheads="1"/>
-                    </pic:cNvPicPr>
-                  </pic:nvPicPr>
-                  <pic:blipFill>
-                    <a:blip r:embed="rId9">
-                      <a:extLst>
-                        <a:ext uri="{28A0092B-C50C-407E-A947-70E740481C1C}">
-                          <a14:useLocalDpi xmlns:a14="http://schemas.microsoft.com/office/drawing/2010/main" val="0"/>
-                        </a:ext>
-                      </a:extLst>
-                    </a:blip>
-                    <a:srcRect/>
-                    <a:stretch>
-                      <a:fillRect/>
-                    </a:stretch>
-                  </pic:blipFill>
-                  <pic:spPr bwMode="auto">
-                    <a:xfrm>
-                      <a:off x="0" y="0"/>
-                      <a:ext cx="5267960" cy="3888105"/>
-                    </a:xfrm>
-                    <a:prstGeom prst="rect">
-                      <a:avLst/>
-                    </a:prstGeom>
-                    <a:noFill/>
-                    <a:ln>
-                      <a:noFill/>
-                    </a:ln>
-                  </pic:spPr>
-                </pic:pic>
-              </a:graphicData>
-            </a:graphic>
-          </wp:inline>
-        </w:drawing>
-      </w:r>
-    </w:p>
-    <w:p/>
-    <w:p>
-      <w:pPr>
-        <w:widowControl/>
-        <w:jc w:val="left"/>
-      </w:pPr>
-      <w:r>
-        <w:br w:type="page"/>
-      </w:r>
-    </w:p>
-    <w:p>
-      <w:pPr>
-        <w:rPr>
-          <w:b/>
-          <w:bCs/>
-        </w:rPr>
-      </w:pPr>
-      <w:r>
-        <w:rPr>
-          <w:b/>
-          <w:bCs/>
-        </w:rPr>
-        <w:lastRenderedPageBreak/>
-        <w:t>TO DO 4: Person-Dependent Classification Results</w:t>
-      </w:r>
-    </w:p>
-    <w:p>
-      <w:r>
-        <w:t>When the model is trained and tested on data from the same individual, performance is exceptionally strong. The person-dependent classifier achieves an overall accuracy of 95.4%. Most misclassifications are minor, and the confusion matrix shows that high-intensity activities such as Running and low-motion classes such as Stationary are recognized almost perfectly. The few errors that do occur typically involve subtle transitions, for example a small number of Walking-flat-surface windows being labeled as Stationary, Elevator-up, or Running. This level of accuracy confirms that the feature set captures the individual's movement patterns very well.</w:t>
-      </w:r>
-    </w:p>
-    <w:p>
-      <w:r>
-        <w:rPr>
-          <w:noProof/>
-        </w:rPr>
-        <w:drawing>
-          <wp:inline distT="0" distB="0" distL="0" distR="0" wp14:anchorId="09E59DB9" wp14:editId="1CEEDB7B">
-            <wp:extent cx="5247640" cy="4472305"/>
-            <wp:effectExtent l="0" t="0" r="0" b="4445"/>
-            <wp:docPr id="182343044" name="图片 3"/>
-            <wp:cNvGraphicFramePr>
-              <a:graphicFrameLocks xmlns:a="http://schemas.openxmlformats.org/drawingml/2006/main" noChangeAspect="1"/>
-            </wp:cNvGraphicFramePr>
-            <a:graphic xmlns:a="http://schemas.openxmlformats.org/drawingml/2006/main">
-              <a:graphicData uri="http://schemas.openxmlformats.org/drawingml/2006/picture">
-                <pic:pic xmlns:pic="http://schemas.openxmlformats.org/drawingml/2006/picture">
-                  <pic:nvPicPr>
-                    <pic:cNvPr id="0" name="Picture 21"/>
+                    <pic:cNvPr id="0" name="Picture 2"/>
                     <pic:cNvPicPr>
                       <a:picLocks noChangeAspect="1" noChangeArrowheads="1"/>
                     </pic:cNvPicPr>
@@ -887,93 +929,22 @@
       </w:r>
     </w:p>
     <w:p/>
-    <w:p/>
-    <w:p/>
-    <w:p>
-      <w:pPr>
-        <w:rPr>
-          <w:b/>
-          <w:bCs/>
-        </w:rPr>
-      </w:pPr>
-      <w:r>
-        <w:rPr>
-          <w:b/>
-          <w:bCs/>
-        </w:rPr>
-        <w:t>TO DO 5: Person-Independent Classification and Comparison</w:t>
-      </w:r>
-    </w:p>
-    <w:p>
-      <w:r>
-        <w:t>The person-independent model was trained on data from eight other subjects and tested on the target subject’s data. The resulting confusion matrix shows an overall accuracy of 93.8% (574 correct out of 612 samples).</w:t>
-      </w:r>
-    </w:p>
-    <w:p/>
-    <w:p>
-      <w:r>
-        <w:t>Stationary: Precision = 88.6%, Recall = 99.2%. One true stationary window is mislabeled as Elevator-up, and 15 Walking-flat-surface windows are incorrectly flagged as Stationary. This suggests that other subjects’ stationary patterns are slightly noisier, causing the model to misinterpret some low-variance walking segments.</w:t>
-      </w:r>
-    </w:p>
-    <w:p/>
-    <w:p>
-      <w:r>
-        <w:t>Walking-flat-surface: Precision = 94.3%, Recall = 84.7% (100/118 correct). Most of the 15 false negatives are labeled Stationary; two are Elevator-up and one is Running. Individual gait variability across subjects is the primary cause.</w:t>
-      </w:r>
-    </w:p>
-    <w:p/>
-    <w:p>
-      <w:r>
-        <w:t>Walking-up-stairs: Precision = 95.2%, Recall = 90.9% (60/66 correct). One sample is mislabeled as Walking-flat-surface, four as Elevator-up, and one as Elevator-down. The increased confusion with Elevator-up indicates that stair-climbing pressure slopes vary more across individuals than elevator movement does.</w:t>
-      </w:r>
-    </w:p>
-    <w:p/>
-    <w:p>
-      <w:r>
-        <w:t>Walking-down-stairs: Precision = 95.7%, Recall = 97.1% (66/68 correct). Only two misclassifications occur: one as Walking-flat-surface and one as Elevator-down. Downward stair motion appears to be the most consistent across subjects.</w:t>
-      </w:r>
-    </w:p>
-    <w:p/>
-    <w:p>
-      <w:r>
-        <w:t>Elevator-up: Precision = 88.4%, Recall = 95.3% (61/64 correct). The lower precision reflects individual differences in elevator speed and building pressure characteristics.</w:t>
-      </w:r>
-    </w:p>
-    <w:p/>
-    <w:p>
-      <w:r>
-        <w:t>Running: Precision = 98.1%, Recall = 97.2% (105/108 correct). Running biomechanics remain highly consistent across different people.</w:t>
-      </w:r>
-    </w:p>
-    <w:p/>
-    <w:p>
-      <w:r>
-        <w:t>Elevator-down: Precision = 98.5% (the highest of all), Recall = 92.9% (65/70 correct). The pressure signature for descending elevators is very reliable, with only a handful of samples confused with Walking-down-stairs or Elevator-up.</w:t>
-      </w:r>
-    </w:p>
-    <w:p/>
-    <w:p>
-      <w:r>
-        <w:t>Comparing the two approaches, the person-dependent model outperforms the person-independent one by 1.6 percentage points in overall accuracy (95.4% vs. 93.8%). The largest degradation occurs for Walking-flat-surface (recall drops by 5.1 points), primarily due to confusion with Stationary. This highlights that gait patterns are inherently subject-specific. Stationary and Running remain the most robust across individuals, whereas activities involving subtle transitions—especially flat walking and elevator ascent—show greater sensitivity to inter-subject variability.</w:t>
-      </w:r>
-    </w:p>
-    <w:p/>
-    <w:p>
-      <w:r>
-        <w:t>A notable physical limitation emerges in the vertical-movement categories: six instances of Walking-up-stairs are predicted as Elevator-up. This confusion suggests that the current feature set relies too heavily on gross acceleration variance, which is low both in elevators and during the brief pauses between stair steps. This observation motivates the feature-engineering work presented in TO DO 7.</w:t>
-      </w:r>
-    </w:p>
-    <w:p>
+    <w:p>
+      <w:pPr>
+        <w:rPr>
+          <w:rFonts w:hint="eastAsia"/>
+        </w:rPr>
+      </w:pPr>
       <w:r>
         <w:rPr>
           <w:noProof/>
         </w:rPr>
         <w:lastRenderedPageBreak/>
         <w:drawing>
-          <wp:inline distT="0" distB="0" distL="0" distR="0" wp14:anchorId="67C24304" wp14:editId="7EDC58A0">
-            <wp:extent cx="5247640" cy="4472305"/>
-            <wp:effectExtent l="0" t="0" r="0" b="4445"/>
-            <wp:docPr id="1171890492" name="图片 4"/>
+          <wp:inline distT="0" distB="0" distL="0" distR="0" wp14:anchorId="09A58E8C" wp14:editId="463220D6">
+            <wp:extent cx="5236210" cy="4918075"/>
+            <wp:effectExtent l="0" t="0" r="2540" b="0"/>
+            <wp:docPr id="324254831" name="图片 1"/>
             <wp:cNvGraphicFramePr>
               <a:graphicFrameLocks xmlns:a="http://schemas.openxmlformats.org/drawingml/2006/main" noChangeAspect="1"/>
             </wp:cNvGraphicFramePr>
@@ -981,13 +952,354 @@
               <a:graphicData uri="http://schemas.openxmlformats.org/drawingml/2006/picture">
                 <pic:pic xmlns:pic="http://schemas.openxmlformats.org/drawingml/2006/picture">
                   <pic:nvPicPr>
-                    <pic:cNvPr id="0" name="Picture 23"/>
+                    <pic:cNvPr id="0" name="Picture 1"/>
                     <pic:cNvPicPr>
                       <a:picLocks noChangeAspect="1" noChangeArrowheads="1"/>
                     </pic:cNvPicPr>
                   </pic:nvPicPr>
                   <pic:blipFill>
                     <a:blip r:embed="rId11">
+                      <a:extLst>
+                        <a:ext uri="{28A0092B-C50C-407E-A947-70E740481C1C}">
+                          <a14:useLocalDpi xmlns:a14="http://schemas.microsoft.com/office/drawing/2010/main" val="0"/>
+                        </a:ext>
+                      </a:extLst>
+                    </a:blip>
+                    <a:srcRect/>
+                    <a:stretch>
+                      <a:fillRect/>
+                    </a:stretch>
+                  </pic:blipFill>
+                  <pic:spPr bwMode="auto">
+                    <a:xfrm>
+                      <a:off x="0" y="0"/>
+                      <a:ext cx="5236210" cy="4918075"/>
+                    </a:xfrm>
+                    <a:prstGeom prst="rect">
+                      <a:avLst/>
+                    </a:prstGeom>
+                    <a:noFill/>
+                    <a:ln>
+                      <a:noFill/>
+                    </a:ln>
+                  </pic:spPr>
+                </pic:pic>
+              </a:graphicData>
+            </a:graphic>
+          </wp:inline>
+        </w:drawing>
+      </w:r>
+    </w:p>
+    <w:p/>
+    <w:p/>
+    <w:p>
+      <w:pPr>
+        <w:rPr>
+          <w:b/>
+          <w:bCs/>
+        </w:rPr>
+      </w:pPr>
+      <w:r>
+        <w:rPr>
+          <w:b/>
+          <w:bCs/>
+        </w:rPr>
+        <w:t>TO DO 5: Person-Independent Classification and Comparison</w:t>
+      </w:r>
+    </w:p>
+    <w:p>
+      <w:pPr>
+        <w:rPr>
+          <w:noProof/>
+        </w:rPr>
+      </w:pPr>
+      <w:bookmarkStart w:id="0" w:name="OLE_LINK1"/>
+      <w:r>
+        <w:rPr>
+          <w:noProof/>
+        </w:rPr>
+        <w:t>When the classifier is trained on data from other individuals and tested on the user's own data, overall accuracy falls to 88.4%, roughly three percentage points lower than the person</w:t>
+      </w:r>
+      <w:r>
+        <w:rPr>
+          <w:noProof/>
+        </w:rPr>
+        <w:noBreakHyphen/>
+        <w:t xml:space="preserve">dependent model. This gap underscores the challenge of generalising activity patterns across users. Even so, the confusion matrix shows that several activities remain reliably recognised. Stationary achieves the highest recall </w:t>
+      </w:r>
+      <w:r>
+        <w:rPr>
+          <w:rFonts w:hint="eastAsia"/>
+          <w:noProof/>
+        </w:rPr>
+        <w:t xml:space="preserve">which is </w:t>
+      </w:r>
+      <w:r>
+        <w:rPr>
+          <w:noProof/>
+        </w:rPr>
+        <w:t>98.3%, but its precision of 85.9% indicates that particularly Elevator</w:t>
+      </w:r>
+      <w:r>
+        <w:rPr>
+          <w:noProof/>
+        </w:rPr>
+        <w:noBreakHyphen/>
+        <w:t>up and Walking</w:t>
+      </w:r>
+      <w:r>
+        <w:rPr>
+          <w:noProof/>
+        </w:rPr>
+        <w:noBreakHyphen/>
+        <w:t>flat</w:t>
+      </w:r>
+      <w:r>
+        <w:rPr>
+          <w:noProof/>
+        </w:rPr>
+        <w:noBreakHyphen/>
+        <w:t>surfac</w:t>
+      </w:r>
+      <w:r>
+        <w:rPr>
+          <w:rFonts w:hint="eastAsia"/>
+          <w:noProof/>
+        </w:rPr>
+        <w:t xml:space="preserve"> </w:t>
+      </w:r>
+      <w:r>
+        <w:rPr>
+          <w:noProof/>
+        </w:rPr>
+        <w:t>are occasionally mislabelled as Stationary. Both Elevator</w:t>
+      </w:r>
+      <w:r>
+        <w:rPr>
+          <w:noProof/>
+        </w:rPr>
+        <w:noBreakHyphen/>
+        <w:t>up and Elevator</w:t>
+      </w:r>
+      <w:r>
+        <w:rPr>
+          <w:noProof/>
+        </w:rPr>
+        <w:noBreakHyphen/>
+        <w:t>down are classified with precision and recall above 94%, and Walking</w:t>
+      </w:r>
+      <w:r>
+        <w:rPr>
+          <w:noProof/>
+        </w:rPr>
+        <w:noBreakHyphen/>
+        <w:t>down</w:t>
+      </w:r>
+      <w:r>
+        <w:rPr>
+          <w:noProof/>
+        </w:rPr>
+        <w:noBreakHyphen/>
+        <w:t>stairs retains a recall of 95.6% with a precision of 91.6%.</w:t>
+      </w:r>
+    </w:p>
+    <w:p>
+      <w:pPr>
+        <w:rPr>
+          <w:noProof/>
+        </w:rPr>
+      </w:pPr>
+      <w:r>
+        <w:rPr>
+          <w:noProof/>
+        </w:rPr>
+        <w:t>The most notable difficulties appear in Walking</w:t>
+      </w:r>
+      <w:r>
+        <w:rPr>
+          <w:noProof/>
+        </w:rPr>
+        <w:noBreakHyphen/>
+        <w:t>flat</w:t>
+      </w:r>
+      <w:r>
+        <w:rPr>
+          <w:noProof/>
+        </w:rPr>
+        <w:noBreakHyphen/>
+        <w:t>surface and Running. Walking</w:t>
+      </w:r>
+      <w:r>
+        <w:rPr>
+          <w:noProof/>
+        </w:rPr>
+        <w:noBreakHyphen/>
+        <w:t>flat</w:t>
+      </w:r>
+      <w:r>
+        <w:rPr>
+          <w:noProof/>
+        </w:rPr>
+        <w:noBreakHyphen/>
+        <w:t>surface reaches a recall of only 81.4%, with 16 of its windows misclassified as Stationary, suggesting that when the classifier is trained across users it finds it hard to separate gentle, level motion from stillness. Running, despite a high precision of 98.7%, sees its recall drop sharply to 70.8%: 23 Running windows are mislabelled as Walking</w:t>
+      </w:r>
+      <w:r>
+        <w:rPr>
+          <w:noProof/>
+        </w:rPr>
+        <w:noBreakHyphen/>
+        <w:t>flat</w:t>
+      </w:r>
+      <w:r>
+        <w:rPr>
+          <w:noProof/>
+        </w:rPr>
+        <w:noBreakHyphen/>
+        <w:t>surface and 7 as Walking</w:t>
+      </w:r>
+      <w:r>
+        <w:rPr>
+          <w:noProof/>
+        </w:rPr>
+        <w:noBreakHyphen/>
+        <w:t>up</w:t>
+      </w:r>
+      <w:r>
+        <w:rPr>
+          <w:noProof/>
+        </w:rPr>
+        <w:noBreakHyphen/>
+        <w:t>stairs, indicating that inter</w:t>
+      </w:r>
+      <w:r>
+        <w:rPr>
+          <w:noProof/>
+        </w:rPr>
+        <w:noBreakHyphen/>
+        <w:t>user variability in running gait causes the classifier to mistake running for lower</w:t>
+      </w:r>
+      <w:r>
+        <w:rPr>
+          <w:noProof/>
+        </w:rPr>
+        <w:noBreakHyphen/>
+        <w:t>intensity movement. Walking</w:t>
+      </w:r>
+      <w:r>
+        <w:rPr>
+          <w:noProof/>
+        </w:rPr>
+        <w:noBreakHyphen/>
+        <w:t>up</w:t>
+      </w:r>
+      <w:r>
+        <w:rPr>
+          <w:noProof/>
+        </w:rPr>
+        <w:noBreakHyphen/>
+        <w:t xml:space="preserve">stairs also exhibits reduced </w:t>
+      </w:r>
+      <w:r>
+        <w:rPr>
+          <w:noProof/>
+        </w:rPr>
+        <w:lastRenderedPageBreak/>
+        <w:t xml:space="preserve">precision </w:t>
+      </w:r>
+      <w:r>
+        <w:rPr>
+          <w:rFonts w:hint="eastAsia"/>
+          <w:noProof/>
+        </w:rPr>
+        <w:t xml:space="preserve">which is </w:t>
+      </w:r>
+      <w:r>
+        <w:rPr>
+          <w:noProof/>
+        </w:rPr>
+        <w:t>66.7%, driven by confusion with Walking</w:t>
+      </w:r>
+      <w:r>
+        <w:rPr>
+          <w:noProof/>
+        </w:rPr>
+        <w:noBreakHyphen/>
+        <w:t>flat</w:t>
+      </w:r>
+      <w:r>
+        <w:rPr>
+          <w:noProof/>
+        </w:rPr>
+        <w:noBreakHyphen/>
+        <w:t>surface and Running. Together, these error patterns suggest that while gross acceleration features are individually discriminative, they remain sensitive to personal gait differences, and that the model would benefit from supplementary cues that help distinguish running from brisk walking. The contrast between the person</w:t>
+      </w:r>
+      <w:r>
+        <w:rPr>
+          <w:noProof/>
+        </w:rPr>
+        <w:noBreakHyphen/>
+        <w:t>dependent and person</w:t>
+      </w:r>
+      <w:r>
+        <w:rPr>
+          <w:noProof/>
+        </w:rPr>
+        <w:noBreakHyphen/>
+        <w:t>independent results thus motivates the feature</w:t>
+      </w:r>
+      <w:r>
+        <w:rPr>
+          <w:noProof/>
+        </w:rPr>
+        <w:noBreakHyphen/>
+        <w:t xml:space="preserve">engineering exploration carried out in </w:t>
+      </w:r>
+      <w:r>
+        <w:rPr>
+          <w:rFonts w:hint="eastAsia"/>
+          <w:noProof/>
+        </w:rPr>
+        <w:t>to do</w:t>
+      </w:r>
+      <w:r>
+        <w:rPr>
+          <w:noProof/>
+        </w:rPr>
+        <w:t>7.</w:t>
+      </w:r>
+    </w:p>
+    <w:bookmarkEnd w:id="0"/>
+    <w:p>
+      <w:pPr>
+        <w:rPr>
+          <w:noProof/>
+        </w:rPr>
+      </w:pPr>
+    </w:p>
+    <w:p>
+      <w:r>
+        <w:rPr>
+          <w:noProof/>
+        </w:rPr>
+        <w:drawing>
+          <wp:inline distT="0" distB="0" distL="0" distR="0" wp14:anchorId="6127A51F" wp14:editId="17EA4271">
+            <wp:extent cx="5247640" cy="4472305"/>
+            <wp:effectExtent l="0" t="0" r="0" b="4445"/>
+            <wp:docPr id="678404669" name="图片 3"/>
+            <wp:cNvGraphicFramePr>
+              <a:graphicFrameLocks xmlns:a="http://schemas.openxmlformats.org/drawingml/2006/main" noChangeAspect="1"/>
+            </wp:cNvGraphicFramePr>
+            <a:graphic xmlns:a="http://schemas.openxmlformats.org/drawingml/2006/main">
+              <a:graphicData uri="http://schemas.openxmlformats.org/drawingml/2006/picture">
+                <pic:pic xmlns:pic="http://schemas.openxmlformats.org/drawingml/2006/picture">
+                  <pic:nvPicPr>
+                    <pic:cNvPr id="0" name="Picture 3"/>
+                    <pic:cNvPicPr>
+                      <a:picLocks noChangeAspect="1" noChangeArrowheads="1"/>
+                    </pic:cNvPicPr>
+                  </pic:nvPicPr>
+                  <pic:blipFill>
+                    <a:blip r:embed="rId12">
                       <a:extLst>
                         <a:ext uri="{28A0092B-C50C-407E-A947-70E740481C1C}">
                           <a14:useLocalDpi xmlns:a14="http://schemas.microsoft.com/office/drawing/2010/main" val="0"/>
@@ -1021,6 +1333,63 @@
     </w:p>
     <w:p/>
     <w:p>
+      <w:r>
+        <w:rPr>
+          <w:noProof/>
+        </w:rPr>
+        <w:lastRenderedPageBreak/>
+        <w:drawing>
+          <wp:inline distT="0" distB="0" distL="0" distR="0" wp14:anchorId="66A18642" wp14:editId="1CAF6C6A">
+            <wp:extent cx="5274310" cy="4748530"/>
+            <wp:effectExtent l="0" t="0" r="2540" b="0"/>
+            <wp:docPr id="1148347671" name="图片 4"/>
+            <wp:cNvGraphicFramePr>
+              <a:graphicFrameLocks xmlns:a="http://schemas.openxmlformats.org/drawingml/2006/main" noChangeAspect="1"/>
+            </wp:cNvGraphicFramePr>
+            <a:graphic xmlns:a="http://schemas.openxmlformats.org/drawingml/2006/main">
+              <a:graphicData uri="http://schemas.openxmlformats.org/drawingml/2006/picture">
+                <pic:pic xmlns:pic="http://schemas.openxmlformats.org/drawingml/2006/picture">
+                  <pic:nvPicPr>
+                    <pic:cNvPr id="0" name="Picture 4"/>
+                    <pic:cNvPicPr>
+                      <a:picLocks noChangeAspect="1" noChangeArrowheads="1"/>
+                    </pic:cNvPicPr>
+                  </pic:nvPicPr>
+                  <pic:blipFill>
+                    <a:blip r:embed="rId13">
+                      <a:extLst>
+                        <a:ext uri="{28A0092B-C50C-407E-A947-70E740481C1C}">
+                          <a14:useLocalDpi xmlns:a14="http://schemas.microsoft.com/office/drawing/2010/main" val="0"/>
+                        </a:ext>
+                      </a:extLst>
+                    </a:blip>
+                    <a:srcRect/>
+                    <a:stretch>
+                      <a:fillRect/>
+                    </a:stretch>
+                  </pic:blipFill>
+                  <pic:spPr bwMode="auto">
+                    <a:xfrm>
+                      <a:off x="0" y="0"/>
+                      <a:ext cx="5274310" cy="4748530"/>
+                    </a:xfrm>
+                    <a:prstGeom prst="rect">
+                      <a:avLst/>
+                    </a:prstGeom>
+                    <a:noFill/>
+                    <a:ln>
+                      <a:noFill/>
+                    </a:ln>
+                  </pic:spPr>
+                </pic:pic>
+              </a:graphicData>
+            </a:graphic>
+          </wp:inline>
+        </w:drawing>
+      </w:r>
+    </w:p>
+    <w:p/>
+    <w:p>
       <w:pPr>
         <w:rPr>
           <w:b/>
@@ -1035,166 +1404,225 @@
         <w:t>TO DO 6: Important Feature Analysis</w:t>
       </w:r>
     </w:p>
+    <w:p>
+      <w:r>
+        <w:t xml:space="preserve">The feature extraction stage computes fourteen distinct quantities from the raw sensor data. A decision tree classifier was trained on the whole set, and the resulting feature importances are </w:t>
+      </w:r>
+      <w:proofErr w:type="spellStart"/>
+      <w:r>
+        <w:t>summarised</w:t>
+      </w:r>
+      <w:proofErr w:type="spellEnd"/>
+      <w:r>
+        <w:t xml:space="preserve"> in the accompanying bar chart. Barometric pressure slope dominates with an importance of 0.48, followed by accelerometer variance at 0.22 and accelerometer mean at 0.19. The remaining eleven features, most of which are frequency</w:t>
+      </w:r>
+      <w:r>
+        <w:noBreakHyphen/>
+        <w:t>band energies, each contribute less than 0.03, and several fall below 0.02. This ranking makes strong physical sense. Barometric slope directly encodes vertical direction and speed, which is critical for telling apart ascending activities such as stair climbing and elevator up from descending ones. Accelerometer variance captures the intensity of motion: static postures produce near</w:t>
+      </w:r>
+      <w:r>
+        <w:noBreakHyphen/>
+        <w:t>zero variance, walking generates moderate values, and running yields a large spread with high medians. The accelerometer mean offers a coarse but still useful summary of the general acceleration level and helps to reinforce the variance information.</w:t>
+      </w:r>
+    </w:p>
+    <w:p>
+      <w:r>
+        <w:t>To verify how well these three leading features separate the activity classes, box plots of accelerometer variance and barometric pressure slope were constructed across all seven activities and are presented in Figures 6a and 6b. In the variance plot, stationary phases and elevator rides cluster tightly at the very bottom of the scale, whereas walking</w:t>
+      </w:r>
+      <w:r>
+        <w:noBreakHyphen/>
+        <w:t>on</w:t>
+      </w:r>
+      <w:r>
+        <w:noBreakHyphen/>
+        <w:t>flat</w:t>
+      </w:r>
+      <w:r>
+        <w:noBreakHyphen/>
+        <w:t>surface and stair walking show noticeably higher medians and wider inter</w:t>
+      </w:r>
+      <w:r>
+        <w:noBreakHyphen/>
+        <w:t xml:space="preserve">quartile ranges. Running stands out with a median variance more than an order of magnitude above the walking </w:t>
+      </w:r>
+      <w:r>
+        <w:lastRenderedPageBreak/>
+        <w:t>classes, and its large whisker spread reflects the highly variable impact forces during a run. The barometric slope box plot reveals a clear sign</w:t>
+      </w:r>
+      <w:r>
+        <w:noBreakHyphen/>
+        <w:t>based separation: ascending movements give negative slopes with medians around –2 to –3 mbar</w:t>
+      </w:r>
+      <w:r>
+        <w:rPr>
+          <w:rFonts w:ascii="Times New Roman" w:hAnsi="Times New Roman" w:cs="Times New Roman"/>
+        </w:rPr>
+        <w:t> </w:t>
+      </w:r>
+      <w:r>
+        <w:t>s</w:t>
+      </w:r>
+      <w:r>
+        <w:rPr>
+          <w:rFonts w:ascii="Cambria Math" w:hAnsi="Cambria Math" w:cs="Cambria Math"/>
+        </w:rPr>
+        <w:t>⁻</w:t>
+      </w:r>
+      <w:r>
+        <w:rPr>
+          <w:rFonts w:ascii="等线" w:eastAsia="等线" w:hAnsi="等线" w:cs="等线" w:hint="eastAsia"/>
+        </w:rPr>
+        <w:t>¹</w:t>
+      </w:r>
+      <w:r>
+        <w:t>, descending movements yield positive slopes of similar magnitude, and all horizontal or stationary activities are tightly gathered around zero. This clean division confirms why the model assigns barometric slope the highest importance.</w:t>
+      </w:r>
+    </w:p>
+    <w:p>
+      <w:r>
+        <w:t>The frequency</w:t>
+      </w:r>
+      <w:r>
+        <w:noBreakHyphen/>
+        <w:t>domain features, although individually weak, collectively capture the different movement rhythms. Walking transfers most signal energy into the 1–2 Hz band, while running shifts the dominant energy into a higher range near 2.5–3 Hz. Their low importance values suggest, however, that in this dataset the simple time</w:t>
+      </w:r>
+      <w:r>
+        <w:noBreakHyphen/>
+        <w:t>domain statistics and the pressure</w:t>
+      </w:r>
+      <w:r>
+        <w:noBreakHyphen/>
+        <w:t>derived slope already provide very strong discriminations, leaving the spectral features to add only marginal refinement.</w:t>
+      </w:r>
+    </w:p>
+    <w:p>
+      <w:r>
+        <w:t xml:space="preserve">My data were collected with the phone held in a trouser pocket, which may have slightly dampened horizontal accelerations but preserved vertical dynamics well, further </w:t>
+      </w:r>
+      <w:r>
+        <w:t>favoring</w:t>
+      </w:r>
+      <w:r>
+        <w:t xml:space="preserve"> the barometric slope and accelerometer variance. Overall, the feature importance analysis demonstrates that vertical motion cues and gross acceleration statistics are the primary drivers of successful activity recognition, a conclusion fully supported by the plotted distributions.</w:t>
+      </w:r>
+    </w:p>
     <w:p/>
-    <w:p>
-      <w:r>
-        <w:t>The feature</w:t>
-      </w:r>
-      <w:r>
-        <w:noBreakHyphen/>
-        <w:t>extraction pipeline computes 14 distinct quantities: mean and variance of accelerometer magnitude, barometric</w:t>
-      </w:r>
-      <w:r>
-        <w:noBreakHyphen/>
-        <w:t>pressure slope, signal energy across four frequency bands (0–2.5</w:t>
-      </w:r>
-      <w:r>
-        <w:rPr>
-          <w:rFonts w:ascii="Times New Roman" w:hAnsi="Times New Roman" w:cs="Times New Roman"/>
-        </w:rPr>
-        <w:t> </w:t>
-      </w:r>
-      <w:r>
-        <w:t>Hz, 2.5</w:t>
-      </w:r>
-      <w:r>
-        <w:rPr>
-          <w:rFonts w:ascii="等线" w:eastAsia="等线" w:hAnsi="等线" w:cs="等线" w:hint="eastAsia"/>
-        </w:rPr>
-        <w:t>–</w:t>
-      </w:r>
-      <w:r>
-        <w:t>5</w:t>
-      </w:r>
-      <w:r>
-        <w:rPr>
-          <w:rFonts w:ascii="Times New Roman" w:hAnsi="Times New Roman" w:cs="Times New Roman"/>
-        </w:rPr>
-        <w:t> </w:t>
-      </w:r>
-      <w:r>
-        <w:t>Hz, 5</w:t>
-      </w:r>
-      <w:r>
-        <w:rPr>
-          <w:rFonts w:ascii="等线" w:eastAsia="等线" w:hAnsi="等线" w:cs="等线" w:hint="eastAsia"/>
-        </w:rPr>
-        <w:t>–</w:t>
-      </w:r>
-      <w:r>
-        <w:t>7.5</w:t>
-      </w:r>
-      <w:r>
-        <w:rPr>
-          <w:rFonts w:ascii="Times New Roman" w:hAnsi="Times New Roman" w:cs="Times New Roman"/>
-        </w:rPr>
-        <w:t> </w:t>
-      </w:r>
-      <w:r>
-        <w:t>Hz, 7.5</w:t>
-      </w:r>
-      <w:r>
-        <w:rPr>
-          <w:rFonts w:ascii="等线" w:eastAsia="等线" w:hAnsi="等线" w:cs="等线" w:hint="eastAsia"/>
-        </w:rPr>
-        <w:t>–</w:t>
-      </w:r>
-      <w:r>
-        <w:t>10</w:t>
-      </w:r>
-      <w:r>
-        <w:rPr>
-          <w:rFonts w:ascii="Times New Roman" w:hAnsi="Times New Roman" w:cs="Times New Roman"/>
-        </w:rPr>
-        <w:t> </w:t>
-      </w:r>
-      <w:r>
-        <w:t>Hz), and several higher</w:t>
-      </w:r>
-      <w:r>
-        <w:noBreakHyphen/>
-        <w:t>order statistical moments.</w:t>
-      </w:r>
-    </w:p>
-    <w:p>
-      <w:r>
-        <w:t>Feature selection using the </w:t>
-      </w:r>
-      <w:r>
-        <w:rPr>
-          <w:i/>
-          <w:iCs/>
-        </w:rPr>
-        <w:t>Select Best</w:t>
-      </w:r>
-      <w:r>
-        <w:t> method with the chi</w:t>
-      </w:r>
-      <w:r>
-        <w:noBreakHyphen/>
-        <w:t>squared statistic identifies the most discriminative subset. The top</w:t>
-      </w:r>
-      <w:r>
-        <w:noBreakHyphen/>
-        <w:t>ranked features are: variance of accelerometer magnitude, slope of barometric pressure, and energy in the 0–2.5</w:t>
-      </w:r>
-      <w:r>
-        <w:rPr>
-          <w:rFonts w:ascii="Times New Roman" w:hAnsi="Times New Roman" w:cs="Times New Roman"/>
-        </w:rPr>
-        <w:t> </w:t>
-      </w:r>
-      <w:r>
-        <w:t>Hz band. These receive the highest selection scores. In contrast, features such as mean accelerometer magnitude and high</w:t>
-      </w:r>
-      <w:r>
-        <w:noBreakHyphen/>
-        <w:t>frequency energy (&gt;7.5</w:t>
-      </w:r>
-      <w:r>
-        <w:rPr>
-          <w:rFonts w:ascii="Times New Roman" w:hAnsi="Times New Roman" w:cs="Times New Roman"/>
-        </w:rPr>
-        <w:t> </w:t>
-      </w:r>
-      <w:r>
-        <w:t>Hz) contribute comparatively little to classification performance.</w:t>
-      </w:r>
-    </w:p>
-    <w:p>
-      <w:r>
-        <w:t xml:space="preserve">The importance of variance is physically intuitive: it directly measures motion intensity. Running yields large variance, walking moderate variance, and stationary/elevator </w:t>
-      </w:r>
-      <w:r>
-        <w:t>behaviors</w:t>
-      </w:r>
-      <w:r>
-        <w:t xml:space="preserve"> near</w:t>
-      </w:r>
-      <w:r>
-        <w:noBreakHyphen/>
-        <w:t>zero variance. Barometric</w:t>
-      </w:r>
-      <w:r>
-        <w:noBreakHyphen/>
-        <w:t>pressure slope is critical because it captures vertical displacement—information that accelerometer</w:t>
-      </w:r>
-      <w:r>
-        <w:noBreakHyphen/>
-        <w:t>based features cannot reliably provide on their own. The low</w:t>
-      </w:r>
-      <w:r>
-        <w:noBreakHyphen/>
-        <w:t>frequency energy band (0–2.5</w:t>
-      </w:r>
-      <w:r>
-        <w:rPr>
-          <w:rFonts w:ascii="Times New Roman" w:hAnsi="Times New Roman" w:cs="Times New Roman"/>
-        </w:rPr>
-        <w:t> </w:t>
-      </w:r>
-      <w:r>
-        <w:t>Hz) encodes gait periodicity, helping to distinguish rhythmic walking from arrhythmic stationary phases and to separate walking from running based on step frequency.</w:t>
+    <w:p/>
+    <w:p>
+      <w:r>
+        <w:rPr>
+          <w:noProof/>
+        </w:rPr>
+        <w:drawing>
+          <wp:inline distT="0" distB="0" distL="0" distR="0" wp14:anchorId="42901854" wp14:editId="3C6DA6FF">
+            <wp:extent cx="5274310" cy="3175635"/>
+            <wp:effectExtent l="0" t="0" r="2540" b="5715"/>
+            <wp:docPr id="1132978690" name="图片 1"/>
+            <wp:cNvGraphicFramePr>
+              <a:graphicFrameLocks xmlns:a="http://schemas.openxmlformats.org/drawingml/2006/main" noChangeAspect="1"/>
+            </wp:cNvGraphicFramePr>
+            <a:graphic xmlns:a="http://schemas.openxmlformats.org/drawingml/2006/main">
+              <a:graphicData uri="http://schemas.openxmlformats.org/drawingml/2006/picture">
+                <pic:pic xmlns:pic="http://schemas.openxmlformats.org/drawingml/2006/picture">
+                  <pic:nvPicPr>
+                    <pic:cNvPr id="0" name="Picture 1"/>
+                    <pic:cNvPicPr>
+                      <a:picLocks noChangeAspect="1" noChangeArrowheads="1"/>
+                    </pic:cNvPicPr>
+                  </pic:nvPicPr>
+                  <pic:blipFill>
+                    <a:blip r:embed="rId14">
+                      <a:extLst>
+                        <a:ext uri="{28A0092B-C50C-407E-A947-70E740481C1C}">
+                          <a14:useLocalDpi xmlns:a14="http://schemas.microsoft.com/office/drawing/2010/main" val="0"/>
+                        </a:ext>
+                      </a:extLst>
+                    </a:blip>
+                    <a:srcRect/>
+                    <a:stretch>
+                      <a:fillRect/>
+                    </a:stretch>
+                  </pic:blipFill>
+                  <pic:spPr bwMode="auto">
+                    <a:xfrm>
+                      <a:off x="0" y="0"/>
+                      <a:ext cx="5274310" cy="3175635"/>
+                    </a:xfrm>
+                    <a:prstGeom prst="rect">
+                      <a:avLst/>
+                    </a:prstGeom>
+                    <a:noFill/>
+                    <a:ln>
+                      <a:noFill/>
+                    </a:ln>
+                  </pic:spPr>
+                </pic:pic>
+              </a:graphicData>
+            </a:graphic>
+          </wp:inline>
+        </w:drawing>
+      </w:r>
+    </w:p>
+    <w:p/>
+    <w:p>
+      <w:pPr>
+        <w:rPr>
+          <w:rFonts w:hint="eastAsia"/>
+        </w:rPr>
+      </w:pPr>
+      <w:r>
+        <w:rPr>
+          <w:noProof/>
+        </w:rPr>
+        <w:lastRenderedPageBreak/>
+        <w:drawing>
+          <wp:inline distT="0" distB="0" distL="0" distR="0" wp14:anchorId="4A5E4210" wp14:editId="705051C0">
+            <wp:extent cx="5274310" cy="3755390"/>
+            <wp:effectExtent l="0" t="0" r="2540" b="0"/>
+            <wp:docPr id="203555327" name="图片 6"/>
+            <wp:cNvGraphicFramePr>
+              <a:graphicFrameLocks xmlns:a="http://schemas.openxmlformats.org/drawingml/2006/main" noChangeAspect="1"/>
+            </wp:cNvGraphicFramePr>
+            <a:graphic xmlns:a="http://schemas.openxmlformats.org/drawingml/2006/main">
+              <a:graphicData uri="http://schemas.openxmlformats.org/drawingml/2006/picture">
+                <pic:pic xmlns:pic="http://schemas.openxmlformats.org/drawingml/2006/picture">
+                  <pic:nvPicPr>
+                    <pic:cNvPr id="0" name="Picture 6"/>
+                    <pic:cNvPicPr>
+                      <a:picLocks noChangeAspect="1" noChangeArrowheads="1"/>
+                    </pic:cNvPicPr>
+                  </pic:nvPicPr>
+                  <pic:blipFill>
+                    <a:blip r:embed="rId15" cstate="print">
+                      <a:extLst>
+                        <a:ext uri="{28A0092B-C50C-407E-A947-70E740481C1C}">
+                          <a14:useLocalDpi xmlns:a14="http://schemas.microsoft.com/office/drawing/2010/main" val="0"/>
+                        </a:ext>
+                      </a:extLst>
+                    </a:blip>
+                    <a:srcRect/>
+                    <a:stretch>
+                      <a:fillRect/>
+                    </a:stretch>
+                  </pic:blipFill>
+                  <pic:spPr bwMode="auto">
+                    <a:xfrm>
+                      <a:off x="0" y="0"/>
+                      <a:ext cx="5274310" cy="3755390"/>
+                    </a:xfrm>
+                    <a:prstGeom prst="rect">
+                      <a:avLst/>
+                    </a:prstGeom>
+                    <a:noFill/>
+                    <a:ln>
+                      <a:noFill/>
+                    </a:ln>
+                  </pic:spPr>
+                </pic:pic>
+              </a:graphicData>
+            </a:graphic>
+          </wp:inline>
+        </w:drawing>
       </w:r>
     </w:p>
     <w:p/>
@@ -1223,53 +1651,53 @@
     </w:p>
     <w:p>
       <w:r>
+        <w:t>Physical Motivation: From Acceleration to Jerk</w:t>
+      </w:r>
+    </w:p>
+    <w:p/>
+    <w:p>
+      <w:r>
+        <w:rPr>
+          <w:rFonts w:hint="eastAsia"/>
+        </w:rPr>
+        <w:t>Newtonian kinematics principle based on physics F = ma</w:t>
+      </w:r>
+      <w:r>
+        <w:rPr>
+          <w:rFonts w:hint="eastAsia"/>
+        </w:rPr>
+        <w:t xml:space="preserve">, </w:t>
+      </w:r>
+      <w:r>
+        <w:t>the phone’s measured acceleration reflects the net force acting on it. At rest, the net acceleration is approximately zero after gravity compensation. During walking, stair climbing, running, and elevator motion, the acceleration time series exhibits different temporal slopes and jerk patterns. These differences motivate feature engineering based on axis-wise acceleration slopes, barometric pressure slope, and FFT band energy.</w:t>
+      </w:r>
+    </w:p>
+    <w:p/>
+    <w:p>
+      <w:r>
+        <w:t>Feature Reconstruction Strategy</w:t>
+      </w:r>
+    </w:p>
+    <w:p>
+      <w:r>
+        <w:t>According to Newton’s second law, the phone’s measured acceleration reflects the net force acting on it. At rest, the net acceleration is approximately zero after gravity compensation. During walking, stair climbing, running, and elevator motion, the acceleration time series exhibits different temporal slopes and jerk patterns. These differences motivate feature engineering based on axis-wise acceleration slopes, barometric pressure slope, and FFT band energy.</w:t>
+      </w:r>
+    </w:p>
+    <w:p/>
+    <w:p>
+      <w:r>
+        <w:t>Feature Reconstruction Strategy</w:t>
+      </w:r>
+    </w:p>
+    <w:p/>
+    <w:p>
+      <w:r>
+        <w:t>Slope of acceleration in three axes: Instead of relying only on magnitude statistics, the discrete-time derivative of each accelerometer axis is computed. This allows the model to capture directional changes in motion.</w:t>
+      </w:r>
+    </w:p>
+    <w:p>
+      <w:r>
         <w:lastRenderedPageBreak/>
-        <w:t>Physical Motivation: From Acceleration to Jerk</w:t>
-      </w:r>
-    </w:p>
-    <w:p/>
-    <w:p>
-      <w:r>
-        <w:rPr>
-          <w:rFonts w:hint="eastAsia"/>
-        </w:rPr>
-        <w:t>Newtonian kinematics principle based on physics F = ma</w:t>
-      </w:r>
-      <w:r>
-        <w:rPr>
-          <w:rFonts w:hint="eastAsia"/>
-        </w:rPr>
-        <w:t xml:space="preserve">, </w:t>
-      </w:r>
-      <w:r>
-        <w:t>the phone’s measured acceleration reflects the net force acting on it. At rest, the net acceleration is approximately zero after gravity compensation. During walking, stair climbing, running, and elevator motion, the acceleration time series exhibits different temporal slopes and jerk patterns. These differences motivate feature engineering based on axis-wise acceleration slopes, barometric pressure slope, and FFT band energy.</w:t>
-      </w:r>
-    </w:p>
-    <w:p/>
-    <w:p>
-      <w:r>
-        <w:t>Feature Reconstruction Strategy</w:t>
-      </w:r>
-    </w:p>
-    <w:p>
-      <w:r>
-        <w:t>According to Newton’s second law, the phone’s measured acceleration reflects the net force acting on it. At rest, the net acceleration is approximately zero after gravity compensation. During walking, stair climbing, running, and elevator motion, the acceleration time series exhibits different temporal slopes and jerk patterns. These differences motivate feature engineering based on axis-wise acceleration slopes, barometric pressure slope, and FFT band energy.</w:t>
-      </w:r>
-    </w:p>
-    <w:p/>
-    <w:p>
-      <w:r>
-        <w:t>Feature Reconstruction Strategy</w:t>
-      </w:r>
-    </w:p>
-    <w:p/>
-    <w:p>
-      <w:r>
-        <w:t>Slope of acceleration in three axes: Instead of relying only on magnitude statistics, the discrete-time derivative of each accelerometer axis is computed. This allows the model to capture directional changes in motion.</w:t>
-      </w:r>
-    </w:p>
-    <w:p>
-      <w:r>
         <w:t>Calibrated slope of the barometer: The barometric pressure signal is synchronized with the acceleration window, and its rate of change is computed. This captures vertical motion and helps distinguish ascents from descents, as well as stairs from elevators based on pressure gradient steepness.</w:t>
       </w:r>
     </w:p>
@@ -1288,7 +1716,6 @@
         <w:rPr>
           <w:noProof/>
         </w:rPr>
-        <w:lastRenderedPageBreak/>
         <w:drawing>
           <wp:inline distT="0" distB="0" distL="0" distR="0" wp14:anchorId="01B8ACBE" wp14:editId="6470AFFA">
             <wp:extent cx="5274310" cy="6605270"/>
@@ -1307,7 +1734,7 @@
                     </pic:cNvPicPr>
                   </pic:nvPicPr>
                   <pic:blipFill>
-                    <a:blip r:embed="rId12">
+                    <a:blip r:embed="rId16">
                       <a:extLst>
                         <a:ext uri="{28A0092B-C50C-407E-A947-70E740481C1C}">
                           <a14:useLocalDpi xmlns:a14="http://schemas.microsoft.com/office/drawing/2010/main" val="0"/>
@@ -1348,7 +1775,11 @@
     </w:p>
     <w:p>
       <w:r>
-        <w:t>To assess the impact of the new feature set, we compare the confusion matrices obtained on the test set using the old features (Fig.</w:t>
+        <w:t xml:space="preserve">To assess the impact of the new feature set, we compare the confusion matrices obtained on </w:t>
+      </w:r>
+      <w:r>
+        <w:lastRenderedPageBreak/>
+        <w:t>the test set using the old features (Fig.</w:t>
       </w:r>
       <w:r>
         <w:rPr>
@@ -1408,12 +1839,11 @@
         <w:rPr>
           <w:noProof/>
         </w:rPr>
-        <w:lastRenderedPageBreak/>
         <w:drawing>
-          <wp:inline distT="0" distB="0" distL="0" distR="0" wp14:anchorId="768CF6B4" wp14:editId="3F13D609">
-            <wp:extent cx="5247640" cy="4472305"/>
-            <wp:effectExtent l="0" t="0" r="0" b="4445"/>
-            <wp:docPr id="1589703095" name="图片 1"/>
+          <wp:inline distT="0" distB="0" distL="0" distR="0" wp14:anchorId="50350A43" wp14:editId="6C587400">
+            <wp:extent cx="5274310" cy="4538345"/>
+            <wp:effectExtent l="0" t="0" r="2540" b="0"/>
+            <wp:docPr id="1107303786" name="图片 10"/>
             <wp:cNvGraphicFramePr>
               <a:graphicFrameLocks xmlns:a="http://schemas.openxmlformats.org/drawingml/2006/main" noChangeAspect="1"/>
             </wp:cNvGraphicFramePr>
@@ -1421,13 +1851,13 @@
               <a:graphicData uri="http://schemas.openxmlformats.org/drawingml/2006/picture">
                 <pic:pic xmlns:pic="http://schemas.openxmlformats.org/drawingml/2006/picture">
                   <pic:nvPicPr>
-                    <pic:cNvPr id="0" name="Picture 1"/>
+                    <pic:cNvPr id="0" name="Picture 10"/>
                     <pic:cNvPicPr>
                       <a:picLocks noChangeAspect="1" noChangeArrowheads="1"/>
                     </pic:cNvPicPr>
                   </pic:nvPicPr>
                   <pic:blipFill>
-                    <a:blip r:embed="rId13">
+                    <a:blip r:embed="rId17">
                       <a:extLst>
                         <a:ext uri="{28A0092B-C50C-407E-A947-70E740481C1C}">
                           <a14:useLocalDpi xmlns:a14="http://schemas.microsoft.com/office/drawing/2010/main" val="0"/>
@@ -1442,7 +1872,7 @@
                   <pic:spPr bwMode="auto">
                     <a:xfrm>
                       <a:off x="0" y="0"/>
-                      <a:ext cx="5247640" cy="4472305"/>
+                      <a:ext cx="5274310" cy="4538345"/>
                     </a:xfrm>
                     <a:prstGeom prst="rect">
                       <a:avLst/>
@@ -1482,10 +1912,10 @@
         </w:rPr>
         <w:lastRenderedPageBreak/>
         <w:drawing>
-          <wp:inline distT="0" distB="0" distL="0" distR="0" wp14:anchorId="0D8DEBFA" wp14:editId="0CE64FFC">
-            <wp:extent cx="5247640" cy="4472305"/>
-            <wp:effectExtent l="0" t="0" r="0" b="4445"/>
-            <wp:docPr id="1452876692" name="图片 2"/>
+          <wp:inline distT="0" distB="0" distL="0" distR="0" wp14:anchorId="1A3B00C8" wp14:editId="1C34CAC6">
+            <wp:extent cx="5274310" cy="4538345"/>
+            <wp:effectExtent l="0" t="0" r="2540" b="0"/>
+            <wp:docPr id="1541422654" name="图片 11"/>
             <wp:cNvGraphicFramePr>
               <a:graphicFrameLocks xmlns:a="http://schemas.openxmlformats.org/drawingml/2006/main" noChangeAspect="1"/>
             </wp:cNvGraphicFramePr>
@@ -1493,13 +1923,13 @@
               <a:graphicData uri="http://schemas.openxmlformats.org/drawingml/2006/picture">
                 <pic:pic xmlns:pic="http://schemas.openxmlformats.org/drawingml/2006/picture">
                   <pic:nvPicPr>
-                    <pic:cNvPr id="0" name="Picture 2"/>
+                    <pic:cNvPr id="0" name="Picture 11"/>
                     <pic:cNvPicPr>
                       <a:picLocks noChangeAspect="1" noChangeArrowheads="1"/>
                     </pic:cNvPicPr>
                   </pic:nvPicPr>
                   <pic:blipFill>
-                    <a:blip r:embed="rId14">
+                    <a:blip r:embed="rId18">
                       <a:extLst>
                         <a:ext uri="{28A0092B-C50C-407E-A947-70E740481C1C}">
                           <a14:useLocalDpi xmlns:a14="http://schemas.microsoft.com/office/drawing/2010/main" val="0"/>
@@ -1514,7 +1944,7 @@
                   <pic:spPr bwMode="auto">
                     <a:xfrm>
                       <a:off x="0" y="0"/>
-                      <a:ext cx="5247640" cy="4472305"/>
+                      <a:ext cx="5274310" cy="4538345"/>
                     </a:xfrm>
                     <a:prstGeom prst="rect">
                       <a:avLst/>
@@ -1531,78 +1961,66 @@
         </w:drawing>
       </w:r>
     </w:p>
-    <w:p/>
-    <w:p>
-      <w:r>
-        <w:t>The old feature set achieves an accuracy of 92.8% (568/612). Its main error pattern is the confusion between Walking-flat-surface and Stationary, with 16 Walking-flat-surface windows mislabeled as Stationary, and smaller confusion between Walking-flat-surface and Walking-up-stairs. The new feature set gives a very slight improvement to 92.9% (569/612). It improves several diagonal counts, including Running (106/108 correct, up from 105/108) and the stair and elevator classes, but it also increases some confusions, especially Stationary being misclassified as Elevator-up or Elevator-down and Walking-flat-surface still being predicted as Stationary in a relatively large number of cases. Overall, the new feature set changes the error distribution more than it improves the total accuracy: the stair-vs-elevator ambiguity is reduced in some cases, but not fully eliminated.</w:t>
-      </w:r>
-    </w:p>
-    <w:p>
+    <w:p>
+      <w:pPr>
+        <w:rPr>
+          <w:rFonts w:hint="eastAsia"/>
+        </w:rPr>
+      </w:pPr>
+      <w:r>
+        <w:t>F</w:t>
+      </w:r>
+      <w:r>
+        <w:rPr>
+          <w:rFonts w:hint="eastAsia"/>
+        </w:rPr>
+        <w:t>ig.3 Confusion</w:t>
+      </w:r>
+      <w:r>
+        <w:rPr>
+          <w:rFonts w:hint="eastAsia"/>
+        </w:rPr>
+        <w:t xml:space="preserve"> matrix </w:t>
+      </w:r>
+      <w:r>
+        <w:rPr>
+          <w:rFonts w:hint="eastAsia"/>
+        </w:rPr>
+        <w:t xml:space="preserve">between old </w:t>
+      </w:r>
+      <w:r>
+        <w:t>and</w:t>
+      </w:r>
+      <w:r>
+        <w:rPr>
+          <w:rFonts w:hint="eastAsia"/>
+        </w:rPr>
+        <w:t xml:space="preserve"> </w:t>
+      </w:r>
+      <w:r>
+        <w:rPr>
+          <w:rFonts w:hint="eastAsia"/>
+        </w:rPr>
+        <w:t>new feature</w:t>
+      </w:r>
+    </w:p>
+    <w:p>
+      <w:pPr>
+        <w:rPr>
+          <w:rFonts w:hint="eastAsia"/>
+        </w:rPr>
+      </w:pPr>
       <w:r>
         <w:rPr>
           <w:b/>
           <w:bCs/>
-        </w:rPr>
-        <w:t>Lightweight benefits for embedded deployments</w:t>
-      </w:r>
-    </w:p>
-    <w:p>
-      <w:r>
-        <w:t xml:space="preserve">Quantitatively, the new feature scheme provides practical benefits for edge deployments by reducing the input dimension from 14 to </w:t>
-      </w:r>
-      <w:r>
-        <w:rPr>
-          <w:rFonts w:hint="eastAsia"/>
-        </w:rPr>
-        <w:t>8</w:t>
-      </w:r>
-      <w:r>
-        <w:t xml:space="preserve"> and lowering runtime and memory usage. The generalized model time decreases from 0.3588 s to 0.2762 s (a 23.0% reduction), total processing time drops from 0.5201 s to 0.4840 s (a 6.9% speedup), and peak memory usage falls from 12.0778 MB to 11.7596 MB (a 2.6% reduction), although cross-validation time increases from 0.1613 s to 0.2078 s because of the additional slope computation. The new feature set therefore offers a better efficiency–accuracy trade-off for continuous sensing on smartphones and wearable microcontrollers.</w:t>
-      </w:r>
-    </w:p>
-    <w:p>
-      <w:r>
-        <w:rPr>
-          <w:b/>
-          <w:bCs/>
-        </w:rPr>
-        <w:t>Table</w:t>
-      </w:r>
-      <w:r>
-        <w:rPr>
-          <w:rFonts w:hint="eastAsia"/>
-          <w:b/>
-          <w:bCs/>
-        </w:rPr>
-        <w:t xml:space="preserve"> X</w:t>
-      </w:r>
-      <w:r>
-        <w:rPr>
-          <w:b/>
-          <w:bCs/>
-        </w:rPr>
-        <w:t xml:space="preserve"> : Processing Time Comparison</w:t>
-      </w:r>
-    </w:p>
-    <w:p>
-      <w:pPr>
-        <w:rPr>
-          <w:b/>
-          <w:bCs/>
-        </w:rPr>
-      </w:pPr>
-      <w:r>
-        <w:rPr>
-          <w:b/>
-          <w:bCs/>
-          <w:noProof/>
-        </w:rPr>
-        <w:lastRenderedPageBreak/>
+          <w:noProof/>
+        </w:rPr>
         <w:drawing>
-          <wp:inline distT="0" distB="0" distL="0" distR="0" wp14:anchorId="21F489F7" wp14:editId="4608F0C9">
-            <wp:extent cx="5274310" cy="1201420"/>
-            <wp:effectExtent l="0" t="0" r="2540" b="0"/>
-            <wp:docPr id="1040003416" name="图片 1"/>
+          <wp:inline distT="0" distB="0" distL="0" distR="0" wp14:anchorId="385BE620" wp14:editId="12C5934A">
+            <wp:extent cx="5274310" cy="4029710"/>
+            <wp:effectExtent l="0" t="0" r="2540" b="8890"/>
+            <wp:docPr id="931380303" name="图片 12"/>
             <wp:cNvGraphicFramePr>
               <a:graphicFrameLocks xmlns:a="http://schemas.openxmlformats.org/drawingml/2006/main" noChangeAspect="1"/>
             </wp:cNvGraphicFramePr>
@@ -1610,13 +2028,13 @@
               <a:graphicData uri="http://schemas.openxmlformats.org/drawingml/2006/picture">
                 <pic:pic xmlns:pic="http://schemas.openxmlformats.org/drawingml/2006/picture">
                   <pic:nvPicPr>
-                    <pic:cNvPr id="0" name="Picture 1"/>
+                    <pic:cNvPr id="0" name="Picture 12"/>
                     <pic:cNvPicPr>
                       <a:picLocks noChangeAspect="1" noChangeArrowheads="1"/>
                     </pic:cNvPicPr>
                   </pic:nvPicPr>
                   <pic:blipFill>
-                    <a:blip r:embed="rId15" cstate="print">
+                    <a:blip r:embed="rId19">
                       <a:extLst>
                         <a:ext uri="{28A0092B-C50C-407E-A947-70E740481C1C}">
                           <a14:useLocalDpi xmlns:a14="http://schemas.microsoft.com/office/drawing/2010/main" val="0"/>
@@ -1631,7 +2049,7 @@
                   <pic:spPr bwMode="auto">
                     <a:xfrm>
                       <a:off x="0" y="0"/>
-                      <a:ext cx="5274310" cy="1201420"/>
+                      <a:ext cx="5274310" cy="4029710"/>
                     </a:xfrm>
                     <a:prstGeom prst="rect">
                       <a:avLst/>
@@ -1648,6 +2066,92 @@
         </w:drawing>
       </w:r>
     </w:p>
+    <w:p/>
+    <w:p>
+      <w:r>
+        <w:t>To assess the impact of the new feature set we compare the confusion matrices obtained on the test set using the old features, shown in Figure</w:t>
+      </w:r>
+      <w:r>
+        <w:rPr>
+          <w:rFonts w:ascii="Times New Roman" w:hAnsi="Times New Roman" w:cs="Times New Roman"/>
+        </w:rPr>
+        <w:t> </w:t>
+      </w:r>
+      <w:r>
+        <w:t>1, and the new features, shown in Figure</w:t>
+      </w:r>
+      <w:r>
+        <w:rPr>
+          <w:rFonts w:ascii="Times New Roman" w:hAnsi="Times New Roman" w:cs="Times New Roman"/>
+        </w:rPr>
+        <w:t> </w:t>
+      </w:r>
+      <w:r>
+        <w:t>2. The old feature set achieves an accuracy of 92.8</w:t>
+      </w:r>
+      <w:r>
+        <w:rPr>
+          <w:rFonts w:ascii="Times New Roman" w:hAnsi="Times New Roman" w:cs="Times New Roman"/>
+        </w:rPr>
+        <w:t> </w:t>
+      </w:r>
+      <w:r>
+        <w:t>% with 568 out of 612 windows correctly classified. Its most noticeable error is the confusion between walking on a flat surface and stationary, where 16 walking</w:t>
+      </w:r>
+      <w:r>
+        <w:noBreakHyphen/>
+        <w:t>flat</w:t>
+      </w:r>
+      <w:r>
+        <w:noBreakHyphen/>
+        <w:t>surface windows are mislabeled as stationary; there is also some confusion between walking</w:t>
+      </w:r>
+      <w:r>
+        <w:noBreakHyphen/>
+        <w:t>flat</w:t>
+      </w:r>
+      <w:r>
+        <w:noBreakHyphen/>
+        <w:t>surface and walking</w:t>
+      </w:r>
+      <w:r>
+        <w:noBreakHyphen/>
+        <w:t>upstairs. The new feature set yields a very slight improvement in overall accuracy to 92.9</w:t>
+      </w:r>
+      <w:r>
+        <w:rPr>
+          <w:rFonts w:ascii="Times New Roman" w:hAnsi="Times New Roman" w:cs="Times New Roman"/>
+        </w:rPr>
+        <w:t> </w:t>
+      </w:r>
+      <w:r>
+        <w:t>% with 569 correct predictions. It increases the number of correctly classified running windows from 105 to 106 out of 108, and it slightly improves the diagonal counts for the stair and elevator classes. At the same time it introduces a few new errors, notably stationary windows being misclassified as elevator</w:t>
+      </w:r>
+      <w:r>
+        <w:noBreakHyphen/>
+        <w:t>up or elevator</w:t>
+      </w:r>
+      <w:r>
+        <w:noBreakHyphen/>
+        <w:t>down, and the tendency to predict walking</w:t>
+      </w:r>
+      <w:r>
+        <w:noBreakHyphen/>
+        <w:t>flat</w:t>
+      </w:r>
+      <w:r>
+        <w:noBreakHyphen/>
+        <w:t>surface as stationary remains relatively high. Overall the new features shift the error distribution rather than substantially raising total accuracy, and while the stair</w:t>
+      </w:r>
+      <w:r>
+        <w:noBreakHyphen/>
+        <w:t>versus</w:t>
+      </w:r>
+      <w:r>
+        <w:noBreakHyphen/>
+        <w:t>elevator ambiguity is reduced in some cases it is not fully eliminated.</w:t>
+      </w:r>
+    </w:p>
     <w:p>
       <w:pPr>
         <w:rPr>
@@ -1655,6 +2159,90 @@
           <w:bCs/>
         </w:rPr>
       </w:pPr>
+      <w:r>
+        <w:rPr>
+          <w:b/>
+          <w:bCs/>
+        </w:rPr>
+        <w:t>Lightweight benefits for embedded deployments</w:t>
+      </w:r>
+      <w:bookmarkStart w:id="1" w:name="OLE_LINK2"/>
+    </w:p>
+    <w:p>
+      <w:pPr>
+        <w:rPr>
+          <w:rFonts w:hint="eastAsia"/>
+        </w:rPr>
+      </w:pPr>
+      <w:r>
+        <w:t>Quantitatively, the new feature scheme provides practical benefits for edge deployments by reducing the input dimension from 14 to 8 and lowering runtime and memory usage. The average processing time drops from 0.002435 seconds with Method</w:t>
+      </w:r>
+      <w:r>
+        <w:rPr>
+          <w:rFonts w:ascii="Times New Roman" w:hAnsi="Times New Roman" w:cs="Times New Roman"/>
+        </w:rPr>
+        <w:t> </w:t>
+      </w:r>
+      <w:r>
+        <w:t>1 to 0.001491 seconds with Method</w:t>
+      </w:r>
+      <w:r>
+        <w:rPr>
+          <w:rFonts w:ascii="Times New Roman" w:hAnsi="Times New Roman" w:cs="Times New Roman"/>
+        </w:rPr>
+        <w:t> </w:t>
+      </w:r>
+      <w:r>
+        <w:t>2, a reduction of 38.8</w:t>
+      </w:r>
+      <w:r>
+        <w:rPr>
+          <w:rFonts w:ascii="Times New Roman" w:hAnsi="Times New Roman" w:cs="Times New Roman"/>
+        </w:rPr>
+        <w:t> </w:t>
+      </w:r>
+      <w:r>
+        <w:t>percent, while peak memory allocation falls from 0.114390</w:t>
+      </w:r>
+      <w:r>
+        <w:rPr>
+          <w:rFonts w:ascii="Times New Roman" w:hAnsi="Times New Roman" w:cs="Times New Roman"/>
+        </w:rPr>
+        <w:t> </w:t>
+      </w:r>
+      <w:r>
+        <w:t>MB to 0.074832</w:t>
+      </w:r>
+      <w:r>
+        <w:rPr>
+          <w:rFonts w:ascii="Times New Roman" w:hAnsi="Times New Roman" w:cs="Times New Roman"/>
+        </w:rPr>
+        <w:t> </w:t>
+      </w:r>
+      <w:r>
+        <w:t>MB, a saving of 34.6</w:t>
+      </w:r>
+      <w:r>
+        <w:rPr>
+          <w:rFonts w:ascii="Times New Roman" w:hAnsi="Times New Roman" w:cs="Times New Roman"/>
+        </w:rPr>
+        <w:t> </w:t>
+      </w:r>
+      <w:r>
+        <w:t>percent. The new feature set therefore offers a better efficiency</w:t>
+      </w:r>
+      <w:r>
+        <w:rPr>
+          <w:rFonts w:ascii="等线" w:eastAsia="等线" w:hAnsi="等线" w:cs="等线" w:hint="eastAsia"/>
+        </w:rPr>
+        <w:t>–</w:t>
+      </w:r>
+      <w:r>
+        <w:t>accuracy trade-off for continuous sensing on smartphones and wearable microcontrollers.</w:t>
+      </w:r>
+    </w:p>
+    <w:bookmarkEnd w:id="1"/>
+    <w:p>
       <w:r>
         <w:rPr>
           <w:b/>
@@ -1668,26 +2256,34 @@
           <w:b/>
           <w:bCs/>
         </w:rPr>
-        <w:t xml:space="preserve"> Y</w:t>
+        <w:t xml:space="preserve"> X</w:t>
       </w:r>
       <w:r>
         <w:rPr>
           <w:b/>
           <w:bCs/>
         </w:rPr>
-        <w:t xml:space="preserve"> : Peak Memory Usage Comparison</w:t>
-      </w:r>
-    </w:p>
-    <w:p>
-      <w:r>
-        <w:rPr>
+        <w:t xml:space="preserve"> : Processing Time Comparison</w:t>
+      </w:r>
+    </w:p>
+    <w:p>
+      <w:pPr>
+        <w:rPr>
+          <w:b/>
+          <w:bCs/>
+        </w:rPr>
+      </w:pPr>
+      <w:r>
+        <w:rPr>
+          <w:b/>
+          <w:bCs/>
           <w:noProof/>
         </w:rPr>
         <w:drawing>
-          <wp:inline distT="0" distB="0" distL="0" distR="0" wp14:anchorId="11FD935F" wp14:editId="0AE67451">
-            <wp:extent cx="5274310" cy="1586865"/>
-            <wp:effectExtent l="0" t="0" r="2540" b="0"/>
-            <wp:docPr id="1210397322" name="图片 2"/>
+          <wp:inline distT="0" distB="0" distL="0" distR="0" wp14:anchorId="2ECF9E51" wp14:editId="713711B2">
+            <wp:extent cx="5274310" cy="3883025"/>
+            <wp:effectExtent l="0" t="0" r="2540" b="3175"/>
+            <wp:docPr id="959339749" name="图片 7"/>
             <wp:cNvGraphicFramePr>
               <a:graphicFrameLocks xmlns:a="http://schemas.openxmlformats.org/drawingml/2006/main" noChangeAspect="1"/>
             </wp:cNvGraphicFramePr>
@@ -1695,13 +2291,13 @@
               <a:graphicData uri="http://schemas.openxmlformats.org/drawingml/2006/picture">
                 <pic:pic xmlns:pic="http://schemas.openxmlformats.org/drawingml/2006/picture">
                   <pic:nvPicPr>
-                    <pic:cNvPr id="0" name="Picture 2"/>
+                    <pic:cNvPr id="0" name="Picture 7"/>
                     <pic:cNvPicPr>
                       <a:picLocks noChangeAspect="1" noChangeArrowheads="1"/>
                     </pic:cNvPicPr>
                   </pic:nvPicPr>
                   <pic:blipFill>
-                    <a:blip r:embed="rId16" cstate="print">
+                    <a:blip r:embed="rId20">
                       <a:extLst>
                         <a:ext uri="{28A0092B-C50C-407E-A947-70E740481C1C}">
                           <a14:useLocalDpi xmlns:a14="http://schemas.microsoft.com/office/drawing/2010/main" val="0"/>
@@ -1716,7 +2312,7 @@
                   <pic:spPr bwMode="auto">
                     <a:xfrm>
                       <a:off x="0" y="0"/>
-                      <a:ext cx="5274310" cy="1586865"/>
+                      <a:ext cx="5274310" cy="3883025"/>
                     </a:xfrm>
                     <a:prstGeom prst="rect">
                       <a:avLst/>
@@ -1732,12 +2328,21 @@
           </wp:inline>
         </w:drawing>
       </w:r>
-      <w:r>
+    </w:p>
+    <w:p>
+      <w:pPr>
         <w:rPr>
           <w:b/>
           <w:bCs/>
         </w:rPr>
-        <w:t>C</w:t>
+      </w:pPr>
+      <w:r>
+        <w:rPr>
+          <w:b/>
+          <w:bCs/>
+        </w:rPr>
+        <w:lastRenderedPageBreak/>
+        <w:t>Table</w:t>
       </w:r>
       <w:r>
         <w:rPr>
@@ -1745,45 +2350,218 @@
           <w:b/>
           <w:bCs/>
         </w:rPr>
+        <w:t xml:space="preserve"> Y</w:t>
+      </w:r>
+      <w:r>
+        <w:rPr>
+          <w:b/>
+          <w:bCs/>
+        </w:rPr>
+        <w:t xml:space="preserve"> : Peak Memory Usage Comparison</w:t>
+      </w:r>
+    </w:p>
+    <w:p>
+      <w:pPr>
+        <w:rPr>
+          <w:b/>
+          <w:bCs/>
+        </w:rPr>
+      </w:pPr>
+    </w:p>
+    <w:p>
+      <w:pPr>
+        <w:rPr>
+          <w:b/>
+          <w:bCs/>
+        </w:rPr>
+      </w:pPr>
+      <w:r>
+        <w:rPr>
+          <w:b/>
+          <w:bCs/>
+          <w:noProof/>
+        </w:rPr>
+        <w:drawing>
+          <wp:inline distT="0" distB="0" distL="0" distR="0" wp14:anchorId="1DD3D4E7" wp14:editId="591CA1EF">
+            <wp:extent cx="5274310" cy="3977005"/>
+            <wp:effectExtent l="0" t="0" r="2540" b="4445"/>
+            <wp:docPr id="1173161214" name="图片 8"/>
+            <wp:cNvGraphicFramePr>
+              <a:graphicFrameLocks xmlns:a="http://schemas.openxmlformats.org/drawingml/2006/main" noChangeAspect="1"/>
+            </wp:cNvGraphicFramePr>
+            <a:graphic xmlns:a="http://schemas.openxmlformats.org/drawingml/2006/main">
+              <a:graphicData uri="http://schemas.openxmlformats.org/drawingml/2006/picture">
+                <pic:pic xmlns:pic="http://schemas.openxmlformats.org/drawingml/2006/picture">
+                  <pic:nvPicPr>
+                    <pic:cNvPr id="0" name="Picture 8"/>
+                    <pic:cNvPicPr>
+                      <a:picLocks noChangeAspect="1" noChangeArrowheads="1"/>
+                    </pic:cNvPicPr>
+                  </pic:nvPicPr>
+                  <pic:blipFill>
+                    <a:blip r:embed="rId21">
+                      <a:extLst>
+                        <a:ext uri="{28A0092B-C50C-407E-A947-70E740481C1C}">
+                          <a14:useLocalDpi xmlns:a14="http://schemas.microsoft.com/office/drawing/2010/main" val="0"/>
+                        </a:ext>
+                      </a:extLst>
+                    </a:blip>
+                    <a:srcRect/>
+                    <a:stretch>
+                      <a:fillRect/>
+                    </a:stretch>
+                  </pic:blipFill>
+                  <pic:spPr bwMode="auto">
+                    <a:xfrm>
+                      <a:off x="0" y="0"/>
+                      <a:ext cx="5274310" cy="3977005"/>
+                    </a:xfrm>
+                    <a:prstGeom prst="rect">
+                      <a:avLst/>
+                    </a:prstGeom>
+                    <a:noFill/>
+                    <a:ln>
+                      <a:noFill/>
+                    </a:ln>
+                  </pic:spPr>
+                </pic:pic>
+              </a:graphicData>
+            </a:graphic>
+          </wp:inline>
+        </w:drawing>
+      </w:r>
+    </w:p>
+    <w:p>
+      <w:pPr>
+        <w:rPr>
+          <w:b/>
+          <w:bCs/>
+        </w:rPr>
+      </w:pPr>
+    </w:p>
+    <w:p>
+      <w:pPr>
+        <w:rPr>
+          <w:rFonts w:hint="eastAsia"/>
+          <w:b/>
+          <w:bCs/>
+        </w:rPr>
+      </w:pPr>
+    </w:p>
+    <w:p>
+      <w:pPr>
+        <w:rPr>
+          <w:rFonts w:hint="eastAsia"/>
+        </w:rPr>
+      </w:pPr>
+      <w:r>
+        <w:rPr>
+          <w:b/>
+          <w:bCs/>
+        </w:rPr>
+        <w:t>C</w:t>
+      </w:r>
+      <w:r>
+        <w:rPr>
+          <w:rFonts w:hint="eastAsia"/>
+          <w:b/>
+          <w:bCs/>
+        </w:rPr>
         <w:t>onclusion</w:t>
       </w:r>
     </w:p>
     <w:p>
       <w:r>
-        <w:t xml:space="preserve">In summary, the person-dependent model based on accelerometer variance, mean magnitude, and barometric pressure slope achieves 95.4% accuracy, while the person-independent baseline reaches 93.8%. The physics-informed feature set reduces the feature dimension from 14 to </w:t>
-      </w:r>
-      <w:r>
+        <w:t>This study demonstrated a complete pipeline for smartphone</w:t>
+      </w:r>
+      <w:r>
+        <w:noBreakHyphen/>
+        <w:t>based activity recognition, from sensor data collection to model evaluation and feature engineering. Using accelerometer and barometer signals recorded with a phone carried in a trouser pocket, seven common activities were classified. The person</w:t>
+      </w:r>
+      <w:r>
+        <w:noBreakHyphen/>
+        <w:t>dependent decision tree achieved over 91</w:t>
+      </w:r>
+      <w:r>
+        <w:rPr>
+          <w:rFonts w:ascii="Times New Roman" w:hAnsi="Times New Roman" w:cs="Times New Roman"/>
+        </w:rPr>
+        <w:t> </w:t>
+      </w:r>
+      <w:r>
+        <w:t>% accuracy, with near</w:t>
+      </w:r>
+      <w:r>
+        <w:noBreakHyphen/>
+        <w:t>perfect recognition of running and stationary postures, while the person</w:t>
+      </w:r>
+      <w:r>
+        <w:noBreakHyphen/>
+        <w:t>independent model saw a moderate drop to around 88</w:t>
+      </w:r>
+      <w:r>
+        <w:rPr>
+          <w:rFonts w:ascii="Times New Roman" w:hAnsi="Times New Roman" w:cs="Times New Roman"/>
+        </w:rPr>
+        <w:t> </w:t>
+      </w:r>
+      <w:r>
+        <w:t>%, mainly due to confusion between walking on flat surfaces and stillness or running. Feature importance analysis confirmed that barometric pressure slope and accelerometer variance provide the strongest discriminative power, reflecting the physics of vertical displacement and motion intensity. In the final task, a compact feature set based on per</w:t>
+      </w:r>
+      <w:r>
+        <w:noBreakHyphen/>
+        <w:t xml:space="preserve">axis acceleration slopes, calibrated barometric slope and </w:t>
+      </w:r>
+      <w:proofErr w:type="spellStart"/>
+      <w:r>
+        <w:t>equispaced</w:t>
+      </w:r>
+      <w:proofErr w:type="spellEnd"/>
+      <w:r>
+        <w:t xml:space="preserve"> spectral energy was introduced, reducing the input dimension from 14 to 8. This new set delivered equivalent classification accuracy while cutting average processing time by 38.8</w:t>
+      </w:r>
+      <w:r>
+        <w:rPr>
+          <w:rFonts w:ascii="Times New Roman" w:hAnsi="Times New Roman" w:cs="Times New Roman"/>
+        </w:rPr>
+        <w:t> </w:t>
+      </w:r>
+      <w:r>
+        <w:t>% and peak memory allocation by 34.6</w:t>
+      </w:r>
+      <w:r>
+        <w:rPr>
+          <w:rFonts w:ascii="Times New Roman" w:hAnsi="Times New Roman" w:cs="Times New Roman"/>
+        </w:rPr>
+        <w:t> </w:t>
+      </w:r>
+      <w:r>
+        <w:t>%, offering a clearly improved efficiency</w:t>
+      </w:r>
+      <w:r>
+        <w:rPr>
+          <w:rFonts w:ascii="等线" w:eastAsia="等线" w:hAnsi="等线" w:cs="等线" w:hint="eastAsia"/>
+        </w:rPr>
+        <w:t>–</w:t>
+      </w:r>
+      <w:r>
+        <w:t>accuracy trade</w:t>
+      </w:r>
+      <w:r>
+        <w:noBreakHyphen/>
+        <w:t>off. The results highlight that lightweight, physically motivated features can enable robust and resource</w:t>
+      </w:r>
+      <w:r>
+        <w:noBreakHyphen/>
+        <w:t>efficient continuous activity sensing on smartphones and wearable microcontrollers.</w:t>
+      </w:r>
+    </w:p>
+    <w:p>
+      <w:pPr>
         <w:rPr>
           <w:rFonts w:hint="eastAsia"/>
         </w:rPr>
-        <w:t>8</w:t>
-      </w:r>
-      <w:r>
-        <w:t xml:space="preserve"> and improves computational efficiency, lowering total processing time from 0.5201 s to 0.4840 s, generalized model time from 0.3588 s to 0.2762 s, and peak memory usage from 12.0778 MB to 11.7596 MB. In the separate evaluation of the new feature set, accuracy is 92.9%, only slightly higher than the old feature set at 92.8%. The main effect is a redistribution of errors rather than a large overall gain: some class confusions are reduced, but the stair-vs-elevator ambiguity is not fully eliminated.</w:t>
-      </w:r>
-    </w:p>
-    <w:p/>
-    <w:p>
-      <w:r>
-        <w:rPr>
-          <w:rFonts w:eastAsia="宋体"/>
-        </w:rPr>
-        <w:t>The code is available on GitHub at</w:t>
-      </w:r>
-      <w:r>
-        <w:rPr>
-          <w:rFonts w:eastAsia="宋体" w:hint="eastAsia"/>
-        </w:rPr>
-        <w:t xml:space="preserve"> </w:t>
-      </w:r>
-      <w:hyperlink r:id="rId17" w:history="1">
-        <w:r>
-          <w:rPr>
-            <w:rStyle w:val="af2"/>
-          </w:rPr>
-          <w:t>https://github.com/ll711/A3</w:t>
-        </w:r>
-      </w:hyperlink>
+      </w:pPr>
     </w:p>
     <w:sectPr>
       <w:pgSz w:w="11906" w:h="16838"/>
@@ -3868,7 +4646,6 @@
   <w:style w:type="character" w:default="1" w:styleId="a0">
     <w:name w:val="Default Paragraph Font"/>
     <w:uiPriority w:val="1"/>
-    <w:semiHidden/>
     <w:unhideWhenUsed/>
   </w:style>
   <w:style w:type="table" w:default="1" w:styleId="a1">

--- a/A3.docx
+++ b/A3.docx
@@ -17,11 +17,6 @@
       </w:r>
     </w:p>
     <w:p>
-      <w:pPr>
-        <w:rPr>
-          <w:rFonts w:hint="eastAsia"/>
-        </w:rPr>
-      </w:pPr>
       <w:r>
         <w:t>During TO DO 7, the experiment described in TO DO 1–6 was repeated using the same laboratory-provided mobile phone, kept in a trouser pocket, and the same school-provided activity dataset. The data covered stationary behavior, walking on level ground, walking up and down stairs, elevator ascent and descent, and running, and the analysis followed the same structured workflow as in the previous tasks. The code used for all data processing, feature extraction and model training is available on GitHub at </w:t>
       </w:r>
@@ -512,7 +507,7 @@
         </w:rPr>
         <w:lastRenderedPageBreak/>
         <w:drawing>
-          <wp:inline distT="0" distB="0" distL="0" distR="0" wp14:anchorId="274735E8" wp14:editId="6E6ED695">
+          <wp:inline distT="0" distB="0" distL="0" distR="0" wp14:anchorId="274735E8" wp14:editId="0CC90C44">
             <wp:extent cx="4407535" cy="8863330"/>
             <wp:effectExtent l="0" t="0" r="0" b="0"/>
             <wp:docPr id="1893379922" name="图片 5"/>
@@ -687,15 +682,7 @@
       </w:r>
       <w:r>
         <w:noBreakHyphen/>
-        <w:t xml:space="preserve">wise pressure changes). Flat walking and stationary </w:t>
-      </w:r>
-      <w:proofErr w:type="spellStart"/>
-      <w:r>
-        <w:t>behaviour</w:t>
-      </w:r>
-      <w:proofErr w:type="spellEnd"/>
-      <w:r>
-        <w:t xml:space="preserve"> maintain near</w:t>
+        <w:t>wise pressure changes). Flat walking and stationary behaviour maintain near</w:t>
       </w:r>
       <w:r>
         <w:noBreakHyphen/>
@@ -802,7 +789,6 @@
     <w:p>
       <w:pPr>
         <w:rPr>
-          <w:rFonts w:hint="eastAsia"/>
           <w:b/>
           <w:bCs/>
         </w:rPr>
@@ -824,19 +810,8 @@
     </w:p>
     <w:p/>
     <w:p>
-      <w:pPr>
-        <w:rPr>
-          <w:rFonts w:hint="eastAsia"/>
-        </w:rPr>
-      </w:pPr>
-      <w:r>
-        <w:t xml:space="preserve">The main challenges arise when distinguishing Walking-flat-surface from elevator and stair movements. Walking-flat-surface suffers from a relatively low recall of 73.7%, and inspection of the confusion matrix reveals that 17 of its windows were </w:t>
-      </w:r>
-      <w:r>
-        <w:t>mislabeled</w:t>
-      </w:r>
-      <w:r>
-        <w:t xml:space="preserve"> as Elevator-up, while a smaller number were confused with Walking-up-stairs and Walking-down-stairs. This pattern is the primary cause of Elevator-up’s lower precision of 74.7%, even though Elevator-up itself achieves a recall of 89.4%. A few Elevator-up windows were also misclassified as Stationary, suggesting that the model occasionally confuses the smooth, low</w:t>
+      <w:r>
+        <w:t>The main challenges arise when distinguishing Walking-flat-surface from elevator and stair movements. Walking-flat-surface suffers from a relatively low recall of 73.7%, and inspection of the confusion matrix reveals that 17 of its windows were mislabeled as Elevator-up, while a smaller number were confused with Walking-up-stairs and Walking-down-stairs. This pattern is the primary cause of Elevator-up’s lower precision of 74.7%, even though Elevator-up itself achieves a recall of 89.4%. A few Elevator-up windows were also misclassified as Stationary, suggesting that the model occasionally confuses the smooth, low</w:t>
       </w:r>
       <w:r>
         <w:rPr>
@@ -845,10 +820,7 @@
         <w:t>‑</w:t>
       </w:r>
       <w:r>
-        <w:t xml:space="preserve">variance motion of an elevator with complete </w:t>
-      </w:r>
-      <w:r>
-        <w:t>stillness. But</w:t>
+        <w:t>variance motion of an elevator with complete stillness. But</w:t>
       </w:r>
       <w:r>
         <w:rPr>
@@ -930,11 +902,6 @@
     </w:p>
     <w:p/>
     <w:p>
-      <w:pPr>
-        <w:rPr>
-          <w:rFonts w:hint="eastAsia"/>
-        </w:rPr>
-      </w:pPr>
       <w:r>
         <w:rPr>
           <w:noProof/>
@@ -1406,15 +1373,7 @@
     </w:p>
     <w:p>
       <w:r>
-        <w:t xml:space="preserve">The feature extraction stage computes fourteen distinct quantities from the raw sensor data. A decision tree classifier was trained on the whole set, and the resulting feature importances are </w:t>
-      </w:r>
-      <w:proofErr w:type="spellStart"/>
-      <w:r>
-        <w:t>summarised</w:t>
-      </w:r>
-      <w:proofErr w:type="spellEnd"/>
-      <w:r>
-        <w:t xml:space="preserve"> in the accompanying bar chart. Barometric pressure slope dominates with an importance of 0.48, followed by accelerometer variance at 0.22 and accelerometer mean at 0.19. The remaining eleven features, most of which are frequency</w:t>
+        <w:t>The feature extraction stage computes fourteen distinct quantities from the raw sensor data. A decision tree classifier was trained on the whole set, and the resulting feature importances are summarised in the accompanying bar chart. Barometric pressure slope dominates with an importance of 0.48, followed by accelerometer variance at 0.22 and accelerometer mean at 0.19. The remaining eleven features, most of which are frequency</w:t>
       </w:r>
       <w:r>
         <w:noBreakHyphen/>
@@ -1565,18 +1524,13 @@
     </w:p>
     <w:p/>
     <w:p>
-      <w:pPr>
-        <w:rPr>
-          <w:rFonts w:hint="eastAsia"/>
-        </w:rPr>
-      </w:pPr>
       <w:r>
         <w:rPr>
           <w:noProof/>
         </w:rPr>
         <w:lastRenderedPageBreak/>
         <w:drawing>
-          <wp:inline distT="0" distB="0" distL="0" distR="0" wp14:anchorId="4A5E4210" wp14:editId="705051C0">
+          <wp:inline distT="0" distB="0" distL="0" distR="0" wp14:anchorId="4A5E4210" wp14:editId="09729BA0">
             <wp:extent cx="5274310" cy="3755390"/>
             <wp:effectExtent l="0" t="0" r="2540" b="0"/>
             <wp:docPr id="203555327" name="图片 6"/>
@@ -1702,13 +1656,8 @@
       </w:r>
     </w:p>
     <w:p>
-      <w:proofErr w:type="spellStart"/>
-      <w:r>
-        <w:t>Equispaced</w:t>
-      </w:r>
-      <w:proofErr w:type="spellEnd"/>
-      <w:r>
-        <w:t xml:space="preserve"> bandwidth energy of the FFT power spectrum: Frequency-domain features are retained to capture gait periodicity and motion intensity.</w:t>
+      <w:r>
+        <w:t>Equispaced bandwidth energy of the FFT power spectrum: Frequency-domain features are retained to capture gait periodicity and motion intensity.</w:t>
       </w:r>
     </w:p>
     <w:p>
@@ -1962,54 +1911,44 @@
       </w:r>
     </w:p>
     <w:p>
-      <w:pPr>
+      <w:r>
+        <w:t>F</w:t>
+      </w:r>
+      <w:r>
         <w:rPr>
           <w:rFonts w:hint="eastAsia"/>
         </w:rPr>
-      </w:pPr>
-      <w:r>
-        <w:t>F</w:t>
+        <w:t>ig.3 Confusion</w:t>
       </w:r>
       <w:r>
         <w:rPr>
           <w:rFonts w:hint="eastAsia"/>
         </w:rPr>
-        <w:t>ig.3 Confusion</w:t>
+        <w:t xml:space="preserve"> matrix </w:t>
       </w:r>
       <w:r>
         <w:rPr>
           <w:rFonts w:hint="eastAsia"/>
         </w:rPr>
-        <w:t xml:space="preserve"> matrix </w:t>
+        <w:t xml:space="preserve">between old </w:t>
+      </w:r>
+      <w:r>
+        <w:t>and</w:t>
       </w:r>
       <w:r>
         <w:rPr>
           <w:rFonts w:hint="eastAsia"/>
         </w:rPr>
-        <w:t xml:space="preserve">between old </w:t>
-      </w:r>
-      <w:r>
-        <w:t>and</w:t>
+        <w:t xml:space="preserve"> </w:t>
       </w:r>
       <w:r>
         <w:rPr>
           <w:rFonts w:hint="eastAsia"/>
         </w:rPr>
-        <w:t xml:space="preserve"> </w:t>
-      </w:r>
-      <w:r>
-        <w:rPr>
-          <w:rFonts w:hint="eastAsia"/>
-        </w:rPr>
         <w:t>new feature</w:t>
       </w:r>
     </w:p>
     <w:p>
-      <w:pPr>
-        <w:rPr>
-          <w:rFonts w:hint="eastAsia"/>
-        </w:rPr>
-      </w:pPr>
       <w:r>
         <w:rPr>
           <w:b/>
@@ -2169,11 +2108,6 @@
       <w:bookmarkStart w:id="1" w:name="OLE_LINK2"/>
     </w:p>
     <w:p>
-      <w:pPr>
-        <w:rPr>
-          <w:rFonts w:hint="eastAsia"/>
-        </w:rPr>
-      </w:pPr>
       <w:r>
         <w:t>Quantitatively, the new feature scheme provides practical benefits for edge deployments by reducing the input dimension from 14 to 8 and lowering runtime and memory usage. The average processing time drops from 0.002435 seconds with Method</w:t>
       </w:r>
@@ -2442,31 +2376,25 @@
     <w:p>
       <w:pPr>
         <w:rPr>
+          <w:b/>
+          <w:bCs/>
+        </w:rPr>
+      </w:pPr>
+    </w:p>
+    <w:p>
+      <w:r>
+        <w:rPr>
+          <w:b/>
+          <w:bCs/>
+        </w:rPr>
+        <w:t>C</w:t>
+      </w:r>
+      <w:r>
+        <w:rPr>
           <w:rFonts w:hint="eastAsia"/>
           <w:b/>
           <w:bCs/>
         </w:rPr>
-      </w:pPr>
-    </w:p>
-    <w:p>
-      <w:pPr>
-        <w:rPr>
-          <w:rFonts w:hint="eastAsia"/>
-        </w:rPr>
-      </w:pPr>
-      <w:r>
-        <w:rPr>
-          <w:b/>
-          <w:bCs/>
-        </w:rPr>
-        <w:t>C</w:t>
-      </w:r>
-      <w:r>
-        <w:rPr>
-          <w:rFonts w:hint="eastAsia"/>
-          <w:b/>
-          <w:bCs/>
-        </w:rPr>
         <w:t>onclusion</w:t>
       </w:r>
     </w:p>
@@ -2510,15 +2438,7 @@
       </w:r>
       <w:r>
         <w:noBreakHyphen/>
-        <w:t xml:space="preserve">axis acceleration slopes, calibrated barometric slope and </w:t>
-      </w:r>
-      <w:proofErr w:type="spellStart"/>
-      <w:r>
-        <w:t>equispaced</w:t>
-      </w:r>
-      <w:proofErr w:type="spellEnd"/>
-      <w:r>
-        <w:t xml:space="preserve"> spectral energy was introduced, reducing the input dimension from 14 to 8. This new set delivered equivalent classification accuracy while cutting average processing time by 38.8</w:t>
+        <w:t>axis acceleration slopes, calibrated barometric slope and equispaced spectral energy was introduced, reducing the input dimension from 14 to 8. This new set delivered equivalent classification accuracy while cutting average processing time by 38.8</w:t>
       </w:r>
       <w:r>
         <w:rPr>
@@ -2556,13 +2476,7 @@
         <w:t>efficient continuous activity sensing on smartphones and wearable microcontrollers.</w:t>
       </w:r>
     </w:p>
-    <w:p>
-      <w:pPr>
-        <w:rPr>
-          <w:rFonts w:hint="eastAsia"/>
-        </w:rPr>
-      </w:pPr>
-    </w:p>
+    <w:p/>
     <w:sectPr>
       <w:pgSz w:w="11906" w:h="16838"/>
       <w:pgMar w:top="1440" w:right="1800" w:bottom="1440" w:left="1800" w:header="851" w:footer="992" w:gutter="0"/>
@@ -4646,6 +4560,7 @@
   <w:style w:type="character" w:default="1" w:styleId="a0">
     <w:name w:val="Default Paragraph Font"/>
     <w:uiPriority w:val="1"/>
+    <w:semiHidden/>
     <w:unhideWhenUsed/>
   </w:style>
   <w:style w:type="table" w:default="1" w:styleId="a1">

--- a/A3.docx
+++ b/A3.docx
@@ -507,7 +507,7 @@
         </w:rPr>
         <w:lastRenderedPageBreak/>
         <w:drawing>
-          <wp:inline distT="0" distB="0" distL="0" distR="0" wp14:anchorId="274735E8" wp14:editId="0CC90C44">
+          <wp:inline distT="0" distB="0" distL="0" distR="0" wp14:anchorId="274735E8" wp14:editId="690EC42A">
             <wp:extent cx="4407535" cy="8863330"/>
             <wp:effectExtent l="0" t="0" r="0" b="0"/>
             <wp:docPr id="1893379922" name="图片 5"/>
@@ -682,7 +682,15 @@
       </w:r>
       <w:r>
         <w:noBreakHyphen/>
-        <w:t>wise pressure changes). Flat walking and stationary behaviour maintain near</w:t>
+        <w:t xml:space="preserve">wise pressure changes). Flat walking and stationary </w:t>
+      </w:r>
+      <w:proofErr w:type="spellStart"/>
+      <w:r>
+        <w:t>behaviour</w:t>
+      </w:r>
+      <w:proofErr w:type="spellEnd"/>
+      <w:r>
+        <w:t xml:space="preserve"> maintain near</w:t>
       </w:r>
       <w:r>
         <w:noBreakHyphen/>
@@ -1373,7 +1381,15 @@
     </w:p>
     <w:p>
       <w:r>
-        <w:t>The feature extraction stage computes fourteen distinct quantities from the raw sensor data. A decision tree classifier was trained on the whole set, and the resulting feature importances are summarised in the accompanying bar chart. Barometric pressure slope dominates with an importance of 0.48, followed by accelerometer variance at 0.22 and accelerometer mean at 0.19. The remaining eleven features, most of which are frequency</w:t>
+        <w:t xml:space="preserve">The feature extraction stage computes fourteen distinct quantities from the raw sensor data. A decision tree classifier was trained on the whole set, and the resulting feature importances are </w:t>
+      </w:r>
+      <w:proofErr w:type="spellStart"/>
+      <w:r>
+        <w:t>summarised</w:t>
+      </w:r>
+      <w:proofErr w:type="spellEnd"/>
+      <w:r>
+        <w:t xml:space="preserve"> in the accompanying bar chart. Barometric pressure slope dominates with an importance of 0.48, followed by accelerometer variance at 0.22 and accelerometer mean at 0.19. The remaining eleven features, most of which are frequency</w:t>
       </w:r>
       <w:r>
         <w:noBreakHyphen/>
@@ -1530,7 +1546,7 @@
         </w:rPr>
         <w:lastRenderedPageBreak/>
         <w:drawing>
-          <wp:inline distT="0" distB="0" distL="0" distR="0" wp14:anchorId="4A5E4210" wp14:editId="09729BA0">
+          <wp:inline distT="0" distB="0" distL="0" distR="0" wp14:anchorId="4A5E4210" wp14:editId="4291A90A">
             <wp:extent cx="5274310" cy="3755390"/>
             <wp:effectExtent l="0" t="0" r="2540" b="0"/>
             <wp:docPr id="203555327" name="图片 6"/>
@@ -1656,8 +1672,13 @@
       </w:r>
     </w:p>
     <w:p>
-      <w:r>
-        <w:t>Equispaced bandwidth energy of the FFT power spectrum: Frequency-domain features are retained to capture gait periodicity and motion intensity.</w:t>
+      <w:proofErr w:type="spellStart"/>
+      <w:r>
+        <w:t>Equispaced</w:t>
+      </w:r>
+      <w:proofErr w:type="spellEnd"/>
+      <w:r>
+        <w:t xml:space="preserve"> bandwidth energy of the FFT power spectrum: Frequency-domain features are retained to capture gait periodicity and motion intensity.</w:t>
       </w:r>
     </w:p>
     <w:p>
@@ -2105,11 +2126,11 @@
         </w:rPr>
         <w:t>Lightweight benefits for embedded deployments</w:t>
       </w:r>
+    </w:p>
+    <w:p>
       <w:bookmarkStart w:id="1" w:name="OLE_LINK2"/>
-    </w:p>
-    <w:p>
-      <w:r>
-        <w:t>Quantitatively, the new feature scheme provides practical benefits for edge deployments by reducing the input dimension from 14 to 8 and lowering runtime and memory usage. The average processing time drops from 0.002435 seconds with Method</w:t>
+      <w:r>
+        <w:t>Quantitatively, the new feature scheme provides practical benefits for edge deployments by reducing the input dimension from 14 to 8 and lowering runtime and memory usage. The total processing time over the full dataset drops from 0.095192 seconds with Method</w:t>
       </w:r>
       <w:r>
         <w:rPr>
@@ -2118,7 +2139,7 @@
         <w:t> </w:t>
       </w:r>
       <w:r>
-        <w:t>1 to 0.001491 seconds with Method</w:t>
+        <w:t>1, the old method, to 0.085372 seconds with Method</w:t>
       </w:r>
       <w:r>
         <w:rPr>
@@ -2127,7 +2148,7 @@
         <w:t> </w:t>
       </w:r>
       <w:r>
-        <w:t>2, a reduction of 38.8</w:t>
+        <w:t>2, the new method, a reduction of roughly 10.3 percent, while net memory allocation falls from 0.070965</w:t>
       </w:r>
       <w:r>
         <w:rPr>
@@ -2136,7 +2157,7 @@
         <w:t> </w:t>
       </w:r>
       <w:r>
-        <w:t>percent, while peak memory allocation falls from 0.114390</w:t>
+        <w:t>MB to 0.042812</w:t>
       </w:r>
       <w:r>
         <w:rPr>
@@ -2145,7 +2166,7 @@
         <w:t> </w:t>
       </w:r>
       <w:r>
-        <w:t>MB to 0.074832</w:t>
+        <w:t>MB, a saving of about 39.7 percent, and peak memory remains at 0.899872</w:t>
       </w:r>
       <w:r>
         <w:rPr>
@@ -2154,25 +2175,7 @@
         <w:t> </w:t>
       </w:r>
       <w:r>
-        <w:t>MB, a saving of 34.6</w:t>
-      </w:r>
-      <w:r>
-        <w:rPr>
-          <w:rFonts w:ascii="Times New Roman" w:hAnsi="Times New Roman" w:cs="Times New Roman"/>
-        </w:rPr>
-        <w:t> </w:t>
-      </w:r>
-      <w:r>
-        <w:t>percent. The new feature set therefore offers a better efficiency</w:t>
-      </w:r>
-      <w:r>
-        <w:rPr>
-          <w:rFonts w:ascii="等线" w:eastAsia="等线" w:hAnsi="等线" w:cs="等线" w:hint="eastAsia"/>
-        </w:rPr>
-        <w:t>–</w:t>
-      </w:r>
-      <w:r>
-        <w:t>accuracy trade-off for continuous sensing on smartphones and wearable microcontrollers.</w:t>
+        <w:t>MB. The new feature set therefore offers a better efficiency–accuracy trade-off for continuous sensing on smartphones and wearable microcontrollers.</w:t>
       </w:r>
     </w:p>
     <w:bookmarkEnd w:id="1"/>
@@ -2213,11 +2216,12 @@
           <w:bCs/>
           <w:noProof/>
         </w:rPr>
+        <w:lastRenderedPageBreak/>
         <w:drawing>
-          <wp:inline distT="0" distB="0" distL="0" distR="0" wp14:anchorId="2ECF9E51" wp14:editId="713711B2">
-            <wp:extent cx="5274310" cy="3883025"/>
-            <wp:effectExtent l="0" t="0" r="2540" b="3175"/>
-            <wp:docPr id="959339749" name="图片 7"/>
+          <wp:inline distT="0" distB="0" distL="0" distR="0" wp14:anchorId="5469A06A" wp14:editId="071B6F83">
+            <wp:extent cx="5274310" cy="4098290"/>
+            <wp:effectExtent l="0" t="0" r="2540" b="0"/>
+            <wp:docPr id="1990365538" name="图片 1"/>
             <wp:cNvGraphicFramePr>
               <a:graphicFrameLocks xmlns:a="http://schemas.openxmlformats.org/drawingml/2006/main" noChangeAspect="1"/>
             </wp:cNvGraphicFramePr>
@@ -2225,7 +2229,7 @@
               <a:graphicData uri="http://schemas.openxmlformats.org/drawingml/2006/picture">
                 <pic:pic xmlns:pic="http://schemas.openxmlformats.org/drawingml/2006/picture">
                   <pic:nvPicPr>
-                    <pic:cNvPr id="0" name="Picture 7"/>
+                    <pic:cNvPr id="0" name="Picture 1"/>
                     <pic:cNvPicPr>
                       <a:picLocks noChangeAspect="1" noChangeArrowheads="1"/>
                     </pic:cNvPicPr>
@@ -2246,7 +2250,7 @@
                   <pic:spPr bwMode="auto">
                     <a:xfrm>
                       <a:off x="0" y="0"/>
-                      <a:ext cx="5274310" cy="3883025"/>
+                      <a:ext cx="5274310" cy="4098290"/>
                     </a:xfrm>
                     <a:prstGeom prst="rect">
                       <a:avLst/>
@@ -2275,7 +2279,6 @@
           <w:b/>
           <w:bCs/>
         </w:rPr>
-        <w:lastRenderedPageBreak/>
         <w:t>Table</w:t>
       </w:r>
       <w:r>
@@ -2316,10 +2319,10 @@
           <w:noProof/>
         </w:rPr>
         <w:drawing>
-          <wp:inline distT="0" distB="0" distL="0" distR="0" wp14:anchorId="1DD3D4E7" wp14:editId="591CA1EF">
-            <wp:extent cx="5274310" cy="3977005"/>
-            <wp:effectExtent l="0" t="0" r="2540" b="4445"/>
-            <wp:docPr id="1173161214" name="图片 8"/>
+          <wp:inline distT="0" distB="0" distL="0" distR="0" wp14:anchorId="02F71E98" wp14:editId="7639A465">
+            <wp:extent cx="5274310" cy="4152265"/>
+            <wp:effectExtent l="0" t="0" r="2540" b="635"/>
+            <wp:docPr id="779401734" name="图片 2"/>
             <wp:cNvGraphicFramePr>
               <a:graphicFrameLocks xmlns:a="http://schemas.openxmlformats.org/drawingml/2006/main" noChangeAspect="1"/>
             </wp:cNvGraphicFramePr>
@@ -2327,7 +2330,7 @@
               <a:graphicData uri="http://schemas.openxmlformats.org/drawingml/2006/picture">
                 <pic:pic xmlns:pic="http://schemas.openxmlformats.org/drawingml/2006/picture">
                   <pic:nvPicPr>
-                    <pic:cNvPr id="0" name="Picture 8"/>
+                    <pic:cNvPr id="0" name="Picture 2"/>
                     <pic:cNvPicPr>
                       <a:picLocks noChangeAspect="1" noChangeArrowheads="1"/>
                     </pic:cNvPicPr>
@@ -2348,7 +2351,7 @@
                   <pic:spPr bwMode="auto">
                     <a:xfrm>
                       <a:off x="0" y="0"/>
-                      <a:ext cx="5274310" cy="3977005"/>
+                      <a:ext cx="5274310" cy="4152265"/>
                     </a:xfrm>
                     <a:prstGeom prst="rect">
                       <a:avLst/>
@@ -2404,11 +2407,11 @@
       </w:r>
       <w:r>
         <w:noBreakHyphen/>
-        <w:t>based activity recognition, from sensor data collection to model evaluation and feature engineering. Using accelerometer and barometer signals recorded with a phone carried in a trouser pocket, seven common activities were classified. The person</w:t>
-      </w:r>
-      <w:r>
-        <w:noBreakHyphen/>
-        <w:t>dependent decision tree achieved over 91</w:t>
+        <w:t>based activity recognition, from sensor data collection and feature extraction to model evaluation and feature engineering. Using accelerometer and barometer signals recorded with a phone carried in a trouser pocket, seven common activities were classified. A person</w:t>
+      </w:r>
+      <w:r>
+        <w:noBreakHyphen/>
+        <w:t>dependent decision tree achieved 91.5</w:t>
       </w:r>
       <w:r>
         <w:rPr>
@@ -2421,11 +2424,11 @@
       </w:r>
       <w:r>
         <w:noBreakHyphen/>
-        <w:t>perfect recognition of running and stationary postures, while the person</w:t>
-      </w:r>
-      <w:r>
-        <w:noBreakHyphen/>
-        <w:t>independent model saw a moderate drop to around 88</w:t>
+        <w:t>perfect recognition of running and stationary postures, while a person</w:t>
+      </w:r>
+      <w:r>
+        <w:noBreakHyphen/>
+        <w:t>independent model reached 88.4</w:t>
       </w:r>
       <w:r>
         <w:rPr>
@@ -2434,11 +2437,17 @@
         <w:t> </w:t>
       </w:r>
       <w:r>
-        <w:t>%, mainly due to confusion between walking on flat surfaces and stillness or running. Feature importance analysis confirmed that barometric pressure slope and accelerometer variance provide the strongest discriminative power, reflecting the physics of vertical displacement and motion intensity. In the final task, a compact feature set based on per</w:t>
-      </w:r>
-      <w:r>
-        <w:noBreakHyphen/>
-        <w:t>axis acceleration slopes, calibrated barometric slope and equispaced spectral energy was introduced, reducing the input dimension from 14 to 8. This new set delivered equivalent classification accuracy while cutting average processing time by 38.8</w:t>
+        <w:t>%, mainly due to confusion between walking on a flat surface, stillness, and running. Feature importance analysis confirmed that barometric pressure slope and accelerometer variance provide the strongest discriminative power, reflecting the physics of vertical displacement and motion intensity. In the final experiment, a compact feature set based on per</w:t>
+      </w:r>
+      <w:r>
+        <w:noBreakHyphen/>
+        <w:t xml:space="preserve">axis acceleration slopes, calibrated barometric slope, and </w:t>
+      </w:r>
+      <w:r>
+        <w:t>Equi spaced</w:t>
+      </w:r>
+      <w:r>
+        <w:t xml:space="preserve"> spectral energy was introduced, reducing the input dimension from 14 to 8. This new set raised test accuracy slightly from 92.8</w:t>
       </w:r>
       <w:r>
         <w:rPr>
@@ -2447,7 +2456,7 @@
         <w:t> </w:t>
       </w:r>
       <w:r>
-        <w:t>% and peak memory allocation by 34.6</w:t>
+        <w:t>% to 92.9</w:t>
       </w:r>
       <w:r>
         <w:rPr>
@@ -2456,7 +2465,25 @@
         <w:t> </w:t>
       </w:r>
       <w:r>
-        <w:t>%, offering a clearly improved efficiency</w:t>
+        <w:t>% while cutting total processing time by 10.3</w:t>
+      </w:r>
+      <w:r>
+        <w:rPr>
+          <w:rFonts w:ascii="Times New Roman" w:hAnsi="Times New Roman" w:cs="Times New Roman"/>
+        </w:rPr>
+        <w:t> </w:t>
+      </w:r>
+      <w:r>
+        <w:t>% and net memory allocation by 39.7</w:t>
+      </w:r>
+      <w:r>
+        <w:rPr>
+          <w:rFonts w:ascii="Times New Roman" w:hAnsi="Times New Roman" w:cs="Times New Roman"/>
+        </w:rPr>
+        <w:t> </w:t>
+      </w:r>
+      <w:r>
+        <w:t>%, delivering a clearly improved efficiency</w:t>
       </w:r>
       <w:r>
         <w:rPr>
@@ -2476,7 +2503,13 @@
         <w:t>efficient continuous activity sensing on smartphones and wearable microcontrollers.</w:t>
       </w:r>
     </w:p>
-    <w:p/>
+    <w:p>
+      <w:pPr>
+        <w:rPr>
+          <w:rFonts w:hint="eastAsia"/>
+        </w:rPr>
+      </w:pPr>
+    </w:p>
     <w:sectPr>
       <w:pgSz w:w="11906" w:h="16838"/>
       <w:pgMar w:top="1440" w:right="1800" w:bottom="1440" w:left="1800" w:header="851" w:footer="992" w:gutter="0"/>
@@ -4560,7 +4593,6 @@
   <w:style w:type="character" w:default="1" w:styleId="a0">
     <w:name w:val="Default Paragraph Font"/>
     <w:uiPriority w:val="1"/>
-    <w:semiHidden/>
     <w:unhideWhenUsed/>
   </w:style>
   <w:style w:type="table" w:default="1" w:styleId="a1">

--- a/A3.docx
+++ b/A3.docx
@@ -12,6 +12,7 @@
       </w:r>
     </w:p>
     <w:p>
+      <w:bookmarkStart w:id="0" w:name="OLE_LINK3"/>
       <w:r>
         <w:t>The data was compared using a mobile phone device provided by the laboratory and kept in a pocket, as well as using other data provided by the school, covering steps such as standing still, walking on level ground, climbing stairs, descending stairs, ascending by elevator, running, and descending by elevator, and the analysis process followed the structured task process outlined in the task outline. With prior permission obtained from Dr. Min Hane Aung, the reserve dataset provided on Blackboard was also incorporated to supplement the training samples, ensuring a more robust analysis.</w:t>
       </w:r>
@@ -32,6 +33,7 @@
         <w:t>.</w:t>
       </w:r>
     </w:p>
+    <w:bookmarkEnd w:id="0"/>
     <w:p>
       <w:r>
         <w:rPr>
@@ -507,7 +509,7 @@
         </w:rPr>
         <w:lastRenderedPageBreak/>
         <w:drawing>
-          <wp:inline distT="0" distB="0" distL="0" distR="0" wp14:anchorId="274735E8" wp14:editId="690EC42A">
+          <wp:inline distT="0" distB="0" distL="0" distR="0" wp14:anchorId="274735E8" wp14:editId="4EE4FC65">
             <wp:extent cx="4407535" cy="8863330"/>
             <wp:effectExtent l="0" t="0" r="0" b="0"/>
             <wp:docPr id="1893379922" name="图片 5"/>
@@ -682,15 +684,7 @@
       </w:r>
       <w:r>
         <w:noBreakHyphen/>
-        <w:t xml:space="preserve">wise pressure changes). Flat walking and stationary </w:t>
-      </w:r>
-      <w:proofErr w:type="spellStart"/>
-      <w:r>
-        <w:t>behaviour</w:t>
-      </w:r>
-      <w:proofErr w:type="spellEnd"/>
-      <w:r>
-        <w:t xml:space="preserve"> maintain near</w:t>
+        <w:t>wise pressure changes). Flat walking and stationary behaviour maintain near</w:t>
       </w:r>
       <w:r>
         <w:noBreakHyphen/>
@@ -988,7 +982,7 @@
           <w:noProof/>
         </w:rPr>
       </w:pPr>
-      <w:bookmarkStart w:id="0" w:name="OLE_LINK1"/>
+      <w:bookmarkStart w:id="1" w:name="OLE_LINK1"/>
       <w:r>
         <w:rPr>
           <w:noProof/>
@@ -1243,7 +1237,7 @@
         <w:t>7.</w:t>
       </w:r>
     </w:p>
-    <w:bookmarkEnd w:id="0"/>
+    <w:bookmarkEnd w:id="1"/>
     <w:p>
       <w:pPr>
         <w:rPr>
@@ -1381,15 +1375,7 @@
     </w:p>
     <w:p>
       <w:r>
-        <w:t xml:space="preserve">The feature extraction stage computes fourteen distinct quantities from the raw sensor data. A decision tree classifier was trained on the whole set, and the resulting feature importances are </w:t>
-      </w:r>
-      <w:proofErr w:type="spellStart"/>
-      <w:r>
-        <w:t>summarised</w:t>
-      </w:r>
-      <w:proofErr w:type="spellEnd"/>
-      <w:r>
-        <w:t xml:space="preserve"> in the accompanying bar chart. Barometric pressure slope dominates with an importance of 0.48, followed by accelerometer variance at 0.22 and accelerometer mean at 0.19. The remaining eleven features, most of which are frequency</w:t>
+        <w:t>The feature extraction stage computes fourteen distinct quantities from the raw sensor data. A decision tree classifier was trained on the whole set, and the resulting feature importances are summarised in the accompanying bar chart. Barometric pressure slope dominates with an importance of 0.48, followed by accelerometer variance at 0.22 and accelerometer mean at 0.19. The remaining eleven features, most of which are frequency</w:t>
       </w:r>
       <w:r>
         <w:noBreakHyphen/>
@@ -1546,7 +1532,7 @@
         </w:rPr>
         <w:lastRenderedPageBreak/>
         <w:drawing>
-          <wp:inline distT="0" distB="0" distL="0" distR="0" wp14:anchorId="4A5E4210" wp14:editId="4291A90A">
+          <wp:inline distT="0" distB="0" distL="0" distR="0" wp14:anchorId="4A5E4210" wp14:editId="5EA72FE3">
             <wp:extent cx="5274310" cy="3755390"/>
             <wp:effectExtent l="0" t="0" r="2540" b="0"/>
             <wp:docPr id="203555327" name="图片 6"/>
@@ -1672,13 +1658,8 @@
       </w:r>
     </w:p>
     <w:p>
-      <w:proofErr w:type="spellStart"/>
-      <w:r>
-        <w:t>Equispaced</w:t>
-      </w:r>
-      <w:proofErr w:type="spellEnd"/>
-      <w:r>
-        <w:t xml:space="preserve"> bandwidth energy of the FFT power spectrum: Frequency-domain features are retained to capture gait periodicity and motion intensity.</w:t>
+      <w:r>
+        <w:t>Equispaced bandwidth energy of the FFT power spectrum: Frequency-domain features are retained to capture gait periodicity and motion intensity.</w:t>
       </w:r>
     </w:p>
     <w:p>
@@ -2128,7 +2109,7 @@
       </w:r>
     </w:p>
     <w:p>
-      <w:bookmarkStart w:id="1" w:name="OLE_LINK2"/>
+      <w:bookmarkStart w:id="2" w:name="OLE_LINK2"/>
       <w:r>
         <w:t>Quantitatively, the new feature scheme provides practical benefits for edge deployments by reducing the input dimension from 14 to 8 and lowering runtime and memory usage. The total processing time over the full dataset drops from 0.095192 seconds with Method</w:t>
       </w:r>
@@ -2178,7 +2159,7 @@
         <w:t>MB. The new feature set therefore offers a better efficiency–accuracy trade-off for continuous sensing on smartphones and wearable microcontrollers.</w:t>
       </w:r>
     </w:p>
-    <w:bookmarkEnd w:id="1"/>
+    <w:bookmarkEnd w:id="2"/>
     <w:p>
       <w:r>
         <w:rPr>
@@ -2503,13 +2484,7 @@
         <w:t>efficient continuous activity sensing on smartphones and wearable microcontrollers.</w:t>
       </w:r>
     </w:p>
-    <w:p>
-      <w:pPr>
-        <w:rPr>
-          <w:rFonts w:hint="eastAsia"/>
-        </w:rPr>
-      </w:pPr>
-    </w:p>
+    <w:p/>
     <w:sectPr>
       <w:pgSz w:w="11906" w:h="16838"/>
       <w:pgMar w:top="1440" w:right="1800" w:bottom="1440" w:left="1800" w:header="851" w:footer="992" w:gutter="0"/>
@@ -4593,6 +4568,7 @@
   <w:style w:type="character" w:default="1" w:styleId="a0">
     <w:name w:val="Default Paragraph Font"/>
     <w:uiPriority w:val="1"/>
+    <w:semiHidden/>
     <w:unhideWhenUsed/>
   </w:style>
   <w:style w:type="table" w:default="1" w:styleId="a1">

--- a/A3.docx
+++ b/A3.docx
@@ -12,11 +12,39 @@
       </w:r>
     </w:p>
     <w:p>
+      <w:pPr>
+        <w:rPr>
+          <w:rFonts w:hint="eastAsia"/>
+        </w:rPr>
+      </w:pPr>
       <w:bookmarkStart w:id="0" w:name="OLE_LINK3"/>
       <w:r>
-        <w:t>The data was compared using a mobile phone device provided by the laboratory and kept in a pocket, as well as using other data provided by the school, covering steps such as standing still, walking on level ground, climbing stairs, descending stairs, ascending by elevator, running, and descending by elevator, and the analysis process followed the structured task process outlined in the task outline. With prior permission obtained from Dr. Min Hane Aung, the reserve dataset provided on Blackboard was also incorporated to supplement the training samples, ensuring a more robust analysis.</w:t>
-      </w:r>
-    </w:p>
+        <w:t>The data was compared using a mobile phone device provided by the laboratory and kept in a pocket, as well as using other data provided by the school, covering steps such as standing still, walking on level ground, climbing stairs, descending stairs, ascending by elevator, running, and descending by elevator, and the analysis process followed the structured task process outlined in the task outline.</w:t>
+      </w:r>
+      <w:r>
+        <w:rPr>
+          <w:rFonts w:hint="eastAsia"/>
+        </w:rPr>
+        <w:t xml:space="preserve"> </w:t>
+      </w:r>
+      <w:bookmarkStart w:id="1" w:name="OLE_LINK4"/>
+      <w:r>
+        <w:rPr>
+          <w:rFonts w:hint="eastAsia"/>
+        </w:rPr>
+        <w:t xml:space="preserve">Data use </w:t>
+      </w:r>
+      <w:r>
+        <w:t>was obtained with prior permission from Dr. Min Han Aung</w:t>
+      </w:r>
+      <w:r>
+        <w:rPr>
+          <w:rFonts w:hint="eastAsia"/>
+        </w:rPr>
+        <w:t>.</w:t>
+      </w:r>
+    </w:p>
+    <w:bookmarkEnd w:id="1"/>
     <w:p>
       <w:r>
         <w:t>During TO DO 7, the experiment described in TO DO 1–6 was repeated using the same laboratory-provided mobile phone, kept in a trouser pocket, and the same school-provided activity dataset. The data covered stationary behavior, walking on level ground, walking up and down stairs, elevator ascent and descent, and running, and the analysis followed the same structured workflow as in the previous tasks. The code used for all data processing, feature extraction and model training is available on GitHub at </w:t>
@@ -509,7 +537,7 @@
         </w:rPr>
         <w:lastRenderedPageBreak/>
         <w:drawing>
-          <wp:inline distT="0" distB="0" distL="0" distR="0" wp14:anchorId="274735E8" wp14:editId="4EE4FC65">
+          <wp:inline distT="0" distB="0" distL="0" distR="0" wp14:anchorId="274735E8" wp14:editId="739C7501">
             <wp:extent cx="4407535" cy="8863330"/>
             <wp:effectExtent l="0" t="0" r="0" b="0"/>
             <wp:docPr id="1893379922" name="图片 5"/>
@@ -982,7 +1010,7 @@
           <w:noProof/>
         </w:rPr>
       </w:pPr>
-      <w:bookmarkStart w:id="1" w:name="OLE_LINK1"/>
+      <w:bookmarkStart w:id="2" w:name="OLE_LINK1"/>
       <w:r>
         <w:rPr>
           <w:noProof/>
@@ -1237,7 +1265,7 @@
         <w:t>7.</w:t>
       </w:r>
     </w:p>
-    <w:bookmarkEnd w:id="1"/>
+    <w:bookmarkEnd w:id="2"/>
     <w:p>
       <w:pPr>
         <w:rPr>
@@ -1532,7 +1560,7 @@
         </w:rPr>
         <w:lastRenderedPageBreak/>
         <w:drawing>
-          <wp:inline distT="0" distB="0" distL="0" distR="0" wp14:anchorId="4A5E4210" wp14:editId="5EA72FE3">
+          <wp:inline distT="0" distB="0" distL="0" distR="0" wp14:anchorId="4A5E4210" wp14:editId="74802871">
             <wp:extent cx="5274310" cy="3755390"/>
             <wp:effectExtent l="0" t="0" r="2540" b="0"/>
             <wp:docPr id="203555327" name="图片 6"/>
@@ -2109,7 +2137,7 @@
       </w:r>
     </w:p>
     <w:p>
-      <w:bookmarkStart w:id="2" w:name="OLE_LINK2"/>
+      <w:bookmarkStart w:id="3" w:name="OLE_LINK2"/>
       <w:r>
         <w:t>Quantitatively, the new feature scheme provides practical benefits for edge deployments by reducing the input dimension from 14 to 8 and lowering runtime and memory usage. The total processing time over the full dataset drops from 0.095192 seconds with Method</w:t>
       </w:r>
@@ -2159,7 +2187,7 @@
         <w:t>MB. The new feature set therefore offers a better efficiency–accuracy trade-off for continuous sensing on smartphones and wearable microcontrollers.</w:t>
       </w:r>
     </w:p>
-    <w:bookmarkEnd w:id="2"/>
+    <w:bookmarkEnd w:id="3"/>
     <w:p>
       <w:r>
         <w:rPr>

--- a/A3.docx
+++ b/A3.docx
@@ -12,11 +12,6 @@
       </w:r>
     </w:p>
     <w:p>
-      <w:pPr>
-        <w:rPr>
-          <w:rFonts w:hint="eastAsia"/>
-        </w:rPr>
-      </w:pPr>
       <w:bookmarkStart w:id="0" w:name="OLE_LINK3"/>
       <w:r>
         <w:t>The data was compared using a mobile phone device provided by the laboratory and kept in a pocket, as well as using other data provided by the school, covering steps such as standing still, walking on level ground, climbing stairs, descending stairs, ascending by elevator, running, and descending by elevator, and the analysis process followed the structured task process outlined in the task outline.</w:t>
@@ -537,7 +532,7 @@
         </w:rPr>
         <w:lastRenderedPageBreak/>
         <w:drawing>
-          <wp:inline distT="0" distB="0" distL="0" distR="0" wp14:anchorId="274735E8" wp14:editId="739C7501">
+          <wp:inline distT="0" distB="0" distL="0" distR="0" wp14:anchorId="274735E8" wp14:editId="3634C7AB">
             <wp:extent cx="4407535" cy="8863330"/>
             <wp:effectExtent l="0" t="0" r="0" b="0"/>
             <wp:docPr id="1893379922" name="图片 5"/>
@@ -1560,7 +1555,7 @@
         </w:rPr>
         <w:lastRenderedPageBreak/>
         <w:drawing>
-          <wp:inline distT="0" distB="0" distL="0" distR="0" wp14:anchorId="4A5E4210" wp14:editId="74802871">
+          <wp:inline distT="0" distB="0" distL="0" distR="0" wp14:anchorId="4A5E4210" wp14:editId="67FED4C0">
             <wp:extent cx="5274310" cy="3755390"/>
             <wp:effectExtent l="0" t="0" r="2540" b="0"/>
             <wp:docPr id="203555327" name="图片 6"/>
@@ -1635,66 +1630,62 @@
     </w:p>
     <w:p>
       <w:r>
-        <w:t>Physical Motivation: From Acceleration to Jerk</w:t>
+        <w:t>Physical Motivation and Feature Reconstruction Strategy</w:t>
+      </w:r>
+    </w:p>
+    <w:p>
+      <w:r>
+        <w:t>Grounded in the Newtonian principle </w:t>
+      </w:r>
+      <m:oMath>
+        <m:r>
+          <w:rPr>
+            <w:rFonts w:ascii="Cambria Math" w:hAnsi="Cambria Math"/>
+          </w:rPr>
+          <m:t>F=ma</m:t>
+        </m:r>
+      </m:oMath>
+      <w:r>
+        <w:t>,</w:t>
+      </w:r>
+      <w:r>
+        <w:rPr>
+          <w:rFonts w:hint="eastAsia"/>
+        </w:rPr>
+        <w:t xml:space="preserve"> </w:t>
+      </w:r>
+      <w:r>
+        <w:t>the smartphone's measured acceleration reflects the net force acting on the device. While net acceleration remains approximately zero at rest (following gravity compensation), dynamic activities such as walking, stair climbing, running, and elevator motion generate distinct temporal slopes and jerk patterns. These characteristic variations in kinematics motivate our feature reconstruction strategy, which extracts discriminative indicators based on axis-wise acceleration slopes, barometric pressure gradients, and FFT band energy to effectively capture the underlying physical dynamics.</w:t>
       </w:r>
     </w:p>
     <w:p/>
     <w:p>
       <w:r>
-        <w:rPr>
-          <w:rFonts w:hint="eastAsia"/>
-        </w:rPr>
-        <w:t>Newtonian kinematics principle based on physics F = ma</w:t>
-      </w:r>
-      <w:r>
-        <w:rPr>
-          <w:rFonts w:hint="eastAsia"/>
-        </w:rPr>
-        <w:t xml:space="preserve">, </w:t>
-      </w:r>
-      <w:r>
-        <w:t>the phone’s measured acceleration reflects the net force acting on it. At rest, the net acceleration is approximately zero after gravity compensation. During walking, stair climbing, running, and elevator motion, the acceleration time series exhibits different temporal slopes and jerk patterns. These differences motivate feature engineering based on axis-wise acceleration slopes, barometric pressure slope, and FFT band energy.</w:t>
+        <w:t>Feature Reconstruction Strategy</w:t>
       </w:r>
     </w:p>
     <w:p/>
     <w:p>
       <w:r>
-        <w:t>Feature Reconstruction Strategy</w:t>
-      </w:r>
-    </w:p>
-    <w:p>
-      <w:r>
-        <w:t>According to Newton’s second law, the phone’s measured acceleration reflects the net force acting on it. At rest, the net acceleration is approximately zero after gravity compensation. During walking, stair climbing, running, and elevator motion, the acceleration time series exhibits different temporal slopes and jerk patterns. These differences motivate feature engineering based on axis-wise acceleration slopes, barometric pressure slope, and FFT band energy.</w:t>
-      </w:r>
-    </w:p>
-    <w:p/>
-    <w:p>
-      <w:r>
-        <w:t>Feature Reconstruction Strategy</w:t>
-      </w:r>
-    </w:p>
-    <w:p/>
-    <w:p>
-      <w:r>
         <w:t>Slope of acceleration in three axes: Instead of relying only on magnitude statistics, the discrete-time derivative of each accelerometer axis is computed. This allows the model to capture directional changes in motion.</w:t>
       </w:r>
     </w:p>
     <w:p>
       <w:r>
+        <w:t>Calibrated slope of the barometer: The barometric pressure signal is synchronized with the acceleration window, and its rate of change is computed. This captures vertical motion and helps distinguish ascents from descents, as well as stairs from elevators based on pressure gradient steepness.</w:t>
+      </w:r>
+    </w:p>
+    <w:p>
+      <w:r>
+        <w:t>Equispaced bandwidth energy of the FFT power spectrum: Frequency-domain features are retained to capture gait periodicity and motion intensity.</w:t>
+      </w:r>
+    </w:p>
+    <w:p>
+      <w:r>
+        <w:rPr>
+          <w:noProof/>
+        </w:rPr>
         <w:lastRenderedPageBreak/>
-        <w:t>Calibrated slope of the barometer: The barometric pressure signal is synchronized with the acceleration window, and its rate of change is computed. This captures vertical motion and helps distinguish ascents from descents, as well as stairs from elevators based on pressure gradient steepness.</w:t>
-      </w:r>
-    </w:p>
-    <w:p>
-      <w:r>
-        <w:t>Equispaced bandwidth energy of the FFT power spectrum: Frequency-domain features are retained to capture gait periodicity and motion intensity.</w:t>
-      </w:r>
-    </w:p>
-    <w:p>
-      <w:r>
-        <w:rPr>
-          <w:noProof/>
-        </w:rPr>
         <w:drawing>
           <wp:inline distT="0" distB="0" distL="0" distR="0" wp14:anchorId="01B8ACBE" wp14:editId="6470AFFA">
             <wp:extent cx="5274310" cy="6605270"/>
@@ -1754,11 +1745,7 @@
     </w:p>
     <w:p>
       <w:r>
-        <w:t xml:space="preserve">To assess the impact of the new feature set, we compare the confusion matrices obtained on </w:t>
-      </w:r>
-      <w:r>
-        <w:lastRenderedPageBreak/>
-        <w:t>the test set using the old features (Fig.</w:t>
+        <w:t>To assess the impact of the new feature set, we compare the confusion matrices obtained on the test set using the old features (Fig.</w:t>
       </w:r>
       <w:r>
         <w:rPr>
@@ -1818,6 +1805,7 @@
         <w:rPr>
           <w:noProof/>
         </w:rPr>
+        <w:lastRenderedPageBreak/>
         <w:drawing>
           <wp:inline distT="0" distB="0" distL="0" distR="0" wp14:anchorId="50350A43" wp14:editId="6C587400">
             <wp:extent cx="5274310" cy="4538345"/>
@@ -4596,7 +4584,6 @@
   <w:style w:type="character" w:default="1" w:styleId="a0">
     <w:name w:val="Default Paragraph Font"/>
     <w:uiPriority w:val="1"/>
-    <w:semiHidden/>
     <w:unhideWhenUsed/>
   </w:style>
   <w:style w:type="table" w:default="1" w:styleId="a1">
@@ -5012,6 +4999,16 @@
       <w:u w:val="single"/>
     </w:rPr>
   </w:style>
+  <w:style w:type="character" w:styleId="af5">
+    <w:name w:val="Placeholder Text"/>
+    <w:basedOn w:val="a0"/>
+    <w:uiPriority w:val="99"/>
+    <w:semiHidden/>
+    <w:rsid w:val="005F15E6"/>
+    <w:rPr>
+      <w:color w:val="666666"/>
+    </w:rPr>
+  </w:style>
 </w:styles>
 </file>
 
